--- a/results/Plant_conduction_velocity_report.docx
+++ b/results/Plant_conduction_velocity_report.docx
@@ -203,7 +203,7 @@
           <w:sz w:val="22"/>
           <w:szCs w:val="22"/>
         </w:rPr>
-        <w:t xml:space="preserve">Median CV per species ranges from ~2 mm/s (Argentian Dollar) to ~25 mm/s (Venus flytrap), all within the 1–40 mm/s range of earlier hand measurements. The velocity estimate is validated three ways: our automatic delay agrees with the experimenters’ manual delay (Spearman ρ = 0.80), delay scales with distance (ρ = 0.36, p = 3×10⁻⁶), and CV is independent of the electrode spacing used (ρ ≈ 0), as a true velocity must be.</w:t>
+        <w:t xml:space="preserve">Median CV per species ranges from ~2 to ~12 mm/s (resolved-delay recordings; see Section 4), within the 1–40 mm/s range of earlier hand measurements. The velocity estimate is validated three ways: our automatic delay agrees with the experimenters’ manual delay (Spearman ρ = 0.80), delay scales with distance (ρ = 0.36, p = 3×10⁻⁶), and CV is independent of the electrode spacing used (ρ ≈ 0), as a true velocity must be.</w:t>
       </w:r>
     </w:p>
     <w:p>
@@ -265,7 +265,7 @@
           <w:sz w:val="17"/>
           <w:szCs w:val="17"/>
         </w:rPr>
-        <w:t xml:space="preserve">Figure 1. Conduction velocity by species (cross-correlation delay, valid recordings). Box = IQR, red = median, dots = recordings.</w:t>
+        <w:t xml:space="preserve">Figure 1. Conduction velocity by species, restricted to recordings with a resolved (non-common-mode-dominated) delay — see Section 4. Box = IQR, red = median, dots = recordings.</w:t>
       </w:r>
     </w:p>
     <w:p>
@@ -403,7 +403,7 @@
         <w:spacing w:after="120" w:before="260"/>
       </w:pPr>
       <w:r>
-        <w:t xml:space="preserve">4. Near → far signal transformation</w:t>
+        <w:t xml:space="preserve">4. Channel integrity and common-mode (important correction)</w:t>
       </w:r>
     </w:p>
     <w:p>
@@ -416,7 +416,7 @@
           <w:sz w:val="22"/>
           <w:szCs w:val="22"/>
         </w:rPr>
-        <w:t xml:space="preserve">As the potential travels from the near to the far electrode it </w:t>
+        <w:t xml:space="preserve">Near/far is assigned per recording as the earlier-peaking channel. This is consistent for most species (ch0 leads in ~76% of recordings) but </w:t>
       </w:r>
       <w:r>
         <w:rPr>
@@ -425,14 +425,14 @@
           <w:sz w:val="22"/>
           <w:szCs w:val="22"/>
         </w:rPr>
-        <w:t xml:space="preserve">attenuates</w:t>
-      </w:r>
-      <w:r>
-        <w:rPr>
-          <w:sz w:val="22"/>
-          <w:szCs w:val="22"/>
-        </w:rPr>
-        <w:t xml:space="preserve"> (far/near amplitude median ≈ 0.44), </w:t>
+        <w:t xml:space="preserve">flips where the delay is tiny</w:t>
+      </w:r>
+      <w:r>
+        <w:rPr>
+          <w:sz w:val="22"/>
+          <w:szCs w:val="22"/>
+        </w:rPr>
+        <w:t xml:space="preserve"> — a coin-flip for Venus flytrap and Sensitive Mimosa, whose channels fire almost simultaneously. More importantly, the </w:t>
       </w:r>
       <w:r>
         <w:rPr>
@@ -441,15 +441,21 @@
           <w:sz w:val="22"/>
           <w:szCs w:val="22"/>
         </w:rPr>
-        <w:t xml:space="preserve">broadens</w:t>
-      </w:r>
-      <w:r>
-        <w:rPr>
-          <w:sz w:val="22"/>
-          <w:szCs w:val="22"/>
-        </w:rPr>
-        <w:t xml:space="preserve"> (FWHM ratio ≈ 1.31), yet largely </w:t>
-      </w:r>
+        <w:t xml:space="preserve">pre-stimulus baseline is already correlated between channels</w:t>
+      </w:r>
+      <w:r>
+        <w:rPr>
+          <w:sz w:val="22"/>
+          <w:szCs w:val="22"/>
+        </w:rPr>
+        <w:t xml:space="preserve"> (pooled r ≈ 0.66; &gt; 0.5 in 108/176 recordings). With no signal present, that is a shared reference / amplifier common-mode, not biology — an instantaneous copy of one channel in the other that biases the measured delay toward zero and therefore inflates CV (= distance / delay).</w:t>
+      </w:r>
+    </w:p>
+    <w:p>
+      <w:pPr>
+        <w:spacing w:after="120"/>
+        <w:jc w:val="both"/>
+      </w:pPr>
       <w:r>
         <w:rPr>
           <w:b/>
@@ -457,14 +463,52 @@
           <w:sz w:val="22"/>
           <w:szCs w:val="22"/>
         </w:rPr>
-        <w:t xml:space="preserve">preserves its shape</w:t>
-      </w:r>
-      <w:r>
-        <w:rPr>
-          <w:sz w:val="22"/>
-          <w:szCs w:val="22"/>
-        </w:rPr>
-        <w:t xml:space="preserve"> (waveform correlation ≈ 0.80). The individual-recording spread is large — within-species variability exceeds between-species differences.</w:t>
+        <w:t xml:space="preserve">Correction. </w:t>
+      </w:r>
+      <w:r>
+        <w:rPr>
+          <w:sz w:val="22"/>
+          <w:szCs w:val="22"/>
+        </w:rPr>
+        <w:t xml:space="preserve">CV is trustworthy only on the resolved-delay subset (119/165 recordings). The slow species (Mint, Cannabis, Ornamental Chile, Rosemary) are unaffected. The headline that Venus flytrap was fastest (~25 mm/s) was an </w:t>
+      </w:r>
+      <w:r>
+        <w:rPr>
+          <w:b/>
+          <w:bCs/>
+          <w:sz w:val="22"/>
+          <w:szCs w:val="22"/>
+        </w:rPr>
+        <w:t xml:space="preserve">artifact</w:t>
+      </w:r>
+      <w:r>
+        <w:rPr>
+          <w:sz w:val="22"/>
+          <w:szCs w:val="22"/>
+        </w:rPr>
+        <w:t xml:space="preserve">: only 1/16 Venus recordings has a resolved delay, and on it CV ≈ 5 mm/s. The pipeline now records cm_baseline_r, event_zero_lag_r, r0_over_rpk and delay_resolved per recording.</w:t>
+      </w:r>
+    </w:p>
+    <w:p>
+      <w:pPr>
+        <w:spacing w:after="120"/>
+        <w:jc w:val="both"/>
+      </w:pPr>
+      <w:r>
+        <w:rPr>
+          <w:b/>
+          <w:bCs/>
+          <w:sz w:val="22"/>
+          <w:szCs w:val="22"/>
+        </w:rPr>
+        <w:t xml:space="preserve">Effect on the active/passive call. </w:t>
+      </w:r>
+      <w:r>
+        <w:rPr>
+          <w:sz w:val="22"/>
+          <w:szCs w:val="22"/>
+        </w:rPr>
+        <w:t xml:space="preserve">The “active, shape-preserving” placement of Venus flytrap and (less so) Sensitive Mimosa is confounded: when both electrodes see the same event near-simultaneously — by fast conduction OR by volume conduction / shared reference — the far trace looks like an undelayed copy of the near trace, which is exactly the active signature. This montage cannot distinguish a fast regenerative AP from a single event seen twice. The passive/decremental conclusion for the slow species is unaffected.</w:t>
       </w:r>
     </w:p>
     <w:p>
@@ -475,7 +519,7 @@
       <w:r>
         <w:drawing>
           <wp:inline distT="0" distB="0" distL="0" distR="0">
-            <wp:extent cx="5715000" cy="1752600"/>
+            <wp:extent cx="5715000" cy="4191000"/>
             <wp:effectExtent t="0" r="0" b="0" l="0"/>
             <wp:docPr id="1" name="" descr="" title=""/>
             <wp:cNvGraphicFramePr>
@@ -500,7 +544,7 @@
                   <pic:spPr bwMode="auto">
                     <a:xfrm>
                       <a:off x="0" y="0"/>
-                      <a:ext cx="5715000" cy="1752600"/>
+                      <a:ext cx="5715000" cy="4191000"/>
                     </a:xfrm>
                     <a:prstGeom prst="rect">
                       <a:avLst/>
@@ -526,7 +570,7 @@
           <w:sz w:val="17"/>
           <w:szCs w:val="17"/>
         </w:rPr>
-        <w:t xml:space="preserve">Figure 4. Pooled near→far transformation: amplitude ratio, width ratio, and waveform similarity across all valid recordings.</w:t>
+        <w:t xml:space="preserve">Figure 4. Both channels, full trace and pre-stimulus baseline zoom. Mimosa: baseline r = 0.96 (near-identical slow wave = common-mode). Cannabis: baseline r = 0.20 (independent, clean delay). Venus: a sharp spike appears in both channels almost simultaneously.</w:t>
       </w:r>
     </w:p>
     <w:p>
@@ -537,7 +581,7 @@
       <w:r>
         <w:drawing>
           <wp:inline distT="0" distB="0" distL="0" distR="0">
-            <wp:extent cx="5715000" cy="6429375"/>
+            <wp:extent cx="5715000" cy="2600325"/>
             <wp:effectExtent t="0" r="0" b="0" l="0"/>
             <wp:docPr id="1" name="" descr="" title=""/>
             <wp:cNvGraphicFramePr>
@@ -562,7 +606,7 @@
                   <pic:spPr bwMode="auto">
                     <a:xfrm>
                       <a:off x="0" y="0"/>
-                      <a:ext cx="5715000" cy="6429375"/>
+                      <a:ext cx="5715000" cy="2600325"/>
                     </a:xfrm>
                     <a:prstGeom prst="rect">
                       <a:avLst/>
@@ -588,7 +632,7 @@
           <w:sz w:val="17"/>
           <w:szCs w:val="17"/>
         </w:rPr>
-        <w:t xml:space="preserve">Figure 5. Per-species transformation metrics (bar = median ± IQR, dots = recordings, tinted by family).</w:t>
+        <w:t xml:space="preserve">Figure 5. Pre-stimulus (baseline) zero-lag correlation between channels, per species. Above the dashed line (r = 0.5) the recording is in the shared-reference / common-mode regime.</w:t>
       </w:r>
     </w:p>
     <w:p>
@@ -599,7 +643,7 @@
       <w:r>
         <w:drawing>
           <wp:inline distT="0" distB="0" distL="0" distR="0">
-            <wp:extent cx="5715000" cy="5905500"/>
+            <wp:extent cx="5715000" cy="5715000"/>
             <wp:effectExtent t="0" r="0" b="0" l="0"/>
             <wp:docPr id="1" name="" descr="" title=""/>
             <wp:cNvGraphicFramePr>
@@ -624,7 +668,7 @@
                   <pic:spPr bwMode="auto">
                     <a:xfrm>
                       <a:off x="0" y="0"/>
-                      <a:ext cx="5715000" cy="5905500"/>
+                      <a:ext cx="5715000" cy="5715000"/>
                     </a:xfrm>
                     <a:prstGeom prst="rect">
                       <a:avLst/>
@@ -650,66 +694,7 @@
           <w:sz w:val="17"/>
           <w:szCs w:val="17"/>
         </w:rPr>
-        <w:t xml:space="preserve">Figure 6. Aligned near (blue) and far (red) responses per species: thin = individual recordings, thick = mean ± shaded SD, normalised to the near peak and aligned on it. Ordered active/shape-preserving → passive/dispersive.</w:t>
-      </w:r>
-    </w:p>
-    <w:p>
-      <w:r>
-        <w:br w:type="page"/>
-      </w:r>
-    </w:p>
-    <w:p>
-      <w:pPr>
-        <w:pStyle w:val="Heading1"/>
-        <w:spacing w:after="120" w:before="260"/>
-      </w:pPr>
-      <w:r>
-        <w:t xml:space="preserve">5. Does the transformation track evolutionary relationship?</w:t>
-      </w:r>
-    </w:p>
-    <w:p>
-      <w:pPr>
-        <w:spacing w:after="120"/>
-        <w:jc w:val="both"/>
-      </w:pPr>
-      <w:r>
-        <w:rPr>
-          <w:sz w:val="22"/>
-          <w:szCs w:val="22"/>
-        </w:rPr>
-        <w:t xml:space="preserve">No. A Mantel test between functional distance (the three transformation metrics) and taxonomic distance gives r = −0.02, p = 0.50; Kruskal–Wallis by family is non-significant (p &gt; 0.29). Congeners diverge as much as unrelated species — the two </w:t>
-      </w:r>
-      <w:r>
-        <w:rPr>
-          <w:b/>
-          <w:bCs/>
-          <w:sz w:val="22"/>
-          <w:szCs w:val="22"/>
-        </w:rPr>
-        <w:t xml:space="preserve">Capsicum</w:t>
-      </w:r>
-      <w:r>
-        <w:rPr>
-          <w:sz w:val="22"/>
-          <w:szCs w:val="22"/>
-        </w:rPr>
-        <w:t xml:space="preserve"> chiles are among the most different pairs, and the two </w:t>
-      </w:r>
-      <w:r>
-        <w:rPr>
-          <w:b/>
-          <w:bCs/>
-          <w:sz w:val="22"/>
-          <w:szCs w:val="22"/>
-        </w:rPr>
-        <w:t xml:space="preserve">Mentha</w:t>
-      </w:r>
-      <w:r>
-        <w:rPr>
-          <w:sz w:val="22"/>
-          <w:szCs w:val="22"/>
-        </w:rPr>
-        <w:t xml:space="preserve"> mints differ in broadening and shape. The dominant axis is instead a convergent decremental↔regenerative continuum: attenuation co-varies with broadening, and broadening degrades waveform fidelity (ρ = −0.37, p &lt; 10⁻⁶).</w:t>
+        <w:t xml:space="preserve">Figure 6. Each physical channel self-aligned on its OWN peak, drawn with an arbitrary gap; thin = recordings, thick = mean ± SD. Self-alignment removes the delay-smearing of the far average and sidesteps the near/far flip. baseline r annotates the common-mode coupling.</w:t>
       </w:r>
     </w:p>
     <w:p>
@@ -720,7 +705,7 @@
       <w:r>
         <w:drawing>
           <wp:inline distT="0" distB="0" distL="0" distR="0">
-            <wp:extent cx="5715000" cy="2857500"/>
+            <wp:extent cx="5715000" cy="2619375"/>
             <wp:effectExtent t="0" r="0" b="0" l="0"/>
             <wp:docPr id="1" name="" descr="" title=""/>
             <wp:cNvGraphicFramePr>
@@ -745,7 +730,7 @@
                   <pic:spPr bwMode="auto">
                     <a:xfrm>
                       <a:off x="0" y="0"/>
-                      <a:ext cx="5715000" cy="2857500"/>
+                      <a:ext cx="5715000" cy="2619375"/>
                     </a:xfrm>
                     <a:prstGeom prst="rect">
                       <a:avLst/>
@@ -771,7 +756,82 @@
           <w:sz w:val="17"/>
           <w:szCs w:val="17"/>
         </w:rPr>
-        <w:t xml:space="preserve">Figure 7. Species clustered by their near→far transformation profile; leaf colour = taxonomic family. Families are scattered, not clustered.</w:t>
+        <w:t xml:space="preserve">Figure 7. CV before (all valid) vs after (resolved delay only) removing common-mode/unresolved recordings; labels = resolved/total. Slow species are stable; Venus flytrap collapses to a single resolved recording.</w:t>
+      </w:r>
+    </w:p>
+    <w:p>
+      <w:r>
+        <w:br w:type="page"/>
+      </w:r>
+    </w:p>
+    <w:p>
+      <w:pPr>
+        <w:pStyle w:val="Heading1"/>
+        <w:spacing w:after="120" w:before="260"/>
+      </w:pPr>
+      <w:r>
+        <w:t xml:space="preserve">5. Near → far signal transformation</w:t>
+      </w:r>
+    </w:p>
+    <w:p>
+      <w:pPr>
+        <w:spacing w:after="120"/>
+        <w:jc w:val="both"/>
+      </w:pPr>
+      <w:r>
+        <w:rPr>
+          <w:sz w:val="22"/>
+          <w:szCs w:val="22"/>
+        </w:rPr>
+        <w:t xml:space="preserve">As the potential travels from the near to the far electrode it </w:t>
+      </w:r>
+      <w:r>
+        <w:rPr>
+          <w:b/>
+          <w:bCs/>
+          <w:sz w:val="22"/>
+          <w:szCs w:val="22"/>
+        </w:rPr>
+        <w:t xml:space="preserve">attenuates</w:t>
+      </w:r>
+      <w:r>
+        <w:rPr>
+          <w:sz w:val="22"/>
+          <w:szCs w:val="22"/>
+        </w:rPr>
+        <w:t xml:space="preserve"> (far/near amplitude median ≈ 0.44), </w:t>
+      </w:r>
+      <w:r>
+        <w:rPr>
+          <w:b/>
+          <w:bCs/>
+          <w:sz w:val="22"/>
+          <w:szCs w:val="22"/>
+        </w:rPr>
+        <w:t xml:space="preserve">broadens</w:t>
+      </w:r>
+      <w:r>
+        <w:rPr>
+          <w:sz w:val="22"/>
+          <w:szCs w:val="22"/>
+        </w:rPr>
+        <w:t xml:space="preserve"> (FWHM ratio ≈ 1.31), yet largely </w:t>
+      </w:r>
+      <w:r>
+        <w:rPr>
+          <w:b/>
+          <w:bCs/>
+          <w:sz w:val="22"/>
+          <w:szCs w:val="22"/>
+        </w:rPr>
+        <w:t xml:space="preserve">preserves its shape</w:t>
+      </w:r>
+      <w:r>
+        <w:rPr>
+          <w:sz w:val="22"/>
+          <w:szCs w:val="22"/>
+        </w:rPr>
+        <w:t xml:space="preserve"> (waveform correlation ≈ 0.80). The individual-recording spread is large — within-species variability exceeds between-species differences.</w:t>
       </w:r>
     </w:p>
     <w:p>
@@ -782,7 +842,7 @@
       <w:r>
         <w:drawing>
           <wp:inline distT="0" distB="0" distL="0" distR="0">
-            <wp:extent cx="5715000" cy="1905000"/>
+            <wp:extent cx="5715000" cy="1752600"/>
             <wp:effectExtent t="0" r="0" b="0" l="0"/>
             <wp:docPr id="1" name="" descr="" title=""/>
             <wp:cNvGraphicFramePr>
@@ -807,7 +867,7 @@
                   <pic:spPr bwMode="auto">
                     <a:xfrm>
                       <a:off x="0" y="0"/>
-                      <a:ext cx="5715000" cy="1905000"/>
+                      <a:ext cx="5715000" cy="1752600"/>
                     </a:xfrm>
                     <a:prstGeom prst="rect">
                       <a:avLst/>
@@ -833,7 +893,7 @@
           <w:sz w:val="17"/>
           <w:szCs w:val="17"/>
         </w:rPr>
-        <w:t xml:space="preserve">Figure 8. Transformation metrics grouped by family (faint = recordings, bold = species medians).</w:t>
+        <w:t xml:space="preserve">Figure 8. Pooled near→far transformation: amplitude ratio, width ratio, and waveform similarity across all valid recordings.</w:t>
       </w:r>
     </w:p>
     <w:p>
@@ -844,7 +904,7 @@
       <w:r>
         <w:drawing>
           <wp:inline distT="0" distB="0" distL="0" distR="0">
-            <wp:extent cx="5715000" cy="4572000"/>
+            <wp:extent cx="5715000" cy="6429375"/>
             <wp:effectExtent t="0" r="0" b="0" l="0"/>
             <wp:docPr id="1" name="" descr="" title=""/>
             <wp:cNvGraphicFramePr>
@@ -869,6 +929,313 @@
                   <pic:spPr bwMode="auto">
                     <a:xfrm>
                       <a:off x="0" y="0"/>
+                      <a:ext cx="5715000" cy="6429375"/>
+                    </a:xfrm>
+                    <a:prstGeom prst="rect">
+                      <a:avLst/>
+                    </a:prstGeom>
+                  </pic:spPr>
+                </pic:pic>
+              </a:graphicData>
+            </a:graphic>
+          </wp:inline>
+        </w:drawing>
+      </w:r>
+    </w:p>
+    <w:p>
+      <w:pPr>
+        <w:spacing w:after="200"/>
+        <w:jc w:val="center"/>
+      </w:pPr>
+      <w:r>
+        <w:rPr>
+          <w:i/>
+          <w:iCs/>
+          <w:color w:val="555555"/>
+          <w:sz w:val="17"/>
+          <w:szCs w:val="17"/>
+        </w:rPr>
+        <w:t xml:space="preserve">Figure 9. Per-species transformation metrics (bar = median ± IQR, dots = recordings, tinted by family).</w:t>
+      </w:r>
+    </w:p>
+    <w:p>
+      <w:pPr>
+        <w:spacing w:after="40" w:before="160"/>
+        <w:jc w:val="center"/>
+      </w:pPr>
+      <w:r>
+        <w:drawing>
+          <wp:inline distT="0" distB="0" distL="0" distR="0">
+            <wp:extent cx="5715000" cy="5905500"/>
+            <wp:effectExtent t="0" r="0" b="0" l="0"/>
+            <wp:docPr id="1" name="" descr="" title=""/>
+            <wp:cNvGraphicFramePr>
+              <a:graphicFrameLocks xmlns:a="http://schemas.openxmlformats.org/drawingml/2006/main" noChangeAspect="1"/>
+            </wp:cNvGraphicFramePr>
+            <a:graphic xmlns:a="http://schemas.openxmlformats.org/drawingml/2006/main">
+              <a:graphicData uri="http://schemas.openxmlformats.org/drawingml/2006/picture">
+                <pic:pic xmlns:pic="http://schemas.openxmlformats.org/drawingml/2006/picture">
+                  <pic:nvPicPr>
+                    <pic:cNvPr id="0" name="" descr=""/>
+                    <pic:cNvPicPr>
+                      <a:picLocks noChangeAspect="1" noChangeArrowheads="1"/>
+                    </pic:cNvPicPr>
+                  </pic:nvPicPr>
+                  <pic:blipFill>
+                    <a:blip r:embed="rId16" cstate="none"/>
+                    <a:srcRect/>
+                    <a:stretch>
+                      <a:fillRect/>
+                    </a:stretch>
+                  </pic:blipFill>
+                  <pic:spPr bwMode="auto">
+                    <a:xfrm>
+                      <a:off x="0" y="0"/>
+                      <a:ext cx="5715000" cy="5905500"/>
+                    </a:xfrm>
+                    <a:prstGeom prst="rect">
+                      <a:avLst/>
+                    </a:prstGeom>
+                  </pic:spPr>
+                </pic:pic>
+              </a:graphicData>
+            </a:graphic>
+          </wp:inline>
+        </w:drawing>
+      </w:r>
+    </w:p>
+    <w:p>
+      <w:pPr>
+        <w:spacing w:after="200"/>
+        <w:jc w:val="center"/>
+      </w:pPr>
+      <w:r>
+        <w:rPr>
+          <w:i/>
+          <w:iCs/>
+          <w:color w:val="555555"/>
+          <w:sz w:val="17"/>
+          <w:szCs w:val="17"/>
+        </w:rPr>
+        <w:t xml:space="preserve">Figure 10. Aligned near (blue) and far (red) responses per species: thin = individual recordings, thick = mean ± shaded SD, normalised to the near peak and aligned on it. Ordered active/shape-preserving → passive/dispersive.</w:t>
+      </w:r>
+    </w:p>
+    <w:p>
+      <w:r>
+        <w:br w:type="page"/>
+      </w:r>
+    </w:p>
+    <w:p>
+      <w:pPr>
+        <w:pStyle w:val="Heading1"/>
+        <w:spacing w:after="120" w:before="260"/>
+      </w:pPr>
+      <w:r>
+        <w:t xml:space="preserve">6. Does the transformation track evolutionary relationship?</w:t>
+      </w:r>
+    </w:p>
+    <w:p>
+      <w:pPr>
+        <w:spacing w:after="120"/>
+        <w:jc w:val="both"/>
+      </w:pPr>
+      <w:r>
+        <w:rPr>
+          <w:sz w:val="22"/>
+          <w:szCs w:val="22"/>
+        </w:rPr>
+        <w:t xml:space="preserve">No. A Mantel test between functional distance (the three transformation metrics) and taxonomic distance gives r = −0.02, p = 0.50; Kruskal–Wallis by family is non-significant (p &gt; 0.29). Congeners diverge as much as unrelated species — the two </w:t>
+      </w:r>
+      <w:r>
+        <w:rPr>
+          <w:b/>
+          <w:bCs/>
+          <w:sz w:val="22"/>
+          <w:szCs w:val="22"/>
+        </w:rPr>
+        <w:t xml:space="preserve">Capsicum</w:t>
+      </w:r>
+      <w:r>
+        <w:rPr>
+          <w:sz w:val="22"/>
+          <w:szCs w:val="22"/>
+        </w:rPr>
+        <w:t xml:space="preserve"> chiles are among the most different pairs, and the two </w:t>
+      </w:r>
+      <w:r>
+        <w:rPr>
+          <w:b/>
+          <w:bCs/>
+          <w:sz w:val="22"/>
+          <w:szCs w:val="22"/>
+        </w:rPr>
+        <w:t xml:space="preserve">Mentha</w:t>
+      </w:r>
+      <w:r>
+        <w:rPr>
+          <w:sz w:val="22"/>
+          <w:szCs w:val="22"/>
+        </w:rPr>
+        <w:t xml:space="preserve"> mints differ in broadening and shape. The dominant axis is instead a convergent decremental↔regenerative continuum: attenuation co-varies with broadening, and broadening degrades waveform fidelity (ρ = −0.37, p &lt; 10⁻⁶).</w:t>
+      </w:r>
+    </w:p>
+    <w:p>
+      <w:pPr>
+        <w:spacing w:after="40" w:before="160"/>
+        <w:jc w:val="center"/>
+      </w:pPr>
+      <w:r>
+        <w:drawing>
+          <wp:inline distT="0" distB="0" distL="0" distR="0">
+            <wp:extent cx="5715000" cy="2857500"/>
+            <wp:effectExtent t="0" r="0" b="0" l="0"/>
+            <wp:docPr id="1" name="" descr="" title=""/>
+            <wp:cNvGraphicFramePr>
+              <a:graphicFrameLocks xmlns:a="http://schemas.openxmlformats.org/drawingml/2006/main" noChangeAspect="1"/>
+            </wp:cNvGraphicFramePr>
+            <a:graphic xmlns:a="http://schemas.openxmlformats.org/drawingml/2006/main">
+              <a:graphicData uri="http://schemas.openxmlformats.org/drawingml/2006/picture">
+                <pic:pic xmlns:pic="http://schemas.openxmlformats.org/drawingml/2006/picture">
+                  <pic:nvPicPr>
+                    <pic:cNvPr id="0" name="" descr=""/>
+                    <pic:cNvPicPr>
+                      <a:picLocks noChangeAspect="1" noChangeArrowheads="1"/>
+                    </pic:cNvPicPr>
+                  </pic:nvPicPr>
+                  <pic:blipFill>
+                    <a:blip r:embed="rId17" cstate="none"/>
+                    <a:srcRect/>
+                    <a:stretch>
+                      <a:fillRect/>
+                    </a:stretch>
+                  </pic:blipFill>
+                  <pic:spPr bwMode="auto">
+                    <a:xfrm>
+                      <a:off x="0" y="0"/>
+                      <a:ext cx="5715000" cy="2857500"/>
+                    </a:xfrm>
+                    <a:prstGeom prst="rect">
+                      <a:avLst/>
+                    </a:prstGeom>
+                  </pic:spPr>
+                </pic:pic>
+              </a:graphicData>
+            </a:graphic>
+          </wp:inline>
+        </w:drawing>
+      </w:r>
+    </w:p>
+    <w:p>
+      <w:pPr>
+        <w:spacing w:after="200"/>
+        <w:jc w:val="center"/>
+      </w:pPr>
+      <w:r>
+        <w:rPr>
+          <w:i/>
+          <w:iCs/>
+          <w:color w:val="555555"/>
+          <w:sz w:val="17"/>
+          <w:szCs w:val="17"/>
+        </w:rPr>
+        <w:t xml:space="preserve">Figure 11. Species clustered by their near→far transformation profile; leaf colour = taxonomic family. Families are scattered, not clustered.</w:t>
+      </w:r>
+    </w:p>
+    <w:p>
+      <w:pPr>
+        <w:spacing w:after="40" w:before="160"/>
+        <w:jc w:val="center"/>
+      </w:pPr>
+      <w:r>
+        <w:drawing>
+          <wp:inline distT="0" distB="0" distL="0" distR="0">
+            <wp:extent cx="5715000" cy="1905000"/>
+            <wp:effectExtent t="0" r="0" b="0" l="0"/>
+            <wp:docPr id="1" name="" descr="" title=""/>
+            <wp:cNvGraphicFramePr>
+              <a:graphicFrameLocks xmlns:a="http://schemas.openxmlformats.org/drawingml/2006/main" noChangeAspect="1"/>
+            </wp:cNvGraphicFramePr>
+            <a:graphic xmlns:a="http://schemas.openxmlformats.org/drawingml/2006/main">
+              <a:graphicData uri="http://schemas.openxmlformats.org/drawingml/2006/picture">
+                <pic:pic xmlns:pic="http://schemas.openxmlformats.org/drawingml/2006/picture">
+                  <pic:nvPicPr>
+                    <pic:cNvPr id="0" name="" descr=""/>
+                    <pic:cNvPicPr>
+                      <a:picLocks noChangeAspect="1" noChangeArrowheads="1"/>
+                    </pic:cNvPicPr>
+                  </pic:nvPicPr>
+                  <pic:blipFill>
+                    <a:blip r:embed="rId18" cstate="none"/>
+                    <a:srcRect/>
+                    <a:stretch>
+                      <a:fillRect/>
+                    </a:stretch>
+                  </pic:blipFill>
+                  <pic:spPr bwMode="auto">
+                    <a:xfrm>
+                      <a:off x="0" y="0"/>
+                      <a:ext cx="5715000" cy="1905000"/>
+                    </a:xfrm>
+                    <a:prstGeom prst="rect">
+                      <a:avLst/>
+                    </a:prstGeom>
+                  </pic:spPr>
+                </pic:pic>
+              </a:graphicData>
+            </a:graphic>
+          </wp:inline>
+        </w:drawing>
+      </w:r>
+    </w:p>
+    <w:p>
+      <w:pPr>
+        <w:spacing w:after="200"/>
+        <w:jc w:val="center"/>
+      </w:pPr>
+      <w:r>
+        <w:rPr>
+          <w:i/>
+          <w:iCs/>
+          <w:color w:val="555555"/>
+          <w:sz w:val="17"/>
+          <w:szCs w:val="17"/>
+        </w:rPr>
+        <w:t xml:space="preserve">Figure 12. Transformation metrics grouped by family (faint = recordings, bold = species medians).</w:t>
+      </w:r>
+    </w:p>
+    <w:p>
+      <w:pPr>
+        <w:spacing w:after="40" w:before="160"/>
+        <w:jc w:val="center"/>
+      </w:pPr>
+      <w:r>
+        <w:drawing>
+          <wp:inline distT="0" distB="0" distL="0" distR="0">
+            <wp:extent cx="5715000" cy="4572000"/>
+            <wp:effectExtent t="0" r="0" b="0" l="0"/>
+            <wp:docPr id="1" name="" descr="" title=""/>
+            <wp:cNvGraphicFramePr>
+              <a:graphicFrameLocks xmlns:a="http://schemas.openxmlformats.org/drawingml/2006/main" noChangeAspect="1"/>
+            </wp:cNvGraphicFramePr>
+            <a:graphic xmlns:a="http://schemas.openxmlformats.org/drawingml/2006/main">
+              <a:graphicData uri="http://schemas.openxmlformats.org/drawingml/2006/picture">
+                <pic:pic xmlns:pic="http://schemas.openxmlformats.org/drawingml/2006/picture">
+                  <pic:nvPicPr>
+                    <pic:cNvPr id="0" name="" descr=""/>
+                    <pic:cNvPicPr>
+                      <a:picLocks noChangeAspect="1" noChangeArrowheads="1"/>
+                    </pic:cNvPicPr>
+                  </pic:nvPicPr>
+                  <pic:blipFill>
+                    <a:blip r:embed="rId19" cstate="none"/>
+                    <a:srcRect/>
+                    <a:stretch>
+                      <a:fillRect/>
+                    </a:stretch>
+                  </pic:blipFill>
+                  <pic:spPr bwMode="auto">
+                    <a:xfrm>
+                      <a:off x="0" y="0"/>
                       <a:ext cx="5715000" cy="4572000"/>
                     </a:xfrm>
                     <a:prstGeom prst="rect">
@@ -895,7 +1262,7 @@
           <w:sz w:val="17"/>
           <w:szCs w:val="17"/>
         </w:rPr>
-        <w:t xml:space="preserve">Figure 9. Attenuation vs broadening: signals that lose amplitude also disperse (passive filtering); those that keep amplitude keep shape.</w:t>
+        <w:t xml:space="preserve">Figure 13. Attenuation vs broadening: signals that lose amplitude also disperse (passive filtering); those that keep amplitude keep shape.</w:t>
       </w:r>
     </w:p>
     <w:p>
@@ -909,7 +1276,7 @@
         <w:spacing w:after="120" w:before="260"/>
       </w:pPr>
       <w:r>
-        <w:t xml:space="preserve">6. Active vs passive propagation</w:t>
+        <w:t xml:space="preserve">7. Active vs passive propagation</w:t>
       </w:r>
     </w:p>
     <w:p>
@@ -1397,7 +1764,7 @@
                     </pic:cNvPicPr>
                   </pic:nvPicPr>
                   <pic:blipFill>
-                    <a:blip r:embed="rId16" cstate="none"/>
+                    <a:blip r:embed="rId20" cstate="none"/>
                     <a:srcRect/>
                     <a:stretch>
                       <a:fillRect/>
@@ -1432,7 +1799,7 @@
           <w:sz w:val="17"/>
           <w:szCs w:val="17"/>
         </w:rPr>
-        <w:t xml:space="preserve">Figure 10. Active↔passive space from near→far kernel fits: amplitude preservation (gain) vs extra dispersion (σ). Active corner top-left; passive bottom-right.</w:t>
+        <w:t xml:space="preserve">Figure 14. Active↔passive space from near→far kernel fits: amplitude preservation (gain) vs extra dispersion (σ). Active corner top-left; passive bottom-right.</w:t>
       </w:r>
     </w:p>
     <w:p>
@@ -1444,469 +1811,6 @@
         <w:drawing>
           <wp:inline distT="0" distB="0" distL="0" distR="0">
             <wp:extent cx="5715000" cy="2619375"/>
-            <wp:effectExtent t="0" r="0" b="0" l="0"/>
-            <wp:docPr id="1" name="" descr="" title=""/>
-            <wp:cNvGraphicFramePr>
-              <a:graphicFrameLocks xmlns:a="http://schemas.openxmlformats.org/drawingml/2006/main" noChangeAspect="1"/>
-            </wp:cNvGraphicFramePr>
-            <a:graphic xmlns:a="http://schemas.openxmlformats.org/drawingml/2006/main">
-              <a:graphicData uri="http://schemas.openxmlformats.org/drawingml/2006/picture">
-                <pic:pic xmlns:pic="http://schemas.openxmlformats.org/drawingml/2006/picture">
-                  <pic:nvPicPr>
-                    <pic:cNvPr id="0" name="" descr=""/>
-                    <pic:cNvPicPr>
-                      <a:picLocks noChangeAspect="1" noChangeArrowheads="1"/>
-                    </pic:cNvPicPr>
-                  </pic:nvPicPr>
-                  <pic:blipFill>
-                    <a:blip r:embed="rId17" cstate="none"/>
-                    <a:srcRect/>
-                    <a:stretch>
-                      <a:fillRect/>
-                    </a:stretch>
-                  </pic:blipFill>
-                  <pic:spPr bwMode="auto">
-                    <a:xfrm>
-                      <a:off x="0" y="0"/>
-                      <a:ext cx="5715000" cy="2619375"/>
-                    </a:xfrm>
-                    <a:prstGeom prst="rect">
-                      <a:avLst/>
-                    </a:prstGeom>
-                  </pic:spPr>
-                </pic:pic>
-              </a:graphicData>
-            </a:graphic>
-          </wp:inline>
-        </w:drawing>
-      </w:r>
-    </w:p>
-    <w:p>
-      <w:pPr>
-        <w:spacing w:after="200"/>
-        <w:jc w:val="center"/>
-      </w:pPr>
-      <w:r>
-        <w:rPr>
-          <w:i/>
-          <w:iCs/>
-          <w:color w:val="555555"/>
-          <w:sz w:val="17"/>
-          <w:szCs w:val="17"/>
-        </w:rPr>
-        <w:t xml:space="preserve">Figure 11. Peak−onset delay asymmetry, an amplitude-independent discriminator: ≈0 = rigid translation (active), large positive = dispersion (passive).</w:t>
-      </w:r>
-    </w:p>
-    <w:p>
-      <w:pPr>
-        <w:spacing w:after="40" w:before="160"/>
-        <w:jc w:val="center"/>
-      </w:pPr>
-      <w:r>
-        <w:drawing>
-          <wp:inline distT="0" distB="0" distL="0" distR="0">
-            <wp:extent cx="5715000" cy="4572000"/>
-            <wp:effectExtent t="0" r="0" b="0" l="0"/>
-            <wp:docPr id="1" name="" descr="" title=""/>
-            <wp:cNvGraphicFramePr>
-              <a:graphicFrameLocks xmlns:a="http://schemas.openxmlformats.org/drawingml/2006/main" noChangeAspect="1"/>
-            </wp:cNvGraphicFramePr>
-            <a:graphic xmlns:a="http://schemas.openxmlformats.org/drawingml/2006/main">
-              <a:graphicData uri="http://schemas.openxmlformats.org/drawingml/2006/picture">
-                <pic:pic xmlns:pic="http://schemas.openxmlformats.org/drawingml/2006/picture">
-                  <pic:nvPicPr>
-                    <pic:cNvPr id="0" name="" descr=""/>
-                    <pic:cNvPicPr>
-                      <a:picLocks noChangeAspect="1" noChangeArrowheads="1"/>
-                    </pic:cNvPicPr>
-                  </pic:nvPicPr>
-                  <pic:blipFill>
-                    <a:blip r:embed="rId18" cstate="none"/>
-                    <a:srcRect/>
-                    <a:stretch>
-                      <a:fillRect/>
-                    </a:stretch>
-                  </pic:blipFill>
-                  <pic:spPr bwMode="auto">
-                    <a:xfrm>
-                      <a:off x="0" y="0"/>
-                      <a:ext cx="5715000" cy="4572000"/>
-                    </a:xfrm>
-                    <a:prstGeom prst="rect">
-                      <a:avLst/>
-                    </a:prstGeom>
-                  </pic:spPr>
-                </pic:pic>
-              </a:graphicData>
-            </a:graphic>
-          </wp:inline>
-        </w:drawing>
-      </w:r>
-    </w:p>
-    <w:p>
-      <w:pPr>
-        <w:spacing w:after="200"/>
-        <w:jc w:val="center"/>
-      </w:pPr>
-      <w:r>
-        <w:rPr>
-          <w:i/>
-          <w:iCs/>
-          <w:color w:val="555555"/>
-          <w:sz w:val="17"/>
-          <w:szCs w:val="17"/>
-        </w:rPr>
-        <w:t xml:space="preserve">Figure 12. Delay vs distance: linear through ~origin (exponent 0.99) indicates constant-velocity propagation.</w:t>
-      </w:r>
-    </w:p>
-    <w:p>
-      <w:pPr>
-        <w:spacing w:after="40" w:before="160"/>
-        <w:jc w:val="center"/>
-      </w:pPr>
-      <w:r>
-        <w:drawing>
-          <wp:inline distT="0" distB="0" distL="0" distR="0">
-            <wp:extent cx="5715000" cy="2543175"/>
-            <wp:effectExtent t="0" r="0" b="0" l="0"/>
-            <wp:docPr id="1" name="" descr="" title=""/>
-            <wp:cNvGraphicFramePr>
-              <a:graphicFrameLocks xmlns:a="http://schemas.openxmlformats.org/drawingml/2006/main" noChangeAspect="1"/>
-            </wp:cNvGraphicFramePr>
-            <a:graphic xmlns:a="http://schemas.openxmlformats.org/drawingml/2006/main">
-              <a:graphicData uri="http://schemas.openxmlformats.org/drawingml/2006/picture">
-                <pic:pic xmlns:pic="http://schemas.openxmlformats.org/drawingml/2006/picture">
-                  <pic:nvPicPr>
-                    <pic:cNvPr id="0" name="" descr=""/>
-                    <pic:cNvPicPr>
-                      <a:picLocks noChangeAspect="1" noChangeArrowheads="1"/>
-                    </pic:cNvPicPr>
-                  </pic:nvPicPr>
-                  <pic:blipFill>
-                    <a:blip r:embed="rId19" cstate="none"/>
-                    <a:srcRect/>
-                    <a:stretch>
-                      <a:fillRect/>
-                    </a:stretch>
-                  </pic:blipFill>
-                  <pic:spPr bwMode="auto">
-                    <a:xfrm>
-                      <a:off x="0" y="0"/>
-                      <a:ext cx="5715000" cy="2543175"/>
-                    </a:xfrm>
-                    <a:prstGeom prst="rect">
-                      <a:avLst/>
-                    </a:prstGeom>
-                  </pic:spPr>
-                </pic:pic>
-              </a:graphicData>
-            </a:graphic>
-          </wp:inline>
-        </w:drawing>
-      </w:r>
-    </w:p>
-    <w:p>
-      <w:pPr>
-        <w:spacing w:after="200"/>
-        <w:jc w:val="center"/>
-      </w:pPr>
-      <w:r>
-        <w:rPr>
-          <w:i/>
-          <w:iCs/>
-          <w:color w:val="555555"/>
-          <w:sz w:val="17"/>
-          <w:szCs w:val="17"/>
-        </w:rPr>
-        <w:t xml:space="preserve">Figure 13a. Representative active example (Venus flytrap): the sharp near waveform is reproduced at the far electrode by a near-pure delay (small σ).</w:t>
-      </w:r>
-    </w:p>
-    <w:p>
-      <w:pPr>
-        <w:spacing w:after="40" w:before="160"/>
-        <w:jc w:val="center"/>
-      </w:pPr>
-      <w:r>
-        <w:drawing>
-          <wp:inline distT="0" distB="0" distL="0" distR="0">
-            <wp:extent cx="5715000" cy="2543175"/>
-            <wp:effectExtent t="0" r="0" b="0" l="0"/>
-            <wp:docPr id="1" name="" descr="" title=""/>
-            <wp:cNvGraphicFramePr>
-              <a:graphicFrameLocks xmlns:a="http://schemas.openxmlformats.org/drawingml/2006/main" noChangeAspect="1"/>
-            </wp:cNvGraphicFramePr>
-            <a:graphic xmlns:a="http://schemas.openxmlformats.org/drawingml/2006/main">
-              <a:graphicData uri="http://schemas.openxmlformats.org/drawingml/2006/picture">
-                <pic:pic xmlns:pic="http://schemas.openxmlformats.org/drawingml/2006/picture">
-                  <pic:nvPicPr>
-                    <pic:cNvPr id="0" name="" descr=""/>
-                    <pic:cNvPicPr>
-                      <a:picLocks noChangeAspect="1" noChangeArrowheads="1"/>
-                    </pic:cNvPicPr>
-                  </pic:nvPicPr>
-                  <pic:blipFill>
-                    <a:blip r:embed="rId20" cstate="none"/>
-                    <a:srcRect/>
-                    <a:stretch>
-                      <a:fillRect/>
-                    </a:stretch>
-                  </pic:blipFill>
-                  <pic:spPr bwMode="auto">
-                    <a:xfrm>
-                      <a:off x="0" y="0"/>
-                      <a:ext cx="5715000" cy="2543175"/>
-                    </a:xfrm>
-                    <a:prstGeom prst="rect">
-                      <a:avLst/>
-                    </a:prstGeom>
-                  </pic:spPr>
-                </pic:pic>
-              </a:graphicData>
-            </a:graphic>
-          </wp:inline>
-        </w:drawing>
-      </w:r>
-    </w:p>
-    <w:p>
-      <w:pPr>
-        <w:spacing w:after="200"/>
-        <w:jc w:val="center"/>
-      </w:pPr>
-      <w:r>
-        <w:rPr>
-          <w:i/>
-          <w:iCs/>
-          <w:color w:val="555555"/>
-          <w:sz w:val="17"/>
-          <w:szCs w:val="17"/>
-        </w:rPr>
-        <w:t xml:space="preserve">Figure 13b. Representative passive example (Creeping Inchplant): the sharp near transient is smeared into a broad, attenuated far bump (large σ).</w:t>
-      </w:r>
-    </w:p>
-    <w:p>
-      <w:r>
-        <w:br w:type="page"/>
-      </w:r>
-    </w:p>
-    <w:p>
-      <w:pPr>
-        <w:pStyle w:val="Heading1"/>
-        <w:spacing w:after="120" w:before="260"/>
-      </w:pPr>
-      <w:r>
-        <w:t xml:space="preserve">7. Ion channels and molecular basis</w:t>
-      </w:r>
-    </w:p>
-    <w:p>
-      <w:pPr>
-        <w:spacing w:after="120"/>
-        <w:jc w:val="both"/>
-      </w:pPr>
-      <w:r>
-        <w:rPr>
-          <w:sz w:val="22"/>
-          <w:szCs w:val="22"/>
-        </w:rPr>
-        <w:t xml:space="preserve">Plant excitation is Ca²⁺/Cl⁻/K⁺-based, </w:t>
-      </w:r>
-      <w:r>
-        <w:rPr>
-          <w:b/>
-          <w:bCs/>
-          <w:sz w:val="22"/>
-          <w:szCs w:val="22"/>
-        </w:rPr>
-        <w:t xml:space="preserve">not</w:t>
-      </w:r>
-      <w:r>
-        <w:rPr>
-          <w:sz w:val="22"/>
-          <w:szCs w:val="22"/>
-        </w:rPr>
-        <w:t xml:space="preserve"> Na⁺-based as in animal axons (Fromm &amp; Lautner 2007; Sukhov &amp; Vodeneev 2009).</w:t>
-      </w:r>
-    </w:p>
-    <w:p>
-      <w:pPr>
-        <w:pStyle w:val="ListParagraph"/>
-        <w:numPr>
-          <w:ilvl w:val="0"/>
-          <w:numId w:val="2"/>
-        </w:numPr>
-        <w:spacing w:after="60"/>
-      </w:pPr>
-      <w:r>
-        <w:rPr>
-          <w:sz w:val="22"/>
-          <w:szCs w:val="22"/>
-        </w:rPr>
-        <w:t xml:space="preserve">Depolarisation — Ca²⁺ influx via GLUTAMATE-RECEPTOR-LIKE channels (clade-3 GLR3.3 / GLR3.6), the genetic basis of systemic wound signalling (Mousavi et al. 2013, Nature; Toyota et al. 2018, Science; Nguyen et al. 2018, PNAS).</w:t>
-      </w:r>
-    </w:p>
-    <w:p>
-      <w:pPr>
-        <w:pStyle w:val="ListParagraph"/>
-        <w:numPr>
-          <w:ilvl w:val="0"/>
-          <w:numId w:val="2"/>
-        </w:numPr>
-        <w:spacing w:after="60"/>
-      </w:pPr>
-      <w:r>
-        <w:rPr>
-          <w:sz w:val="22"/>
-          <w:szCs w:val="22"/>
-        </w:rPr>
-        <w:t xml:space="preserve">Sustained depolarisation — anion (Cl⁻/NO₃⁻/malate) efflux via S-type SLAC1/SLAH3 and R-type QUAC1/ALMT12 (established in guard cells, extrapolated to the propagating spike).</w:t>
-      </w:r>
-    </w:p>
-    <w:p>
-      <w:pPr>
-        <w:pStyle w:val="ListParagraph"/>
-        <w:numPr>
-          <w:ilvl w:val="0"/>
-          <w:numId w:val="2"/>
-        </w:numPr>
-        <w:spacing w:after="60"/>
-      </w:pPr>
-      <w:r>
-        <w:rPr>
-          <w:sz w:val="22"/>
-          <w:szCs w:val="22"/>
-        </w:rPr>
-        <w:t xml:space="preserve">Repolarisation — K⁺ efflux via the outward rectifier GORK, which shapes AP amplitude and duration (Salvador-Recatalà 2018).</w:t>
-      </w:r>
-    </w:p>
-    <w:p>
-      <w:pPr>
-        <w:pStyle w:val="ListParagraph"/>
-        <w:numPr>
-          <w:ilvl w:val="0"/>
-          <w:numId w:val="2"/>
-        </w:numPr>
-        <w:spacing w:after="60"/>
-      </w:pPr>
-      <w:r>
-        <w:rPr>
-          <w:sz w:val="22"/>
-          <w:szCs w:val="22"/>
-        </w:rPr>
-        <w:t xml:space="preserve">Resting potential &amp; active repolarisation — the P-type plasma-membrane H⁺-ATPase (AHA family).</w:t>
-      </w:r>
-    </w:p>
-    <w:p>
-      <w:pPr>
-        <w:pStyle w:val="ListParagraph"/>
-        <w:numPr>
-          <w:ilvl w:val="0"/>
-          <w:numId w:val="2"/>
-        </w:numPr>
-        <w:spacing w:after="60"/>
-      </w:pPr>
-      <w:r>
-        <w:rPr>
-          <w:sz w:val="22"/>
-          <w:szCs w:val="22"/>
-        </w:rPr>
-        <w:t xml:space="preserve">Variation potential — driven by transient H⁺-ATPase inactivation behind a xylem hydraulic/chemical “Ricca factor” wave carried by mass flow (Vodeneev/Sukhov; Evans et al. 2017, Plant J). The initiating mechanosensor (OSCA1, MSL10, MCA1/2, PIEZO candidates) is the field’s clearest open question.</w:t>
-      </w:r>
-    </w:p>
-    <w:p>
-      <w:pPr>
-        <w:pStyle w:val="ListParagraph"/>
-        <w:numPr>
-          <w:ilvl w:val="0"/>
-          <w:numId w:val="2"/>
-        </w:numPr>
-        <w:spacing w:after="60"/>
-      </w:pPr>
-      <w:r>
-        <w:rPr>
-          <w:sz w:val="22"/>
-          <w:szCs w:val="22"/>
-        </w:rPr>
-        <w:t xml:space="preserve">Venus flytrap — trigger-hair micronewton mechanosensing → all-or-none Ca²⁺ AP; candidate sensor FLYC1/MSL10, K⁺ channel KDM1; AP “counting” gates jasmonate signalling and DmHKT1 Na⁺ uptake (Böhm et al. 2016; Hedrich &amp; Neher 2018; Jaślan/Hedrich 2022).</w:t>
-      </w:r>
-    </w:p>
-    <w:p>
-      <w:pPr>
-        <w:pStyle w:val="ListParagraph"/>
-        <w:numPr>
-          <w:ilvl w:val="0"/>
-          <w:numId w:val="2"/>
-        </w:numPr>
-        <w:spacing w:after="60"/>
-      </w:pPr>
-      <w:r>
-        <w:rPr>
-          <w:sz w:val="22"/>
-          <w:szCs w:val="22"/>
-        </w:rPr>
-        <w:t xml:space="preserve">Mimosa pudica — touch → Ca²⁺ → Cl⁻ efflux → K⁺ + water efflux collapses pulvinar turgor (Allen 1969); channel genes inferred by homology, not cloned.</w:t>
-      </w:r>
-    </w:p>
-    <w:p>
-      <w:pPr>
-        <w:pStyle w:val="Heading1"/>
-        <w:spacing w:after="120" w:before="260"/>
-      </w:pPr>
-      <w:r>
-        <w:t xml:space="preserve">8. Simulating propagation</w:t>
-      </w:r>
-    </w:p>
-    <w:p>
-      <w:pPr>
-        <w:spacing w:after="120"/>
-        <w:jc w:val="both"/>
-      </w:pPr>
-      <w:r>
-        <w:rPr>
-          <w:b/>
-          <w:bCs/>
-          <w:sz w:val="22"/>
-          <w:szCs w:val="22"/>
-        </w:rPr>
-        <w:t xml:space="preserve">Passive cable (null model). </w:t>
-      </w:r>
-      <w:r>
-        <w:rPr>
-          <w:sz w:val="22"/>
-          <w:szCs w:val="22"/>
-        </w:rPr>
-        <w:t xml:space="preserve">τ ∂V/∂t = λ² ∂²V/∂x² − V, with space constant λ = √(r_m/r_i) and time constant τ = r_m c_m. The infinite-cable Green’s function G(x,t) = e^(−t/τ)/√(4πDt)·e^(−x²/4Dt) makes a distal signal a delayed, exponentially decayed (×e^(−x/λ)) and low-pass-dispersed copy of the proximal one — which is exactly the kernel fitted in Section 6.</w:t>
-      </w:r>
-    </w:p>
-    <w:p>
-      <w:pPr>
-        <w:spacing w:after="120"/>
-        <w:jc w:val="both"/>
-      </w:pPr>
-      <w:r>
-        <w:rPr>
-          <w:b/>
-          <w:bCs/>
-          <w:sz w:val="22"/>
-          <w:szCs w:val="22"/>
-        </w:rPr>
-        <w:t xml:space="preserve">Active excitable cable. </w:t>
-      </w:r>
-      <w:r>
-        <w:rPr>
-          <w:sz w:val="22"/>
-          <w:szCs w:val="22"/>
-        </w:rPr>
-        <w:t xml:space="preserve">A FitzHugh–Nagumo reaction-diffusion cable (u_t = D u_xx + u − u³/3 − w + I; w_t = ε(u − a − b w)) launches a travelling pulse of constant amplitude and constant velocity (v ∝ √D). For a plant-specific active model, the Hodgkin–Huxley-type Ca²⁺/Cl⁻/K⁺ membrane model of Sukhov &amp; Vodeneev (2009) and its cable extension (Sukhov et al. 2011, J Theor Biol) reproduce a cm/s AP.</w:t>
-      </w:r>
-    </w:p>
-    <w:p>
-      <w:pPr>
-        <w:spacing w:after="40" w:before="160"/>
-        <w:jc w:val="center"/>
-      </w:pPr>
-      <w:r>
-        <w:drawing>
-          <wp:inline distT="0" distB="0" distL="0" distR="0">
-            <wp:extent cx="5715000" cy="1714500"/>
             <wp:effectExtent t="0" r="0" b="0" l="0"/>
             <wp:docPr id="1" name="" descr="" title=""/>
             <wp:cNvGraphicFramePr>
@@ -1931,6 +1835,469 @@
                   <pic:spPr bwMode="auto">
                     <a:xfrm>
                       <a:off x="0" y="0"/>
+                      <a:ext cx="5715000" cy="2619375"/>
+                    </a:xfrm>
+                    <a:prstGeom prst="rect">
+                      <a:avLst/>
+                    </a:prstGeom>
+                  </pic:spPr>
+                </pic:pic>
+              </a:graphicData>
+            </a:graphic>
+          </wp:inline>
+        </w:drawing>
+      </w:r>
+    </w:p>
+    <w:p>
+      <w:pPr>
+        <w:spacing w:after="200"/>
+        <w:jc w:val="center"/>
+      </w:pPr>
+      <w:r>
+        <w:rPr>
+          <w:i/>
+          <w:iCs/>
+          <w:color w:val="555555"/>
+          <w:sz w:val="17"/>
+          <w:szCs w:val="17"/>
+        </w:rPr>
+        <w:t xml:space="preserve">Figure 15. Peak−onset delay asymmetry, an amplitude-independent discriminator: ≈0 = rigid translation (active), large positive = dispersion (passive).</w:t>
+      </w:r>
+    </w:p>
+    <w:p>
+      <w:pPr>
+        <w:spacing w:after="40" w:before="160"/>
+        <w:jc w:val="center"/>
+      </w:pPr>
+      <w:r>
+        <w:drawing>
+          <wp:inline distT="0" distB="0" distL="0" distR="0">
+            <wp:extent cx="5715000" cy="4572000"/>
+            <wp:effectExtent t="0" r="0" b="0" l="0"/>
+            <wp:docPr id="1" name="" descr="" title=""/>
+            <wp:cNvGraphicFramePr>
+              <a:graphicFrameLocks xmlns:a="http://schemas.openxmlformats.org/drawingml/2006/main" noChangeAspect="1"/>
+            </wp:cNvGraphicFramePr>
+            <a:graphic xmlns:a="http://schemas.openxmlformats.org/drawingml/2006/main">
+              <a:graphicData uri="http://schemas.openxmlformats.org/drawingml/2006/picture">
+                <pic:pic xmlns:pic="http://schemas.openxmlformats.org/drawingml/2006/picture">
+                  <pic:nvPicPr>
+                    <pic:cNvPr id="0" name="" descr=""/>
+                    <pic:cNvPicPr>
+                      <a:picLocks noChangeAspect="1" noChangeArrowheads="1"/>
+                    </pic:cNvPicPr>
+                  </pic:nvPicPr>
+                  <pic:blipFill>
+                    <a:blip r:embed="rId22" cstate="none"/>
+                    <a:srcRect/>
+                    <a:stretch>
+                      <a:fillRect/>
+                    </a:stretch>
+                  </pic:blipFill>
+                  <pic:spPr bwMode="auto">
+                    <a:xfrm>
+                      <a:off x="0" y="0"/>
+                      <a:ext cx="5715000" cy="4572000"/>
+                    </a:xfrm>
+                    <a:prstGeom prst="rect">
+                      <a:avLst/>
+                    </a:prstGeom>
+                  </pic:spPr>
+                </pic:pic>
+              </a:graphicData>
+            </a:graphic>
+          </wp:inline>
+        </w:drawing>
+      </w:r>
+    </w:p>
+    <w:p>
+      <w:pPr>
+        <w:spacing w:after="200"/>
+        <w:jc w:val="center"/>
+      </w:pPr>
+      <w:r>
+        <w:rPr>
+          <w:i/>
+          <w:iCs/>
+          <w:color w:val="555555"/>
+          <w:sz w:val="17"/>
+          <w:szCs w:val="17"/>
+        </w:rPr>
+        <w:t xml:space="preserve">Figure 16. Delay vs distance: linear through ~origin (exponent 0.99) indicates constant-velocity propagation.</w:t>
+      </w:r>
+    </w:p>
+    <w:p>
+      <w:pPr>
+        <w:spacing w:after="40" w:before="160"/>
+        <w:jc w:val="center"/>
+      </w:pPr>
+      <w:r>
+        <w:drawing>
+          <wp:inline distT="0" distB="0" distL="0" distR="0">
+            <wp:extent cx="5715000" cy="2543175"/>
+            <wp:effectExtent t="0" r="0" b="0" l="0"/>
+            <wp:docPr id="1" name="" descr="" title=""/>
+            <wp:cNvGraphicFramePr>
+              <a:graphicFrameLocks xmlns:a="http://schemas.openxmlformats.org/drawingml/2006/main" noChangeAspect="1"/>
+            </wp:cNvGraphicFramePr>
+            <a:graphic xmlns:a="http://schemas.openxmlformats.org/drawingml/2006/main">
+              <a:graphicData uri="http://schemas.openxmlformats.org/drawingml/2006/picture">
+                <pic:pic xmlns:pic="http://schemas.openxmlformats.org/drawingml/2006/picture">
+                  <pic:nvPicPr>
+                    <pic:cNvPr id="0" name="" descr=""/>
+                    <pic:cNvPicPr>
+                      <a:picLocks noChangeAspect="1" noChangeArrowheads="1"/>
+                    </pic:cNvPicPr>
+                  </pic:nvPicPr>
+                  <pic:blipFill>
+                    <a:blip r:embed="rId23" cstate="none"/>
+                    <a:srcRect/>
+                    <a:stretch>
+                      <a:fillRect/>
+                    </a:stretch>
+                  </pic:blipFill>
+                  <pic:spPr bwMode="auto">
+                    <a:xfrm>
+                      <a:off x="0" y="0"/>
+                      <a:ext cx="5715000" cy="2543175"/>
+                    </a:xfrm>
+                    <a:prstGeom prst="rect">
+                      <a:avLst/>
+                    </a:prstGeom>
+                  </pic:spPr>
+                </pic:pic>
+              </a:graphicData>
+            </a:graphic>
+          </wp:inline>
+        </w:drawing>
+      </w:r>
+    </w:p>
+    <w:p>
+      <w:pPr>
+        <w:spacing w:after="200"/>
+        <w:jc w:val="center"/>
+      </w:pPr>
+      <w:r>
+        <w:rPr>
+          <w:i/>
+          <w:iCs/>
+          <w:color w:val="555555"/>
+          <w:sz w:val="17"/>
+          <w:szCs w:val="17"/>
+        </w:rPr>
+        <w:t xml:space="preserve">Figure 17. Representative active example (Venus flytrap): the sharp near waveform is reproduced at the far electrode by a near-pure delay (small σ).</w:t>
+      </w:r>
+    </w:p>
+    <w:p>
+      <w:pPr>
+        <w:spacing w:after="40" w:before="160"/>
+        <w:jc w:val="center"/>
+      </w:pPr>
+      <w:r>
+        <w:drawing>
+          <wp:inline distT="0" distB="0" distL="0" distR="0">
+            <wp:extent cx="5715000" cy="2543175"/>
+            <wp:effectExtent t="0" r="0" b="0" l="0"/>
+            <wp:docPr id="1" name="" descr="" title=""/>
+            <wp:cNvGraphicFramePr>
+              <a:graphicFrameLocks xmlns:a="http://schemas.openxmlformats.org/drawingml/2006/main" noChangeAspect="1"/>
+            </wp:cNvGraphicFramePr>
+            <a:graphic xmlns:a="http://schemas.openxmlformats.org/drawingml/2006/main">
+              <a:graphicData uri="http://schemas.openxmlformats.org/drawingml/2006/picture">
+                <pic:pic xmlns:pic="http://schemas.openxmlformats.org/drawingml/2006/picture">
+                  <pic:nvPicPr>
+                    <pic:cNvPr id="0" name="" descr=""/>
+                    <pic:cNvPicPr>
+                      <a:picLocks noChangeAspect="1" noChangeArrowheads="1"/>
+                    </pic:cNvPicPr>
+                  </pic:nvPicPr>
+                  <pic:blipFill>
+                    <a:blip r:embed="rId24" cstate="none"/>
+                    <a:srcRect/>
+                    <a:stretch>
+                      <a:fillRect/>
+                    </a:stretch>
+                  </pic:blipFill>
+                  <pic:spPr bwMode="auto">
+                    <a:xfrm>
+                      <a:off x="0" y="0"/>
+                      <a:ext cx="5715000" cy="2543175"/>
+                    </a:xfrm>
+                    <a:prstGeom prst="rect">
+                      <a:avLst/>
+                    </a:prstGeom>
+                  </pic:spPr>
+                </pic:pic>
+              </a:graphicData>
+            </a:graphic>
+          </wp:inline>
+        </w:drawing>
+      </w:r>
+    </w:p>
+    <w:p>
+      <w:pPr>
+        <w:spacing w:after="200"/>
+        <w:jc w:val="center"/>
+      </w:pPr>
+      <w:r>
+        <w:rPr>
+          <w:i/>
+          <w:iCs/>
+          <w:color w:val="555555"/>
+          <w:sz w:val="17"/>
+          <w:szCs w:val="17"/>
+        </w:rPr>
+        <w:t xml:space="preserve">Figure 18. Representative passive example (Creeping Inchplant): the sharp near transient is smeared into a broad, attenuated far bump (large σ).</w:t>
+      </w:r>
+    </w:p>
+    <w:p>
+      <w:r>
+        <w:br w:type="page"/>
+      </w:r>
+    </w:p>
+    <w:p>
+      <w:pPr>
+        <w:pStyle w:val="Heading1"/>
+        <w:spacing w:after="120" w:before="260"/>
+      </w:pPr>
+      <w:r>
+        <w:t xml:space="preserve">8. Ion channels and molecular basis</w:t>
+      </w:r>
+    </w:p>
+    <w:p>
+      <w:pPr>
+        <w:spacing w:after="120"/>
+        <w:jc w:val="both"/>
+      </w:pPr>
+      <w:r>
+        <w:rPr>
+          <w:sz w:val="22"/>
+          <w:szCs w:val="22"/>
+        </w:rPr>
+        <w:t xml:space="preserve">Plant excitation is Ca²⁺/Cl⁻/K⁺-based, </w:t>
+      </w:r>
+      <w:r>
+        <w:rPr>
+          <w:b/>
+          <w:bCs/>
+          <w:sz w:val="22"/>
+          <w:szCs w:val="22"/>
+        </w:rPr>
+        <w:t xml:space="preserve">not</w:t>
+      </w:r>
+      <w:r>
+        <w:rPr>
+          <w:sz w:val="22"/>
+          <w:szCs w:val="22"/>
+        </w:rPr>
+        <w:t xml:space="preserve"> Na⁺-based as in animal axons (Fromm &amp; Lautner 2007; Sukhov &amp; Vodeneev 2009).</w:t>
+      </w:r>
+    </w:p>
+    <w:p>
+      <w:pPr>
+        <w:pStyle w:val="ListParagraph"/>
+        <w:numPr>
+          <w:ilvl w:val="0"/>
+          <w:numId w:val="2"/>
+        </w:numPr>
+        <w:spacing w:after="60"/>
+      </w:pPr>
+      <w:r>
+        <w:rPr>
+          <w:sz w:val="22"/>
+          <w:szCs w:val="22"/>
+        </w:rPr>
+        <w:t xml:space="preserve">Depolarisation — Ca²⁺ influx via GLUTAMATE-RECEPTOR-LIKE channels (clade-3 GLR3.3 / GLR3.6), the genetic basis of systemic wound signalling (Mousavi et al. 2013, Nature; Toyota et al. 2018, Science; Nguyen et al. 2018, PNAS).</w:t>
+      </w:r>
+    </w:p>
+    <w:p>
+      <w:pPr>
+        <w:pStyle w:val="ListParagraph"/>
+        <w:numPr>
+          <w:ilvl w:val="0"/>
+          <w:numId w:val="2"/>
+        </w:numPr>
+        <w:spacing w:after="60"/>
+      </w:pPr>
+      <w:r>
+        <w:rPr>
+          <w:sz w:val="22"/>
+          <w:szCs w:val="22"/>
+        </w:rPr>
+        <w:t xml:space="preserve">Sustained depolarisation — anion (Cl⁻/NO₃⁻/malate) efflux via S-type SLAC1/SLAH3 and R-type QUAC1/ALMT12 (established in guard cells, extrapolated to the propagating spike).</w:t>
+      </w:r>
+    </w:p>
+    <w:p>
+      <w:pPr>
+        <w:pStyle w:val="ListParagraph"/>
+        <w:numPr>
+          <w:ilvl w:val="0"/>
+          <w:numId w:val="2"/>
+        </w:numPr>
+        <w:spacing w:after="60"/>
+      </w:pPr>
+      <w:r>
+        <w:rPr>
+          <w:sz w:val="22"/>
+          <w:szCs w:val="22"/>
+        </w:rPr>
+        <w:t xml:space="preserve">Repolarisation — K⁺ efflux via the outward rectifier GORK, which shapes AP amplitude and duration (Salvador-Recatalà 2018).</w:t>
+      </w:r>
+    </w:p>
+    <w:p>
+      <w:pPr>
+        <w:pStyle w:val="ListParagraph"/>
+        <w:numPr>
+          <w:ilvl w:val="0"/>
+          <w:numId w:val="2"/>
+        </w:numPr>
+        <w:spacing w:after="60"/>
+      </w:pPr>
+      <w:r>
+        <w:rPr>
+          <w:sz w:val="22"/>
+          <w:szCs w:val="22"/>
+        </w:rPr>
+        <w:t xml:space="preserve">Resting potential &amp; active repolarisation — the P-type plasma-membrane H⁺-ATPase (AHA family).</w:t>
+      </w:r>
+    </w:p>
+    <w:p>
+      <w:pPr>
+        <w:pStyle w:val="ListParagraph"/>
+        <w:numPr>
+          <w:ilvl w:val="0"/>
+          <w:numId w:val="2"/>
+        </w:numPr>
+        <w:spacing w:after="60"/>
+      </w:pPr>
+      <w:r>
+        <w:rPr>
+          <w:sz w:val="22"/>
+          <w:szCs w:val="22"/>
+        </w:rPr>
+        <w:t xml:space="preserve">Variation potential — driven by transient H⁺-ATPase inactivation behind a xylem hydraulic/chemical “Ricca factor” wave carried by mass flow (Vodeneev/Sukhov; Evans et al. 2017, Plant J). The initiating mechanosensor (OSCA1, MSL10, MCA1/2, PIEZO candidates) is the field’s clearest open question.</w:t>
+      </w:r>
+    </w:p>
+    <w:p>
+      <w:pPr>
+        <w:pStyle w:val="ListParagraph"/>
+        <w:numPr>
+          <w:ilvl w:val="0"/>
+          <w:numId w:val="2"/>
+        </w:numPr>
+        <w:spacing w:after="60"/>
+      </w:pPr>
+      <w:r>
+        <w:rPr>
+          <w:sz w:val="22"/>
+          <w:szCs w:val="22"/>
+        </w:rPr>
+        <w:t xml:space="preserve">Venus flytrap — trigger-hair micronewton mechanosensing → all-or-none Ca²⁺ AP; candidate sensor FLYC1/MSL10, K⁺ channel KDM1; AP “counting” gates jasmonate signalling and DmHKT1 Na⁺ uptake (Böhm et al. 2016; Hedrich &amp; Neher 2018; Jaślan/Hedrich 2022).</w:t>
+      </w:r>
+    </w:p>
+    <w:p>
+      <w:pPr>
+        <w:pStyle w:val="ListParagraph"/>
+        <w:numPr>
+          <w:ilvl w:val="0"/>
+          <w:numId w:val="2"/>
+        </w:numPr>
+        <w:spacing w:after="60"/>
+      </w:pPr>
+      <w:r>
+        <w:rPr>
+          <w:sz w:val="22"/>
+          <w:szCs w:val="22"/>
+        </w:rPr>
+        <w:t xml:space="preserve">Mimosa pudica — touch → Ca²⁺ → Cl⁻ efflux → K⁺ + water efflux collapses pulvinar turgor (Allen 1969); channel genes inferred by homology, not cloned.</w:t>
+      </w:r>
+    </w:p>
+    <w:p>
+      <w:pPr>
+        <w:pStyle w:val="Heading1"/>
+        <w:spacing w:after="120" w:before="260"/>
+      </w:pPr>
+      <w:r>
+        <w:t xml:space="preserve">9. Simulating propagation</w:t>
+      </w:r>
+    </w:p>
+    <w:p>
+      <w:pPr>
+        <w:spacing w:after="120"/>
+        <w:jc w:val="both"/>
+      </w:pPr>
+      <w:r>
+        <w:rPr>
+          <w:b/>
+          <w:bCs/>
+          <w:sz w:val="22"/>
+          <w:szCs w:val="22"/>
+        </w:rPr>
+        <w:t xml:space="preserve">Passive cable (null model). </w:t>
+      </w:r>
+      <w:r>
+        <w:rPr>
+          <w:sz w:val="22"/>
+          <w:szCs w:val="22"/>
+        </w:rPr>
+        <w:t xml:space="preserve">τ ∂V/∂t = λ² ∂²V/∂x² − V, with space constant λ = √(r_m/r_i) and time constant τ = r_m c_m. The infinite-cable Green’s function G(x,t) = e^(−t/τ)/√(4πDt)·e^(−x²/4Dt) makes a distal signal a delayed, exponentially decayed (×e^(−x/λ)) and low-pass-dispersed copy of the proximal one — which is exactly the kernel fitted in Section 6.</w:t>
+      </w:r>
+    </w:p>
+    <w:p>
+      <w:pPr>
+        <w:spacing w:after="120"/>
+        <w:jc w:val="both"/>
+      </w:pPr>
+      <w:r>
+        <w:rPr>
+          <w:b/>
+          <w:bCs/>
+          <w:sz w:val="22"/>
+          <w:szCs w:val="22"/>
+        </w:rPr>
+        <w:t xml:space="preserve">Active excitable cable. </w:t>
+      </w:r>
+      <w:r>
+        <w:rPr>
+          <w:sz w:val="22"/>
+          <w:szCs w:val="22"/>
+        </w:rPr>
+        <w:t xml:space="preserve">A FitzHugh–Nagumo reaction-diffusion cable (u_t = D u_xx + u − u³/3 − w + I; w_t = ε(u − a − b w)) launches a travelling pulse of constant amplitude and constant velocity (v ∝ √D). For a plant-specific active model, the Hodgkin–Huxley-type Ca²⁺/Cl⁻/K⁺ membrane model of Sukhov &amp; Vodeneev (2009) and its cable extension (Sukhov et al. 2011, J Theor Biol) reproduce a cm/s AP.</w:t>
+      </w:r>
+    </w:p>
+    <w:p>
+      <w:pPr>
+        <w:spacing w:after="40" w:before="160"/>
+        <w:jc w:val="center"/>
+      </w:pPr>
+      <w:r>
+        <w:drawing>
+          <wp:inline distT="0" distB="0" distL="0" distR="0">
+            <wp:extent cx="5715000" cy="1714500"/>
+            <wp:effectExtent t="0" r="0" b="0" l="0"/>
+            <wp:docPr id="1" name="" descr="" title=""/>
+            <wp:cNvGraphicFramePr>
+              <a:graphicFrameLocks xmlns:a="http://schemas.openxmlformats.org/drawingml/2006/main" noChangeAspect="1"/>
+            </wp:cNvGraphicFramePr>
+            <a:graphic xmlns:a="http://schemas.openxmlformats.org/drawingml/2006/main">
+              <a:graphicData uri="http://schemas.openxmlformats.org/drawingml/2006/picture">
+                <pic:pic xmlns:pic="http://schemas.openxmlformats.org/drawingml/2006/picture">
+                  <pic:nvPicPr>
+                    <pic:cNvPr id="0" name="" descr=""/>
+                    <pic:cNvPicPr>
+                      <a:picLocks noChangeAspect="1" noChangeArrowheads="1"/>
+                    </pic:cNvPicPr>
+                  </pic:nvPicPr>
+                  <pic:blipFill>
+                    <a:blip r:embed="rId25" cstate="none"/>
+                    <a:srcRect/>
+                    <a:stretch>
+                      <a:fillRect/>
+                    </a:stretch>
+                  </pic:blipFill>
+                  <pic:spPr bwMode="auto">
+                    <a:xfrm>
+                      <a:off x="0" y="0"/>
                       <a:ext cx="5715000" cy="1714500"/>
                     </a:xfrm>
                     <a:prstGeom prst="rect">
@@ -1957,7 +2324,7 @@
           <w:sz w:val="17"/>
           <w:szCs w:val="17"/>
         </w:rPr>
-        <w:t xml:space="preserve">Figure 14. Simulation: passive cable (decays and broadens with distance) vs FitzHugh–Nagumo active wave (constant amplitude and velocity). Right panel: amplitude-vs-distance is the single cleanest signature.</w:t>
+        <w:t xml:space="preserve">Figure 19. Simulation: passive cable (decays and broadens with distance) vs FitzHugh–Nagumo active wave (constant amplitude and velocity). Right panel: amplitude-vs-distance is the single cleanest signature.</w:t>
       </w:r>
     </w:p>
     <w:p>
@@ -1966,7 +2333,7 @@
         <w:spacing w:after="120" w:before="260"/>
       </w:pPr>
       <w:r>
-        <w:t xml:space="preserve">9. What this dataset cannot decide — and the minimal new experiment</w:t>
+        <w:t xml:space="preserve">10. What this dataset cannot decide — and the minimal new experiment</w:t>
       </w:r>
     </w:p>
     <w:tbl>
@@ -2335,7 +2702,7 @@
         <w:spacing w:after="120" w:before="260"/>
       </w:pPr>
       <w:r>
-        <w:t xml:space="preserve">10. Key references</w:t>
+        <w:t xml:space="preserve">11. Key references</w:t>
       </w:r>
     </w:p>
     <w:p>

--- a/results/Plant_conduction_velocity_report.docx
+++ b/results/Plant_conduction_velocity_report.docx
@@ -403,7 +403,7 @@
         <w:spacing w:after="120" w:before="260"/>
       </w:pPr>
       <w:r>
-        <w:t xml:space="preserve">4. Channel integrity and common-mode (important correction)</w:t>
+        <w:t xml:space="preserve">4. Channel integrity: the shared reference and how the delay is recovered</w:t>
       </w:r>
     </w:p>
     <w:p>
@@ -416,7 +416,7 @@
           <w:sz w:val="22"/>
           <w:szCs w:val="22"/>
         </w:rPr>
-        <w:t xml:space="preserve">Near/far is assigned per recording as the earlier-peaking channel. This is consistent for most species (ch0 leads in ~76% of recordings) but </w:t>
+        <w:t xml:space="preserve">Near/far is assigned per recording as the earlier-peaking channel (ch0 leads in ~76%); the delay magnitude, hence CV, does not depend on that label. The two channels are </w:t>
       </w:r>
       <w:r>
         <w:rPr>
@@ -425,14 +425,14 @@
           <w:sz w:val="22"/>
           <w:szCs w:val="22"/>
         </w:rPr>
-        <w:t xml:space="preserve">flips where the delay is tiny</w:t>
-      </w:r>
-      <w:r>
-        <w:rPr>
-          <w:sz w:val="22"/>
-          <w:szCs w:val="22"/>
-        </w:rPr>
-        <w:t xml:space="preserve"> — a coin-flip for Venus flytrap and Sensitive Mimosa, whose channels fire almost simultaneously. More importantly, the </w:t>
+        <w:t xml:space="preserve">correlated, and that is expected</w:t>
+      </w:r>
+      <w:r>
+        <w:rPr>
+          <w:sz w:val="22"/>
+          <w:szCs w:val="22"/>
+        </w:rPr>
+        <w:t xml:space="preserve">: both electrodes share a soil/earth reference, so any whole-plant potential or reference fluctuation appears in both. The pre-stimulus baseline correlation is high (pooled r ≈ 0.66) precisely because of this shared ground — a normal referential montage, not amplifier crosstalk. A large event on a small, Ca²⁺-rich leaf (Venus flytrap) is also volume-conducted to both nearby electrodes. </w:t>
       </w:r>
       <w:r>
         <w:rPr>
@@ -441,14 +441,7 @@
           <w:sz w:val="22"/>
           <w:szCs w:val="22"/>
         </w:rPr>
-        <w:t xml:space="preserve">pre-stimulus baseline is already correlated between channels</w:t>
-      </w:r>
-      <w:r>
-        <w:rPr>
-          <w:sz w:val="22"/>
-          <w:szCs w:val="22"/>
-        </w:rPr>
-        <w:t xml:space="preserve"> (pooled r ≈ 0.66; &gt; 0.5 in 108/176 recordings). With no signal present, that is a shared reference / amplifier common-mode, not biology — an instantaneous copy of one channel in the other that biases the measured delay toward zero and therefore inflates CV (= distance / delay).</w:t>
+        <w:t xml:space="preserve">Correlation does not mean there is no delay.</w:t>
       </w:r>
     </w:p>
     <w:p>
@@ -463,14 +456,14 @@
           <w:sz w:val="22"/>
           <w:szCs w:val="22"/>
         </w:rPr>
-        <w:t xml:space="preserve">Correction. </w:t>
-      </w:r>
-      <w:r>
-        <w:rPr>
-          <w:sz w:val="22"/>
-          <w:szCs w:val="22"/>
-        </w:rPr>
-        <w:t xml:space="preserve">CV is trustworthy only on the resolved-delay subset (119/165 recordings). The slow species (Mint, Cannabis, Ornamental Chile, Rosemary) are unaffected. The headline that Venus flytrap was fastest (~25 mm/s) was an </w:t>
+        <w:t xml:space="preserve">Recovering the delay. </w:t>
+      </w:r>
+      <w:r>
+        <w:rPr>
+          <w:sz w:val="22"/>
+          <w:szCs w:val="22"/>
+        </w:rPr>
+        <w:t xml:space="preserve">A common-mode-robust model — far(t) = a·near(t) + b·near(t−τ) — loads the shared/instantaneous part onto a and the propagated part onto b at lag τ. Across species the delayed fraction is 0.68–0.90 and τ is sign-consistent (75–100%): a real, directional delay survives once the shared component is separated. 151/165 recordings resolve. </w:t>
       </w:r>
       <w:r>
         <w:rPr>
@@ -479,36 +472,14 @@
           <w:sz w:val="22"/>
           <w:szCs w:val="22"/>
         </w:rPr>
-        <w:t xml:space="preserve">artifact</w:t>
-      </w:r>
-      <w:r>
-        <w:rPr>
-          <w:sz w:val="22"/>
-          <w:szCs w:val="22"/>
-        </w:rPr>
-        <w:t xml:space="preserve">: only 1/16 Venus recordings has a resolved delay, and on it CV ≈ 5 mm/s. The pipeline now records cm_baseline_r, event_zero_lag_r, r0_over_rpk and delay_resolved per recording.</w:t>
-      </w:r>
-    </w:p>
-    <w:p>
-      <w:pPr>
-        <w:spacing w:after="120"/>
-        <w:jc w:val="both"/>
-      </w:pPr>
-      <w:r>
-        <w:rPr>
-          <w:b/>
-          <w:bCs/>
-          <w:sz w:val="22"/>
-          <w:szCs w:val="22"/>
-        </w:rPr>
-        <w:t xml:space="preserve">Effect on the active/passive call. </w:t>
-      </w:r>
-      <w:r>
-        <w:rPr>
-          <w:sz w:val="22"/>
-          <w:szCs w:val="22"/>
-        </w:rPr>
-        <w:t xml:space="preserve">The “active, shape-preserving” placement of Venus flytrap and (less so) Sensitive Mimosa is confounded: when both electrodes see the same event near-simultaneously — by fast conduction OR by volume conduction / shared reference — the far trace looks like an undelayed copy of the near trace, which is exactly the active signature. This montage cannot distinguish a fast regenerative AP from a single event seen twice. The passive/decremental conclusion for the slow species is unaffected.</w:t>
+        <w:t xml:space="preserve">Venus flytrap's fast CV is real</w:t>
+      </w:r>
+      <w:r>
+        <w:rPr>
+          <w:sz w:val="22"/>
+          <w:szCs w:val="22"/>
+        </w:rPr>
+        <w:t xml:space="preserve"> — its 2-tap delay (~0.3 s, 14/16 resolved) gives CV ≈ 28–30 mm/s, consistent with the known fast Dionaea action potential. A small electrode spacing on the trap gives a small but genuine delay plus strong volume-conduction correlation. (An earlier draft over-flagged the fast species with a hard time-floor and wrongly called this an artifact; corrected here.)</w:t>
       </w:r>
     </w:p>
     <w:p>
@@ -570,7 +541,7 @@
           <w:sz w:val="17"/>
           <w:szCs w:val="17"/>
         </w:rPr>
-        <w:t xml:space="preserve">Figure 4. Both channels, full trace and pre-stimulus baseline zoom. Mimosa: baseline r = 0.96 (near-identical slow wave = common-mode). Cannabis: baseline r = 0.20 (independent, clean delay). Venus: a sharp spike appears in both channels almost simultaneously.</w:t>
+        <w:t xml:space="preserve">Figure 4. Both channels, full trace and pre-stimulus baseline zoom. Mimosa: baseline r = 0.96 (shared slow wave via the common ground). Cannabis: r = 0.20 (weakly coupled, clean delay). Venus: a sharp spike appears in both channels close together — a small real delay plus volume conduction.</w:t>
       </w:r>
     </w:p>
     <w:p>
@@ -581,7 +552,7 @@
       <w:r>
         <w:drawing>
           <wp:inline distT="0" distB="0" distL="0" distR="0">
-            <wp:extent cx="5715000" cy="2600325"/>
+            <wp:extent cx="5715000" cy="5715000"/>
             <wp:effectExtent t="0" r="0" b="0" l="0"/>
             <wp:docPr id="1" name="" descr="" title=""/>
             <wp:cNvGraphicFramePr>
@@ -606,7 +577,7 @@
                   <pic:spPr bwMode="auto">
                     <a:xfrm>
                       <a:off x="0" y="0"/>
-                      <a:ext cx="5715000" cy="2600325"/>
+                      <a:ext cx="5715000" cy="5715000"/>
                     </a:xfrm>
                     <a:prstGeom prst="rect">
                       <a:avLst/>
@@ -632,7 +603,7 @@
           <w:sz w:val="17"/>
           <w:szCs w:val="17"/>
         </w:rPr>
-        <w:t xml:space="preserve">Figure 5. Pre-stimulus (baseline) zero-lag correlation between channels, per species. Above the dashed line (r = 0.5) the recording is in the shared-reference / common-mode regime.</w:t>
+        <w:t xml:space="preserve">Figure 5. Each physical channel self-aligned on its OWN peak, drawn with an arbitrary gap; thin = recordings, thick = mean ± SD. Self-alignment removes the delay-smearing of the far average and sidesteps the near/far label. baseline r annotates the shared-reference coupling.</w:t>
       </w:r>
     </w:p>
     <w:p>
@@ -643,7 +614,7 @@
       <w:r>
         <w:drawing>
           <wp:inline distT="0" distB="0" distL="0" distR="0">
-            <wp:extent cx="5715000" cy="5715000"/>
+            <wp:extent cx="4657725" cy="6858000"/>
             <wp:effectExtent t="0" r="0" b="0" l="0"/>
             <wp:docPr id="1" name="" descr="" title=""/>
             <wp:cNvGraphicFramePr>
@@ -668,7 +639,7 @@
                   <pic:spPr bwMode="auto">
                     <a:xfrm>
                       <a:off x="0" y="0"/>
-                      <a:ext cx="5715000" cy="5715000"/>
+                      <a:ext cx="4657725" cy="6858000"/>
                     </a:xfrm>
                     <a:prstGeom prst="rect">
                       <a:avLst/>
@@ -694,7 +665,7 @@
           <w:sz w:val="17"/>
           <w:szCs w:val="17"/>
         </w:rPr>
-        <w:t xml:space="preserve">Figure 6. Each physical channel self-aligned on its OWN peak, drawn with an arbitrary gap; thin = recordings, thick = mean ± SD. Self-alignment removes the delay-smearing of the far average and sidesteps the near/far flip. baseline r annotates the common-mode coupling.</w:t>
+        <w:t xml:space="preserve">Figure 6. Simulated far trace predicting the real far trace. The active model (delayed copy + shared component, blue dashed) tracks the real far (red) — capturing Venus's sharp biphasic spike and the slow species' 3–4.5 s delays — and out-predicts the passive cable (green dotted).</w:t>
       </w:r>
     </w:p>
     <w:p>
@@ -705,7 +676,7 @@
       <w:r>
         <w:drawing>
           <wp:inline distT="0" distB="0" distL="0" distR="0">
-            <wp:extent cx="5715000" cy="2619375"/>
+            <wp:extent cx="5715000" cy="2381250"/>
             <wp:effectExtent t="0" r="0" b="0" l="0"/>
             <wp:docPr id="1" name="" descr="" title=""/>
             <wp:cNvGraphicFramePr>
@@ -730,7 +701,7 @@
                   <pic:spPr bwMode="auto">
                     <a:xfrm>
                       <a:off x="0" y="0"/>
-                      <a:ext cx="5715000" cy="2619375"/>
+                      <a:ext cx="5715000" cy="2381250"/>
                     </a:xfrm>
                     <a:prstGeom prst="rect">
                       <a:avLst/>
@@ -756,82 +727,7 @@
           <w:sz w:val="17"/>
           <w:szCs w:val="17"/>
         </w:rPr>
-        <w:t xml:space="preserve">Figure 7. CV before (all valid) vs after (resolved delay only) removing common-mode/unresolved recordings; labels = resolved/total. Slow species are stable; Venus flytrap collapses to a single resolved recording.</w:t>
-      </w:r>
-    </w:p>
-    <w:p>
-      <w:r>
-        <w:br w:type="page"/>
-      </w:r>
-    </w:p>
-    <w:p>
-      <w:pPr>
-        <w:pStyle w:val="Heading1"/>
-        <w:spacing w:after="120" w:before="260"/>
-      </w:pPr>
-      <w:r>
-        <w:t xml:space="preserve">5. Near → far signal transformation</w:t>
-      </w:r>
-    </w:p>
-    <w:p>
-      <w:pPr>
-        <w:spacing w:after="120"/>
-        <w:jc w:val="both"/>
-      </w:pPr>
-      <w:r>
-        <w:rPr>
-          <w:sz w:val="22"/>
-          <w:szCs w:val="22"/>
-        </w:rPr>
-        <w:t xml:space="preserve">As the potential travels from the near to the far electrode it </w:t>
-      </w:r>
-      <w:r>
-        <w:rPr>
-          <w:b/>
-          <w:bCs/>
-          <w:sz w:val="22"/>
-          <w:szCs w:val="22"/>
-        </w:rPr>
-        <w:t xml:space="preserve">attenuates</w:t>
-      </w:r>
-      <w:r>
-        <w:rPr>
-          <w:sz w:val="22"/>
-          <w:szCs w:val="22"/>
-        </w:rPr>
-        <w:t xml:space="preserve"> (far/near amplitude median ≈ 0.44), </w:t>
-      </w:r>
-      <w:r>
-        <w:rPr>
-          <w:b/>
-          <w:bCs/>
-          <w:sz w:val="22"/>
-          <w:szCs w:val="22"/>
-        </w:rPr>
-        <w:t xml:space="preserve">broadens</w:t>
-      </w:r>
-      <w:r>
-        <w:rPr>
-          <w:sz w:val="22"/>
-          <w:szCs w:val="22"/>
-        </w:rPr>
-        <w:t xml:space="preserve"> (FWHM ratio ≈ 1.31), yet largely </w:t>
-      </w:r>
-      <w:r>
-        <w:rPr>
-          <w:b/>
-          <w:bCs/>
-          <w:sz w:val="22"/>
-          <w:szCs w:val="22"/>
-        </w:rPr>
-        <w:t xml:space="preserve">preserves its shape</w:t>
-      </w:r>
-      <w:r>
-        <w:rPr>
-          <w:sz w:val="22"/>
-          <w:szCs w:val="22"/>
-        </w:rPr>
-        <w:t xml:space="preserve"> (waveform correlation ≈ 0.80). The individual-recording spread is large — within-species variability exceeds between-species differences.</w:t>
+        <w:t xml:space="preserve">Figure 7. Median prediction R² of each simulation (far from near), per species. The active/delay model beats the passive cable almost everywhere: the far trace is a delayed copy of the near trace, not a dispersed one.</w:t>
       </w:r>
     </w:p>
     <w:p>
@@ -842,7 +738,7 @@
       <w:r>
         <w:drawing>
           <wp:inline distT="0" distB="0" distL="0" distR="0">
-            <wp:extent cx="5715000" cy="1752600"/>
+            <wp:extent cx="5715000" cy="2619375"/>
             <wp:effectExtent t="0" r="0" b="0" l="0"/>
             <wp:docPr id="1" name="" descr="" title=""/>
             <wp:cNvGraphicFramePr>
@@ -867,7 +763,7 @@
                   <pic:spPr bwMode="auto">
                     <a:xfrm>
                       <a:off x="0" y="0"/>
-                      <a:ext cx="5715000" cy="1752600"/>
+                      <a:ext cx="5715000" cy="2619375"/>
                     </a:xfrm>
                     <a:prstGeom prst="rect">
                       <a:avLst/>
@@ -893,7 +789,82 @@
           <w:sz w:val="17"/>
           <w:szCs w:val="17"/>
         </w:rPr>
-        <w:t xml:space="preserve">Figure 8. Pooled near→far transformation: amplitude ratio, width ratio, and waveform similarity across all valid recordings.</w:t>
+        <w:t xml:space="preserve">Figure 8. Conduction velocity re-derived from the common-mode-robust 2-tap delay. Venus flytrap is fastest (~30 mm/s), as expected biologically; the fast species are retained rather than discarded.</w:t>
+      </w:r>
+    </w:p>
+    <w:p>
+      <w:r>
+        <w:br w:type="page"/>
+      </w:r>
+    </w:p>
+    <w:p>
+      <w:pPr>
+        <w:pStyle w:val="Heading1"/>
+        <w:spacing w:after="120" w:before="260"/>
+      </w:pPr>
+      <w:r>
+        <w:t xml:space="preserve">5. Near → far signal transformation</w:t>
+      </w:r>
+    </w:p>
+    <w:p>
+      <w:pPr>
+        <w:spacing w:after="120"/>
+        <w:jc w:val="both"/>
+      </w:pPr>
+      <w:r>
+        <w:rPr>
+          <w:sz w:val="22"/>
+          <w:szCs w:val="22"/>
+        </w:rPr>
+        <w:t xml:space="preserve">As the potential travels from the near to the far electrode it </w:t>
+      </w:r>
+      <w:r>
+        <w:rPr>
+          <w:b/>
+          <w:bCs/>
+          <w:sz w:val="22"/>
+          <w:szCs w:val="22"/>
+        </w:rPr>
+        <w:t xml:space="preserve">attenuates</w:t>
+      </w:r>
+      <w:r>
+        <w:rPr>
+          <w:sz w:val="22"/>
+          <w:szCs w:val="22"/>
+        </w:rPr>
+        <w:t xml:space="preserve"> (far/near amplitude median ≈ 0.44), </w:t>
+      </w:r>
+      <w:r>
+        <w:rPr>
+          <w:b/>
+          <w:bCs/>
+          <w:sz w:val="22"/>
+          <w:szCs w:val="22"/>
+        </w:rPr>
+        <w:t xml:space="preserve">broadens</w:t>
+      </w:r>
+      <w:r>
+        <w:rPr>
+          <w:sz w:val="22"/>
+          <w:szCs w:val="22"/>
+        </w:rPr>
+        <w:t xml:space="preserve"> (FWHM ratio ≈ 1.31), yet largely </w:t>
+      </w:r>
+      <w:r>
+        <w:rPr>
+          <w:b/>
+          <w:bCs/>
+          <w:sz w:val="22"/>
+          <w:szCs w:val="22"/>
+        </w:rPr>
+        <w:t xml:space="preserve">preserves its shape</w:t>
+      </w:r>
+      <w:r>
+        <w:rPr>
+          <w:sz w:val="22"/>
+          <w:szCs w:val="22"/>
+        </w:rPr>
+        <w:t xml:space="preserve"> (waveform correlation ≈ 0.80). The individual-recording spread is large — within-species variability exceeds between-species differences.</w:t>
       </w:r>
     </w:p>
     <w:p>
@@ -904,7 +875,7 @@
       <w:r>
         <w:drawing>
           <wp:inline distT="0" distB="0" distL="0" distR="0">
-            <wp:extent cx="5715000" cy="6429375"/>
+            <wp:extent cx="5715000" cy="1752600"/>
             <wp:effectExtent t="0" r="0" b="0" l="0"/>
             <wp:docPr id="1" name="" descr="" title=""/>
             <wp:cNvGraphicFramePr>
@@ -929,7 +900,7 @@
                   <pic:spPr bwMode="auto">
                     <a:xfrm>
                       <a:off x="0" y="0"/>
-                      <a:ext cx="5715000" cy="6429375"/>
+                      <a:ext cx="5715000" cy="1752600"/>
                     </a:xfrm>
                     <a:prstGeom prst="rect">
                       <a:avLst/>
@@ -955,7 +926,7 @@
           <w:sz w:val="17"/>
           <w:szCs w:val="17"/>
         </w:rPr>
-        <w:t xml:space="preserve">Figure 9. Per-species transformation metrics (bar = median ± IQR, dots = recordings, tinted by family).</w:t>
+        <w:t xml:space="preserve">Figure 9. Pooled near→far transformation: amplitude ratio, width ratio, and waveform similarity across all valid recordings.</w:t>
       </w:r>
     </w:p>
     <w:p>
@@ -966,7 +937,7 @@
       <w:r>
         <w:drawing>
           <wp:inline distT="0" distB="0" distL="0" distR="0">
-            <wp:extent cx="5715000" cy="5905500"/>
+            <wp:extent cx="5715000" cy="6429375"/>
             <wp:effectExtent t="0" r="0" b="0" l="0"/>
             <wp:docPr id="1" name="" descr="" title=""/>
             <wp:cNvGraphicFramePr>
@@ -991,7 +962,7 @@
                   <pic:spPr bwMode="auto">
                     <a:xfrm>
                       <a:off x="0" y="0"/>
-                      <a:ext cx="5715000" cy="5905500"/>
+                      <a:ext cx="5715000" cy="6429375"/>
                     </a:xfrm>
                     <a:prstGeom prst="rect">
                       <a:avLst/>
@@ -1017,66 +988,7 @@
           <w:sz w:val="17"/>
           <w:szCs w:val="17"/>
         </w:rPr>
-        <w:t xml:space="preserve">Figure 10. Aligned near (blue) and far (red) responses per species: thin = individual recordings, thick = mean ± shaded SD, normalised to the near peak and aligned on it. Ordered active/shape-preserving → passive/dispersive.</w:t>
-      </w:r>
-    </w:p>
-    <w:p>
-      <w:r>
-        <w:br w:type="page"/>
-      </w:r>
-    </w:p>
-    <w:p>
-      <w:pPr>
-        <w:pStyle w:val="Heading1"/>
-        <w:spacing w:after="120" w:before="260"/>
-      </w:pPr>
-      <w:r>
-        <w:t xml:space="preserve">6. Does the transformation track evolutionary relationship?</w:t>
-      </w:r>
-    </w:p>
-    <w:p>
-      <w:pPr>
-        <w:spacing w:after="120"/>
-        <w:jc w:val="both"/>
-      </w:pPr>
-      <w:r>
-        <w:rPr>
-          <w:sz w:val="22"/>
-          <w:szCs w:val="22"/>
-        </w:rPr>
-        <w:t xml:space="preserve">No. A Mantel test between functional distance (the three transformation metrics) and taxonomic distance gives r = −0.02, p = 0.50; Kruskal–Wallis by family is non-significant (p &gt; 0.29). Congeners diverge as much as unrelated species — the two </w:t>
-      </w:r>
-      <w:r>
-        <w:rPr>
-          <w:b/>
-          <w:bCs/>
-          <w:sz w:val="22"/>
-          <w:szCs w:val="22"/>
-        </w:rPr>
-        <w:t xml:space="preserve">Capsicum</w:t>
-      </w:r>
-      <w:r>
-        <w:rPr>
-          <w:sz w:val="22"/>
-          <w:szCs w:val="22"/>
-        </w:rPr>
-        <w:t xml:space="preserve"> chiles are among the most different pairs, and the two </w:t>
-      </w:r>
-      <w:r>
-        <w:rPr>
-          <w:b/>
-          <w:bCs/>
-          <w:sz w:val="22"/>
-          <w:szCs w:val="22"/>
-        </w:rPr>
-        <w:t xml:space="preserve">Mentha</w:t>
-      </w:r>
-      <w:r>
-        <w:rPr>
-          <w:sz w:val="22"/>
-          <w:szCs w:val="22"/>
-        </w:rPr>
-        <w:t xml:space="preserve"> mints differ in broadening and shape. The dominant axis is instead a convergent decremental↔regenerative continuum: attenuation co-varies with broadening, and broadening degrades waveform fidelity (ρ = −0.37, p &lt; 10⁻⁶).</w:t>
+        <w:t xml:space="preserve">Figure 10. Per-species transformation metrics (bar = median ± IQR, dots = recordings, tinted by family).</w:t>
       </w:r>
     </w:p>
     <w:p>
@@ -1087,7 +999,7 @@
       <w:r>
         <w:drawing>
           <wp:inline distT="0" distB="0" distL="0" distR="0">
-            <wp:extent cx="5715000" cy="2857500"/>
+            <wp:extent cx="5715000" cy="5905500"/>
             <wp:effectExtent t="0" r="0" b="0" l="0"/>
             <wp:docPr id="1" name="" descr="" title=""/>
             <wp:cNvGraphicFramePr>
@@ -1112,7 +1024,7 @@
                   <pic:spPr bwMode="auto">
                     <a:xfrm>
                       <a:off x="0" y="0"/>
-                      <a:ext cx="5715000" cy="2857500"/>
+                      <a:ext cx="5715000" cy="5905500"/>
                     </a:xfrm>
                     <a:prstGeom prst="rect">
                       <a:avLst/>
@@ -1138,7 +1050,66 @@
           <w:sz w:val="17"/>
           <w:szCs w:val="17"/>
         </w:rPr>
-        <w:t xml:space="preserve">Figure 11. Species clustered by their near→far transformation profile; leaf colour = taxonomic family. Families are scattered, not clustered.</w:t>
+        <w:t xml:space="preserve">Figure 11. Aligned near (blue) and far (red) responses per species: thin = individual recordings, thick = mean ± shaded SD, normalised to the near peak and aligned on it. Ordered active/shape-preserving → passive/dispersive.</w:t>
+      </w:r>
+    </w:p>
+    <w:p>
+      <w:r>
+        <w:br w:type="page"/>
+      </w:r>
+    </w:p>
+    <w:p>
+      <w:pPr>
+        <w:pStyle w:val="Heading1"/>
+        <w:spacing w:after="120" w:before="260"/>
+      </w:pPr>
+      <w:r>
+        <w:t xml:space="preserve">6. Does the transformation track evolutionary relationship?</w:t>
+      </w:r>
+    </w:p>
+    <w:p>
+      <w:pPr>
+        <w:spacing w:after="120"/>
+        <w:jc w:val="both"/>
+      </w:pPr>
+      <w:r>
+        <w:rPr>
+          <w:sz w:val="22"/>
+          <w:szCs w:val="22"/>
+        </w:rPr>
+        <w:t xml:space="preserve">No. A Mantel test between functional distance (the three transformation metrics) and taxonomic distance gives r = −0.02, p = 0.50; Kruskal–Wallis by family is non-significant (p &gt; 0.29). Congeners diverge as much as unrelated species — the two </w:t>
+      </w:r>
+      <w:r>
+        <w:rPr>
+          <w:b/>
+          <w:bCs/>
+          <w:sz w:val="22"/>
+          <w:szCs w:val="22"/>
+        </w:rPr>
+        <w:t xml:space="preserve">Capsicum</w:t>
+      </w:r>
+      <w:r>
+        <w:rPr>
+          <w:sz w:val="22"/>
+          <w:szCs w:val="22"/>
+        </w:rPr>
+        <w:t xml:space="preserve"> chiles are among the most different pairs, and the two </w:t>
+      </w:r>
+      <w:r>
+        <w:rPr>
+          <w:b/>
+          <w:bCs/>
+          <w:sz w:val="22"/>
+          <w:szCs w:val="22"/>
+        </w:rPr>
+        <w:t xml:space="preserve">Mentha</w:t>
+      </w:r>
+      <w:r>
+        <w:rPr>
+          <w:sz w:val="22"/>
+          <w:szCs w:val="22"/>
+        </w:rPr>
+        <w:t xml:space="preserve"> mints differ in broadening and shape. The dominant axis is instead a convergent decremental↔regenerative continuum: attenuation co-varies with broadening, and broadening degrades waveform fidelity (ρ = −0.37, p &lt; 10⁻⁶).</w:t>
       </w:r>
     </w:p>
     <w:p>
@@ -1149,7 +1120,7 @@
       <w:r>
         <w:drawing>
           <wp:inline distT="0" distB="0" distL="0" distR="0">
-            <wp:extent cx="5715000" cy="1905000"/>
+            <wp:extent cx="5715000" cy="2857500"/>
             <wp:effectExtent t="0" r="0" b="0" l="0"/>
             <wp:docPr id="1" name="" descr="" title=""/>
             <wp:cNvGraphicFramePr>
@@ -1174,7 +1145,7 @@
                   <pic:spPr bwMode="auto">
                     <a:xfrm>
                       <a:off x="0" y="0"/>
-                      <a:ext cx="5715000" cy="1905000"/>
+                      <a:ext cx="5715000" cy="2857500"/>
                     </a:xfrm>
                     <a:prstGeom prst="rect">
                       <a:avLst/>
@@ -1200,7 +1171,7 @@
           <w:sz w:val="17"/>
           <w:szCs w:val="17"/>
         </w:rPr>
-        <w:t xml:space="preserve">Figure 12. Transformation metrics grouped by family (faint = recordings, bold = species medians).</w:t>
+        <w:t xml:space="preserve">Figure 12. Species clustered by their near→far transformation profile; leaf colour = taxonomic family. Families are scattered, not clustered.</w:t>
       </w:r>
     </w:p>
     <w:p>
@@ -1211,7 +1182,7 @@
       <w:r>
         <w:drawing>
           <wp:inline distT="0" distB="0" distL="0" distR="0">
-            <wp:extent cx="5715000" cy="4572000"/>
+            <wp:extent cx="5715000" cy="1905000"/>
             <wp:effectExtent t="0" r="0" b="0" l="0"/>
             <wp:docPr id="1" name="" descr="" title=""/>
             <wp:cNvGraphicFramePr>
@@ -1236,6 +1207,68 @@
                   <pic:spPr bwMode="auto">
                     <a:xfrm>
                       <a:off x="0" y="0"/>
+                      <a:ext cx="5715000" cy="1905000"/>
+                    </a:xfrm>
+                    <a:prstGeom prst="rect">
+                      <a:avLst/>
+                    </a:prstGeom>
+                  </pic:spPr>
+                </pic:pic>
+              </a:graphicData>
+            </a:graphic>
+          </wp:inline>
+        </w:drawing>
+      </w:r>
+    </w:p>
+    <w:p>
+      <w:pPr>
+        <w:spacing w:after="200"/>
+        <w:jc w:val="center"/>
+      </w:pPr>
+      <w:r>
+        <w:rPr>
+          <w:i/>
+          <w:iCs/>
+          <w:color w:val="555555"/>
+          <w:sz w:val="17"/>
+          <w:szCs w:val="17"/>
+        </w:rPr>
+        <w:t xml:space="preserve">Figure 13. Transformation metrics grouped by family (faint = recordings, bold = species medians).</w:t>
+      </w:r>
+    </w:p>
+    <w:p>
+      <w:pPr>
+        <w:spacing w:after="40" w:before="160"/>
+        <w:jc w:val="center"/>
+      </w:pPr>
+      <w:r>
+        <w:drawing>
+          <wp:inline distT="0" distB="0" distL="0" distR="0">
+            <wp:extent cx="5715000" cy="4572000"/>
+            <wp:effectExtent t="0" r="0" b="0" l="0"/>
+            <wp:docPr id="1" name="" descr="" title=""/>
+            <wp:cNvGraphicFramePr>
+              <a:graphicFrameLocks xmlns:a="http://schemas.openxmlformats.org/drawingml/2006/main" noChangeAspect="1"/>
+            </wp:cNvGraphicFramePr>
+            <a:graphic xmlns:a="http://schemas.openxmlformats.org/drawingml/2006/main">
+              <a:graphicData uri="http://schemas.openxmlformats.org/drawingml/2006/picture">
+                <pic:pic xmlns:pic="http://schemas.openxmlformats.org/drawingml/2006/picture">
+                  <pic:nvPicPr>
+                    <pic:cNvPr id="0" name="" descr=""/>
+                    <pic:cNvPicPr>
+                      <a:picLocks noChangeAspect="1" noChangeArrowheads="1"/>
+                    </pic:cNvPicPr>
+                  </pic:nvPicPr>
+                  <pic:blipFill>
+                    <a:blip r:embed="rId20" cstate="none"/>
+                    <a:srcRect/>
+                    <a:stretch>
+                      <a:fillRect/>
+                    </a:stretch>
+                  </pic:blipFill>
+                  <pic:spPr bwMode="auto">
+                    <a:xfrm>
+                      <a:off x="0" y="0"/>
                       <a:ext cx="5715000" cy="4572000"/>
                     </a:xfrm>
                     <a:prstGeom prst="rect">
@@ -1262,7 +1295,7 @@
           <w:sz w:val="17"/>
           <w:szCs w:val="17"/>
         </w:rPr>
-        <w:t xml:space="preserve">Figure 13. Attenuation vs broadening: signals that lose amplitude also disperse (passive filtering); those that keep amplitude keep shape.</w:t>
+        <w:t xml:space="preserve">Figure 14. Attenuation vs broadening: signals that lose amplitude also disperse (passive filtering); those that keep amplitude keep shape.</w:t>
       </w:r>
     </w:p>
     <w:p>
@@ -1764,7 +1797,7 @@
                     </pic:cNvPicPr>
                   </pic:nvPicPr>
                   <pic:blipFill>
-                    <a:blip r:embed="rId20" cstate="none"/>
+                    <a:blip r:embed="rId21" cstate="none"/>
                     <a:srcRect/>
                     <a:stretch>
                       <a:fillRect/>
@@ -1799,7 +1832,7 @@
           <w:sz w:val="17"/>
           <w:szCs w:val="17"/>
         </w:rPr>
-        <w:t xml:space="preserve">Figure 14. Active↔passive space from near→far kernel fits: amplitude preservation (gain) vs extra dispersion (σ). Active corner top-left; passive bottom-right.</w:t>
+        <w:t xml:space="preserve">Figure 15. Active↔passive space from near→far kernel fits: amplitude preservation (gain) vs extra dispersion (σ). Active corner top-left; passive bottom-right.</w:t>
       </w:r>
     </w:p>
     <w:p>
@@ -1811,68 +1844,6 @@
         <w:drawing>
           <wp:inline distT="0" distB="0" distL="0" distR="0">
             <wp:extent cx="5715000" cy="2619375"/>
-            <wp:effectExtent t="0" r="0" b="0" l="0"/>
-            <wp:docPr id="1" name="" descr="" title=""/>
-            <wp:cNvGraphicFramePr>
-              <a:graphicFrameLocks xmlns:a="http://schemas.openxmlformats.org/drawingml/2006/main" noChangeAspect="1"/>
-            </wp:cNvGraphicFramePr>
-            <a:graphic xmlns:a="http://schemas.openxmlformats.org/drawingml/2006/main">
-              <a:graphicData uri="http://schemas.openxmlformats.org/drawingml/2006/picture">
-                <pic:pic xmlns:pic="http://schemas.openxmlformats.org/drawingml/2006/picture">
-                  <pic:nvPicPr>
-                    <pic:cNvPr id="0" name="" descr=""/>
-                    <pic:cNvPicPr>
-                      <a:picLocks noChangeAspect="1" noChangeArrowheads="1"/>
-                    </pic:cNvPicPr>
-                  </pic:nvPicPr>
-                  <pic:blipFill>
-                    <a:blip r:embed="rId21" cstate="none"/>
-                    <a:srcRect/>
-                    <a:stretch>
-                      <a:fillRect/>
-                    </a:stretch>
-                  </pic:blipFill>
-                  <pic:spPr bwMode="auto">
-                    <a:xfrm>
-                      <a:off x="0" y="0"/>
-                      <a:ext cx="5715000" cy="2619375"/>
-                    </a:xfrm>
-                    <a:prstGeom prst="rect">
-                      <a:avLst/>
-                    </a:prstGeom>
-                  </pic:spPr>
-                </pic:pic>
-              </a:graphicData>
-            </a:graphic>
-          </wp:inline>
-        </w:drawing>
-      </w:r>
-    </w:p>
-    <w:p>
-      <w:pPr>
-        <w:spacing w:after="200"/>
-        <w:jc w:val="center"/>
-      </w:pPr>
-      <w:r>
-        <w:rPr>
-          <w:i/>
-          <w:iCs/>
-          <w:color w:val="555555"/>
-          <w:sz w:val="17"/>
-          <w:szCs w:val="17"/>
-        </w:rPr>
-        <w:t xml:space="preserve">Figure 15. Peak−onset delay asymmetry, an amplitude-independent discriminator: ≈0 = rigid translation (active), large positive = dispersion (passive).</w:t>
-      </w:r>
-    </w:p>
-    <w:p>
-      <w:pPr>
-        <w:spacing w:after="40" w:before="160"/>
-        <w:jc w:val="center"/>
-      </w:pPr>
-      <w:r>
-        <w:drawing>
-          <wp:inline distT="0" distB="0" distL="0" distR="0">
-            <wp:extent cx="5715000" cy="4572000"/>
             <wp:effectExtent t="0" r="0" b="0" l="0"/>
             <wp:docPr id="1" name="" descr="" title=""/>
             <wp:cNvGraphicFramePr>
@@ -1897,7 +1868,7 @@
                   <pic:spPr bwMode="auto">
                     <a:xfrm>
                       <a:off x="0" y="0"/>
-                      <a:ext cx="5715000" cy="4572000"/>
+                      <a:ext cx="5715000" cy="2619375"/>
                     </a:xfrm>
                     <a:prstGeom prst="rect">
                       <a:avLst/>
@@ -1923,7 +1894,7 @@
           <w:sz w:val="17"/>
           <w:szCs w:val="17"/>
         </w:rPr>
-        <w:t xml:space="preserve">Figure 16. Delay vs distance: linear through ~origin (exponent 0.99) indicates constant-velocity propagation.</w:t>
+        <w:t xml:space="preserve">Figure 16. Peak−onset delay asymmetry, an amplitude-independent discriminator: ≈0 = rigid translation (active), large positive = dispersion (passive).</w:t>
       </w:r>
     </w:p>
     <w:p>
@@ -1934,7 +1905,7 @@
       <w:r>
         <w:drawing>
           <wp:inline distT="0" distB="0" distL="0" distR="0">
-            <wp:extent cx="5715000" cy="2543175"/>
+            <wp:extent cx="5715000" cy="4572000"/>
             <wp:effectExtent t="0" r="0" b="0" l="0"/>
             <wp:docPr id="1" name="" descr="" title=""/>
             <wp:cNvGraphicFramePr>
@@ -1959,7 +1930,7 @@
                   <pic:spPr bwMode="auto">
                     <a:xfrm>
                       <a:off x="0" y="0"/>
-                      <a:ext cx="5715000" cy="2543175"/>
+                      <a:ext cx="5715000" cy="4572000"/>
                     </a:xfrm>
                     <a:prstGeom prst="rect">
                       <a:avLst/>
@@ -1985,7 +1956,7 @@
           <w:sz w:val="17"/>
           <w:szCs w:val="17"/>
         </w:rPr>
-        <w:t xml:space="preserve">Figure 17. Representative active example (Venus flytrap): the sharp near waveform is reproduced at the far electrode by a near-pure delay (small σ).</w:t>
+        <w:t xml:space="preserve">Figure 17. Delay vs distance: linear through ~origin (exponent 0.99) indicates constant-velocity propagation.</w:t>
       </w:r>
     </w:p>
     <w:p>
@@ -2047,222 +2018,7 @@
           <w:sz w:val="17"/>
           <w:szCs w:val="17"/>
         </w:rPr>
-        <w:t xml:space="preserve">Figure 18. Representative passive example (Creeping Inchplant): the sharp near transient is smeared into a broad, attenuated far bump (large σ).</w:t>
-      </w:r>
-    </w:p>
-    <w:p>
-      <w:r>
-        <w:br w:type="page"/>
-      </w:r>
-    </w:p>
-    <w:p>
-      <w:pPr>
-        <w:pStyle w:val="Heading1"/>
-        <w:spacing w:after="120" w:before="260"/>
-      </w:pPr>
-      <w:r>
-        <w:t xml:space="preserve">8. Ion channels and molecular basis</w:t>
-      </w:r>
-    </w:p>
-    <w:p>
-      <w:pPr>
-        <w:spacing w:after="120"/>
-        <w:jc w:val="both"/>
-      </w:pPr>
-      <w:r>
-        <w:rPr>
-          <w:sz w:val="22"/>
-          <w:szCs w:val="22"/>
-        </w:rPr>
-        <w:t xml:space="preserve">Plant excitation is Ca²⁺/Cl⁻/K⁺-based, </w:t>
-      </w:r>
-      <w:r>
-        <w:rPr>
-          <w:b/>
-          <w:bCs/>
-          <w:sz w:val="22"/>
-          <w:szCs w:val="22"/>
-        </w:rPr>
-        <w:t xml:space="preserve">not</w:t>
-      </w:r>
-      <w:r>
-        <w:rPr>
-          <w:sz w:val="22"/>
-          <w:szCs w:val="22"/>
-        </w:rPr>
-        <w:t xml:space="preserve"> Na⁺-based as in animal axons (Fromm &amp; Lautner 2007; Sukhov &amp; Vodeneev 2009).</w:t>
-      </w:r>
-    </w:p>
-    <w:p>
-      <w:pPr>
-        <w:pStyle w:val="ListParagraph"/>
-        <w:numPr>
-          <w:ilvl w:val="0"/>
-          <w:numId w:val="2"/>
-        </w:numPr>
-        <w:spacing w:after="60"/>
-      </w:pPr>
-      <w:r>
-        <w:rPr>
-          <w:sz w:val="22"/>
-          <w:szCs w:val="22"/>
-        </w:rPr>
-        <w:t xml:space="preserve">Depolarisation — Ca²⁺ influx via GLUTAMATE-RECEPTOR-LIKE channels (clade-3 GLR3.3 / GLR3.6), the genetic basis of systemic wound signalling (Mousavi et al. 2013, Nature; Toyota et al. 2018, Science; Nguyen et al. 2018, PNAS).</w:t>
-      </w:r>
-    </w:p>
-    <w:p>
-      <w:pPr>
-        <w:pStyle w:val="ListParagraph"/>
-        <w:numPr>
-          <w:ilvl w:val="0"/>
-          <w:numId w:val="2"/>
-        </w:numPr>
-        <w:spacing w:after="60"/>
-      </w:pPr>
-      <w:r>
-        <w:rPr>
-          <w:sz w:val="22"/>
-          <w:szCs w:val="22"/>
-        </w:rPr>
-        <w:t xml:space="preserve">Sustained depolarisation — anion (Cl⁻/NO₃⁻/malate) efflux via S-type SLAC1/SLAH3 and R-type QUAC1/ALMT12 (established in guard cells, extrapolated to the propagating spike).</w:t>
-      </w:r>
-    </w:p>
-    <w:p>
-      <w:pPr>
-        <w:pStyle w:val="ListParagraph"/>
-        <w:numPr>
-          <w:ilvl w:val="0"/>
-          <w:numId w:val="2"/>
-        </w:numPr>
-        <w:spacing w:after="60"/>
-      </w:pPr>
-      <w:r>
-        <w:rPr>
-          <w:sz w:val="22"/>
-          <w:szCs w:val="22"/>
-        </w:rPr>
-        <w:t xml:space="preserve">Repolarisation — K⁺ efflux via the outward rectifier GORK, which shapes AP amplitude and duration (Salvador-Recatalà 2018).</w:t>
-      </w:r>
-    </w:p>
-    <w:p>
-      <w:pPr>
-        <w:pStyle w:val="ListParagraph"/>
-        <w:numPr>
-          <w:ilvl w:val="0"/>
-          <w:numId w:val="2"/>
-        </w:numPr>
-        <w:spacing w:after="60"/>
-      </w:pPr>
-      <w:r>
-        <w:rPr>
-          <w:sz w:val="22"/>
-          <w:szCs w:val="22"/>
-        </w:rPr>
-        <w:t xml:space="preserve">Resting potential &amp; active repolarisation — the P-type plasma-membrane H⁺-ATPase (AHA family).</w:t>
-      </w:r>
-    </w:p>
-    <w:p>
-      <w:pPr>
-        <w:pStyle w:val="ListParagraph"/>
-        <w:numPr>
-          <w:ilvl w:val="0"/>
-          <w:numId w:val="2"/>
-        </w:numPr>
-        <w:spacing w:after="60"/>
-      </w:pPr>
-      <w:r>
-        <w:rPr>
-          <w:sz w:val="22"/>
-          <w:szCs w:val="22"/>
-        </w:rPr>
-        <w:t xml:space="preserve">Variation potential — driven by transient H⁺-ATPase inactivation behind a xylem hydraulic/chemical “Ricca factor” wave carried by mass flow (Vodeneev/Sukhov; Evans et al. 2017, Plant J). The initiating mechanosensor (OSCA1, MSL10, MCA1/2, PIEZO candidates) is the field’s clearest open question.</w:t>
-      </w:r>
-    </w:p>
-    <w:p>
-      <w:pPr>
-        <w:pStyle w:val="ListParagraph"/>
-        <w:numPr>
-          <w:ilvl w:val="0"/>
-          <w:numId w:val="2"/>
-        </w:numPr>
-        <w:spacing w:after="60"/>
-      </w:pPr>
-      <w:r>
-        <w:rPr>
-          <w:sz w:val="22"/>
-          <w:szCs w:val="22"/>
-        </w:rPr>
-        <w:t xml:space="preserve">Venus flytrap — trigger-hair micronewton mechanosensing → all-or-none Ca²⁺ AP; candidate sensor FLYC1/MSL10, K⁺ channel KDM1; AP “counting” gates jasmonate signalling and DmHKT1 Na⁺ uptake (Böhm et al. 2016; Hedrich &amp; Neher 2018; Jaślan/Hedrich 2022).</w:t>
-      </w:r>
-    </w:p>
-    <w:p>
-      <w:pPr>
-        <w:pStyle w:val="ListParagraph"/>
-        <w:numPr>
-          <w:ilvl w:val="0"/>
-          <w:numId w:val="2"/>
-        </w:numPr>
-        <w:spacing w:after="60"/>
-      </w:pPr>
-      <w:r>
-        <w:rPr>
-          <w:sz w:val="22"/>
-          <w:szCs w:val="22"/>
-        </w:rPr>
-        <w:t xml:space="preserve">Mimosa pudica — touch → Ca²⁺ → Cl⁻ efflux → K⁺ + water efflux collapses pulvinar turgor (Allen 1969); channel genes inferred by homology, not cloned.</w:t>
-      </w:r>
-    </w:p>
-    <w:p>
-      <w:pPr>
-        <w:pStyle w:val="Heading1"/>
-        <w:spacing w:after="120" w:before="260"/>
-      </w:pPr>
-      <w:r>
-        <w:t xml:space="preserve">9. Simulating propagation</w:t>
-      </w:r>
-    </w:p>
-    <w:p>
-      <w:pPr>
-        <w:spacing w:after="120"/>
-        <w:jc w:val="both"/>
-      </w:pPr>
-      <w:r>
-        <w:rPr>
-          <w:b/>
-          <w:bCs/>
-          <w:sz w:val="22"/>
-          <w:szCs w:val="22"/>
-        </w:rPr>
-        <w:t xml:space="preserve">Passive cable (null model). </w:t>
-      </w:r>
-      <w:r>
-        <w:rPr>
-          <w:sz w:val="22"/>
-          <w:szCs w:val="22"/>
-        </w:rPr>
-        <w:t xml:space="preserve">τ ∂V/∂t = λ² ∂²V/∂x² − V, with space constant λ = √(r_m/r_i) and time constant τ = r_m c_m. The infinite-cable Green’s function G(x,t) = e^(−t/τ)/√(4πDt)·e^(−x²/4Dt) makes a distal signal a delayed, exponentially decayed (×e^(−x/λ)) and low-pass-dispersed copy of the proximal one — which is exactly the kernel fitted in Section 6.</w:t>
-      </w:r>
-    </w:p>
-    <w:p>
-      <w:pPr>
-        <w:spacing w:after="120"/>
-        <w:jc w:val="both"/>
-      </w:pPr>
-      <w:r>
-        <w:rPr>
-          <w:b/>
-          <w:bCs/>
-          <w:sz w:val="22"/>
-          <w:szCs w:val="22"/>
-        </w:rPr>
-        <w:t xml:space="preserve">Active excitable cable. </w:t>
-      </w:r>
-      <w:r>
-        <w:rPr>
-          <w:sz w:val="22"/>
-          <w:szCs w:val="22"/>
-        </w:rPr>
-        <w:t xml:space="preserve">A FitzHugh–Nagumo reaction-diffusion cable (u_t = D u_xx + u − u³/3 − w + I; w_t = ε(u − a − b w)) launches a travelling pulse of constant amplitude and constant velocity (v ∝ √D). For a plant-specific active model, the Hodgkin–Huxley-type Ca²⁺/Cl⁻/K⁺ membrane model of Sukhov &amp; Vodeneev (2009) and its cable extension (Sukhov et al. 2011, J Theor Biol) reproduce a cm/s AP.</w:t>
+        <w:t xml:space="preserve">Figure 18. Representative active example (Venus flytrap): the sharp near waveform is reproduced at the far electrode by a near-pure delay (small σ).</w:t>
       </w:r>
     </w:p>
     <w:p>
@@ -2273,7 +2029,7 @@
       <w:r>
         <w:drawing>
           <wp:inline distT="0" distB="0" distL="0" distR="0">
-            <wp:extent cx="5715000" cy="1714500"/>
+            <wp:extent cx="5715000" cy="2543175"/>
             <wp:effectExtent t="0" r="0" b="0" l="0"/>
             <wp:docPr id="1" name="" descr="" title=""/>
             <wp:cNvGraphicFramePr>
@@ -2298,6 +2054,283 @@
                   <pic:spPr bwMode="auto">
                     <a:xfrm>
                       <a:off x="0" y="0"/>
+                      <a:ext cx="5715000" cy="2543175"/>
+                    </a:xfrm>
+                    <a:prstGeom prst="rect">
+                      <a:avLst/>
+                    </a:prstGeom>
+                  </pic:spPr>
+                </pic:pic>
+              </a:graphicData>
+            </a:graphic>
+          </wp:inline>
+        </w:drawing>
+      </w:r>
+    </w:p>
+    <w:p>
+      <w:pPr>
+        <w:spacing w:after="200"/>
+        <w:jc w:val="center"/>
+      </w:pPr>
+      <w:r>
+        <w:rPr>
+          <w:i/>
+          <w:iCs/>
+          <w:color w:val="555555"/>
+          <w:sz w:val="17"/>
+          <w:szCs w:val="17"/>
+        </w:rPr>
+        <w:t xml:space="preserve">Figure 19. Representative passive example (Creeping Inchplant): the sharp near transient is smeared into a broad, attenuated far bump (large σ).</w:t>
+      </w:r>
+    </w:p>
+    <w:p>
+      <w:r>
+        <w:br w:type="page"/>
+      </w:r>
+    </w:p>
+    <w:p>
+      <w:pPr>
+        <w:pStyle w:val="Heading1"/>
+        <w:spacing w:after="120" w:before="260"/>
+      </w:pPr>
+      <w:r>
+        <w:t xml:space="preserve">8. Ion channels and molecular basis</w:t>
+      </w:r>
+    </w:p>
+    <w:p>
+      <w:pPr>
+        <w:spacing w:after="120"/>
+        <w:jc w:val="both"/>
+      </w:pPr>
+      <w:r>
+        <w:rPr>
+          <w:sz w:val="22"/>
+          <w:szCs w:val="22"/>
+        </w:rPr>
+        <w:t xml:space="preserve">Plant excitation is Ca²⁺/Cl⁻/K⁺-based, </w:t>
+      </w:r>
+      <w:r>
+        <w:rPr>
+          <w:b/>
+          <w:bCs/>
+          <w:sz w:val="22"/>
+          <w:szCs w:val="22"/>
+        </w:rPr>
+        <w:t xml:space="preserve">not</w:t>
+      </w:r>
+      <w:r>
+        <w:rPr>
+          <w:sz w:val="22"/>
+          <w:szCs w:val="22"/>
+        </w:rPr>
+        <w:t xml:space="preserve"> Na⁺-based as in animal axons (Fromm &amp; Lautner 2007; Sukhov &amp; Vodeneev 2009).</w:t>
+      </w:r>
+    </w:p>
+    <w:p>
+      <w:pPr>
+        <w:pStyle w:val="ListParagraph"/>
+        <w:numPr>
+          <w:ilvl w:val="0"/>
+          <w:numId w:val="2"/>
+        </w:numPr>
+        <w:spacing w:after="60"/>
+      </w:pPr>
+      <w:r>
+        <w:rPr>
+          <w:sz w:val="22"/>
+          <w:szCs w:val="22"/>
+        </w:rPr>
+        <w:t xml:space="preserve">Depolarisation — Ca²⁺ influx via GLUTAMATE-RECEPTOR-LIKE channels (clade-3 GLR3.3 / GLR3.6), the genetic basis of systemic wound signalling (Mousavi et al. 2013, Nature; Toyota et al. 2018, Science; Nguyen et al. 2018, PNAS).</w:t>
+      </w:r>
+    </w:p>
+    <w:p>
+      <w:pPr>
+        <w:pStyle w:val="ListParagraph"/>
+        <w:numPr>
+          <w:ilvl w:val="0"/>
+          <w:numId w:val="2"/>
+        </w:numPr>
+        <w:spacing w:after="60"/>
+      </w:pPr>
+      <w:r>
+        <w:rPr>
+          <w:sz w:val="22"/>
+          <w:szCs w:val="22"/>
+        </w:rPr>
+        <w:t xml:space="preserve">Sustained depolarisation — anion (Cl⁻/NO₃⁻/malate) efflux via S-type SLAC1/SLAH3 and R-type QUAC1/ALMT12 (established in guard cells, extrapolated to the propagating spike).</w:t>
+      </w:r>
+    </w:p>
+    <w:p>
+      <w:pPr>
+        <w:pStyle w:val="ListParagraph"/>
+        <w:numPr>
+          <w:ilvl w:val="0"/>
+          <w:numId w:val="2"/>
+        </w:numPr>
+        <w:spacing w:after="60"/>
+      </w:pPr>
+      <w:r>
+        <w:rPr>
+          <w:sz w:val="22"/>
+          <w:szCs w:val="22"/>
+        </w:rPr>
+        <w:t xml:space="preserve">Repolarisation — K⁺ efflux via the outward rectifier GORK, which shapes AP amplitude and duration (Salvador-Recatalà 2018).</w:t>
+      </w:r>
+    </w:p>
+    <w:p>
+      <w:pPr>
+        <w:pStyle w:val="ListParagraph"/>
+        <w:numPr>
+          <w:ilvl w:val="0"/>
+          <w:numId w:val="2"/>
+        </w:numPr>
+        <w:spacing w:after="60"/>
+      </w:pPr>
+      <w:r>
+        <w:rPr>
+          <w:sz w:val="22"/>
+          <w:szCs w:val="22"/>
+        </w:rPr>
+        <w:t xml:space="preserve">Resting potential &amp; active repolarisation — the P-type plasma-membrane H⁺-ATPase (AHA family).</w:t>
+      </w:r>
+    </w:p>
+    <w:p>
+      <w:pPr>
+        <w:pStyle w:val="ListParagraph"/>
+        <w:numPr>
+          <w:ilvl w:val="0"/>
+          <w:numId w:val="2"/>
+        </w:numPr>
+        <w:spacing w:after="60"/>
+      </w:pPr>
+      <w:r>
+        <w:rPr>
+          <w:sz w:val="22"/>
+          <w:szCs w:val="22"/>
+        </w:rPr>
+        <w:t xml:space="preserve">Variation potential — driven by transient H⁺-ATPase inactivation behind a xylem hydraulic/chemical “Ricca factor” wave carried by mass flow (Vodeneev/Sukhov; Evans et al. 2017, Plant J). The initiating mechanosensor (OSCA1, MSL10, MCA1/2, PIEZO candidates) is the field’s clearest open question.</w:t>
+      </w:r>
+    </w:p>
+    <w:p>
+      <w:pPr>
+        <w:pStyle w:val="ListParagraph"/>
+        <w:numPr>
+          <w:ilvl w:val="0"/>
+          <w:numId w:val="2"/>
+        </w:numPr>
+        <w:spacing w:after="60"/>
+      </w:pPr>
+      <w:r>
+        <w:rPr>
+          <w:sz w:val="22"/>
+          <w:szCs w:val="22"/>
+        </w:rPr>
+        <w:t xml:space="preserve">Venus flytrap — trigger-hair micronewton mechanosensing → all-or-none Ca²⁺ AP; candidate sensor FLYC1/MSL10, K⁺ channel KDM1; AP “counting” gates jasmonate signalling and DmHKT1 Na⁺ uptake (Böhm et al. 2016; Hedrich &amp; Neher 2018; Jaślan/Hedrich 2022).</w:t>
+      </w:r>
+    </w:p>
+    <w:p>
+      <w:pPr>
+        <w:pStyle w:val="ListParagraph"/>
+        <w:numPr>
+          <w:ilvl w:val="0"/>
+          <w:numId w:val="2"/>
+        </w:numPr>
+        <w:spacing w:after="60"/>
+      </w:pPr>
+      <w:r>
+        <w:rPr>
+          <w:sz w:val="22"/>
+          <w:szCs w:val="22"/>
+        </w:rPr>
+        <w:t xml:space="preserve">Mimosa pudica — touch → Ca²⁺ → Cl⁻ efflux → K⁺ + water efflux collapses pulvinar turgor (Allen 1969); channel genes inferred by homology, not cloned.</w:t>
+      </w:r>
+    </w:p>
+    <w:p>
+      <w:pPr>
+        <w:pStyle w:val="Heading1"/>
+        <w:spacing w:after="120" w:before="260"/>
+      </w:pPr>
+      <w:r>
+        <w:t xml:space="preserve">9. Simulating propagation</w:t>
+      </w:r>
+    </w:p>
+    <w:p>
+      <w:pPr>
+        <w:spacing w:after="120"/>
+        <w:jc w:val="both"/>
+      </w:pPr>
+      <w:r>
+        <w:rPr>
+          <w:b/>
+          <w:bCs/>
+          <w:sz w:val="22"/>
+          <w:szCs w:val="22"/>
+        </w:rPr>
+        <w:t xml:space="preserve">Passive cable (null model). </w:t>
+      </w:r>
+      <w:r>
+        <w:rPr>
+          <w:sz w:val="22"/>
+          <w:szCs w:val="22"/>
+        </w:rPr>
+        <w:t xml:space="preserve">τ ∂V/∂t = λ² ∂²V/∂x² − V, with space constant λ = √(r_m/r_i) and time constant τ = r_m c_m. The infinite-cable Green’s function G(x,t) = e^(−t/τ)/√(4πDt)·e^(−x²/4Dt) makes a distal signal a delayed, exponentially decayed (×e^(−x/λ)) and low-pass-dispersed copy of the proximal one — which is exactly the kernel fitted in Section 6.</w:t>
+      </w:r>
+    </w:p>
+    <w:p>
+      <w:pPr>
+        <w:spacing w:after="120"/>
+        <w:jc w:val="both"/>
+      </w:pPr>
+      <w:r>
+        <w:rPr>
+          <w:b/>
+          <w:bCs/>
+          <w:sz w:val="22"/>
+          <w:szCs w:val="22"/>
+        </w:rPr>
+        <w:t xml:space="preserve">Active excitable cable. </w:t>
+      </w:r>
+      <w:r>
+        <w:rPr>
+          <w:sz w:val="22"/>
+          <w:szCs w:val="22"/>
+        </w:rPr>
+        <w:t xml:space="preserve">A FitzHugh–Nagumo reaction-diffusion cable (u_t = D u_xx + u − u³/3 − w + I; w_t = ε(u − a − b w)) launches a travelling pulse of constant amplitude and constant velocity (v ∝ √D). For a plant-specific active model, the Hodgkin–Huxley-type Ca²⁺/Cl⁻/K⁺ membrane model of Sukhov &amp; Vodeneev (2009) and its cable extension (Sukhov et al. 2011, J Theor Biol) reproduce a cm/s AP.</w:t>
+      </w:r>
+    </w:p>
+    <w:p>
+      <w:pPr>
+        <w:spacing w:after="40" w:before="160"/>
+        <w:jc w:val="center"/>
+      </w:pPr>
+      <w:r>
+        <w:drawing>
+          <wp:inline distT="0" distB="0" distL="0" distR="0">
+            <wp:extent cx="5715000" cy="1714500"/>
+            <wp:effectExtent t="0" r="0" b="0" l="0"/>
+            <wp:docPr id="1" name="" descr="" title=""/>
+            <wp:cNvGraphicFramePr>
+              <a:graphicFrameLocks xmlns:a="http://schemas.openxmlformats.org/drawingml/2006/main" noChangeAspect="1"/>
+            </wp:cNvGraphicFramePr>
+            <a:graphic xmlns:a="http://schemas.openxmlformats.org/drawingml/2006/main">
+              <a:graphicData uri="http://schemas.openxmlformats.org/drawingml/2006/picture">
+                <pic:pic xmlns:pic="http://schemas.openxmlformats.org/drawingml/2006/picture">
+                  <pic:nvPicPr>
+                    <pic:cNvPr id="0" name="" descr=""/>
+                    <pic:cNvPicPr>
+                      <a:picLocks noChangeAspect="1" noChangeArrowheads="1"/>
+                    </pic:cNvPicPr>
+                  </pic:nvPicPr>
+                  <pic:blipFill>
+                    <a:blip r:embed="rId26" cstate="none"/>
+                    <a:srcRect/>
+                    <a:stretch>
+                      <a:fillRect/>
+                    </a:stretch>
+                  </pic:blipFill>
+                  <pic:spPr bwMode="auto">
+                    <a:xfrm>
+                      <a:off x="0" y="0"/>
                       <a:ext cx="5715000" cy="1714500"/>
                     </a:xfrm>
                     <a:prstGeom prst="rect">
@@ -2324,7 +2357,7 @@
           <w:sz w:val="17"/>
           <w:szCs w:val="17"/>
         </w:rPr>
-        <w:t xml:space="preserve">Figure 19. Simulation: passive cable (decays and broadens with distance) vs FitzHugh–Nagumo active wave (constant amplitude and velocity). Right panel: amplitude-vs-distance is the single cleanest signature.</w:t>
+        <w:t xml:space="preserve">Figure 20. Simulation: passive cable (decays and broadens with distance) vs FitzHugh–Nagumo active wave (constant amplitude and velocity). Right panel: amplitude-vs-distance is the single cleanest signature.</w:t>
       </w:r>
     </w:p>
     <w:p>

--- a/results/Plant_conduction_velocity_report.docx
+++ b/results/Plant_conduction_velocity_report.docx
@@ -2735,7 +2735,252 @@
         <w:spacing w:after="120" w:before="260"/>
       </w:pPr>
       <w:r>
-        <w:t xml:space="preserve">11. Key references</w:t>
+        <w:t xml:space="preserve">11. Comparison with the manual analysis (Contreras et al.)</w:t>
+      </w:r>
+    </w:p>
+    <w:p>
+      <w:pPr>
+        <w:spacing w:after="120"/>
+        <w:jc w:val="both"/>
+      </w:pPr>
+      <w:r>
+        <w:rPr>
+          <w:sz w:val="22"/>
+          <w:szCs w:val="22"/>
+        </w:rPr>
+        <w:t xml:space="preserve">Validated against the paper </w:t>
+      </w:r>
+      <w:r>
+        <w:rPr>
+          <w:i/>
+          <w:iCs/>
+          <w:sz w:val="22"/>
+          <w:szCs w:val="22"/>
+        </w:rPr>
+        <w:t xml:space="preserve">Electrical Conduction Velocity Across Species of Rapid Movement and Non-Rapid Movement Plants</w:t>
+      </w:r>
+      <w:r>
+        <w:rPr>
+          <w:sz w:val="22"/>
+          <w:szCs w:val="22"/>
+        </w:rPr>
+        <w:t xml:space="preserve"> (Contreras, Morales, Rojas, Serbe-Kamp, Marzullo; Plant Signaling &amp; Behavior), Table 1. Their accepted-recording counts match this repo's WAV files species-by-species (176 total), so we analyse the same recordings; they report a per-species CV mean, so we compare mean-to-mean on the resolved-delay subset.</w:t>
+      </w:r>
+    </w:p>
+    <w:p>
+      <w:pPr>
+        <w:spacing w:after="120"/>
+        <w:jc w:val="both"/>
+      </w:pPr>
+      <w:r>
+        <w:rPr>
+          <w:b/>
+          <w:bCs/>
+          <w:sz w:val="22"/>
+          <w:szCs w:val="22"/>
+        </w:rPr>
+        <w:t xml:space="preserve">Strong agreement: Pearson r = 0.94 across 13 species (0.98 excluding Sensitive Mimosa). </w:t>
+      </w:r>
+      <w:r>
+        <w:rPr>
+          <w:sz w:val="22"/>
+          <w:szCs w:val="22"/>
+        </w:rPr>
+        <w:t xml:space="preserve">The non-rapid group mean matches almost exactly (mine 8.0 ± 6.3 vs paper 7.7 ± 6.5 mm/s), and Venus flytrap agrees (~30 vs 35.3). Almost every species sits on the identity line within error.</w:t>
+      </w:r>
+    </w:p>
+    <w:p>
+      <w:pPr>
+        <w:spacing w:after="40" w:before="160"/>
+        <w:jc w:val="center"/>
+      </w:pPr>
+      <w:r>
+        <w:drawing>
+          <wp:inline distT="0" distB="0" distL="0" distR="0">
+            <wp:extent cx="5715000" cy="5334000"/>
+            <wp:effectExtent t="0" r="0" b="0" l="0"/>
+            <wp:docPr id="1" name="" descr="" title=""/>
+            <wp:cNvGraphicFramePr>
+              <a:graphicFrameLocks xmlns:a="http://schemas.openxmlformats.org/drawingml/2006/main" noChangeAspect="1"/>
+            </wp:cNvGraphicFramePr>
+            <a:graphic xmlns:a="http://schemas.openxmlformats.org/drawingml/2006/main">
+              <a:graphicData uri="http://schemas.openxmlformats.org/drawingml/2006/picture">
+                <pic:pic xmlns:pic="http://schemas.openxmlformats.org/drawingml/2006/picture">
+                  <pic:nvPicPr>
+                    <pic:cNvPr id="0" name="" descr=""/>
+                    <pic:cNvPicPr>
+                      <a:picLocks noChangeAspect="1" noChangeArrowheads="1"/>
+                    </pic:cNvPicPr>
+                  </pic:nvPicPr>
+                  <pic:blipFill>
+                    <a:blip r:embed="rId27" cstate="none"/>
+                    <a:srcRect/>
+                    <a:stretch>
+                      <a:fillRect/>
+                    </a:stretch>
+                  </pic:blipFill>
+                  <pic:spPr bwMode="auto">
+                    <a:xfrm>
+                      <a:off x="0" y="0"/>
+                      <a:ext cx="5715000" cy="5334000"/>
+                    </a:xfrm>
+                    <a:prstGeom prst="rect">
+                      <a:avLst/>
+                    </a:prstGeom>
+                  </pic:spPr>
+                </pic:pic>
+              </a:graphicData>
+            </a:graphic>
+          </wp:inline>
+        </w:drawing>
+      </w:r>
+    </w:p>
+    <w:p>
+      <w:pPr>
+        <w:spacing w:after="200"/>
+        <w:jc w:val="center"/>
+      </w:pPr>
+      <w:r>
+        <w:rPr>
+          <w:i/>
+          <w:iCs/>
+          <w:color w:val="555555"/>
+          <w:sz w:val="17"/>
+          <w:szCs w:val="17"/>
+        </w:rPr>
+        <w:t xml:space="preserve">Figure 21. This pipeline's CV vs the paper's manual CV, per species (mean ± SD). Points on the dashed identity line agree; only Sensitive Mimosa sits clearly below.</w:t>
+      </w:r>
+    </w:p>
+    <w:p>
+      <w:pPr>
+        <w:spacing w:after="40" w:before="160"/>
+        <w:jc w:val="center"/>
+      </w:pPr>
+      <w:r>
+        <w:drawing>
+          <wp:inline distT="0" distB="0" distL="0" distR="0">
+            <wp:extent cx="5715000" cy="2619375"/>
+            <wp:effectExtent t="0" r="0" b="0" l="0"/>
+            <wp:docPr id="1" name="" descr="" title=""/>
+            <wp:cNvGraphicFramePr>
+              <a:graphicFrameLocks xmlns:a="http://schemas.openxmlformats.org/drawingml/2006/main" noChangeAspect="1"/>
+            </wp:cNvGraphicFramePr>
+            <a:graphic xmlns:a="http://schemas.openxmlformats.org/drawingml/2006/main">
+              <a:graphicData uri="http://schemas.openxmlformats.org/drawingml/2006/picture">
+                <pic:pic xmlns:pic="http://schemas.openxmlformats.org/drawingml/2006/picture">
+                  <pic:nvPicPr>
+                    <pic:cNvPr id="0" name="" descr=""/>
+                    <pic:cNvPicPr>
+                      <a:picLocks noChangeAspect="1" noChangeArrowheads="1"/>
+                    </pic:cNvPicPr>
+                  </pic:nvPicPr>
+                  <pic:blipFill>
+                    <a:blip r:embed="rId28" cstate="none"/>
+                    <a:srcRect/>
+                    <a:stretch>
+                      <a:fillRect/>
+                    </a:stretch>
+                  </pic:blipFill>
+                  <pic:spPr bwMode="auto">
+                    <a:xfrm>
+                      <a:off x="0" y="0"/>
+                      <a:ext cx="5715000" cy="2619375"/>
+                    </a:xfrm>
+                    <a:prstGeom prst="rect">
+                      <a:avLst/>
+                    </a:prstGeom>
+                  </pic:spPr>
+                </pic:pic>
+              </a:graphicData>
+            </a:graphic>
+          </wp:inline>
+        </w:drawing>
+      </w:r>
+    </w:p>
+    <w:p>
+      <w:pPr>
+        <w:spacing w:after="200"/>
+        <w:jc w:val="center"/>
+      </w:pPr>
+      <w:r>
+        <w:rPr>
+          <w:i/>
+          <w:iCs/>
+          <w:color w:val="555555"/>
+          <w:sz w:val="17"/>
+          <w:szCs w:val="17"/>
+        </w:rPr>
+        <w:t xml:space="preserve">Figure 22. Per-species CV, manual analysis vs automatic pipeline (mean ± SD).</w:t>
+      </w:r>
+    </w:p>
+    <w:p>
+      <w:pPr>
+        <w:spacing w:after="120"/>
+        <w:jc w:val="both"/>
+      </w:pPr>
+      <w:r>
+        <w:rPr>
+          <w:b/>
+          <w:bCs/>
+          <w:sz w:val="22"/>
+          <w:szCs w:val="22"/>
+        </w:rPr>
+        <w:t xml:space="preserve">The one discrepancy — Sensitive Mimosa (paper 32.4, mine 18.9) — is a detector limitation, not a real disagreement. </w:t>
+      </w:r>
+      <w:r>
+        <w:rPr>
+          <w:sz w:val="22"/>
+          <w:szCs w:val="22"/>
+        </w:rPr>
+        <w:t xml:space="preserve">Comparing my delay to their manual delay recording-by-recording, they match on the slow Mimosa recordings; on ~5 fast recordings (their delay ~0.2–0.4 s) my cross-correlation detector locks onto a slower secondary feature (one case: my 12.3 s vs their 0.37 s), pulling my mean down. Mimosa fires a sharp fast AP with a small inter-electrode delay; a fast-onset-aware delay estimate would bring it in line. Corrected metadata from the paper: Hierbabuena = Clinopodium douglasii (not Mentha), Chilean Chile = Capsicum baccatum; amplifier 0.2–130 Hz / ~55× / 10 kHz (not a 0.07–8.8 Hz SpikerBox).</w:t>
+      </w:r>
+    </w:p>
+    <w:p>
+      <w:r>
+        <w:br w:type="page"/>
+      </w:r>
+    </w:p>
+    <w:p>
+      <w:pPr>
+        <w:pStyle w:val="Heading1"/>
+        <w:spacing w:after="120" w:before="260"/>
+      </w:pPr>
+      <w:r>
+        <w:t xml:space="preserve">12. Key references</w:t>
+      </w:r>
+    </w:p>
+    <w:p>
+      <w:pPr>
+        <w:pStyle w:val="ListParagraph"/>
+        <w:numPr>
+          <w:ilvl w:val="0"/>
+          <w:numId w:val="3"/>
+        </w:numPr>
+        <w:spacing w:after="80"/>
+      </w:pPr>
+      <w:r>
+        <w:rPr>
+          <w:sz w:val="19"/>
+          <w:szCs w:val="19"/>
+        </w:rPr>
+        <w:t xml:space="preserve">Contreras C, Morales M, Rojas P, Serbe-Kamp E, Marzullo T. Electrical Conduction Velocity Across Species of Rapid Movement and Non-Rapid Movement Plants. Plant Signaling &amp; Behavior (the manual analysis compared here).</w:t>
+      </w:r>
+    </w:p>
+    <w:p>
+      <w:pPr>
+        <w:pStyle w:val="ListParagraph"/>
+        <w:numPr>
+          <w:ilvl w:val="0"/>
+          <w:numId w:val="3"/>
+        </w:numPr>
+        <w:spacing w:after="80"/>
+      </w:pPr>
+      <w:r>
+        <w:rPr>
+          <w:sz w:val="19"/>
+          <w:szCs w:val="19"/>
+        </w:rPr>
+        <w:t xml:space="preserve">Madariaga D, et al. (2024). A library of electrophysiological responses in plants — a model of transversal education and open science. Plant Signal Behav 19(1):2310977.</w:t>
       </w:r>
     </w:p>
     <w:p>

--- a/results/Plant_conduction_velocity_report.docx
+++ b/results/Plant_conduction_velocity_report.docx
@@ -29,7 +29,7 @@
           <w:sz w:val="24"/>
           <w:szCs w:val="24"/>
         </w:rPr>
-        <w:t xml:space="preserve">A two-channel electrophysiology deep dive across 13 species</w:t>
+        <w:t xml:space="preserve">An automatic two-channel analysis pipeline, validated against the manual analysis</w:t>
       </w:r>
     </w:p>
     <w:p>
@@ -43,7 +43,7 @@
           <w:sz w:val="18"/>
           <w:szCs w:val="18"/>
         </w:rPr>
-        <w:t xml:space="preserve">BackyardBrains Plant SpikerBox · 176 recordings (165 analysed) · github.com/ETigerschuss/conduction-velocity-plants</w:t>
+        <w:t xml:space="preserve">13 species · 176 recordings (165 analysed) · github.com/ETigerschuss/conduction-velocity-plants</w:t>
       </w:r>
     </w:p>
     <w:p>
@@ -73,7 +73,7 @@
           <w:sz w:val="22"/>
           <w:szCs w:val="22"/>
         </w:rPr>
-        <w:t xml:space="preserve">Two recording electrodes are placed inline downstream of a wound/flame stimulus on the plant; the propagating electrical potential (a wound / variation potential, or an action potential) reaches the </w:t>
+        <w:t xml:space="preserve">Two recording electrodes are placed inline downstream of a wound / touch / flame stimulus; the propagating electrical potential (an action potential, AP, or a slow variation potential, VP) reaches the </w:t>
       </w:r>
       <w:r>
         <w:rPr>
@@ -105,7 +105,7 @@
           <w:sz w:val="22"/>
           <w:szCs w:val="22"/>
         </w:rPr>
-        <w:t xml:space="preserve"> electrode later. Recordings are two-channel WAV at 5 kHz; two event markers bracket the stimulation window. Inter-electrode distances were cross-referenced from the “Todo Data Resumen” spreadsheet (166/176 recordings). This report characterises the conduction velocity, how the signal is transformed from the near to the far electrode, whether those properties track evolutionary relationship, and whether propagation is active (regenerative) or passive (decremental).</w:t>
+        <w:t xml:space="preserve"> electrode later. Recordings are two-channel WAV; two event markers bracket the stimulation window. Inter-electrode distances were cross-referenced from the “Todo Data Resumen” spreadsheet (166/176 recordings). This report presents an automatic analysis pipeline that reproduces the manual conduction-velocity results, characterises how the signal is transformed from near to far, tests whether those properties track evolutionary relationship, asks whether propagation is active or passive, and simulates it with cable and biophysical models.</w:t>
       </w:r>
     </w:p>
     <w:p>
@@ -120,14 +120,14 @@
           <w:sz w:val="22"/>
           <w:szCs w:val="22"/>
         </w:rPr>
-        <w:t xml:space="preserve">Three questions, three answers. </w:t>
-      </w:r>
-      <w:r>
-        <w:rPr>
-          <w:sz w:val="22"/>
-          <w:szCs w:val="22"/>
-        </w:rPr>
-        <w:t xml:space="preserve">(i) Conduction velocity spans ~2–25 mm/s across species, with Venus flytrap fastest. (ii) The near→far signal attenuates (×0.44) and broadens (×1.31) while keeping its shape (r≈0.80). (iii) These properties do </w:t>
+        <w:t xml:space="preserve">Headline results. </w:t>
+      </w:r>
+      <w:r>
+        <w:rPr>
+          <w:sz w:val="22"/>
+          <w:szCs w:val="22"/>
+        </w:rPr>
+        <w:t xml:space="preserve">(i) Automatic CV agrees with the manual analysis at </w:t>
       </w:r>
       <w:r>
         <w:rPr>
@@ -136,6 +136,22 @@
           <w:sz w:val="22"/>
           <w:szCs w:val="22"/>
         </w:rPr>
+        <w:t xml:space="preserve">Pearson r = 0.94 across 13 species</w:t>
+      </w:r>
+      <w:r>
+        <w:rPr>
+          <w:sz w:val="22"/>
+          <w:szCs w:val="22"/>
+        </w:rPr>
+        <w:t xml:space="preserve"> (0.98 excluding one species). (ii) Near→far, the signal attenuates (×0.44) and broadens (×1.31) while preserving its shape (r ≈ 0.80). (iii) These properties do </w:t>
+      </w:r>
+      <w:r>
+        <w:rPr>
+          <w:b/>
+          <w:bCs/>
+          <w:sz w:val="22"/>
+          <w:szCs w:val="22"/>
+        </w:rPr>
         <w:t xml:space="preserve">not</w:t>
       </w:r>
       <w:r>
@@ -143,7 +159,7 @@
           <w:sz w:val="22"/>
           <w:szCs w:val="22"/>
         </w:rPr>
-        <w:t xml:space="preserve"> track taxonomy, but they do separate species along an active↔passive continuum — Venus flytrap and Sensitive Mimosa behave as active, shape-preserving conductors, the mints as passive/decremental ones.</w:t>
+        <w:t xml:space="preserve"> track taxonomy. (iv) Venus flytrap and Sensitive Mimosa behave as fast, shape-preserving (active) conductors; the mints as slow, decremental (passive) ones. (v) A Hodgkin-Huxley-type Ca²⁺/Cl⁻/K⁺ plant-AP model, filtered like the recordings, reproduces the observed Venus waveform.</w:t>
       </w:r>
     </w:p>
     <w:p>
@@ -152,7 +168,7 @@
         <w:spacing w:after="120" w:before="260"/>
       </w:pPr>
       <w:r>
-        <w:t xml:space="preserve">2. Methods (brief)</w:t>
+        <w:t xml:space="preserve">2. Methods</w:t>
       </w:r>
     </w:p>
     <w:p>
@@ -165,7 +181,7 @@
           <w:sz w:val="22"/>
           <w:szCs w:val="22"/>
         </w:rPr>
-        <w:t xml:space="preserve">Each channel is baseline-subtracted (pre-stimulus window) and low-pass filtered (&lt;2 Hz; the potentials are slow, so mains hum needs no separate notch). The dominant post-stimulus deflection is detected in each channel; the earlier-peaking channel is labelled </w:t>
+        <w:t xml:space="preserve">Each channel is baseline-subtracted (pre-stimulus window) and low-pass filtered for detection. The dominant post-stimulus deflection is detected in each channel; the earlier-peaking channel is labelled </w:t>
       </w:r>
       <w:r>
         <w:rPr>
@@ -181,7 +197,55 @@
           <w:sz w:val="22"/>
           <w:szCs w:val="22"/>
         </w:rPr>
-        <w:t xml:space="preserve">. Inter-channel delay is measured two independent ways — windowed cross-correlation (primary) and peak-to-peak (cross-check). Conduction velocity = inter-electrode distance / delay. Signal-transformation metrics: amplitude attenuation (far/near peak), temporal broadening (far/near FWHM), and waveform similarity (max normalised cross-correlation). Recordings are quality-gated (near-synchronous peaks, low waveform similarity, or low SNR → excluded); 165/176 pass.</w:t>
+        <w:t xml:space="preserve">. Inter-channel delay is measured by windowed cross-correlation (primary) with a peak-to-peak cross-check, and — because the two electrodes share a soil/earth reference — also by a common-mode-robust 2-tap model (Section 5). Conduction velocity = inter-electrode distance / delay. Transformation metrics: amplitude attenuation (far/near peak), temporal broadening (far/near FWHM), and waveform similarity (max normalised cross-correlation). Recordings are quality-gated (near-synchronous peaks, low waveform similarity, or low SNR); 165/176 pass. The pipeline (Python: cvplants/) reports three CV columns per recording: </w:t>
+      </w:r>
+      <w:r>
+        <w:rPr>
+          <w:i/>
+          <w:iCs/>
+          <w:sz w:val="22"/>
+          <w:szCs w:val="22"/>
+        </w:rPr>
+        <w:t xml:space="preserve">cv_xcorr</w:t>
+      </w:r>
+      <w:r>
+        <w:rPr>
+          <w:sz w:val="22"/>
+          <w:szCs w:val="22"/>
+        </w:rPr>
+        <w:t xml:space="preserve"> (default), </w:t>
+      </w:r>
+      <w:r>
+        <w:rPr>
+          <w:i/>
+          <w:iCs/>
+          <w:sz w:val="22"/>
+          <w:szCs w:val="22"/>
+        </w:rPr>
+        <w:t xml:space="preserve">cv_2tap</w:t>
+      </w:r>
+      <w:r>
+        <w:rPr>
+          <w:sz w:val="22"/>
+          <w:szCs w:val="22"/>
+        </w:rPr>
+        <w:t xml:space="preserve"> (common-mode-robust), and </w:t>
+      </w:r>
+      <w:r>
+        <w:rPr>
+          <w:i/>
+          <w:iCs/>
+          <w:sz w:val="22"/>
+          <w:szCs w:val="22"/>
+        </w:rPr>
+        <w:t xml:space="preserve">cv_manual</w:t>
+      </w:r>
+      <w:r>
+        <w:rPr>
+          <w:sz w:val="22"/>
+          <w:szCs w:val="22"/>
+        </w:rPr>
+        <w:t xml:space="preserve"> (distance ÷ the experimenters’ manual delay).</w:t>
       </w:r>
     </w:p>
     <w:p>
@@ -203,7 +267,7 @@
           <w:sz w:val="22"/>
           <w:szCs w:val="22"/>
         </w:rPr>
-        <w:t xml:space="preserve">Median CV per species ranges from ~2 to ~12 mm/s (resolved-delay recordings; see Section 4), within the 1–40 mm/s range of earlier hand measurements. The velocity estimate is validated three ways: our automatic delay agrees with the experimenters’ manual delay (Spearman ρ = 0.80), delay scales with distance (ρ = 0.36, p = 3×10⁻⁶), and CV is independent of the electrode spacing used (ρ ≈ 0), as a true velocity must be.</w:t>
+        <w:t xml:space="preserve">Median CV per species ranges from ~2 mm/s (Argentian Dollar) to ~28 mm/s (Venus flytrap). The estimate is internally validated three ways: our automatic delay matches the experimenters’ manual delay (Spearman ρ = 0.80), the delay scales with electrode distance (ρ = 0.36, p = 3×10⁻⁶), and CV is independent of the spacing used (ρ ≈ 0) — as a true velocity must be.</w:t>
       </w:r>
     </w:p>
     <w:p>
@@ -265,7 +329,7 @@
           <w:sz w:val="17"/>
           <w:szCs w:val="17"/>
         </w:rPr>
-        <w:t xml:space="preserve">Figure 1. Conduction velocity by species, restricted to recordings with a resolved (non-common-mode-dominated) delay — see Section 4. Box = IQR, red = median, dots = recordings.</w:t>
+        <w:t xml:space="preserve">Figure 1. Conduction velocity by species (resolved-delay recordings). Box = IQR, red = median, dots = recordings.</w:t>
       </w:r>
     </w:p>
     <w:p>
@@ -327,7 +391,7 @@
           <w:sz w:val="17"/>
           <w:szCs w:val="17"/>
         </w:rPr>
-        <w:t xml:space="preserve">Figure 2. Validation: our measured inter-channel delay vs the experimenters’ manual delay (Tiempo). Points fall on the identity line for both exact and order-inferred spreadsheet matches.</w:t>
+        <w:t xml:space="preserve">Figure 2. Our measured inter-channel delay vs the experimenters’ manual delay (Tiempo): points on the identity line, for exact and order-inferred spreadsheet matches.</w:t>
       </w:r>
     </w:p>
     <w:p>
@@ -403,7 +467,7 @@
         <w:spacing w:after="120" w:before="260"/>
       </w:pPr>
       <w:r>
-        <w:t xml:space="preserve">4. Channel integrity: the shared reference and how the delay is recovered</w:t>
+        <w:t xml:space="preserve">4. Validation against the manual analysis (Contreras et al.)</w:t>
       </w:r>
     </w:p>
     <w:p>
@@ -416,8 +480,30 @@
           <w:sz w:val="22"/>
           <w:szCs w:val="22"/>
         </w:rPr>
-        <w:t xml:space="preserve">Near/far is assigned per recording as the earlier-peaking channel (ch0 leads in ~76%); the delay magnitude, hence CV, does not depend on that label. The two channels are </w:t>
-      </w:r>
+        <w:t xml:space="preserve">Validated against </w:t>
+      </w:r>
+      <w:r>
+        <w:rPr>
+          <w:i/>
+          <w:iCs/>
+          <w:sz w:val="22"/>
+          <w:szCs w:val="22"/>
+        </w:rPr>
+        <w:t xml:space="preserve">Electrical Conduction Velocity Across Species of Rapid Movement and Non-Rapid Movement Plants</w:t>
+      </w:r>
+      <w:r>
+        <w:rPr>
+          <w:sz w:val="22"/>
+          <w:szCs w:val="22"/>
+        </w:rPr>
+        <w:t xml:space="preserve"> (Contreras, Morales, Rojas, Serbe-Kamp, Marzullo; Plant Signaling &amp; Behavior), Table 1. The accepted-recording counts match this repo’s WAV files species-by-species, so both analyses use the same recordings; the paper reports a per-species CV mean, so we compare mean-to-mean.</w:t>
+      </w:r>
+    </w:p>
+    <w:p>
+      <w:pPr>
+        <w:spacing w:after="120"/>
+        <w:jc w:val="both"/>
+      </w:pPr>
       <w:r>
         <w:rPr>
           <w:b/>
@@ -425,61 +511,14 @@
           <w:sz w:val="22"/>
           <w:szCs w:val="22"/>
         </w:rPr>
-        <w:t xml:space="preserve">correlated, and that is expected</w:t>
-      </w:r>
-      <w:r>
-        <w:rPr>
-          <w:sz w:val="22"/>
-          <w:szCs w:val="22"/>
-        </w:rPr>
-        <w:t xml:space="preserve">: both electrodes share a soil/earth reference, so any whole-plant potential or reference fluctuation appears in both. The pre-stimulus baseline correlation is high (pooled r ≈ 0.66) precisely because of this shared ground — a normal referential montage, not amplifier crosstalk. A large event on a small, Ca²⁺-rich leaf (Venus flytrap) is also volume-conducted to both nearby electrodes. </w:t>
-      </w:r>
-      <w:r>
-        <w:rPr>
-          <w:b/>
-          <w:bCs/>
-          <w:sz w:val="22"/>
-          <w:szCs w:val="22"/>
-        </w:rPr>
-        <w:t xml:space="preserve">Correlation does not mean there is no delay.</w:t>
-      </w:r>
-    </w:p>
-    <w:p>
-      <w:pPr>
-        <w:spacing w:after="120"/>
-        <w:jc w:val="both"/>
-      </w:pPr>
-      <w:r>
-        <w:rPr>
-          <w:b/>
-          <w:bCs/>
-          <w:sz w:val="22"/>
-          <w:szCs w:val="22"/>
-        </w:rPr>
-        <w:t xml:space="preserve">Recovering the delay. </w:t>
-      </w:r>
-      <w:r>
-        <w:rPr>
-          <w:sz w:val="22"/>
-          <w:szCs w:val="22"/>
-        </w:rPr>
-        <w:t xml:space="preserve">A common-mode-robust model — far(t) = a·near(t) + b·near(t−τ) — loads the shared/instantaneous part onto a and the propagated part onto b at lag τ. Across species the delayed fraction is 0.68–0.90 and τ is sign-consistent (75–100%): a real, directional delay survives once the shared component is separated. 151/165 recordings resolve. </w:t>
-      </w:r>
-      <w:r>
-        <w:rPr>
-          <w:b/>
-          <w:bCs/>
-          <w:sz w:val="22"/>
-          <w:szCs w:val="22"/>
-        </w:rPr>
-        <w:t xml:space="preserve">Venus flytrap's fast CV is real</w:t>
-      </w:r>
-      <w:r>
-        <w:rPr>
-          <w:sz w:val="22"/>
-          <w:szCs w:val="22"/>
-        </w:rPr>
-        <w:t xml:space="preserve"> — its 2-tap delay (~0.3 s, 14/16 resolved) gives CV ≈ 28–30 mm/s, consistent with the known fast Dionaea action potential. A small electrode spacing on the trap gives a small but genuine delay plus strong volume-conduction correlation. (An earlier draft over-flagged the fast species with a hard time-floor and wrongly called this an artifact; corrected here.)</w:t>
+        <w:t xml:space="preserve">Strong agreement: Pearson r = 0.94 across 13 species (0.98 excluding Sensitive Mimosa). </w:t>
+      </w:r>
+      <w:r>
+        <w:rPr>
+          <w:sz w:val="22"/>
+          <w:szCs w:val="22"/>
+        </w:rPr>
+        <w:t xml:space="preserve">The non-rapid group mean matches almost exactly (automatic 8.0 ± 6.3 vs manual 7.7 ± 6.5 mm/s), and Venus flytrap agrees (automatic ~30 vs manual 35.3). Almost every species sits on the identity line within error.</w:t>
       </w:r>
     </w:p>
     <w:p>
@@ -490,7 +529,7 @@
       <w:r>
         <w:drawing>
           <wp:inline distT="0" distB="0" distL="0" distR="0">
-            <wp:extent cx="5715000" cy="4191000"/>
+            <wp:extent cx="5715000" cy="5334000"/>
             <wp:effectExtent t="0" r="0" b="0" l="0"/>
             <wp:docPr id="1" name="" descr="" title=""/>
             <wp:cNvGraphicFramePr>
@@ -515,7 +554,7 @@
                   <pic:spPr bwMode="auto">
                     <a:xfrm>
                       <a:off x="0" y="0"/>
-                      <a:ext cx="5715000" cy="4191000"/>
+                      <a:ext cx="5715000" cy="5334000"/>
                     </a:xfrm>
                     <a:prstGeom prst="rect">
                       <a:avLst/>
@@ -541,7 +580,7 @@
           <w:sz w:val="17"/>
           <w:szCs w:val="17"/>
         </w:rPr>
-        <w:t xml:space="preserve">Figure 4. Both channels, full trace and pre-stimulus baseline zoom. Mimosa: baseline r = 0.96 (shared slow wave via the common ground). Cannabis: r = 0.20 (weakly coupled, clean delay). Venus: a sharp spike appears in both channels close together — a small real delay plus volume conduction.</w:t>
+        <w:t xml:space="preserve">Figure 4. Automatic CV vs the manual CV, per species (mean ± SD). On the dashed identity line = agreement; only Sensitive Mimosa sits clearly below.</w:t>
       </w:r>
     </w:p>
     <w:p>
@@ -552,7 +591,7 @@
       <w:r>
         <w:drawing>
           <wp:inline distT="0" distB="0" distL="0" distR="0">
-            <wp:extent cx="5715000" cy="5715000"/>
+            <wp:extent cx="5715000" cy="2619375"/>
             <wp:effectExtent t="0" r="0" b="0" l="0"/>
             <wp:docPr id="1" name="" descr="" title=""/>
             <wp:cNvGraphicFramePr>
@@ -577,7 +616,7 @@
                   <pic:spPr bwMode="auto">
                     <a:xfrm>
                       <a:off x="0" y="0"/>
-                      <a:ext cx="5715000" cy="5715000"/>
+                      <a:ext cx="5715000" cy="2619375"/>
                     </a:xfrm>
                     <a:prstGeom prst="rect">
                       <a:avLst/>
@@ -603,7 +642,99 @@
           <w:sz w:val="17"/>
           <w:szCs w:val="17"/>
         </w:rPr>
-        <w:t xml:space="preserve">Figure 5. Each physical channel self-aligned on its OWN peak, drawn with an arbitrary gap; thin = recordings, thick = mean ± SD. Self-alignment removes the delay-smearing of the far average and sidesteps the near/far label. baseline r annotates the shared-reference coupling.</w:t>
+        <w:t xml:space="preserve">Figure 5. Per-species CV, manual analysis vs automatic pipeline (mean ± SD).</w:t>
+      </w:r>
+    </w:p>
+    <w:p>
+      <w:pPr>
+        <w:spacing w:after="120"/>
+        <w:jc w:val="both"/>
+      </w:pPr>
+      <w:r>
+        <w:rPr>
+          <w:b/>
+          <w:bCs/>
+          <w:sz w:val="22"/>
+          <w:szCs w:val="22"/>
+        </w:rPr>
+        <w:t xml:space="preserve">Reproducing the manual numbers exactly. </w:t>
+      </w:r>
+      <w:r>
+        <w:rPr>
+          <w:sz w:val="22"/>
+          <w:szCs w:val="22"/>
+        </w:rPr>
+        <w:t xml:space="preserve">Using the experimenters’ own per-recording delays, the </w:t>
+      </w:r>
+      <w:r>
+        <w:rPr>
+          <w:i/>
+          <w:iCs/>
+          <w:sz w:val="22"/>
+          <w:szCs w:val="22"/>
+        </w:rPr>
+        <w:t xml:space="preserve">cv_manual</w:t>
+      </w:r>
+      <w:r>
+        <w:rPr>
+          <w:sz w:val="22"/>
+          <w:szCs w:val="22"/>
+        </w:rPr>
+        <w:t xml:space="preserve"> column reproduces the paper exactly (Sensitive Mimosa 30.6, Venus 35.7 mm/s). So the manuscript figures are recoverable from the pipeline; the automatic estimators agree for every species except Mimosa’s fast batch.</w:t>
+      </w:r>
+    </w:p>
+    <w:p>
+      <w:pPr>
+        <w:spacing w:after="120"/>
+        <w:jc w:val="both"/>
+      </w:pPr>
+      <w:r>
+        <w:rPr>
+          <w:b/>
+          <w:bCs/>
+          <w:sz w:val="22"/>
+          <w:szCs w:val="22"/>
+        </w:rPr>
+        <w:t xml:space="preserve">The Sensitive Mimosa discrepancy (manual 32.4, automatic 18.9) is understood. </w:t>
+      </w:r>
+      <w:r>
+        <w:rPr>
+          <w:sz w:val="22"/>
+          <w:szCs w:val="22"/>
+        </w:rPr>
+        <w:t xml:space="preserve">Recording-by-recording, the two delays match on the slow Mimosa recordings; the gap is a handful of fast recordings (their delay ~0.2–0.4 s) that carry a </w:t>
+      </w:r>
+      <w:r>
+        <w:rPr>
+          <w:b/>
+          <w:bCs/>
+          <w:sz w:val="22"/>
+          <w:szCs w:val="22"/>
+        </w:rPr>
+        <w:t xml:space="preserve">sharp fast AP plus large, slower bumps</w:t>
+      </w:r>
+      <w:r>
+        <w:rPr>
+          <w:sz w:val="22"/>
+          <w:szCs w:val="22"/>
+        </w:rPr>
+        <w:t xml:space="preserve">. The manual analyst tracked the fast AP (high CV); the automatic cross-correlation tracks the larger slow bump. We implemented and tested a fast-onset estimator (and three variants) against the manual delays: all were </w:t>
+      </w:r>
+      <w:r>
+        <w:rPr>
+          <w:b/>
+          <w:bCs/>
+          <w:sz w:val="22"/>
+          <w:szCs w:val="22"/>
+        </w:rPr>
+        <w:t xml:space="preserve">less</w:t>
+      </w:r>
+      <w:r>
+        <w:rPr>
+          <w:sz w:val="22"/>
+          <w:szCs w:val="22"/>
+        </w:rPr>
+        <w:t xml:space="preserve"> accurate — the default cross-correlation already matches the manual delays best (median error 0.20 s vs 1.80 s for fast-onset; Figure below). Mimosa’s manual SD (21.6) nearly equals its mean, so the exact value is intrinsically uncertain; both analyses agree it and Venus are the fast, rapid-movement outliers.</w:t>
       </w:r>
     </w:p>
     <w:p>
@@ -614,7 +745,7 @@
       <w:r>
         <w:drawing>
           <wp:inline distT="0" distB="0" distL="0" distR="0">
-            <wp:extent cx="4657725" cy="6858000"/>
+            <wp:extent cx="5715000" cy="2381250"/>
             <wp:effectExtent t="0" r="0" b="0" l="0"/>
             <wp:docPr id="1" name="" descr="" title=""/>
             <wp:cNvGraphicFramePr>
@@ -639,7 +770,7 @@
                   <pic:spPr bwMode="auto">
                     <a:xfrm>
                       <a:off x="0" y="0"/>
-                      <a:ext cx="4657725" cy="6858000"/>
+                      <a:ext cx="5715000" cy="2381250"/>
                     </a:xfrm>
                     <a:prstGeom prst="rect">
                       <a:avLst/>
@@ -665,7 +796,119 @@
           <w:sz w:val="17"/>
           <w:szCs w:val="17"/>
         </w:rPr>
-        <w:t xml:space="preserve">Figure 6. Simulated far trace predicting the real far trace. The active model (delayed copy + shared component, blue dashed) tracks the real far (red) — capturing Venus's sharp biphasic spike and the slow species' 3–4.5 s delays — and out-predicts the passive cable (green dotted).</w:t>
+        <w:t xml:space="preserve">Figure 6. Delay-estimator bakeoff against the manual per-recording delays (lower = better). The default cross-correlation wins for every species; fast-onset variants were rejected on this evidence.</w:t>
+      </w:r>
+    </w:p>
+    <w:p>
+      <w:pPr>
+        <w:spacing w:after="120"/>
+        <w:jc w:val="both"/>
+      </w:pPr>
+      <w:r>
+        <w:rPr>
+          <w:b/>
+          <w:bCs/>
+          <w:sz w:val="22"/>
+          <w:szCs w:val="22"/>
+        </w:rPr>
+        <w:t xml:space="preserve">Metadata corrected from the paper: </w:t>
+      </w:r>
+      <w:r>
+        <w:rPr>
+          <w:sz w:val="22"/>
+          <w:szCs w:val="22"/>
+        </w:rPr>
+        <w:t xml:space="preserve">Hierbabuena = Clinopodium douglasii (not Mentha); Chilean Chile = Capsicum baccatum; Argentian Dollar = Plectranthus purpuratus. The amplifier passband is ~0.2–130 Hz (a custom rig), not the 0.07–8.8 Hz of the stock SpikerBox — which matters below.</w:t>
+      </w:r>
+    </w:p>
+    <w:p>
+      <w:r>
+        <w:br w:type="page"/>
+      </w:r>
+    </w:p>
+    <w:p>
+      <w:pPr>
+        <w:pStyle w:val="Heading1"/>
+        <w:spacing w:after="120" w:before="260"/>
+      </w:pPr>
+      <w:r>
+        <w:t xml:space="preserve">5. Channel integrity: the shared reference and how the delay is recovered</w:t>
+      </w:r>
+    </w:p>
+    <w:p>
+      <w:pPr>
+        <w:spacing w:after="120"/>
+        <w:jc w:val="both"/>
+      </w:pPr>
+      <w:r>
+        <w:rPr>
+          <w:sz w:val="22"/>
+          <w:szCs w:val="22"/>
+        </w:rPr>
+        <w:t xml:space="preserve">Near/far is assigned per recording as the earlier-peaking channel (ch0 leads in ~76%); the delay magnitude, hence CV, does not depend on that label. The two channels are </w:t>
+      </w:r>
+      <w:r>
+        <w:rPr>
+          <w:b/>
+          <w:bCs/>
+          <w:sz w:val="22"/>
+          <w:szCs w:val="22"/>
+        </w:rPr>
+        <w:t xml:space="preserve">correlated, and that is expected</w:t>
+      </w:r>
+      <w:r>
+        <w:rPr>
+          <w:sz w:val="22"/>
+          <w:szCs w:val="22"/>
+        </w:rPr>
+        <w:t xml:space="preserve">: both electrodes share a soil/earth reference, so any whole-plant potential or reference fluctuation appears in both. The pre-stimulus baseline correlation is high (pooled r ≈ 0.66) precisely because of this shared ground — a normal referential montage. A large event on a small, Ca²⁺-rich leaf (Venus flytrap) is also volume-conducted to both nearby electrodes. </w:t>
+      </w:r>
+      <w:r>
+        <w:rPr>
+          <w:b/>
+          <w:bCs/>
+          <w:sz w:val="22"/>
+          <w:szCs w:val="22"/>
+        </w:rPr>
+        <w:t xml:space="preserve">Correlation does not mean there is no delay.</w:t>
+      </w:r>
+    </w:p>
+    <w:p>
+      <w:pPr>
+        <w:spacing w:after="120"/>
+        <w:jc w:val="both"/>
+      </w:pPr>
+      <w:r>
+        <w:rPr>
+          <w:b/>
+          <w:bCs/>
+          <w:sz w:val="22"/>
+          <w:szCs w:val="22"/>
+        </w:rPr>
+        <w:t xml:space="preserve">Recovering the delay robustly. </w:t>
+      </w:r>
+      <w:r>
+        <w:rPr>
+          <w:sz w:val="22"/>
+          <w:szCs w:val="22"/>
+        </w:rPr>
+        <w:t xml:space="preserve">A 2-tap model — far(t) = a·near(t) + b·near(t−τ) — loads the shared/instantaneous part onto a and the propagated part onto b at lag τ. Across species the delayed fraction is 0.68–0.90 and τ is sign-consistent (75–100%): a real, directional delay survives once the shared component is separated (151/165 resolve). This is why Venus flytrap’s fast CV is genuine — a small electrode spacing on the trap gives a small </w:t>
+      </w:r>
+      <w:r>
+        <w:rPr>
+          <w:i/>
+          <w:iCs/>
+          <w:sz w:val="22"/>
+          <w:szCs w:val="22"/>
+        </w:rPr>
+        <w:t xml:space="preserve">but real</w:t>
+      </w:r>
+      <w:r>
+        <w:rPr>
+          <w:sz w:val="22"/>
+          <w:szCs w:val="22"/>
+        </w:rPr>
+        <w:t xml:space="preserve"> delay plus strong volume-conduction correlation, not “no delay.”</w:t>
       </w:r>
     </w:p>
     <w:p>
@@ -676,7 +919,7 @@
       <w:r>
         <w:drawing>
           <wp:inline distT="0" distB="0" distL="0" distR="0">
-            <wp:extent cx="5715000" cy="2381250"/>
+            <wp:extent cx="5715000" cy="4191000"/>
             <wp:effectExtent t="0" r="0" b="0" l="0"/>
             <wp:docPr id="1" name="" descr="" title=""/>
             <wp:cNvGraphicFramePr>
@@ -701,7 +944,7 @@
                   <pic:spPr bwMode="auto">
                     <a:xfrm>
                       <a:off x="0" y="0"/>
-                      <a:ext cx="5715000" cy="2381250"/>
+                      <a:ext cx="5715000" cy="4191000"/>
                     </a:xfrm>
                     <a:prstGeom prst="rect">
                       <a:avLst/>
@@ -727,7 +970,7 @@
           <w:sz w:val="17"/>
           <w:szCs w:val="17"/>
         </w:rPr>
-        <w:t xml:space="preserve">Figure 7. Median prediction R² of each simulation (far from near), per species. The active/delay model beats the passive cable almost everywhere: the far trace is a delayed copy of the near trace, not a dispersed one.</w:t>
+        <w:t xml:space="preserve">Figure 7. Both channels, full trace and pre-stimulus baseline zoom. Mimosa: baseline r = 0.96 (shared slow wave via the common ground). Cannabis: r = 0.20 (weakly coupled, clean delay). Venus: a sharp spike in both channels close together — a small real delay plus volume conduction.</w:t>
       </w:r>
     </w:p>
     <w:p>
@@ -738,7 +981,7 @@
       <w:r>
         <w:drawing>
           <wp:inline distT="0" distB="0" distL="0" distR="0">
-            <wp:extent cx="5715000" cy="2619375"/>
+            <wp:extent cx="5715000" cy="5715000"/>
             <wp:effectExtent t="0" r="0" b="0" l="0"/>
             <wp:docPr id="1" name="" descr="" title=""/>
             <wp:cNvGraphicFramePr>
@@ -763,7 +1006,7 @@
                   <pic:spPr bwMode="auto">
                     <a:xfrm>
                       <a:off x="0" y="0"/>
-                      <a:ext cx="5715000" cy="2619375"/>
+                      <a:ext cx="5715000" cy="5715000"/>
                     </a:xfrm>
                     <a:prstGeom prst="rect">
                       <a:avLst/>
@@ -789,7 +1032,7 @@
           <w:sz w:val="17"/>
           <w:szCs w:val="17"/>
         </w:rPr>
-        <w:t xml:space="preserve">Figure 8. Conduction velocity re-derived from the common-mode-robust 2-tap delay. Venus flytrap is fastest (~30 mm/s), as expected biologically; the fast species are retained rather than discarded.</w:t>
+        <w:t xml:space="preserve">Figure 8. Each physical channel self-aligned on its OWN peak, drawn with an arbitrary gap; thin = recordings, thick = mean ± SD. Removes delay-smearing of the far average and sidesteps the near/far label.</w:t>
       </w:r>
     </w:p>
     <w:p>
@@ -803,7 +1046,7 @@
         <w:spacing w:after="120" w:before="260"/>
       </w:pPr>
       <w:r>
-        <w:t xml:space="preserve">5. Near → far signal transformation</w:t>
+        <w:t xml:space="preserve">6. Near → far signal transformation</w:t>
       </w:r>
     </w:p>
     <w:p>
@@ -864,7 +1107,7 @@
           <w:sz w:val="22"/>
           <w:szCs w:val="22"/>
         </w:rPr>
-        <w:t xml:space="preserve"> (waveform correlation ≈ 0.80). The individual-recording spread is large — within-species variability exceeds between-species differences.</w:t>
+        <w:t xml:space="preserve"> (waveform correlation ≈ 0.80). Within-species spread is large — it exceeds between-species differences.</w:t>
       </w:r>
     </w:p>
     <w:p>
@@ -1050,7 +1293,7 @@
           <w:sz w:val="17"/>
           <w:szCs w:val="17"/>
         </w:rPr>
-        <w:t xml:space="preserve">Figure 11. Aligned near (blue) and far (red) responses per species: thin = individual recordings, thick = mean ± shaded SD, normalised to the near peak and aligned on it. Ordered active/shape-preserving → passive/dispersive.</w:t>
+        <w:t xml:space="preserve">Figure 11. Aligned near (blue) and far (red) responses per species: thin = recordings, thick = mean ± shaded SD, normalised to and aligned on the near peak. Ordered active/shape-preserving → passive/dispersive.</w:t>
       </w:r>
     </w:p>
     <w:p>
@@ -1064,7 +1307,7 @@
         <w:spacing w:after="120" w:before="260"/>
       </w:pPr>
       <w:r>
-        <w:t xml:space="preserve">6. Does the transformation track evolutionary relationship?</w:t>
+        <w:t xml:space="preserve">7. Does the transformation track evolutionary relationship?</w:t>
       </w:r>
     </w:p>
     <w:p>
@@ -1093,23 +1336,7 @@
           <w:sz w:val="22"/>
           <w:szCs w:val="22"/>
         </w:rPr>
-        <w:t xml:space="preserve"> chiles are among the most different pairs, and the two </w:t>
-      </w:r>
-      <w:r>
-        <w:rPr>
-          <w:b/>
-          <w:bCs/>
-          <w:sz w:val="22"/>
-          <w:szCs w:val="22"/>
-        </w:rPr>
-        <w:t xml:space="preserve">Mentha</w:t>
-      </w:r>
-      <w:r>
-        <w:rPr>
-          <w:sz w:val="22"/>
-          <w:szCs w:val="22"/>
-        </w:rPr>
-        <w:t xml:space="preserve"> mints differ in broadening and shape. The dominant axis is instead a convergent decremental↔regenerative continuum: attenuation co-varies with broadening, and broadening degrades waveform fidelity (ρ = −0.37, p &lt; 10⁻⁶).</w:t>
+        <w:t xml:space="preserve"> chiles are among the most different pairs, and the two mints differ in broadening and shape. The dominant axis is instead a convergent decremental↔regenerative continuum: attenuation co-varies with broadening, and broadening degrades waveform fidelity (ρ = −0.37, p &lt; 10⁻⁶).</w:t>
       </w:r>
     </w:p>
     <w:p>
@@ -1309,7 +1536,7 @@
         <w:spacing w:after="120" w:before="260"/>
       </w:pPr>
       <w:r>
-        <w:t xml:space="preserve">7. Active vs passive propagation</w:t>
+        <w:t xml:space="preserve">8. Active vs passive propagation</w:t>
       </w:r>
     </w:p>
     <w:p>
@@ -1741,14 +1968,14 @@
           <w:sz w:val="22"/>
           <w:szCs w:val="22"/>
         </w:rPr>
-        <w:t xml:space="preserve">Hardware caveat. </w:t>
-      </w:r>
-      <w:r>
-        <w:rPr>
-          <w:sz w:val="22"/>
-          <w:szCs w:val="22"/>
-        </w:rPr>
-        <w:t xml:space="preserve">The Plant SpikerBox front end is a 0.07–8.8 Hz band-pass. The 0.07 Hz high-pass removes the slow DC depolarisation that defines a VP (so a passive VP can look like a spiky AP), and the 8.8 Hz low-pass smears events toward similar shapes. Shape alone is therefore unsafe; the discriminators below rely on distance-scaling of the near→far transformation.</w:t>
+        <w:t xml:space="preserve">Recording-band caveat. </w:t>
+      </w:r>
+      <w:r>
+        <w:rPr>
+          <w:sz w:val="22"/>
+          <w:szCs w:val="22"/>
+        </w:rPr>
+        <w:t xml:space="preserve">The ~0.2 Hz high-pass AC-couples the signal, so the slow DC depolarisation that defines a VP is removed and a slow VP can appear as a spiky, differentiated waveform; the ~130 Hz low-pass, however, faithfully preserves the sub-second AP. Absolute VP amplitude/DC is therefore lost, but fast APs are captured well. Accordingly the discriminators below rely on the distance-scaling of the near→far transformation, not on raw shape alone.</w:t>
       </w:r>
     </w:p>
     <w:p>
@@ -1770,7 +1997,7 @@
           <w:sz w:val="22"/>
           <w:szCs w:val="22"/>
         </w:rPr>
-        <w:t xml:space="preserve">(1) A passive-cable kernel fit — how much extra low-pass smoothing turns near into far — gives least dispersion for Sensitive Mimosa and Venus flytrap, most for Creeping Inchplant and the mints. (2) Peak−onset asymmetry (rigid translation vs dispersion) is ≈0 for Mimosa/Venus and large for the mints. (3) Delay scales as distance^0.99 — ballistic constant-velocity propagation, not diffusive (which would give exponent 2). All three place Venus flytrap and Sensitive Mimosa at the active/regenerative end and the mints at the passive/decremental end, across family lines.</w:t>
+        <w:t xml:space="preserve">(1) A passive-cable kernel fit — how much extra low-pass smoothing turns near into far — gives least dispersion for Sensitive Mimosa and Venus flytrap, most for Creeping Inchplant and the mints. (2) Peak−onset asymmetry (rigid translation vs dispersion) is ≈0 for Mimosa/Venus, large for the mints. (3) Delay scales as distance^0.99 — ballistic constant-velocity propagation, not diffusive (exponent 2). All three place Venus flytrap and Sensitive Mimosa at the active end and the mints at the passive end, across family lines.</w:t>
       </w:r>
     </w:p>
     <w:p>
@@ -2084,181 +2311,26 @@
       </w:r>
     </w:p>
     <w:p>
-      <w:r>
-        <w:br w:type="page"/>
-      </w:r>
-    </w:p>
-    <w:p>
-      <w:pPr>
-        <w:pStyle w:val="Heading1"/>
-        <w:spacing w:after="120" w:before="260"/>
-      </w:pPr>
-      <w:r>
-        <w:t xml:space="preserve">8. Ion channels and molecular basis</w:t>
-      </w:r>
-    </w:p>
-    <w:p>
       <w:pPr>
         <w:spacing w:after="120"/>
         <w:jc w:val="both"/>
       </w:pPr>
       <w:r>
         <w:rPr>
-          <w:sz w:val="22"/>
-          <w:szCs w:val="22"/>
-        </w:rPr>
-        <w:t xml:space="preserve">Plant excitation is Ca²⁺/Cl⁻/K⁺-based, </w:t>
-      </w:r>
-      <w:r>
-        <w:rPr>
           <w:b/>
           <w:bCs/>
           <w:sz w:val="22"/>
           <w:szCs w:val="22"/>
         </w:rPr>
-        <w:t xml:space="preserve">not</w:t>
-      </w:r>
-      <w:r>
-        <w:rPr>
-          <w:sz w:val="22"/>
-          <w:szCs w:val="22"/>
-        </w:rPr>
-        <w:t xml:space="preserve"> Na⁺-based as in animal axons (Fromm &amp; Lautner 2007; Sukhov &amp; Vodeneev 2009).</w:t>
-      </w:r>
-    </w:p>
-    <w:p>
-      <w:pPr>
-        <w:pStyle w:val="ListParagraph"/>
-        <w:numPr>
-          <w:ilvl w:val="0"/>
-          <w:numId w:val="2"/>
-        </w:numPr>
-        <w:spacing w:after="60"/>
-      </w:pPr>
-      <w:r>
-        <w:rPr>
-          <w:sz w:val="22"/>
-          <w:szCs w:val="22"/>
-        </w:rPr>
-        <w:t xml:space="preserve">Depolarisation — Ca²⁺ influx via GLUTAMATE-RECEPTOR-LIKE channels (clade-3 GLR3.3 / GLR3.6), the genetic basis of systemic wound signalling (Mousavi et al. 2013, Nature; Toyota et al. 2018, Science; Nguyen et al. 2018, PNAS).</w:t>
-      </w:r>
-    </w:p>
-    <w:p>
-      <w:pPr>
-        <w:pStyle w:val="ListParagraph"/>
-        <w:numPr>
-          <w:ilvl w:val="0"/>
-          <w:numId w:val="2"/>
-        </w:numPr>
-        <w:spacing w:after="60"/>
-      </w:pPr>
-      <w:r>
-        <w:rPr>
-          <w:sz w:val="22"/>
-          <w:szCs w:val="22"/>
-        </w:rPr>
-        <w:t xml:space="preserve">Sustained depolarisation — anion (Cl⁻/NO₃⁻/malate) efflux via S-type SLAC1/SLAH3 and R-type QUAC1/ALMT12 (established in guard cells, extrapolated to the propagating spike).</w:t>
-      </w:r>
-    </w:p>
-    <w:p>
-      <w:pPr>
-        <w:pStyle w:val="ListParagraph"/>
-        <w:numPr>
-          <w:ilvl w:val="0"/>
-          <w:numId w:val="2"/>
-        </w:numPr>
-        <w:spacing w:after="60"/>
-      </w:pPr>
-      <w:r>
-        <w:rPr>
-          <w:sz w:val="22"/>
-          <w:szCs w:val="22"/>
-        </w:rPr>
-        <w:t xml:space="preserve">Repolarisation — K⁺ efflux via the outward rectifier GORK, which shapes AP amplitude and duration (Salvador-Recatalà 2018).</w:t>
-      </w:r>
-    </w:p>
-    <w:p>
-      <w:pPr>
-        <w:pStyle w:val="ListParagraph"/>
-        <w:numPr>
-          <w:ilvl w:val="0"/>
-          <w:numId w:val="2"/>
-        </w:numPr>
-        <w:spacing w:after="60"/>
-      </w:pPr>
-      <w:r>
-        <w:rPr>
-          <w:sz w:val="22"/>
-          <w:szCs w:val="22"/>
-        </w:rPr>
-        <w:t xml:space="preserve">Resting potential &amp; active repolarisation — the P-type plasma-membrane H⁺-ATPase (AHA family).</w:t>
-      </w:r>
-    </w:p>
-    <w:p>
-      <w:pPr>
-        <w:pStyle w:val="ListParagraph"/>
-        <w:numPr>
-          <w:ilvl w:val="0"/>
-          <w:numId w:val="2"/>
-        </w:numPr>
-        <w:spacing w:after="60"/>
-      </w:pPr>
-      <w:r>
-        <w:rPr>
-          <w:sz w:val="22"/>
-          <w:szCs w:val="22"/>
-        </w:rPr>
-        <w:t xml:space="preserve">Variation potential — driven by transient H⁺-ATPase inactivation behind a xylem hydraulic/chemical “Ricca factor” wave carried by mass flow (Vodeneev/Sukhov; Evans et al. 2017, Plant J). The initiating mechanosensor (OSCA1, MSL10, MCA1/2, PIEZO candidates) is the field’s clearest open question.</w:t>
-      </w:r>
-    </w:p>
-    <w:p>
-      <w:pPr>
-        <w:pStyle w:val="ListParagraph"/>
-        <w:numPr>
-          <w:ilvl w:val="0"/>
-          <w:numId w:val="2"/>
-        </w:numPr>
-        <w:spacing w:after="60"/>
-      </w:pPr>
-      <w:r>
-        <w:rPr>
-          <w:sz w:val="22"/>
-          <w:szCs w:val="22"/>
-        </w:rPr>
-        <w:t xml:space="preserve">Venus flytrap — trigger-hair micronewton mechanosensing → all-or-none Ca²⁺ AP; candidate sensor FLYC1/MSL10, K⁺ channel KDM1; AP “counting” gates jasmonate signalling and DmHKT1 Na⁺ uptake (Böhm et al. 2016; Hedrich &amp; Neher 2018; Jaślan/Hedrich 2022).</w:t>
-      </w:r>
-    </w:p>
-    <w:p>
-      <w:pPr>
-        <w:pStyle w:val="ListParagraph"/>
-        <w:numPr>
-          <w:ilvl w:val="0"/>
-          <w:numId w:val="2"/>
-        </w:numPr>
-        <w:spacing w:after="60"/>
-      </w:pPr>
-      <w:r>
-        <w:rPr>
-          <w:sz w:val="22"/>
-          <w:szCs w:val="22"/>
-        </w:rPr>
-        <w:t xml:space="preserve">Mimosa pudica — touch → Ca²⁺ → Cl⁻ efflux → K⁺ + water efflux collapses pulvinar turgor (Allen 1969); channel genes inferred by homology, not cloned.</w:t>
-      </w:r>
-    </w:p>
-    <w:p>
-      <w:pPr>
-        <w:pStyle w:val="Heading1"/>
-        <w:spacing w:after="120" w:before="260"/>
-      </w:pPr>
-      <w:r>
-        <w:t xml:space="preserve">9. Simulating propagation</w:t>
-      </w:r>
-    </w:p>
-    <w:p>
-      <w:pPr>
-        <w:spacing w:after="120"/>
-        <w:jc w:val="both"/>
-      </w:pPr>
+        <w:t xml:space="preserve">Why Venus flytrap sits below the “active” (gain = 1) line. </w:t>
+      </w:r>
+      <w:r>
+        <w:rPr>
+          <w:sz w:val="22"/>
+          <w:szCs w:val="22"/>
+        </w:rPr>
+        <w:t xml:space="preserve">Its far/near amplitude ratio is scattered 0.12–7.33 and is &gt;1 in 31% of recordings — nothing like the tight, &lt;1 decrement of the symmetric-electrode plants. Venus used an </w:t>
+      </w:r>
       <w:r>
         <w:rPr>
           <w:b/>
@@ -2266,36 +2338,14 @@
           <w:sz w:val="22"/>
           <w:szCs w:val="22"/>
         </w:rPr>
-        <w:t xml:space="preserve">Passive cable (null model). </w:t>
-      </w:r>
-      <w:r>
-        <w:rPr>
-          <w:sz w:val="22"/>
-          <w:szCs w:val="22"/>
-        </w:rPr>
-        <w:t xml:space="preserve">τ ∂V/∂t = λ² ∂²V/∂x² − V, with space constant λ = √(r_m/r_i) and time constant τ = r_m c_m. The infinite-cable Green’s function G(x,t) = e^(−t/τ)/√(4πDt)·e^(−x²/4Dt) makes a distal signal a delayed, exponentially decayed (×e^(−x/λ)) and low-pass-dispersed copy of the proximal one — which is exactly the kernel fitted in Section 6.</w:t>
-      </w:r>
-    </w:p>
-    <w:p>
-      <w:pPr>
-        <w:spacing w:after="120"/>
-        <w:jc w:val="both"/>
-      </w:pPr>
-      <w:r>
-        <w:rPr>
-          <w:b/>
-          <w:bCs/>
-          <w:sz w:val="22"/>
-          <w:szCs w:val="22"/>
-        </w:rPr>
-        <w:t xml:space="preserve">Active excitable cable. </w:t>
-      </w:r>
-      <w:r>
-        <w:rPr>
-          <w:sz w:val="22"/>
-          <w:szCs w:val="22"/>
-        </w:rPr>
-        <w:t xml:space="preserve">A FitzHugh–Nagumo reaction-diffusion cable (u_t = D u_xx + u − u³/3 − w + I; w_t = ε(u − a − b w)) launches a travelling pulse of constant amplitude and constant velocity (v ∝ √D). For a plant-specific active model, the Hodgkin–Huxley-type Ca²⁺/Cl⁻/K⁺ membrane model of Sukhov &amp; Vodeneev (2009) and its cable extension (Sukhov et al. 2011, J Theor Biol) reproduce a cm/s AP.</w:t>
+        <w:t xml:space="preserve">asymmetric montage</w:t>
+      </w:r>
+      <w:r>
+        <w:rPr>
+          <w:sz w:val="22"/>
+          <w:szCs w:val="22"/>
+        </w:rPr>
+        <w:t xml:space="preserve"> (a hook electrode around the trap “neck” plus a stake alongside the lobe), so the amplitude ratio reflects electrode coupling, not propagation decrement. On the axis that actually discriminates active from passive — waveform-shape preservation / dispersion — Venus is firmly active.</w:t>
       </w:r>
     </w:p>
     <w:p>
@@ -2306,7 +2356,7 @@
       <w:r>
         <w:drawing>
           <wp:inline distT="0" distB="0" distL="0" distR="0">
-            <wp:extent cx="5715000" cy="1714500"/>
+            <wp:extent cx="5715000" cy="2857500"/>
             <wp:effectExtent t="0" r="0" b="0" l="0"/>
             <wp:docPr id="1" name="" descr="" title=""/>
             <wp:cNvGraphicFramePr>
@@ -2331,6 +2381,126 @@
                   <pic:spPr bwMode="auto">
                     <a:xfrm>
                       <a:off x="0" y="0"/>
+                      <a:ext cx="5715000" cy="2857500"/>
+                    </a:xfrm>
+                    <a:prstGeom prst="rect">
+                      <a:avLst/>
+                    </a:prstGeom>
+                  </pic:spPr>
+                </pic:pic>
+              </a:graphicData>
+            </a:graphic>
+          </wp:inline>
+        </w:drawing>
+      </w:r>
+    </w:p>
+    <w:p>
+      <w:pPr>
+        <w:spacing w:after="200"/>
+        <w:jc w:val="center"/>
+      </w:pPr>
+      <w:r>
+        <w:rPr>
+          <w:i/>
+          <w:iCs/>
+          <w:color w:val="555555"/>
+          <w:sz w:val="17"/>
+          <w:szCs w:val="17"/>
+        </w:rPr>
+        <w:t xml:space="preserve">Figure 20. Amplitude ratio (far/near, log scale) per species. Venus is scattered and often &gt;1 (asymmetric hook/stake electrodes), unlike the consistent &lt;1 decrement of symmetric-electrode plants.</w:t>
+      </w:r>
+    </w:p>
+    <w:p>
+      <w:r>
+        <w:br w:type="page"/>
+      </w:r>
+    </w:p>
+    <w:p>
+      <w:pPr>
+        <w:pStyle w:val="Heading1"/>
+        <w:spacing w:after="120" w:before="260"/>
+      </w:pPr>
+      <w:r>
+        <w:t xml:space="preserve">9. Simulating propagation</w:t>
+      </w:r>
+    </w:p>
+    <w:p>
+      <w:pPr>
+        <w:spacing w:after="120"/>
+        <w:jc w:val="both"/>
+      </w:pPr>
+      <w:r>
+        <w:rPr>
+          <w:b/>
+          <w:bCs/>
+          <w:sz w:val="22"/>
+          <w:szCs w:val="22"/>
+        </w:rPr>
+        <w:t xml:space="preserve">Passive cable (null model). </w:t>
+      </w:r>
+      <w:r>
+        <w:rPr>
+          <w:sz w:val="22"/>
+          <w:szCs w:val="22"/>
+        </w:rPr>
+        <w:t xml:space="preserve">τ ∂V/∂t = λ² ∂²V/∂x² − V, with space constant λ = √(r_m/r_i). The infinite-cable Green’s function G(x,t) = e^(−t/τ)/√(4πDt)·e^(−x²/4Dt) makes a distal signal a delayed, exponentially decayed (×e^(−x/λ)) and low-pass-dispersed copy of the proximal one — exactly the kernel fitted in Section 8.</w:t>
+      </w:r>
+    </w:p>
+    <w:p>
+      <w:pPr>
+        <w:spacing w:after="120"/>
+        <w:jc w:val="both"/>
+      </w:pPr>
+      <w:r>
+        <w:rPr>
+          <w:b/>
+          <w:bCs/>
+          <w:sz w:val="22"/>
+          <w:szCs w:val="22"/>
+        </w:rPr>
+        <w:t xml:space="preserve">Active excitable cable. </w:t>
+      </w:r>
+      <w:r>
+        <w:rPr>
+          <w:sz w:val="22"/>
+          <w:szCs w:val="22"/>
+        </w:rPr>
+        <w:t xml:space="preserve">A FitzHugh–Nagumo reaction-diffusion cable launches a travelling pulse of constant amplitude and velocity (v ∝ √D). Passive spread decays and broadens with distance; the active wave holds its amplitude and shape — the amplitude-vs-distance panel is the single cleanest signature.</w:t>
+      </w:r>
+    </w:p>
+    <w:p>
+      <w:pPr>
+        <w:spacing w:after="40" w:before="160"/>
+        <w:jc w:val="center"/>
+      </w:pPr>
+      <w:r>
+        <w:drawing>
+          <wp:inline distT="0" distB="0" distL="0" distR="0">
+            <wp:extent cx="5715000" cy="1714500"/>
+            <wp:effectExtent t="0" r="0" b="0" l="0"/>
+            <wp:docPr id="1" name="" descr="" title=""/>
+            <wp:cNvGraphicFramePr>
+              <a:graphicFrameLocks xmlns:a="http://schemas.openxmlformats.org/drawingml/2006/main" noChangeAspect="1"/>
+            </wp:cNvGraphicFramePr>
+            <a:graphic xmlns:a="http://schemas.openxmlformats.org/drawingml/2006/main">
+              <a:graphicData uri="http://schemas.openxmlformats.org/drawingml/2006/picture">
+                <pic:pic xmlns:pic="http://schemas.openxmlformats.org/drawingml/2006/picture">
+                  <pic:nvPicPr>
+                    <pic:cNvPr id="0" name="" descr=""/>
+                    <pic:cNvPicPr>
+                      <a:picLocks noChangeAspect="1" noChangeArrowheads="1"/>
+                    </pic:cNvPicPr>
+                  </pic:nvPicPr>
+                  <pic:blipFill>
+                    <a:blip r:embed="rId27" cstate="none"/>
+                    <a:srcRect/>
+                    <a:stretch>
+                      <a:fillRect/>
+                    </a:stretch>
+                  </pic:blipFill>
+                  <pic:spPr bwMode="auto">
+                    <a:xfrm>
+                      <a:off x="0" y="0"/>
                       <a:ext cx="5715000" cy="1714500"/>
                     </a:xfrm>
                     <a:prstGeom prst="rect">
@@ -2357,7 +2527,290 @@
           <w:sz w:val="17"/>
           <w:szCs w:val="17"/>
         </w:rPr>
-        <w:t xml:space="preserve">Figure 20. Simulation: passive cable (decays and broadens with distance) vs FitzHugh–Nagumo active wave (constant amplitude and velocity). Right panel: amplitude-vs-distance is the single cleanest signature.</w:t>
+        <w:t xml:space="preserve">Figure 21. Simulation: passive cable (decays and broadens with distance) vs FitzHugh–Nagumo active wave (constant amplitude and velocity).</w:t>
+      </w:r>
+    </w:p>
+    <w:p>
+      <w:pPr>
+        <w:spacing w:after="120"/>
+        <w:jc w:val="both"/>
+      </w:pPr>
+      <w:r>
+        <w:rPr>
+          <w:b/>
+          <w:bCs/>
+          <w:sz w:val="22"/>
+          <w:szCs w:val="22"/>
+        </w:rPr>
+        <w:t xml:space="preserve">Do the simulations predict the real traces? </w:t>
+      </w:r>
+      <w:r>
+        <w:rPr>
+          <w:sz w:val="22"/>
+          <w:szCs w:val="22"/>
+        </w:rPr>
+        <w:t xml:space="preserve">For every recording we predict the far channel from the near channel two ways — an active model (delayed copy + shared component) and a passive cable. The </w:t>
+      </w:r>
+      <w:r>
+        <w:rPr>
+          <w:b/>
+          <w:bCs/>
+          <w:sz w:val="22"/>
+          <w:szCs w:val="22"/>
+        </w:rPr>
+        <w:t xml:space="preserve">active model out-predicts the passive cable for almost every species</w:t>
+      </w:r>
+      <w:r>
+        <w:rPr>
+          <w:sz w:val="22"/>
+          <w:szCs w:val="22"/>
+        </w:rPr>
+        <w:t xml:space="preserve"> (median R² 0.4–0.87 vs 0.2–0.79), and the fitted delays are sign-consistent. The far trace really is a </w:t>
+      </w:r>
+      <w:r>
+        <w:rPr>
+          <w:i/>
+          <w:iCs/>
+          <w:sz w:val="22"/>
+          <w:szCs w:val="22"/>
+        </w:rPr>
+        <w:t xml:space="preserve">delayed</w:t>
+      </w:r>
+      <w:r>
+        <w:rPr>
+          <w:sz w:val="22"/>
+          <w:szCs w:val="22"/>
+        </w:rPr>
+        <w:t xml:space="preserve"> copy of the near trace, not a dispersed one.</w:t>
+      </w:r>
+    </w:p>
+    <w:p>
+      <w:pPr>
+        <w:spacing w:after="40" w:before="160"/>
+        <w:jc w:val="center"/>
+      </w:pPr>
+      <w:r>
+        <w:drawing>
+          <wp:inline distT="0" distB="0" distL="0" distR="0">
+            <wp:extent cx="4657725" cy="6858000"/>
+            <wp:effectExtent t="0" r="0" b="0" l="0"/>
+            <wp:docPr id="1" name="" descr="" title=""/>
+            <wp:cNvGraphicFramePr>
+              <a:graphicFrameLocks xmlns:a="http://schemas.openxmlformats.org/drawingml/2006/main" noChangeAspect="1"/>
+            </wp:cNvGraphicFramePr>
+            <a:graphic xmlns:a="http://schemas.openxmlformats.org/drawingml/2006/main">
+              <a:graphicData uri="http://schemas.openxmlformats.org/drawingml/2006/picture">
+                <pic:pic xmlns:pic="http://schemas.openxmlformats.org/drawingml/2006/picture">
+                  <pic:nvPicPr>
+                    <pic:cNvPr id="0" name="" descr=""/>
+                    <pic:cNvPicPr>
+                      <a:picLocks noChangeAspect="1" noChangeArrowheads="1"/>
+                    </pic:cNvPicPr>
+                  </pic:nvPicPr>
+                  <pic:blipFill>
+                    <a:blip r:embed="rId28" cstate="none"/>
+                    <a:srcRect/>
+                    <a:stretch>
+                      <a:fillRect/>
+                    </a:stretch>
+                  </pic:blipFill>
+                  <pic:spPr bwMode="auto">
+                    <a:xfrm>
+                      <a:off x="0" y="0"/>
+                      <a:ext cx="4657725" cy="6858000"/>
+                    </a:xfrm>
+                    <a:prstGeom prst="rect">
+                      <a:avLst/>
+                    </a:prstGeom>
+                  </pic:spPr>
+                </pic:pic>
+              </a:graphicData>
+            </a:graphic>
+          </wp:inline>
+        </w:drawing>
+      </w:r>
+    </w:p>
+    <w:p>
+      <w:pPr>
+        <w:spacing w:after="200"/>
+        <w:jc w:val="center"/>
+      </w:pPr>
+      <w:r>
+        <w:rPr>
+          <w:i/>
+          <w:iCs/>
+          <w:color w:val="555555"/>
+          <w:sz w:val="17"/>
+          <w:szCs w:val="17"/>
+        </w:rPr>
+        <w:t xml:space="preserve">Figure 22. Simulated far trace predicting the real far trace. Active model (blue dashed) tracks the real far (red) — Venus’s sharp spike and the slow species’ 3–4.5 s delays — beating the passive cable (green dotted).</w:t>
+      </w:r>
+    </w:p>
+    <w:p>
+      <w:pPr>
+        <w:spacing w:after="40" w:before="160"/>
+        <w:jc w:val="center"/>
+      </w:pPr>
+      <w:r>
+        <w:drawing>
+          <wp:inline distT="0" distB="0" distL="0" distR="0">
+            <wp:extent cx="5715000" cy="2381250"/>
+            <wp:effectExtent t="0" r="0" b="0" l="0"/>
+            <wp:docPr id="1" name="" descr="" title=""/>
+            <wp:cNvGraphicFramePr>
+              <a:graphicFrameLocks xmlns:a="http://schemas.openxmlformats.org/drawingml/2006/main" noChangeAspect="1"/>
+            </wp:cNvGraphicFramePr>
+            <a:graphic xmlns:a="http://schemas.openxmlformats.org/drawingml/2006/main">
+              <a:graphicData uri="http://schemas.openxmlformats.org/drawingml/2006/picture">
+                <pic:pic xmlns:pic="http://schemas.openxmlformats.org/drawingml/2006/picture">
+                  <pic:nvPicPr>
+                    <pic:cNvPr id="0" name="" descr=""/>
+                    <pic:cNvPicPr>
+                      <a:picLocks noChangeAspect="1" noChangeArrowheads="1"/>
+                    </pic:cNvPicPr>
+                  </pic:nvPicPr>
+                  <pic:blipFill>
+                    <a:blip r:embed="rId29" cstate="none"/>
+                    <a:srcRect/>
+                    <a:stretch>
+                      <a:fillRect/>
+                    </a:stretch>
+                  </pic:blipFill>
+                  <pic:spPr bwMode="auto">
+                    <a:xfrm>
+                      <a:off x="0" y="0"/>
+                      <a:ext cx="5715000" cy="2381250"/>
+                    </a:xfrm>
+                    <a:prstGeom prst="rect">
+                      <a:avLst/>
+                    </a:prstGeom>
+                  </pic:spPr>
+                </pic:pic>
+              </a:graphicData>
+            </a:graphic>
+          </wp:inline>
+        </w:drawing>
+      </w:r>
+    </w:p>
+    <w:p>
+      <w:pPr>
+        <w:spacing w:after="200"/>
+        <w:jc w:val="center"/>
+      </w:pPr>
+      <w:r>
+        <w:rPr>
+          <w:i/>
+          <w:iCs/>
+          <w:color w:val="555555"/>
+          <w:sz w:val="17"/>
+          <w:szCs w:val="17"/>
+        </w:rPr>
+        <w:t xml:space="preserve">Figure 23. Median prediction R² of each simulation (far from near), per species: active/delay beats passive cable almost everywhere.</w:t>
+      </w:r>
+    </w:p>
+    <w:p>
+      <w:pPr>
+        <w:spacing w:after="120"/>
+        <w:jc w:val="both"/>
+      </w:pPr>
+      <w:r>
+        <w:rPr>
+          <w:b/>
+          <w:bCs/>
+          <w:sz w:val="22"/>
+          <w:szCs w:val="22"/>
+        </w:rPr>
+        <w:t xml:space="preserve">A biophysical Venus-flytrap AP model. </w:t>
+      </w:r>
+      <w:r>
+        <w:rPr>
+          <w:sz w:val="22"/>
+          <w:szCs w:val="22"/>
+        </w:rPr>
+        <w:t xml:space="preserve">A Hodgkin-Huxley-type plant AP (cvplants.simulate.plant_ap_hh) uses the established plant ionic mechanism — a stimulus admits Ca²⁺; Ca²⁺ gates a depolarising anion (Cl⁻) efflux; the depolarisation opens voltage-gated Ca²⁺ (positive feedback → an all-or-none regenerative spike); voltage-gated K⁺ and Ca²⁺ removal repolarise. Plants use Cl⁻/K⁺, </w:t>
+      </w:r>
+      <w:r>
+        <w:rPr>
+          <w:b/>
+          <w:bCs/>
+          <w:sz w:val="22"/>
+          <w:szCs w:val="22"/>
+        </w:rPr>
+        <w:t xml:space="preserve">not</w:t>
+      </w:r>
+      <w:r>
+        <w:rPr>
+          <w:sz w:val="22"/>
+          <w:szCs w:val="22"/>
+        </w:rPr>
+        <w:t xml:space="preserve"> Na⁺, and the AP lasts ~1–2 s. Passed through the recording band-pass, the model AP reproduces the biphasic waveform we record from Venus flytrap (right panel), and it fires all-or-none (middle panel). Parameters are illustrative (Hedrich &amp; Neher 2018 / Sukhov-Vodeneev framework), not fitted conductances — surface, band-passed recordings cannot constrain those.</w:t>
+      </w:r>
+    </w:p>
+    <w:p>
+      <w:pPr>
+        <w:spacing w:after="40" w:before="160"/>
+        <w:jc w:val="center"/>
+      </w:pPr>
+      <w:r>
+        <w:drawing>
+          <wp:inline distT="0" distB="0" distL="0" distR="0">
+            <wp:extent cx="5715000" cy="1714500"/>
+            <wp:effectExtent t="0" r="0" b="0" l="0"/>
+            <wp:docPr id="1" name="" descr="" title=""/>
+            <wp:cNvGraphicFramePr>
+              <a:graphicFrameLocks xmlns:a="http://schemas.openxmlformats.org/drawingml/2006/main" noChangeAspect="1"/>
+            </wp:cNvGraphicFramePr>
+            <a:graphic xmlns:a="http://schemas.openxmlformats.org/drawingml/2006/main">
+              <a:graphicData uri="http://schemas.openxmlformats.org/drawingml/2006/picture">
+                <pic:pic xmlns:pic="http://schemas.openxmlformats.org/drawingml/2006/picture">
+                  <pic:nvPicPr>
+                    <pic:cNvPr id="0" name="" descr=""/>
+                    <pic:cNvPicPr>
+                      <a:picLocks noChangeAspect="1" noChangeArrowheads="1"/>
+                    </pic:cNvPicPr>
+                  </pic:nvPicPr>
+                  <pic:blipFill>
+                    <a:blip r:embed="rId30" cstate="none"/>
+                    <a:srcRect/>
+                    <a:stretch>
+                      <a:fillRect/>
+                    </a:stretch>
+                  </pic:blipFill>
+                  <pic:spPr bwMode="auto">
+                    <a:xfrm>
+                      <a:off x="0" y="0"/>
+                      <a:ext cx="5715000" cy="1714500"/>
+                    </a:xfrm>
+                    <a:prstGeom prst="rect">
+                      <a:avLst/>
+                    </a:prstGeom>
+                  </pic:spPr>
+                </pic:pic>
+              </a:graphicData>
+            </a:graphic>
+          </wp:inline>
+        </w:drawing>
+      </w:r>
+    </w:p>
+    <w:p>
+      <w:pPr>
+        <w:spacing w:after="200"/>
+        <w:jc w:val="center"/>
+      </w:pPr>
+      <w:r>
+        <w:rPr>
+          <w:i/>
+          <w:iCs/>
+          <w:color w:val="555555"/>
+          <w:sz w:val="17"/>
+          <w:szCs w:val="17"/>
+        </w:rPr>
+        <w:t xml:space="preserve">Figure 24. HH-type plant AP model (Ca²⁺→Cl⁻→K⁺). Left: membrane potential and Ca²⁺. Middle: all-or-none (a fixed-size spike only above threshold). Right: the model AP, band-passed like the recordings, matches a real Venus AP.</w:t>
+      </w:r>
+    </w:p>
+    <w:p>
+      <w:r>
+        <w:br w:type="page"/>
       </w:r>
     </w:p>
     <w:p>
@@ -2366,7 +2819,164 @@
         <w:spacing w:after="120" w:before="260"/>
       </w:pPr>
       <w:r>
-        <w:t xml:space="preserve">10. What this dataset cannot decide — and the minimal new experiment</w:t>
+        <w:t xml:space="preserve">10. Ion channels and molecular basis</w:t>
+      </w:r>
+    </w:p>
+    <w:p>
+      <w:pPr>
+        <w:spacing w:after="120"/>
+        <w:jc w:val="both"/>
+      </w:pPr>
+      <w:r>
+        <w:rPr>
+          <w:sz w:val="22"/>
+          <w:szCs w:val="22"/>
+        </w:rPr>
+        <w:t xml:space="preserve">Plant excitation is Ca²⁺/Cl⁻/K⁺-based, </w:t>
+      </w:r>
+      <w:r>
+        <w:rPr>
+          <w:b/>
+          <w:bCs/>
+          <w:sz w:val="22"/>
+          <w:szCs w:val="22"/>
+        </w:rPr>
+        <w:t xml:space="preserve">not</w:t>
+      </w:r>
+      <w:r>
+        <w:rPr>
+          <w:sz w:val="22"/>
+          <w:szCs w:val="22"/>
+        </w:rPr>
+        <w:t xml:space="preserve"> Na⁺-based as in animal axons (Fromm &amp; Lautner 2007; Sukhov &amp; Vodeneev 2009).</w:t>
+      </w:r>
+    </w:p>
+    <w:p>
+      <w:pPr>
+        <w:pStyle w:val="ListParagraph"/>
+        <w:numPr>
+          <w:ilvl w:val="0"/>
+          <w:numId w:val="2"/>
+        </w:numPr>
+        <w:spacing w:after="60"/>
+      </w:pPr>
+      <w:r>
+        <w:rPr>
+          <w:sz w:val="22"/>
+          <w:szCs w:val="22"/>
+        </w:rPr>
+        <w:t xml:space="preserve">Depolarisation — Ca²⁺ influx via GLUTAMATE-RECEPTOR-LIKE channels (clade-3 GLR3.3 / GLR3.6), the genetic basis of systemic wound signalling (Mousavi et al. 2013; Toyota et al. 2018; Nguyen et al. 2018).</w:t>
+      </w:r>
+    </w:p>
+    <w:p>
+      <w:pPr>
+        <w:pStyle w:val="ListParagraph"/>
+        <w:numPr>
+          <w:ilvl w:val="0"/>
+          <w:numId w:val="2"/>
+        </w:numPr>
+        <w:spacing w:after="60"/>
+      </w:pPr>
+      <w:r>
+        <w:rPr>
+          <w:sz w:val="22"/>
+          <w:szCs w:val="22"/>
+        </w:rPr>
+        <w:t xml:space="preserve">Sustained depolarisation — anion (Cl⁻/NO₃⁻/malate) efflux via S-type SLAC1/SLAH3 and R-type QUAC1/ALMT12 (established in guard cells, extrapolated to the propagating spike).</w:t>
+      </w:r>
+    </w:p>
+    <w:p>
+      <w:pPr>
+        <w:pStyle w:val="ListParagraph"/>
+        <w:numPr>
+          <w:ilvl w:val="0"/>
+          <w:numId w:val="2"/>
+        </w:numPr>
+        <w:spacing w:after="60"/>
+      </w:pPr>
+      <w:r>
+        <w:rPr>
+          <w:sz w:val="22"/>
+          <w:szCs w:val="22"/>
+        </w:rPr>
+        <w:t xml:space="preserve">Repolarisation — K⁺ efflux via the outward rectifier GORK, which shapes AP amplitude and duration (Salvador-Recatalà 2018).</w:t>
+      </w:r>
+    </w:p>
+    <w:p>
+      <w:pPr>
+        <w:pStyle w:val="ListParagraph"/>
+        <w:numPr>
+          <w:ilvl w:val="0"/>
+          <w:numId w:val="2"/>
+        </w:numPr>
+        <w:spacing w:after="60"/>
+      </w:pPr>
+      <w:r>
+        <w:rPr>
+          <w:sz w:val="22"/>
+          <w:szCs w:val="22"/>
+        </w:rPr>
+        <w:t xml:space="preserve">Resting potential &amp; active repolarisation — the P-type plasma-membrane H⁺-ATPase (AHA family).</w:t>
+      </w:r>
+    </w:p>
+    <w:p>
+      <w:pPr>
+        <w:pStyle w:val="ListParagraph"/>
+        <w:numPr>
+          <w:ilvl w:val="0"/>
+          <w:numId w:val="2"/>
+        </w:numPr>
+        <w:spacing w:after="60"/>
+      </w:pPr>
+      <w:r>
+        <w:rPr>
+          <w:sz w:val="22"/>
+          <w:szCs w:val="22"/>
+        </w:rPr>
+        <w:t xml:space="preserve">Variation potential — transient H⁺-ATPase inactivation behind a xylem hydraulic/chemical “Ricca factor” wave (Vodeneev/Sukhov; Evans et al. 2017). The initiating mechanosensor (OSCA1, MSL10, MCA1/2, PIEZO) is the field’s clearest open question.</w:t>
+      </w:r>
+    </w:p>
+    <w:p>
+      <w:pPr>
+        <w:pStyle w:val="ListParagraph"/>
+        <w:numPr>
+          <w:ilvl w:val="0"/>
+          <w:numId w:val="2"/>
+        </w:numPr>
+        <w:spacing w:after="60"/>
+      </w:pPr>
+      <w:r>
+        <w:rPr>
+          <w:sz w:val="22"/>
+          <w:szCs w:val="22"/>
+        </w:rPr>
+        <w:t xml:space="preserve">Venus flytrap — trigger-hair micronewton mechanosensing → all-or-none Ca²⁺ AP; candidate sensor FLYC1/MSL10; AP “counting” gates jasmonate signalling (Böhm et al. 2016; Hedrich &amp; Neher 2018).</w:t>
+      </w:r>
+    </w:p>
+    <w:p>
+      <w:pPr>
+        <w:pStyle w:val="ListParagraph"/>
+        <w:numPr>
+          <w:ilvl w:val="0"/>
+          <w:numId w:val="2"/>
+        </w:numPr>
+        <w:spacing w:after="60"/>
+      </w:pPr>
+      <w:r>
+        <w:rPr>
+          <w:sz w:val="22"/>
+          <w:szCs w:val="22"/>
+        </w:rPr>
+        <w:t xml:space="preserve">Mimosa pudica — touch → Ca²⁺ → Cl⁻ efflux → K⁺ + water efflux collapses pulvinar turgor (Allen 1969); channel genes inferred by homology.</w:t>
+      </w:r>
+    </w:p>
+    <w:p>
+      <w:pPr>
+        <w:pStyle w:val="Heading1"/>
+        <w:spacing w:after="120" w:before="260"/>
+      </w:pPr>
+      <w:r>
+        <w:t xml:space="preserve">11. What this dataset cannot decide — and the minimal new experiment</w:t>
       </w:r>
     </w:p>
     <w:tbl>
@@ -2735,217 +3345,6 @@
         <w:spacing w:after="120" w:before="260"/>
       </w:pPr>
       <w:r>
-        <w:t xml:space="preserve">11. Comparison with the manual analysis (Contreras et al.)</w:t>
-      </w:r>
-    </w:p>
-    <w:p>
-      <w:pPr>
-        <w:spacing w:after="120"/>
-        <w:jc w:val="both"/>
-      </w:pPr>
-      <w:r>
-        <w:rPr>
-          <w:sz w:val="22"/>
-          <w:szCs w:val="22"/>
-        </w:rPr>
-        <w:t xml:space="preserve">Validated against the paper </w:t>
-      </w:r>
-      <w:r>
-        <w:rPr>
-          <w:i/>
-          <w:iCs/>
-          <w:sz w:val="22"/>
-          <w:szCs w:val="22"/>
-        </w:rPr>
-        <w:t xml:space="preserve">Electrical Conduction Velocity Across Species of Rapid Movement and Non-Rapid Movement Plants</w:t>
-      </w:r>
-      <w:r>
-        <w:rPr>
-          <w:sz w:val="22"/>
-          <w:szCs w:val="22"/>
-        </w:rPr>
-        <w:t xml:space="preserve"> (Contreras, Morales, Rojas, Serbe-Kamp, Marzullo; Plant Signaling &amp; Behavior), Table 1. Their accepted-recording counts match this repo's WAV files species-by-species (176 total), so we analyse the same recordings; they report a per-species CV mean, so we compare mean-to-mean on the resolved-delay subset.</w:t>
-      </w:r>
-    </w:p>
-    <w:p>
-      <w:pPr>
-        <w:spacing w:after="120"/>
-        <w:jc w:val="both"/>
-      </w:pPr>
-      <w:r>
-        <w:rPr>
-          <w:b/>
-          <w:bCs/>
-          <w:sz w:val="22"/>
-          <w:szCs w:val="22"/>
-        </w:rPr>
-        <w:t xml:space="preserve">Strong agreement: Pearson r = 0.94 across 13 species (0.98 excluding Sensitive Mimosa). </w:t>
-      </w:r>
-      <w:r>
-        <w:rPr>
-          <w:sz w:val="22"/>
-          <w:szCs w:val="22"/>
-        </w:rPr>
-        <w:t xml:space="preserve">The non-rapid group mean matches almost exactly (mine 8.0 ± 6.3 vs paper 7.7 ± 6.5 mm/s), and Venus flytrap agrees (~30 vs 35.3). Almost every species sits on the identity line within error.</w:t>
-      </w:r>
-    </w:p>
-    <w:p>
-      <w:pPr>
-        <w:spacing w:after="40" w:before="160"/>
-        <w:jc w:val="center"/>
-      </w:pPr>
-      <w:r>
-        <w:drawing>
-          <wp:inline distT="0" distB="0" distL="0" distR="0">
-            <wp:extent cx="5715000" cy="5334000"/>
-            <wp:effectExtent t="0" r="0" b="0" l="0"/>
-            <wp:docPr id="1" name="" descr="" title=""/>
-            <wp:cNvGraphicFramePr>
-              <a:graphicFrameLocks xmlns:a="http://schemas.openxmlformats.org/drawingml/2006/main" noChangeAspect="1"/>
-            </wp:cNvGraphicFramePr>
-            <a:graphic xmlns:a="http://schemas.openxmlformats.org/drawingml/2006/main">
-              <a:graphicData uri="http://schemas.openxmlformats.org/drawingml/2006/picture">
-                <pic:pic xmlns:pic="http://schemas.openxmlformats.org/drawingml/2006/picture">
-                  <pic:nvPicPr>
-                    <pic:cNvPr id="0" name="" descr=""/>
-                    <pic:cNvPicPr>
-                      <a:picLocks noChangeAspect="1" noChangeArrowheads="1"/>
-                    </pic:cNvPicPr>
-                  </pic:nvPicPr>
-                  <pic:blipFill>
-                    <a:blip r:embed="rId27" cstate="none"/>
-                    <a:srcRect/>
-                    <a:stretch>
-                      <a:fillRect/>
-                    </a:stretch>
-                  </pic:blipFill>
-                  <pic:spPr bwMode="auto">
-                    <a:xfrm>
-                      <a:off x="0" y="0"/>
-                      <a:ext cx="5715000" cy="5334000"/>
-                    </a:xfrm>
-                    <a:prstGeom prst="rect">
-                      <a:avLst/>
-                    </a:prstGeom>
-                  </pic:spPr>
-                </pic:pic>
-              </a:graphicData>
-            </a:graphic>
-          </wp:inline>
-        </w:drawing>
-      </w:r>
-    </w:p>
-    <w:p>
-      <w:pPr>
-        <w:spacing w:after="200"/>
-        <w:jc w:val="center"/>
-      </w:pPr>
-      <w:r>
-        <w:rPr>
-          <w:i/>
-          <w:iCs/>
-          <w:color w:val="555555"/>
-          <w:sz w:val="17"/>
-          <w:szCs w:val="17"/>
-        </w:rPr>
-        <w:t xml:space="preserve">Figure 21. This pipeline's CV vs the paper's manual CV, per species (mean ± SD). Points on the dashed identity line agree; only Sensitive Mimosa sits clearly below.</w:t>
-      </w:r>
-    </w:p>
-    <w:p>
-      <w:pPr>
-        <w:spacing w:after="40" w:before="160"/>
-        <w:jc w:val="center"/>
-      </w:pPr>
-      <w:r>
-        <w:drawing>
-          <wp:inline distT="0" distB="0" distL="0" distR="0">
-            <wp:extent cx="5715000" cy="2619375"/>
-            <wp:effectExtent t="0" r="0" b="0" l="0"/>
-            <wp:docPr id="1" name="" descr="" title=""/>
-            <wp:cNvGraphicFramePr>
-              <a:graphicFrameLocks xmlns:a="http://schemas.openxmlformats.org/drawingml/2006/main" noChangeAspect="1"/>
-            </wp:cNvGraphicFramePr>
-            <a:graphic xmlns:a="http://schemas.openxmlformats.org/drawingml/2006/main">
-              <a:graphicData uri="http://schemas.openxmlformats.org/drawingml/2006/picture">
-                <pic:pic xmlns:pic="http://schemas.openxmlformats.org/drawingml/2006/picture">
-                  <pic:nvPicPr>
-                    <pic:cNvPr id="0" name="" descr=""/>
-                    <pic:cNvPicPr>
-                      <a:picLocks noChangeAspect="1" noChangeArrowheads="1"/>
-                    </pic:cNvPicPr>
-                  </pic:nvPicPr>
-                  <pic:blipFill>
-                    <a:blip r:embed="rId28" cstate="none"/>
-                    <a:srcRect/>
-                    <a:stretch>
-                      <a:fillRect/>
-                    </a:stretch>
-                  </pic:blipFill>
-                  <pic:spPr bwMode="auto">
-                    <a:xfrm>
-                      <a:off x="0" y="0"/>
-                      <a:ext cx="5715000" cy="2619375"/>
-                    </a:xfrm>
-                    <a:prstGeom prst="rect">
-                      <a:avLst/>
-                    </a:prstGeom>
-                  </pic:spPr>
-                </pic:pic>
-              </a:graphicData>
-            </a:graphic>
-          </wp:inline>
-        </w:drawing>
-      </w:r>
-    </w:p>
-    <w:p>
-      <w:pPr>
-        <w:spacing w:after="200"/>
-        <w:jc w:val="center"/>
-      </w:pPr>
-      <w:r>
-        <w:rPr>
-          <w:i/>
-          <w:iCs/>
-          <w:color w:val="555555"/>
-          <w:sz w:val="17"/>
-          <w:szCs w:val="17"/>
-        </w:rPr>
-        <w:t xml:space="preserve">Figure 22. Per-species CV, manual analysis vs automatic pipeline (mean ± SD).</w:t>
-      </w:r>
-    </w:p>
-    <w:p>
-      <w:pPr>
-        <w:spacing w:after="120"/>
-        <w:jc w:val="both"/>
-      </w:pPr>
-      <w:r>
-        <w:rPr>
-          <w:b/>
-          <w:bCs/>
-          <w:sz w:val="22"/>
-          <w:szCs w:val="22"/>
-        </w:rPr>
-        <w:t xml:space="preserve">The one discrepancy — Sensitive Mimosa (paper 32.4, mine 18.9) — is a detector limitation, not a real disagreement. </w:t>
-      </w:r>
-      <w:r>
-        <w:rPr>
-          <w:sz w:val="22"/>
-          <w:szCs w:val="22"/>
-        </w:rPr>
-        <w:t xml:space="preserve">Comparing my delay to their manual delay recording-by-recording, they match on the slow Mimosa recordings; on ~5 fast recordings (their delay ~0.2–0.4 s) my cross-correlation detector locks onto a slower secondary feature (one case: my 12.3 s vs their 0.37 s), pulling my mean down. Mimosa fires a sharp fast AP with a small inter-electrode delay; a fast-onset-aware delay estimate would bring it in line. Corrected metadata from the paper: Hierbabuena = Clinopodium douglasii (not Mentha), Chilean Chile = Capsicum baccatum; amplifier 0.2–130 Hz / ~55× / 10 kHz (not a 0.07–8.8 Hz SpikerBox).</w:t>
-      </w:r>
-    </w:p>
-    <w:p>
-      <w:r>
-        <w:br w:type="page"/>
-      </w:r>
-    </w:p>
-    <w:p>
-      <w:pPr>
-        <w:pStyle w:val="Heading1"/>
-        <w:spacing w:after="120" w:before="260"/>
-      </w:pPr>
-      <w:r>
         <w:t xml:space="preserve">12. Key references</w:t>
       </w:r>
     </w:p>
@@ -2980,7 +3379,7 @@
           <w:sz w:val="19"/>
           <w:szCs w:val="19"/>
         </w:rPr>
-        <w:t xml:space="preserve">Madariaga D, et al. (2024). A library of electrophysiological responses in plants — a model of transversal education and open science. Plant Signal Behav 19(1):2310977.</w:t>
+        <w:t xml:space="preserve">Madariaga D, et al. (2024). A library of electrophysiological responses in plants. Plant Signal Behav 19(1):2310977.</w:t>
       </w:r>
     </w:p>
     <w:p>
@@ -3031,7 +3430,7 @@
           <w:sz w:val="19"/>
           <w:szCs w:val="19"/>
         </w:rPr>
-        <w:t xml:space="preserve">Toyota M, Spencer D, Sawai-Toyota S, et al. (2018). Glutamate triggers long-distance, calcium-based plant defense signaling. Science 361:1112–1115.</w:t>
+        <w:t xml:space="preserve">Toyota M, et al. (2018). Glutamate triggers long-distance, calcium-based plant defense signaling. Science 361:1112–1115.</w:t>
       </w:r>
     </w:p>
     <w:p>
@@ -3082,7 +3481,7 @@
           <w:sz w:val="19"/>
           <w:szCs w:val="19"/>
         </w:rPr>
-        <w:t xml:space="preserve">Böhm J, Scherzer S, Krol E, et al. (2016). The Venus flytrap counts prey-induced action potentials to induce sodium uptake. Current Biology 26:286–295.</w:t>
+        <w:t xml:space="preserve">Böhm J, et al. (2016). The Venus flytrap counts prey-induced action potentials to induce sodium uptake. Current Biology 26:286–295.</w:t>
       </w:r>
     </w:p>
     <w:p>
@@ -3133,7 +3532,7 @@
           <w:sz w:val="19"/>
           <w:szCs w:val="19"/>
         </w:rPr>
-        <w:t xml:space="preserve">Vodeneev V, Akinchits E, Sukhov V (2015). Variation potential in higher plants: mechanisms of generation and propagation. Plant Signaling &amp; Behavior 10:e1057365.</w:t>
+        <w:t xml:space="preserve">Vodeneev V, Akinchits E, Sukhov V (2015). Variation potential in higher plants. Plant Signaling &amp; Behavior 10:e1057365.</w:t>
       </w:r>
     </w:p>
     <w:p>
@@ -3202,23 +3601,6 @@
           <w:szCs w:val="19"/>
         </w:rPr>
         <w:t xml:space="preserve">FitzHugh R (1961). Impulses and physiological states in theoretical models of nerve membrane. Biophysical Journal 1:445–466.</w:t>
-      </w:r>
-    </w:p>
-    <w:p>
-      <w:pPr>
-        <w:pStyle w:val="ListParagraph"/>
-        <w:numPr>
-          <w:ilvl w:val="0"/>
-          <w:numId w:val="3"/>
-        </w:numPr>
-        <w:spacing w:after="80"/>
-      </w:pPr>
-      <w:r>
-        <w:rPr>
-          <w:sz w:val="19"/>
-          <w:szCs w:val="19"/>
-        </w:rPr>
-        <w:t xml:space="preserve">BackyardBrains (2024). A library of electrophysiological responses in plants. Plant Signaling &amp; Behavior (PMID 38493508); Plant SpikerBox documentation (0.07–8.8 Hz band-pass).</w:t>
       </w:r>
     </w:p>
     <w:sectPr>

--- a/results/Plant_conduction_velocity_report.docx
+++ b/results/Plant_conduction_velocity_report.docx
@@ -60,7 +60,7 @@
         <w:spacing w:after="120" w:before="260"/>
       </w:pPr>
       <w:r>
-        <w:t xml:space="preserve">1. Overview and dataset</w:t>
+        <w:t xml:space="preserve">1. Overview and what to take from this report</w:t>
       </w:r>
     </w:p>
     <w:p>
@@ -73,7 +73,7 @@
           <w:sz w:val="22"/>
           <w:szCs w:val="22"/>
         </w:rPr>
-        <w:t xml:space="preserve">Two recording electrodes are placed inline downstream of a wound / touch / flame stimulus; the propagating electrical potential (an action potential, AP, or a slow variation potential, VP) reaches the </w:t>
+        <w:t xml:space="preserve">Two recording electrodes sit inline downstream of a wound / touch / flame stimulus; the propagating potential reaches the </w:t>
       </w:r>
       <w:r>
         <w:rPr>
@@ -105,7 +105,7 @@
           <w:sz w:val="22"/>
           <w:szCs w:val="22"/>
         </w:rPr>
-        <w:t xml:space="preserve"> electrode later. Recordings are two-channel WAV; two event markers bracket the stimulation window. Inter-electrode distances were cross-referenced from the “Todo Data Resumen” spreadsheet (166/176 recordings). This report presents an automatic analysis pipeline that reproduces the manual conduction-velocity results, characterises how the signal is transformed from near to far, tests whether those properties track evolutionary relationship, asks whether propagation is active or passive, and simulates it with cable and biophysical models.</w:t>
+        <w:t xml:space="preserve"> electrode later. We built an automatic analysis pipeline and asked four questions.</w:t>
       </w:r>
     </w:p>
     <w:p>
@@ -120,46 +120,127 @@
           <w:sz w:val="22"/>
           <w:szCs w:val="22"/>
         </w:rPr>
-        <w:t xml:space="preserve">Headline results. </w:t>
-      </w:r>
-      <w:r>
-        <w:rPr>
-          <w:sz w:val="22"/>
-          <w:szCs w:val="22"/>
-        </w:rPr>
-        <w:t xml:space="preserve">(i) Automatic CV agrees with the manual analysis at </w:t>
-      </w:r>
-      <w:r>
-        <w:rPr>
-          <w:b/>
-          <w:bCs/>
-          <w:sz w:val="22"/>
-          <w:szCs w:val="22"/>
-        </w:rPr>
-        <w:t xml:space="preserve">Pearson r = 0.94 across 13 species</w:t>
-      </w:r>
-      <w:r>
-        <w:rPr>
-          <w:sz w:val="22"/>
-          <w:szCs w:val="22"/>
-        </w:rPr>
-        <w:t xml:space="preserve"> (0.98 excluding one species). (ii) Near→far, the signal attenuates (×0.44) and broadens (×1.31) while preserving its shape (r ≈ 0.80). (iii) These properties do </w:t>
-      </w:r>
-      <w:r>
-        <w:rPr>
-          <w:b/>
-          <w:bCs/>
-          <w:sz w:val="22"/>
-          <w:szCs w:val="22"/>
-        </w:rPr>
-        <w:t xml:space="preserve">not</w:t>
-      </w:r>
-      <w:r>
-        <w:rPr>
-          <w:sz w:val="22"/>
-          <w:szCs w:val="22"/>
-        </w:rPr>
-        <w:t xml:space="preserve"> track taxonomy. (iv) Venus flytrap and Sensitive Mimosa behave as fast, shape-preserving (active) conductors; the mints as slow, decremental (passive) ones. (v) A Hodgkin-Huxley-type Ca²⁺/Cl⁻/K⁺ plant-AP model, filtered like the recordings, reproduces the observed Venus waveform.</w:t>
+        <w:t xml:space="preserve">1. Does the automatic pipeline reproduce the manual conduction-velocity result? </w:t>
+      </w:r>
+      <w:r>
+        <w:rPr>
+          <w:sz w:val="22"/>
+          <w:szCs w:val="22"/>
+        </w:rPr>
+        <w:t xml:space="preserve">Yes — Pearson r = 0.94 across 13 species (0.98 excluding one species), and the manual per-recording numbers are recoverable exactly (Section 4).</w:t>
+      </w:r>
+    </w:p>
+    <w:p>
+      <w:pPr>
+        <w:spacing w:after="120"/>
+        <w:jc w:val="both"/>
+      </w:pPr>
+      <w:r>
+        <w:rPr>
+          <w:b/>
+          <w:bCs/>
+          <w:sz w:val="22"/>
+          <w:szCs w:val="22"/>
+        </w:rPr>
+        <w:t xml:space="preserve">2. How does the signal change from the near to the far electrode? </w:t>
+      </w:r>
+      <w:r>
+        <w:rPr>
+          <w:sz w:val="22"/>
+          <w:szCs w:val="22"/>
+        </w:rPr>
+        <w:t xml:space="preserve">It </w:t>
+      </w:r>
+      <w:r>
+        <w:rPr>
+          <w:b/>
+          <w:bCs/>
+          <w:sz w:val="22"/>
+          <w:szCs w:val="22"/>
+        </w:rPr>
+        <w:t xml:space="preserve">attenuates</w:t>
+      </w:r>
+      <w:r>
+        <w:rPr>
+          <w:sz w:val="22"/>
+          <w:szCs w:val="22"/>
+        </w:rPr>
+        <w:t xml:space="preserve"> (far ≈ 0.4× the near amplitude) and mildly </w:t>
+      </w:r>
+      <w:r>
+        <w:rPr>
+          <w:b/>
+          <w:bCs/>
+          <w:sz w:val="22"/>
+          <w:szCs w:val="22"/>
+        </w:rPr>
+        <w:t xml:space="preserve">broadens</w:t>
+      </w:r>
+      <w:r>
+        <w:rPr>
+          <w:sz w:val="22"/>
+          <w:szCs w:val="22"/>
+        </w:rPr>
+        <w:t xml:space="preserve">, while largely keeping its shape (Section 6).</w:t>
+      </w:r>
+    </w:p>
+    <w:p>
+      <w:pPr>
+        <w:spacing w:after="120"/>
+        <w:jc w:val="both"/>
+      </w:pPr>
+      <w:r>
+        <w:rPr>
+          <w:b/>
+          <w:bCs/>
+          <w:sz w:val="22"/>
+          <w:szCs w:val="22"/>
+        </w:rPr>
+        <w:t xml:space="preserve">3. Do these properties track evolutionary relationship? </w:t>
+      </w:r>
+      <w:r>
+        <w:rPr>
+          <w:sz w:val="22"/>
+          <w:szCs w:val="22"/>
+        </w:rPr>
+        <w:t xml:space="preserve">No — congeners differ as much as unrelated species (Section 7).</w:t>
+      </w:r>
+    </w:p>
+    <w:p>
+      <w:pPr>
+        <w:spacing w:after="120"/>
+        <w:jc w:val="both"/>
+      </w:pPr>
+      <w:r>
+        <w:rPr>
+          <w:b/>
+          <w:bCs/>
+          <w:sz w:val="22"/>
+          <w:szCs w:val="22"/>
+        </w:rPr>
+        <w:t xml:space="preserve">4. Is propagation active or passive? </w:t>
+      </w:r>
+      <w:r>
+        <w:rPr>
+          <w:sz w:val="22"/>
+          <w:szCs w:val="22"/>
+        </w:rPr>
+        <w:t xml:space="preserve">This cannot be settled cleanly with two surface electrodes, but the fast, rapid-movement species (Venus flytrap, Sensitive Mimosa) preserve waveform shape best and the slow species disperse most (Section 8). A biophysical AP model reproduces the recorded Venus waveform (Section 9).</w:t>
+      </w:r>
+    </w:p>
+    <w:p>
+      <w:pPr>
+        <w:spacing w:after="120"/>
+        <w:jc w:val="both"/>
+      </w:pPr>
+      <w:r>
+        <w:rPr>
+          <w:i/>
+          <w:iCs/>
+          <w:sz w:val="22"/>
+          <w:szCs w:val="22"/>
+        </w:rPr>
+        <w:t xml:space="preserve">A note on figures. This is a working report; not every figure belongs in the manuscript. Section 12 lists which figures we consider manuscript candidates versus supporting / diagnostic material.</w:t>
       </w:r>
     </w:p>
     <w:p>
@@ -181,7 +262,7 @@
           <w:sz w:val="22"/>
           <w:szCs w:val="22"/>
         </w:rPr>
-        <w:t xml:space="preserve">Each channel is baseline-subtracted (pre-stimulus window) and low-pass filtered for detection. The dominant post-stimulus deflection is detected in each channel; the earlier-peaking channel is labelled </w:t>
+        <w:t xml:space="preserve">Each channel is baseline-subtracted and low-pass filtered for detection; the earlier-peaking channel is labelled </w:t>
       </w:r>
       <w:r>
         <w:rPr>
@@ -197,7 +278,7 @@
           <w:sz w:val="22"/>
           <w:szCs w:val="22"/>
         </w:rPr>
-        <w:t xml:space="preserve">. Inter-channel delay is measured by windowed cross-correlation (primary) with a peak-to-peak cross-check, and — because the two electrodes share a soil/earth reference — also by a common-mode-robust 2-tap model (Section 5). Conduction velocity = inter-electrode distance / delay. Transformation metrics: amplitude attenuation (far/near peak), temporal broadening (far/near FWHM), and waveform similarity (max normalised cross-correlation). Recordings are quality-gated (near-synchronous peaks, low waveform similarity, or low SNR); 165/176 pass. The pipeline (Python: cvplants/) reports three CV columns per recording: </w:t>
+        <w:t xml:space="preserve">. Inter-channel delay is measured by windowed cross-correlation (primary), with a peak-to-peak cross-check and — because the two electrodes share a soil/earth reference — a common-mode-robust 2-tap model (Section 5). CV = inter-electrode distance / delay; distances are cross-referenced from the “Todo Data Resumen” spreadsheet (166/176 recordings). Transformation metrics: amplitude attenuation (far/near peak), temporal broadening (far/near FWHM), waveform similarity (max normalised cross-correlation). Recordings are quality-gated; 165/176 pass. The pipeline reports three CV columns per recording — </w:t>
       </w:r>
       <w:r>
         <w:rPr>
@@ -267,7 +348,7 @@
           <w:sz w:val="22"/>
           <w:szCs w:val="22"/>
         </w:rPr>
-        <w:t xml:space="preserve">Median CV per species ranges from ~2 mm/s (Argentian Dollar) to ~28 mm/s (Venus flytrap). The estimate is internally validated three ways: our automatic delay matches the experimenters’ manual delay (Spearman ρ = 0.80), the delay scales with electrode distance (ρ = 0.36, p = 3×10⁻⁶), and CV is independent of the spacing used (ρ ≈ 0) — as a true velocity must be.</w:t>
+        <w:t xml:space="preserve">Median CV ranges from ~2 mm/s (Argentian Dollar) to ~28 mm/s (Venus flytrap). The estimate is internally consistent: the delay scales with electrode distance (ρ = 0.36, p = 3×10⁻⁶) and CV is independent of the spacing used (ρ ≈ 0), as a true velocity must be.</w:t>
       </w:r>
     </w:p>
     <w:p>
@@ -333,6 +414,87 @@
       </w:r>
     </w:p>
     <w:p>
+      <w:r>
+        <w:br w:type="page"/>
+      </w:r>
+    </w:p>
+    <w:p>
+      <w:pPr>
+        <w:pStyle w:val="Heading1"/>
+        <w:spacing w:after="120" w:before="260"/>
+      </w:pPr>
+      <w:r>
+        <w:t xml:space="preserve">4. Validation against the manual analysis (Contreras et al.)</w:t>
+      </w:r>
+    </w:p>
+    <w:p>
+      <w:pPr>
+        <w:spacing w:after="120"/>
+        <w:jc w:val="both"/>
+      </w:pPr>
+      <w:r>
+        <w:rPr>
+          <w:sz w:val="22"/>
+          <w:szCs w:val="22"/>
+        </w:rPr>
+        <w:t xml:space="preserve">Validated against </w:t>
+      </w:r>
+      <w:r>
+        <w:rPr>
+          <w:i/>
+          <w:iCs/>
+          <w:sz w:val="22"/>
+          <w:szCs w:val="22"/>
+        </w:rPr>
+        <w:t xml:space="preserve">Electrical Conduction Velocity Across Species of Rapid Movement and Non-Rapid Movement Plants</w:t>
+      </w:r>
+      <w:r>
+        <w:rPr>
+          <w:sz w:val="22"/>
+          <w:szCs w:val="22"/>
+        </w:rPr>
+        <w:t xml:space="preserve"> (Contreras, Morales, Rojas, Serbe-Kamp, Marzullo; Plant Signaling &amp; Behavior), Table 1. Both analyses use the same recordings.</w:t>
+      </w:r>
+    </w:p>
+    <w:p>
+      <w:pPr>
+        <w:spacing w:after="120"/>
+        <w:jc w:val="both"/>
+      </w:pPr>
+      <w:r>
+        <w:rPr>
+          <w:b/>
+          <w:bCs/>
+          <w:sz w:val="22"/>
+          <w:szCs w:val="22"/>
+        </w:rPr>
+        <w:t xml:space="preserve">Strong agreement: Pearson r = 0.94 across 13 species (0.98 excluding Sensitive Mimosa). </w:t>
+      </w:r>
+      <w:r>
+        <w:rPr>
+          <w:sz w:val="22"/>
+          <w:szCs w:val="22"/>
+        </w:rPr>
+        <w:t xml:space="preserve">The non-rapid group mean matches almost exactly (automatic 8.0 ± 6.3 vs manual 7.7 ± 6.5 mm/s), and Venus flytrap agrees (~30 vs 35.3). Using the experimenters’ own delays, the </w:t>
+      </w:r>
+      <w:r>
+        <w:rPr>
+          <w:i/>
+          <w:iCs/>
+          <w:sz w:val="22"/>
+          <w:szCs w:val="22"/>
+        </w:rPr>
+        <w:t xml:space="preserve">cv_manual</w:t>
+      </w:r>
+      <w:r>
+        <w:rPr>
+          <w:sz w:val="22"/>
+          <w:szCs w:val="22"/>
+        </w:rPr>
+        <w:t xml:space="preserve"> column reproduces the manuscript exactly (Mimosa 30.6, Venus 35.7 mm/s).</w:t>
+      </w:r>
+    </w:p>
+    <w:p>
       <w:pPr>
         <w:spacing w:after="40" w:before="160"/>
         <w:jc w:val="center"/>
@@ -340,7 +502,7 @@
       <w:r>
         <w:drawing>
           <wp:inline distT="0" distB="0" distL="0" distR="0">
-            <wp:extent cx="5715000" cy="5276850"/>
+            <wp:extent cx="5715000" cy="5334000"/>
             <wp:effectExtent t="0" r="0" b="0" l="0"/>
             <wp:docPr id="1" name="" descr="" title=""/>
             <wp:cNvGraphicFramePr>
@@ -365,7 +527,7 @@
                   <pic:spPr bwMode="auto">
                     <a:xfrm>
                       <a:off x="0" y="0"/>
-                      <a:ext cx="5715000" cy="5276850"/>
+                      <a:ext cx="5715000" cy="5334000"/>
                     </a:xfrm>
                     <a:prstGeom prst="rect">
                       <a:avLst/>
@@ -391,7 +553,7 @@
           <w:sz w:val="17"/>
           <w:szCs w:val="17"/>
         </w:rPr>
-        <w:t xml:space="preserve">Figure 2. Our measured inter-channel delay vs the experimenters’ manual delay (Tiempo): points on the identity line, for exact and order-inferred spreadsheet matches.</w:t>
+        <w:t xml:space="preserve">Figure 2. Automatic CV vs the manual CV, per species (mean ± SD). Points on the dashed identity line agree; only Sensitive Mimosa sits clearly below.</w:t>
       </w:r>
     </w:p>
     <w:p>
@@ -402,7 +564,7 @@
       <w:r>
         <w:drawing>
           <wp:inline distT="0" distB="0" distL="0" distR="0">
-            <wp:extent cx="5715000" cy="4400550"/>
+            <wp:extent cx="5715000" cy="5276850"/>
             <wp:effectExtent t="0" r="0" b="0" l="0"/>
             <wp:docPr id="1" name="" descr="" title=""/>
             <wp:cNvGraphicFramePr>
@@ -427,7 +589,7 @@
                   <pic:spPr bwMode="auto">
                     <a:xfrm>
                       <a:off x="0" y="0"/>
-                      <a:ext cx="5715000" cy="4400550"/>
+                      <a:ext cx="5715000" cy="5276850"/>
                     </a:xfrm>
                     <a:prstGeom prst="rect">
                       <a:avLst/>
@@ -453,21 +615,7 @@
           <w:sz w:val="17"/>
           <w:szCs w:val="17"/>
         </w:rPr>
-        <w:t xml:space="preserve">Figure 3. Cannabis: electrode distance vs propagation delay; slope is an aggregate conduction velocity.</w:t>
-      </w:r>
-    </w:p>
-    <w:p>
-      <w:r>
-        <w:br w:type="page"/>
-      </w:r>
-    </w:p>
-    <w:p>
-      <w:pPr>
-        <w:pStyle w:val="Heading1"/>
-        <w:spacing w:after="120" w:before="260"/>
-      </w:pPr>
-      <w:r>
-        <w:t xml:space="preserve">4. Validation against the manual analysis (Contreras et al.)</w:t>
+        <w:t xml:space="preserve">Figure 3. The underlying agreement: our measured inter-channel delay vs the experimenters’ manual delay (Tiempo), recording by recording, on the identity line.</w:t>
       </w:r>
     </w:p>
     <w:p>
@@ -477,10 +625,51 @@
       </w:pPr>
       <w:r>
         <w:rPr>
-          <w:sz w:val="22"/>
-          <w:szCs w:val="22"/>
-        </w:rPr>
-        <w:t xml:space="preserve">Validated against </w:t>
+          <w:b/>
+          <w:bCs/>
+          <w:sz w:val="22"/>
+          <w:szCs w:val="22"/>
+        </w:rPr>
+        <w:t xml:space="preserve">The one discrepancy — Sensitive Mimosa (manual 32.4, automatic 18.9) — is understood, not a real disagreement. </w:t>
+      </w:r>
+      <w:r>
+        <w:rPr>
+          <w:sz w:val="22"/>
+          <w:szCs w:val="22"/>
+        </w:rPr>
+        <w:t xml:space="preserve">The delays match on the slow Mimosa recordings; the gap is a few fast recordings that carry a </w:t>
+      </w:r>
+      <w:r>
+        <w:rPr>
+          <w:b/>
+          <w:bCs/>
+          <w:sz w:val="22"/>
+          <w:szCs w:val="22"/>
+        </w:rPr>
+        <w:t xml:space="preserve">sharp fast AP plus larger, slower bumps</w:t>
+      </w:r>
+      <w:r>
+        <w:rPr>
+          <w:sz w:val="22"/>
+          <w:szCs w:val="22"/>
+        </w:rPr>
+        <w:t xml:space="preserve">. The manual analyst tracked the fast AP (high CV); the automatic cross-correlation tracks the larger slow bump. We implemented and tested a fast-onset estimator (and three variants) against the manual delays — all were </w:t>
+      </w:r>
+      <w:r>
+        <w:rPr>
+          <w:b/>
+          <w:bCs/>
+          <w:sz w:val="22"/>
+          <w:szCs w:val="22"/>
+        </w:rPr>
+        <w:t xml:space="preserve">less</w:t>
+      </w:r>
+      <w:r>
+        <w:rPr>
+          <w:sz w:val="22"/>
+          <w:szCs w:val="22"/>
+        </w:rPr>
+        <w:t xml:space="preserve"> accurate (median error 0.20 s for the default vs 1.80 s for fast-onset), so we kept the default. Mimosa’s manual SD (21.6) nearly equals its mean, so the exact value is intrinsically uncertain; both analyses agree Mimosa and Venus are the fast, rapid-movement outliers. To match the manuscript number exactly, use </w:t>
       </w:r>
       <w:r>
         <w:rPr>
@@ -489,36 +678,14 @@
           <w:sz w:val="22"/>
           <w:szCs w:val="22"/>
         </w:rPr>
-        <w:t xml:space="preserve">Electrical Conduction Velocity Across Species of Rapid Movement and Non-Rapid Movement Plants</w:t>
-      </w:r>
-      <w:r>
-        <w:rPr>
-          <w:sz w:val="22"/>
-          <w:szCs w:val="22"/>
-        </w:rPr>
-        <w:t xml:space="preserve"> (Contreras, Morales, Rojas, Serbe-Kamp, Marzullo; Plant Signaling &amp; Behavior), Table 1. The accepted-recording counts match this repo’s WAV files species-by-species, so both analyses use the same recordings; the paper reports a per-species CV mean, so we compare mean-to-mean.</w:t>
-      </w:r>
-    </w:p>
-    <w:p>
-      <w:pPr>
-        <w:spacing w:after="120"/>
-        <w:jc w:val="both"/>
-      </w:pPr>
-      <w:r>
-        <w:rPr>
-          <w:b/>
-          <w:bCs/>
-          <w:sz w:val="22"/>
-          <w:szCs w:val="22"/>
-        </w:rPr>
-        <w:t xml:space="preserve">Strong agreement: Pearson r = 0.94 across 13 species (0.98 excluding Sensitive Mimosa). </w:t>
-      </w:r>
-      <w:r>
-        <w:rPr>
-          <w:sz w:val="22"/>
-          <w:szCs w:val="22"/>
-        </w:rPr>
-        <w:t xml:space="preserve">The non-rapid group mean matches almost exactly (automatic 8.0 ± 6.3 vs manual 7.7 ± 6.5 mm/s), and Venus flytrap agrees (automatic ~30 vs manual 35.3). Almost every species sits on the identity line within error.</w:t>
+        <w:t xml:space="preserve">cv_manual</w:t>
+      </w:r>
+      <w:r>
+        <w:rPr>
+          <w:sz w:val="22"/>
+          <w:szCs w:val="22"/>
+        </w:rPr>
+        <w:t xml:space="preserve">.</w:t>
       </w:r>
     </w:p>
     <w:p>
@@ -529,7 +696,7 @@
       <w:r>
         <w:drawing>
           <wp:inline distT="0" distB="0" distL="0" distR="0">
-            <wp:extent cx="5715000" cy="5334000"/>
+            <wp:extent cx="5715000" cy="2381250"/>
             <wp:effectExtent t="0" r="0" b="0" l="0"/>
             <wp:docPr id="1" name="" descr="" title=""/>
             <wp:cNvGraphicFramePr>
@@ -554,7 +721,7 @@
                   <pic:spPr bwMode="auto">
                     <a:xfrm>
                       <a:off x="0" y="0"/>
-                      <a:ext cx="5715000" cy="5334000"/>
+                      <a:ext cx="5715000" cy="2381250"/>
                     </a:xfrm>
                     <a:prstGeom prst="rect">
                       <a:avLst/>
@@ -580,7 +747,104 @@
           <w:sz w:val="17"/>
           <w:szCs w:val="17"/>
         </w:rPr>
-        <w:t xml:space="preserve">Figure 4. Automatic CV vs the manual CV, per species (mean ± SD). On the dashed identity line = agreement; only Sensitive Mimosa sits clearly below.</w:t>
+        <w:t xml:space="preserve">Figure 4. Delay-estimator bakeoff against the manual per-recording delays (lower = better). The default cross-correlation wins for every species; the fast-onset variants were rejected on this evidence.</w:t>
+      </w:r>
+    </w:p>
+    <w:p>
+      <w:pPr>
+        <w:spacing w:after="120"/>
+        <w:jc w:val="both"/>
+      </w:pPr>
+      <w:r>
+        <w:rPr>
+          <w:b/>
+          <w:bCs/>
+          <w:sz w:val="22"/>
+          <w:szCs w:val="22"/>
+        </w:rPr>
+        <w:t xml:space="preserve">Metadata corrected from the paper: </w:t>
+      </w:r>
+      <w:r>
+        <w:rPr>
+          <w:sz w:val="22"/>
+          <w:szCs w:val="22"/>
+        </w:rPr>
+        <w:t xml:space="preserve">Hierbabuena = Clinopodium douglasii (not Mentha); Chilean Chile = Capsicum baccatum; Argentian Dollar = Plectranthus purpuratus. Amplifier passband ~0.2–130 Hz (a custom rig), not the 0.07–8.8 Hz stock SpikerBox.</w:t>
+      </w:r>
+    </w:p>
+    <w:p>
+      <w:r>
+        <w:br w:type="page"/>
+      </w:r>
+    </w:p>
+    <w:p>
+      <w:pPr>
+        <w:pStyle w:val="Heading1"/>
+        <w:spacing w:after="120" w:before="260"/>
+      </w:pPr>
+      <w:r>
+        <w:t xml:space="preserve">5. Channel integrity: the shared reference and how the delay is recovered</w:t>
+      </w:r>
+    </w:p>
+    <w:p>
+      <w:pPr>
+        <w:spacing w:after="120"/>
+        <w:jc w:val="both"/>
+      </w:pPr>
+      <w:r>
+        <w:rPr>
+          <w:sz w:val="22"/>
+          <w:szCs w:val="22"/>
+        </w:rPr>
+        <w:t xml:space="preserve">The two channels are </w:t>
+      </w:r>
+      <w:r>
+        <w:rPr>
+          <w:b/>
+          <w:bCs/>
+          <w:sz w:val="22"/>
+          <w:szCs w:val="22"/>
+        </w:rPr>
+        <w:t xml:space="preserve">correlated, and that is expected</w:t>
+      </w:r>
+      <w:r>
+        <w:rPr>
+          <w:sz w:val="22"/>
+          <w:szCs w:val="22"/>
+        </w:rPr>
+        <w:t xml:space="preserve">: both electrodes share a soil/earth reference, so any whole-plant potential or reference fluctuation appears in both (baseline correlation pooled r ≈ 0.66). This is a normal referential montage, not amplifier crosstalk — and it does </w:t>
+      </w:r>
+      <w:r>
+        <w:rPr>
+          <w:b/>
+          <w:bCs/>
+          <w:sz w:val="22"/>
+          <w:szCs w:val="22"/>
+        </w:rPr>
+        <w:t xml:space="preserve">not</w:t>
+      </w:r>
+      <w:r>
+        <w:rPr>
+          <w:sz w:val="22"/>
+          <w:szCs w:val="22"/>
+        </w:rPr>
+        <w:t xml:space="preserve"> prevent measuring the delay. A common-mode-robust 2-tap model, far(t) = a·near(t) + b·near(t−τ), separates the shared/instantaneous part (a) from the propagated part (b) at lag τ; across species the delayed fraction is 0.68–0.90 and τ is sign-consistent (75–100%). This is why Venus flytrap’s fast CV is genuine — a small electrode spacing gives a small </w:t>
+      </w:r>
+      <w:r>
+        <w:rPr>
+          <w:i/>
+          <w:iCs/>
+          <w:sz w:val="22"/>
+          <w:szCs w:val="22"/>
+        </w:rPr>
+        <w:t xml:space="preserve">but real</w:t>
+      </w:r>
+      <w:r>
+        <w:rPr>
+          <w:sz w:val="22"/>
+          <w:szCs w:val="22"/>
+        </w:rPr>
+        <w:t xml:space="preserve"> delay plus strong volume-conduction correlation.</w:t>
       </w:r>
     </w:p>
     <w:p>
@@ -591,7 +855,7 @@
       <w:r>
         <w:drawing>
           <wp:inline distT="0" distB="0" distL="0" distR="0">
-            <wp:extent cx="5715000" cy="2619375"/>
+            <wp:extent cx="5715000" cy="4191000"/>
             <wp:effectExtent t="0" r="0" b="0" l="0"/>
             <wp:docPr id="1" name="" descr="" title=""/>
             <wp:cNvGraphicFramePr>
@@ -616,7 +880,7 @@
                   <pic:spPr bwMode="auto">
                     <a:xfrm>
                       <a:off x="0" y="0"/>
-                      <a:ext cx="5715000" cy="2619375"/>
+                      <a:ext cx="5715000" cy="4191000"/>
                     </a:xfrm>
                     <a:prstGeom prst="rect">
                       <a:avLst/>
@@ -642,7 +906,21 @@
           <w:sz w:val="17"/>
           <w:szCs w:val="17"/>
         </w:rPr>
-        <w:t xml:space="preserve">Figure 5. Per-species CV, manual analysis vs automatic pipeline (mean ± SD).</w:t>
+        <w:t xml:space="preserve">Figure 5. Both channels, full trace and pre-stimulus baseline zoom. Mimosa: baseline r = 0.96 (shared slow wave via the common ground). Cannabis: r = 0.20 (weakly coupled, clean delay). Venus: a sharp spike in both channels close together — a small real delay plus volume conduction.</w:t>
+      </w:r>
+    </w:p>
+    <w:p>
+      <w:r>
+        <w:br w:type="page"/>
+      </w:r>
+    </w:p>
+    <w:p>
+      <w:pPr>
+        <w:pStyle w:val="Heading1"/>
+        <w:spacing w:after="120" w:before="260"/>
+      </w:pPr>
+      <w:r>
+        <w:t xml:space="preserve">6. How the signal changes from near to far</w:t>
       </w:r>
     </w:p>
     <w:p>
@@ -652,89 +930,58 @@
       </w:pPr>
       <w:r>
         <w:rPr>
-          <w:b/>
-          <w:bCs/>
-          <w:sz w:val="22"/>
-          <w:szCs w:val="22"/>
-        </w:rPr>
-        <w:t xml:space="preserve">Reproducing the manual numbers exactly. </w:t>
-      </w:r>
-      <w:r>
-        <w:rPr>
-          <w:sz w:val="22"/>
-          <w:szCs w:val="22"/>
-        </w:rPr>
-        <w:t xml:space="preserve">Using the experimenters’ own per-recording delays, the </w:t>
-      </w:r>
-      <w:r>
-        <w:rPr>
-          <w:i/>
-          <w:iCs/>
-          <w:sz w:val="22"/>
-          <w:szCs w:val="22"/>
-        </w:rPr>
-        <w:t xml:space="preserve">cv_manual</w:t>
-      </w:r>
-      <w:r>
-        <w:rPr>
-          <w:sz w:val="22"/>
-          <w:szCs w:val="22"/>
-        </w:rPr>
-        <w:t xml:space="preserve"> column reproduces the paper exactly (Sensitive Mimosa 30.6, Venus 35.7 mm/s). So the manuscript figures are recoverable from the pipeline; the automatic estimators agree for every species except Mimosa’s fast batch.</w:t>
-      </w:r>
-    </w:p>
-    <w:p>
-      <w:pPr>
-        <w:spacing w:after="120"/>
-        <w:jc w:val="both"/>
-      </w:pPr>
-      <w:r>
-        <w:rPr>
-          <w:b/>
-          <w:bCs/>
-          <w:sz w:val="22"/>
-          <w:szCs w:val="22"/>
-        </w:rPr>
-        <w:t xml:space="preserve">The Sensitive Mimosa discrepancy (manual 32.4, automatic 18.9) is understood. </w:t>
-      </w:r>
-      <w:r>
-        <w:rPr>
-          <w:sz w:val="22"/>
-          <w:szCs w:val="22"/>
-        </w:rPr>
-        <w:t xml:space="preserve">Recording-by-recording, the two delays match on the slow Mimosa recordings; the gap is a handful of fast recordings (their delay ~0.2–0.4 s) that carry a </w:t>
-      </w:r>
-      <w:r>
-        <w:rPr>
-          <w:b/>
-          <w:bCs/>
-          <w:sz w:val="22"/>
-          <w:szCs w:val="22"/>
-        </w:rPr>
-        <w:t xml:space="preserve">sharp fast AP plus large, slower bumps</w:t>
-      </w:r>
-      <w:r>
-        <w:rPr>
-          <w:sz w:val="22"/>
-          <w:szCs w:val="22"/>
-        </w:rPr>
-        <w:t xml:space="preserve">. The manual analyst tracked the fast AP (high CV); the automatic cross-correlation tracks the larger slow bump. We implemented and tested a fast-onset estimator (and three variants) against the manual delays: all were </w:t>
-      </w:r>
-      <w:r>
-        <w:rPr>
-          <w:b/>
-          <w:bCs/>
-          <w:sz w:val="22"/>
-          <w:szCs w:val="22"/>
-        </w:rPr>
-        <w:t xml:space="preserve">less</w:t>
-      </w:r>
-      <w:r>
-        <w:rPr>
-          <w:sz w:val="22"/>
-          <w:szCs w:val="22"/>
-        </w:rPr>
-        <w:t xml:space="preserve"> accurate — the default cross-correlation already matches the manual delays best (median error 0.20 s vs 1.80 s for fast-onset; Figure below). Mimosa’s manual SD (21.6) nearly equals its mean, so the exact value is intrinsically uncertain; both analyses agree it and Venus are the fast, rapid-movement outliers.</w:t>
+          <w:sz w:val="22"/>
+          <w:szCs w:val="22"/>
+        </w:rPr>
+        <w:t xml:space="preserve">From the near to the far electrode the potential </w:t>
+      </w:r>
+      <w:r>
+        <w:rPr>
+          <w:b/>
+          <w:bCs/>
+          <w:sz w:val="22"/>
+          <w:szCs w:val="22"/>
+        </w:rPr>
+        <w:t xml:space="preserve">attenuates</w:t>
+      </w:r>
+      <w:r>
+        <w:rPr>
+          <w:sz w:val="22"/>
+          <w:szCs w:val="22"/>
+        </w:rPr>
+        <w:t xml:space="preserve"> (far/near amplitude median ≈ 0.44), </w:t>
+      </w:r>
+      <w:r>
+        <w:rPr>
+          <w:b/>
+          <w:bCs/>
+          <w:sz w:val="22"/>
+          <w:szCs w:val="22"/>
+        </w:rPr>
+        <w:t xml:space="preserve">broadens</w:t>
+      </w:r>
+      <w:r>
+        <w:rPr>
+          <w:sz w:val="22"/>
+          <w:szCs w:val="22"/>
+        </w:rPr>
+        <w:t xml:space="preserve"> (FWHM ratio ≈ 1.31), yet largely </w:t>
+      </w:r>
+      <w:r>
+        <w:rPr>
+          <w:b/>
+          <w:bCs/>
+          <w:sz w:val="22"/>
+          <w:szCs w:val="22"/>
+        </w:rPr>
+        <w:t xml:space="preserve">preserves its shape</w:t>
+      </w:r>
+      <w:r>
+        <w:rPr>
+          <w:sz w:val="22"/>
+          <w:szCs w:val="22"/>
+        </w:rPr>
+        <w:t xml:space="preserve"> (waveform correlation ≈ 0.80). Within-species spread is large — it exceeds the between-species differences.</w:t>
       </w:r>
     </w:p>
     <w:p>
@@ -745,7 +992,7 @@
       <w:r>
         <w:drawing>
           <wp:inline distT="0" distB="0" distL="0" distR="0">
-            <wp:extent cx="5715000" cy="2381250"/>
+            <wp:extent cx="5715000" cy="5715000"/>
             <wp:effectExtent t="0" r="0" b="0" l="0"/>
             <wp:docPr id="1" name="" descr="" title=""/>
             <wp:cNvGraphicFramePr>
@@ -770,7 +1017,7 @@
                   <pic:spPr bwMode="auto">
                     <a:xfrm>
                       <a:off x="0" y="0"/>
-                      <a:ext cx="5715000" cy="2381250"/>
+                      <a:ext cx="5715000" cy="5715000"/>
                     </a:xfrm>
                     <a:prstGeom prst="rect">
                       <a:avLst/>
@@ -796,119 +1043,7 @@
           <w:sz w:val="17"/>
           <w:szCs w:val="17"/>
         </w:rPr>
-        <w:t xml:space="preserve">Figure 6. Delay-estimator bakeoff against the manual per-recording delays (lower = better). The default cross-correlation wins for every species; fast-onset variants were rejected on this evidence.</w:t>
-      </w:r>
-    </w:p>
-    <w:p>
-      <w:pPr>
-        <w:spacing w:after="120"/>
-        <w:jc w:val="both"/>
-      </w:pPr>
-      <w:r>
-        <w:rPr>
-          <w:b/>
-          <w:bCs/>
-          <w:sz w:val="22"/>
-          <w:szCs w:val="22"/>
-        </w:rPr>
-        <w:t xml:space="preserve">Metadata corrected from the paper: </w:t>
-      </w:r>
-      <w:r>
-        <w:rPr>
-          <w:sz w:val="22"/>
-          <w:szCs w:val="22"/>
-        </w:rPr>
-        <w:t xml:space="preserve">Hierbabuena = Clinopodium douglasii (not Mentha); Chilean Chile = Capsicum baccatum; Argentian Dollar = Plectranthus purpuratus. The amplifier passband is ~0.2–130 Hz (a custom rig), not the 0.07–8.8 Hz of the stock SpikerBox — which matters below.</w:t>
-      </w:r>
-    </w:p>
-    <w:p>
-      <w:r>
-        <w:br w:type="page"/>
-      </w:r>
-    </w:p>
-    <w:p>
-      <w:pPr>
-        <w:pStyle w:val="Heading1"/>
-        <w:spacing w:after="120" w:before="260"/>
-      </w:pPr>
-      <w:r>
-        <w:t xml:space="preserve">5. Channel integrity: the shared reference and how the delay is recovered</w:t>
-      </w:r>
-    </w:p>
-    <w:p>
-      <w:pPr>
-        <w:spacing w:after="120"/>
-        <w:jc w:val="both"/>
-      </w:pPr>
-      <w:r>
-        <w:rPr>
-          <w:sz w:val="22"/>
-          <w:szCs w:val="22"/>
-        </w:rPr>
-        <w:t xml:space="preserve">Near/far is assigned per recording as the earlier-peaking channel (ch0 leads in ~76%); the delay magnitude, hence CV, does not depend on that label. The two channels are </w:t>
-      </w:r>
-      <w:r>
-        <w:rPr>
-          <w:b/>
-          <w:bCs/>
-          <w:sz w:val="22"/>
-          <w:szCs w:val="22"/>
-        </w:rPr>
-        <w:t xml:space="preserve">correlated, and that is expected</w:t>
-      </w:r>
-      <w:r>
-        <w:rPr>
-          <w:sz w:val="22"/>
-          <w:szCs w:val="22"/>
-        </w:rPr>
-        <w:t xml:space="preserve">: both electrodes share a soil/earth reference, so any whole-plant potential or reference fluctuation appears in both. The pre-stimulus baseline correlation is high (pooled r ≈ 0.66) precisely because of this shared ground — a normal referential montage. A large event on a small, Ca²⁺-rich leaf (Venus flytrap) is also volume-conducted to both nearby electrodes. </w:t>
-      </w:r>
-      <w:r>
-        <w:rPr>
-          <w:b/>
-          <w:bCs/>
-          <w:sz w:val="22"/>
-          <w:szCs w:val="22"/>
-        </w:rPr>
-        <w:t xml:space="preserve">Correlation does not mean there is no delay.</w:t>
-      </w:r>
-    </w:p>
-    <w:p>
-      <w:pPr>
-        <w:spacing w:after="120"/>
-        <w:jc w:val="both"/>
-      </w:pPr>
-      <w:r>
-        <w:rPr>
-          <w:b/>
-          <w:bCs/>
-          <w:sz w:val="22"/>
-          <w:szCs w:val="22"/>
-        </w:rPr>
-        <w:t xml:space="preserve">Recovering the delay robustly. </w:t>
-      </w:r>
-      <w:r>
-        <w:rPr>
-          <w:sz w:val="22"/>
-          <w:szCs w:val="22"/>
-        </w:rPr>
-        <w:t xml:space="preserve">A 2-tap model — far(t) = a·near(t) + b·near(t−τ) — loads the shared/instantaneous part onto a and the propagated part onto b at lag τ. Across species the delayed fraction is 0.68–0.90 and τ is sign-consistent (75–100%): a real, directional delay survives once the shared component is separated (151/165 resolve). This is why Venus flytrap’s fast CV is genuine — a small electrode spacing on the trap gives a small </w:t>
-      </w:r>
-      <w:r>
-        <w:rPr>
-          <w:i/>
-          <w:iCs/>
-          <w:sz w:val="22"/>
-          <w:szCs w:val="22"/>
-        </w:rPr>
-        <w:t xml:space="preserve">but real</w:t>
-      </w:r>
-      <w:r>
-        <w:rPr>
-          <w:sz w:val="22"/>
-          <w:szCs w:val="22"/>
-        </w:rPr>
-        <w:t xml:space="preserve"> delay plus strong volume-conduction correlation, not “no delay.”</w:t>
+        <w:t xml:space="preserve">Figure 6. Near vs far response per species, each self-aligned on its own peak (arbitrary gap), BOTH normalised to the near peak so the far amplitude drop is visible. Thick = median, band = IQR. The far/near amplitude ratio is printed per panel (e.g. Argentian Dollar 0.15, Ornamental Chile 0.19; Tomato and the chiles preserve amplitude best).</w:t>
       </w:r>
     </w:p>
     <w:p>
@@ -919,7 +1054,7 @@
       <w:r>
         <w:drawing>
           <wp:inline distT="0" distB="0" distL="0" distR="0">
-            <wp:extent cx="5715000" cy="4191000"/>
+            <wp:extent cx="5715000" cy="1752600"/>
             <wp:effectExtent t="0" r="0" b="0" l="0"/>
             <wp:docPr id="1" name="" descr="" title=""/>
             <wp:cNvGraphicFramePr>
@@ -944,7 +1079,7 @@
                   <pic:spPr bwMode="auto">
                     <a:xfrm>
                       <a:off x="0" y="0"/>
-                      <a:ext cx="5715000" cy="4191000"/>
+                      <a:ext cx="5715000" cy="1752600"/>
                     </a:xfrm>
                     <a:prstGeom prst="rect">
                       <a:avLst/>
@@ -970,7 +1105,7 @@
           <w:sz w:val="17"/>
           <w:szCs w:val="17"/>
         </w:rPr>
-        <w:t xml:space="preserve">Figure 7. Both channels, full trace and pre-stimulus baseline zoom. Mimosa: baseline r = 0.96 (shared slow wave via the common ground). Cannabis: r = 0.20 (weakly coupled, clean delay). Venus: a sharp spike in both channels close together — a small real delay plus volume conduction.</w:t>
+        <w:t xml:space="preserve">Figure 7. The same three metrics pooled across all recordings: amplitude ratio (median 0.44), width ratio (1.31), and waveform similarity (0.80).</w:t>
       </w:r>
     </w:p>
     <w:p>
@@ -981,7 +1116,7 @@
       <w:r>
         <w:drawing>
           <wp:inline distT="0" distB="0" distL="0" distR="0">
-            <wp:extent cx="5715000" cy="5715000"/>
+            <wp:extent cx="5715000" cy="4572000"/>
             <wp:effectExtent t="0" r="0" b="0" l="0"/>
             <wp:docPr id="1" name="" descr="" title=""/>
             <wp:cNvGraphicFramePr>
@@ -1006,7 +1141,7 @@
                   <pic:spPr bwMode="auto">
                     <a:xfrm>
                       <a:off x="0" y="0"/>
-                      <a:ext cx="5715000" cy="5715000"/>
+                      <a:ext cx="5715000" cy="4572000"/>
                     </a:xfrm>
                     <a:prstGeom prst="rect">
                       <a:avLst/>
@@ -1032,7 +1167,7 @@
           <w:sz w:val="17"/>
           <w:szCs w:val="17"/>
         </w:rPr>
-        <w:t xml:space="preserve">Figure 8. Each physical channel self-aligned on its OWN peak, drawn with an arbitrary gap; thin = recordings, thick = mean ± SD. Removes delay-smearing of the far average and sidesteps the near/far label.</w:t>
+        <w:t xml:space="preserve">Figure 8. Attenuation vs broadening co-vary: signals that lose amplitude also disperse (passive low-pass filtering); those that keep amplitude keep their shape.</w:t>
       </w:r>
     </w:p>
     <w:p>
@@ -1046,7 +1181,7 @@
         <w:spacing w:after="120" w:before="260"/>
       </w:pPr>
       <w:r>
-        <w:t xml:space="preserve">6. Near → far signal transformation</w:t>
+        <w:t xml:space="preserve">7. Do these properties track evolutionary relationship?</w:t>
       </w:r>
     </w:p>
     <w:p>
@@ -1059,55 +1194,23 @@
           <w:sz w:val="22"/>
           <w:szCs w:val="22"/>
         </w:rPr>
-        <w:t xml:space="preserve">As the potential travels from the near to the far electrode it </w:t>
-      </w:r>
-      <w:r>
-        <w:rPr>
-          <w:b/>
-          <w:bCs/>
-          <w:sz w:val="22"/>
-          <w:szCs w:val="22"/>
-        </w:rPr>
-        <w:t xml:space="preserve">attenuates</w:t>
-      </w:r>
-      <w:r>
-        <w:rPr>
-          <w:sz w:val="22"/>
-          <w:szCs w:val="22"/>
-        </w:rPr>
-        <w:t xml:space="preserve"> (far/near amplitude median ≈ 0.44), </w:t>
-      </w:r>
-      <w:r>
-        <w:rPr>
-          <w:b/>
-          <w:bCs/>
-          <w:sz w:val="22"/>
-          <w:szCs w:val="22"/>
-        </w:rPr>
-        <w:t xml:space="preserve">broadens</w:t>
-      </w:r>
-      <w:r>
-        <w:rPr>
-          <w:sz w:val="22"/>
-          <w:szCs w:val="22"/>
-        </w:rPr>
-        <w:t xml:space="preserve"> (FWHM ratio ≈ 1.31), yet largely </w:t>
-      </w:r>
-      <w:r>
-        <w:rPr>
-          <w:b/>
-          <w:bCs/>
-          <w:sz w:val="22"/>
-          <w:szCs w:val="22"/>
-        </w:rPr>
-        <w:t xml:space="preserve">preserves its shape</w:t>
-      </w:r>
-      <w:r>
-        <w:rPr>
-          <w:sz w:val="22"/>
-          <w:szCs w:val="22"/>
-        </w:rPr>
-        <w:t xml:space="preserve"> (waveform correlation ≈ 0.80). Within-species spread is large — it exceeds between-species differences.</w:t>
+        <w:t xml:space="preserve">No. A Mantel test between functional distance (the three transformation metrics) and taxonomic distance gives r = −0.02, p = 0.50; Kruskal–Wallis by family is non-significant (p &gt; 0.29). Congeners diverge as much as unrelated species — the two </w:t>
+      </w:r>
+      <w:r>
+        <w:rPr>
+          <w:b/>
+          <w:bCs/>
+          <w:sz w:val="22"/>
+          <w:szCs w:val="22"/>
+        </w:rPr>
+        <w:t xml:space="preserve">Capsicum</w:t>
+      </w:r>
+      <w:r>
+        <w:rPr>
+          <w:sz w:val="22"/>
+          <w:szCs w:val="22"/>
+        </w:rPr>
+        <w:t xml:space="preserve"> chiles are among the most different pairs. The transformation reflects the biophysics of each conduction event, not species identity.</w:t>
       </w:r>
     </w:p>
     <w:p>
@@ -1118,7 +1221,7 @@
       <w:r>
         <w:drawing>
           <wp:inline distT="0" distB="0" distL="0" distR="0">
-            <wp:extent cx="5715000" cy="1752600"/>
+            <wp:extent cx="5715000" cy="2857500"/>
             <wp:effectExtent t="0" r="0" b="0" l="0"/>
             <wp:docPr id="1" name="" descr="" title=""/>
             <wp:cNvGraphicFramePr>
@@ -1143,7 +1246,7 @@
                   <pic:spPr bwMode="auto">
                     <a:xfrm>
                       <a:off x="0" y="0"/>
-                      <a:ext cx="5715000" cy="1752600"/>
+                      <a:ext cx="5715000" cy="2857500"/>
                     </a:xfrm>
                     <a:prstGeom prst="rect">
                       <a:avLst/>
@@ -1169,7 +1272,104 @@
           <w:sz w:val="17"/>
           <w:szCs w:val="17"/>
         </w:rPr>
-        <w:t xml:space="preserve">Figure 9. Pooled near→far transformation: amplitude ratio, width ratio, and waveform similarity across all valid recordings.</w:t>
+        <w:t xml:space="preserve">Figure 9. Species clustered by their near→far transformation profile; leaf colour = taxonomic family. Families are scattered, not clustered — no phylogenetic signal.</w:t>
+      </w:r>
+    </w:p>
+    <w:p>
+      <w:r>
+        <w:br w:type="page"/>
+      </w:r>
+    </w:p>
+    <w:p>
+      <w:pPr>
+        <w:pStyle w:val="Heading1"/>
+        <w:spacing w:after="120" w:before="260"/>
+      </w:pPr>
+      <w:r>
+        <w:t xml:space="preserve">8. Active or passive propagation? (what the data can and cannot say)</w:t>
+      </w:r>
+    </w:p>
+    <w:p>
+      <w:pPr>
+        <w:spacing w:after="120"/>
+        <w:jc w:val="both"/>
+      </w:pPr>
+      <w:r>
+        <w:rPr>
+          <w:sz w:val="22"/>
+          <w:szCs w:val="22"/>
+        </w:rPr>
+        <w:t xml:space="preserve">Plant signals span a spectrum from self-regenerating action potentials (AP; all-or-none, non-decremental, shape-preserving) to decremental variation potentials (VP; graded, dispersive, carried by a xylem hydraulic/chemical wave). </w:t>
+      </w:r>
+      <w:r>
+        <w:rPr>
+          <w:b/>
+          <w:bCs/>
+          <w:sz w:val="22"/>
+          <w:szCs w:val="22"/>
+        </w:rPr>
+        <w:t xml:space="preserve">Two surface electrodes cannot settle this cleanly</w:t>
+      </w:r>
+      <w:r>
+        <w:rPr>
+          <w:sz w:val="22"/>
+          <w:szCs w:val="22"/>
+        </w:rPr>
+        <w:t xml:space="preserve">, and two tempting metrics are confounded: (i) amplitude/gain reflects </w:t>
+      </w:r>
+      <w:r>
+        <w:rPr>
+          <w:i/>
+          <w:iCs/>
+          <w:sz w:val="22"/>
+          <w:szCs w:val="22"/>
+        </w:rPr>
+        <w:t xml:space="preserve">electrode coupling</w:t>
+      </w:r>
+      <w:r>
+        <w:rPr>
+          <w:sz w:val="22"/>
+          <w:szCs w:val="22"/>
+        </w:rPr>
+        <w:t xml:space="preserve"> as much as decrement — Venus’s far/near ratio is scattered 0.12–7.33 because of its asymmetric hook/stake montage (below); and (ii) a flexible delayed-copy model will always out-fit a cable model because it has an extra free parameter. We therefore rely on </w:t>
+      </w:r>
+      <w:r>
+        <w:rPr>
+          <w:b/>
+          <w:bCs/>
+          <w:sz w:val="22"/>
+          <w:szCs w:val="22"/>
+        </w:rPr>
+        <w:t xml:space="preserve">amplitude-independent, shape-based</w:t>
+      </w:r>
+      <w:r>
+        <w:rPr>
+          <w:sz w:val="22"/>
+          <w:szCs w:val="22"/>
+        </w:rPr>
+        <w:t xml:space="preserve"> signals.</w:t>
+      </w:r>
+    </w:p>
+    <w:p>
+      <w:pPr>
+        <w:spacing w:after="120"/>
+        <w:jc w:val="both"/>
+      </w:pPr>
+      <w:r>
+        <w:rPr>
+          <w:b/>
+          <w:bCs/>
+          <w:sz w:val="22"/>
+          <w:szCs w:val="22"/>
+        </w:rPr>
+        <w:t xml:space="preserve">On those robust signals, a consistent spectrum emerges. </w:t>
+      </w:r>
+      <w:r>
+        <w:rPr>
+          <w:sz w:val="22"/>
+          <w:szCs w:val="22"/>
+        </w:rPr>
+        <w:t xml:space="preserve">The peak−onset asymmetry (does the peak lag the onset, i.e. dispersion?) is ≈0 for Venus flytrap and Sensitive Mimosa and large for the mints; the propagation delay scales linearly with distance (exponent ≈ 0.99, i.e. constant velocity, not diffusive). Together these place the fast rapid-movement species at the shape-preserving (AP-like) end and the mints at the dispersive (VP-like) end — a spectrum of waveform fidelity that crosses family lines. This is consistent with, but not proof of, active vs passive conduction; the definitive tests need new experiments (Section 11).</w:t>
       </w:r>
     </w:p>
     <w:p>
@@ -1180,7 +1380,7 @@
       <w:r>
         <w:drawing>
           <wp:inline distT="0" distB="0" distL="0" distR="0">
-            <wp:extent cx="5715000" cy="6429375"/>
+            <wp:extent cx="5715000" cy="2619375"/>
             <wp:effectExtent t="0" r="0" b="0" l="0"/>
             <wp:docPr id="1" name="" descr="" title=""/>
             <wp:cNvGraphicFramePr>
@@ -1205,7 +1405,7 @@
                   <pic:spPr bwMode="auto">
                     <a:xfrm>
                       <a:off x="0" y="0"/>
-                      <a:ext cx="5715000" cy="6429375"/>
+                      <a:ext cx="5715000" cy="2619375"/>
                     </a:xfrm>
                     <a:prstGeom prst="rect">
                       <a:avLst/>
@@ -1231,7 +1431,7 @@
           <w:sz w:val="17"/>
           <w:szCs w:val="17"/>
         </w:rPr>
-        <w:t xml:space="preserve">Figure 10. Per-species transformation metrics (bar = median ± IQR, dots = recordings, tinted by family).</w:t>
+        <w:t xml:space="preserve">Figure 10. Peak−onset delay asymmetry (amplitude-independent): ≈0 = rigid translation / shape-preserving (Venus, Mimosa), large positive = dispersion (mints).</w:t>
       </w:r>
     </w:p>
     <w:p>
@@ -1242,7 +1442,7 @@
       <w:r>
         <w:drawing>
           <wp:inline distT="0" distB="0" distL="0" distR="0">
-            <wp:extent cx="5715000" cy="5905500"/>
+            <wp:extent cx="5715000" cy="4572000"/>
             <wp:effectExtent t="0" r="0" b="0" l="0"/>
             <wp:docPr id="1" name="" descr="" title=""/>
             <wp:cNvGraphicFramePr>
@@ -1267,7 +1467,7 @@
                   <pic:spPr bwMode="auto">
                     <a:xfrm>
                       <a:off x="0" y="0"/>
-                      <a:ext cx="5715000" cy="5905500"/>
+                      <a:ext cx="5715000" cy="4572000"/>
                     </a:xfrm>
                     <a:prstGeom prst="rect">
                       <a:avLst/>
@@ -1293,21 +1493,7 @@
           <w:sz w:val="17"/>
           <w:szCs w:val="17"/>
         </w:rPr>
-        <w:t xml:space="preserve">Figure 11. Aligned near (blue) and far (red) responses per species: thin = recordings, thick = mean ± shaded SD, normalised to and aligned on the near peak. Ordered active/shape-preserving → passive/dispersive.</w:t>
-      </w:r>
-    </w:p>
-    <w:p>
-      <w:r>
-        <w:br w:type="page"/>
-      </w:r>
-    </w:p>
-    <w:p>
-      <w:pPr>
-        <w:pStyle w:val="Heading1"/>
-        <w:spacing w:after="120" w:before="260"/>
-      </w:pPr>
-      <w:r>
-        <w:t xml:space="preserve">7. Does the transformation track evolutionary relationship?</w:t>
+        <w:t xml:space="preserve">Figure 11. Delay vs distance across recordings: linear through ~origin (exponent ≈ 0.99) indicates constant-velocity (ballistic) propagation, not diffusion (which would give exponent 2).</w:t>
       </w:r>
     </w:p>
     <w:p>
@@ -1317,26 +1503,99 @@
       </w:pPr>
       <w:r>
         <w:rPr>
-          <w:sz w:val="22"/>
-          <w:szCs w:val="22"/>
-        </w:rPr>
-        <w:t xml:space="preserve">No. A Mantel test between functional distance (the three transformation metrics) and taxonomic distance gives r = −0.02, p = 0.50; Kruskal–Wallis by family is non-significant (p &gt; 0.29). Congeners diverge as much as unrelated species — the two </w:t>
-      </w:r>
-      <w:r>
-        <w:rPr>
-          <w:b/>
-          <w:bCs/>
-          <w:sz w:val="22"/>
-          <w:szCs w:val="22"/>
-        </w:rPr>
-        <w:t xml:space="preserve">Capsicum</w:t>
-      </w:r>
-      <w:r>
-        <w:rPr>
-          <w:sz w:val="22"/>
-          <w:szCs w:val="22"/>
-        </w:rPr>
-        <w:t xml:space="preserve"> chiles are among the most different pairs, and the two mints differ in broadening and shape. The dominant axis is instead a convergent decremental↔regenerative continuum: attenuation co-varies with broadening, and broadening degrades waveform fidelity (ρ = −0.37, p &lt; 10⁻⁶).</w:t>
+          <w:b/>
+          <w:bCs/>
+          <w:sz w:val="22"/>
+          <w:szCs w:val="22"/>
+        </w:rPr>
+        <w:t xml:space="preserve">A direct, optimised model comparison. </w:t>
+      </w:r>
+      <w:r>
+        <w:rPr>
+          <w:sz w:val="22"/>
+          <w:szCs w:val="22"/>
+        </w:rPr>
+        <w:t xml:space="preserve">For every recording we fit the far trace from the near trace with an </w:t>
+      </w:r>
+      <w:r>
+        <w:rPr>
+          <w:b/>
+          <w:bCs/>
+          <w:sz w:val="22"/>
+          <w:szCs w:val="22"/>
+        </w:rPr>
+        <w:t xml:space="preserve">active</w:t>
+      </w:r>
+      <w:r>
+        <w:rPr>
+          <w:sz w:val="22"/>
+          <w:szCs w:val="22"/>
+        </w:rPr>
+        <w:t xml:space="preserve"> model (delayed copy, far ≈ g·near(t−τ)) and a </w:t>
+      </w:r>
+      <w:r>
+        <w:rPr>
+          <w:b/>
+          <w:bCs/>
+          <w:sz w:val="22"/>
+          <w:szCs w:val="22"/>
+        </w:rPr>
+        <w:t xml:space="preserve">passive</w:t>
+      </w:r>
+      <w:r>
+        <w:rPr>
+          <w:sz w:val="22"/>
+          <w:szCs w:val="22"/>
+        </w:rPr>
+        <w:t xml:space="preserve"> model (delayed + dispersed, far ≈ g·[Gaussian(σ)*near](t−τ)), each optimised to its best parameters, under two conventions: a </w:t>
+      </w:r>
+      <w:r>
+        <w:rPr>
+          <w:i/>
+          <w:iCs/>
+          <w:sz w:val="22"/>
+          <w:szCs w:val="22"/>
+        </w:rPr>
+        <w:t xml:space="preserve">waveform fit</w:t>
+      </w:r>
+      <w:r>
+        <w:rPr>
+          <w:sz w:val="22"/>
+          <w:szCs w:val="22"/>
+        </w:rPr>
+        <w:t xml:space="preserve"> (gain free — shape only) and an </w:t>
+      </w:r>
+      <w:r>
+        <w:rPr>
+          <w:i/>
+          <w:iCs/>
+          <w:sz w:val="22"/>
+          <w:szCs w:val="22"/>
+        </w:rPr>
+        <w:t xml:space="preserve">amplitude fit</w:t>
+      </w:r>
+      <w:r>
+        <w:rPr>
+          <w:sz w:val="22"/>
+          <w:szCs w:val="22"/>
+        </w:rPr>
+        <w:t xml:space="preserve"> (gain fixed = 1 — the model must also reproduce the measured far amplitude). Two care points fixed here: the near/far label is taken on an AP-preserving 15 Hz filter (the 2 Hz detection filter mis-orders the sharp Venus AP), and both models are optimised over a fine grid. The passive model contains the active model at σ = 0, so passive ≥ active by construction — the </w:t>
+      </w:r>
+      <w:r>
+        <w:rPr>
+          <w:b/>
+          <w:bCs/>
+          <w:sz w:val="22"/>
+          <w:szCs w:val="22"/>
+        </w:rPr>
+        <w:t xml:space="preserve">gap</w:t>
+      </w:r>
+      <w:r>
+        <w:rPr>
+          <w:sz w:val="22"/>
+          <w:szCs w:val="22"/>
+        </w:rPr>
+        <w:t xml:space="preserve"> is how much dispersion is needed. On the waveform fit, Venus flytrap and Sensitive Mimosa have the highest R² and the smallest gap (shape-preserving, active-like), the mints the largest (dispersive). The amplitude fit collapses for the active model — a non-decremental (g = 1) model cannot reproduce the far amplitude — but that amplitude drop is confounded by electrode coupling, so amplitude is not a reliable discriminator (which is why we trust the waveform fit).</w:t>
       </w:r>
     </w:p>
     <w:p>
@@ -1347,7 +1606,7 @@
       <w:r>
         <w:drawing>
           <wp:inline distT="0" distB="0" distL="0" distR="0">
-            <wp:extent cx="5715000" cy="2857500"/>
+            <wp:extent cx="5715000" cy="4400550"/>
             <wp:effectExtent t="0" r="0" b="0" l="0"/>
             <wp:docPr id="1" name="" descr="" title=""/>
             <wp:cNvGraphicFramePr>
@@ -1372,7 +1631,7 @@
                   <pic:spPr bwMode="auto">
                     <a:xfrm>
                       <a:off x="0" y="0"/>
-                      <a:ext cx="5715000" cy="2857500"/>
+                      <a:ext cx="5715000" cy="4400550"/>
                     </a:xfrm>
                     <a:prstGeom prst="rect">
                       <a:avLst/>
@@ -1398,7 +1657,7 @@
           <w:sz w:val="17"/>
           <w:szCs w:val="17"/>
         </w:rPr>
-        <w:t xml:space="preserve">Figure 12. Species clustered by their near→far transformation profile; leaf colour = taxonomic family. Families are scattered, not clustered.</w:t>
+        <w:t xml:space="preserve">Figure 12. Active vs passive fit per species (each recording a dot, bar = median). Top: waveform (shape) fit — the trustworthy comparison; the active↔passive gap is smallest for the fast rapid-movement species. Bottom: amplitude fit (gain = 1) — the active model collapses because the amplitude is not preserved (confounded by electrode coupling).</w:t>
       </w:r>
     </w:p>
     <w:p>
@@ -1409,7 +1668,7 @@
       <w:r>
         <w:drawing>
           <wp:inline distT="0" distB="0" distL="0" distR="0">
-            <wp:extent cx="5715000" cy="1905000"/>
+            <wp:extent cx="5715000" cy="6753225"/>
             <wp:effectExtent t="0" r="0" b="0" l="0"/>
             <wp:docPr id="1" name="" descr="" title=""/>
             <wp:cNvGraphicFramePr>
@@ -1434,7 +1693,7 @@
                   <pic:spPr bwMode="auto">
                     <a:xfrm>
                       <a:off x="0" y="0"/>
-                      <a:ext cx="5715000" cy="1905000"/>
+                      <a:ext cx="5715000" cy="6753225"/>
                     </a:xfrm>
                     <a:prstGeom prst="rect">
                       <a:avLst/>
@@ -1460,7 +1719,29 @@
           <w:sz w:val="17"/>
           <w:szCs w:val="17"/>
         </w:rPr>
-        <w:t xml:space="preserve">Figure 13. Transformation metrics grouped by family (faint = recordings, bold = species medians).</w:t>
+        <w:t xml:space="preserve">Figure 13. Example fits (near/far corrected): near (grey), real far (red), best active (blue dashed) and passive (green dotted) predictions. Venus/Mimosa are well fit by a near-pure delay; the slower species need dispersion.</w:t>
+      </w:r>
+    </w:p>
+    <w:p>
+      <w:pPr>
+        <w:spacing w:after="120"/>
+        <w:jc w:val="both"/>
+      </w:pPr>
+      <w:r>
+        <w:rPr>
+          <w:b/>
+          <w:bCs/>
+          <w:sz w:val="22"/>
+          <w:szCs w:val="22"/>
+        </w:rPr>
+        <w:t xml:space="preserve">Why Venus flytrap’s amplitude looks decremental but is not diagnostic. </w:t>
+      </w:r>
+      <w:r>
+        <w:rPr>
+          <w:sz w:val="22"/>
+          <w:szCs w:val="22"/>
+        </w:rPr>
+        <w:t xml:space="preserve">Its far/near amplitude ratio is scattered and &gt;1 in 31% of recordings — unlike the consistent &lt;1 decrement of the symmetric-electrode plants — because Venus used an asymmetric montage (hook around the trap neck + stake alongside the lobe). The amplitude ratio therefore reflects electrode coupling, not decrement; on the shape axis Venus is firmly shape-preserving.</w:t>
       </w:r>
     </w:p>
     <w:p>
@@ -1471,7 +1752,7 @@
       <w:r>
         <w:drawing>
           <wp:inline distT="0" distB="0" distL="0" distR="0">
-            <wp:extent cx="5715000" cy="4572000"/>
+            <wp:extent cx="5715000" cy="2857500"/>
             <wp:effectExtent t="0" r="0" b="0" l="0"/>
             <wp:docPr id="1" name="" descr="" title=""/>
             <wp:cNvGraphicFramePr>
@@ -1496,7 +1777,7 @@
                   <pic:spPr bwMode="auto">
                     <a:xfrm>
                       <a:off x="0" y="0"/>
-                      <a:ext cx="5715000" cy="4572000"/>
+                      <a:ext cx="5715000" cy="2857500"/>
                     </a:xfrm>
                     <a:prstGeom prst="rect">
                       <a:avLst/>
@@ -1522,7 +1803,7 @@
           <w:sz w:val="17"/>
           <w:szCs w:val="17"/>
         </w:rPr>
-        <w:t xml:space="preserve">Figure 14. Attenuation vs broadening: signals that lose amplitude also disperse (passive filtering); those that keep amplitude keep shape.</w:t>
+        <w:t xml:space="preserve">Figure 14. Amplitude ratio (far/near, log scale) per species. Venus is scattered and often &gt;1 (asymmetric electrodes), unlike the consistent &lt;1 decrement of symmetric-electrode plants.</w:t>
       </w:r>
     </w:p>
     <w:p>
@@ -1536,7 +1817,7 @@
         <w:spacing w:after="120" w:before="260"/>
       </w:pPr>
       <w:r>
-        <w:t xml:space="preserve">8. Active vs passive propagation</w:t>
+        <w:t xml:space="preserve">9. Simulating propagation</w:t>
       </w:r>
     </w:p>
     <w:p>
@@ -1546,458 +1827,19 @@
       </w:pPr>
       <w:r>
         <w:rPr>
-          <w:sz w:val="22"/>
-          <w:szCs w:val="22"/>
-        </w:rPr>
-        <w:t xml:space="preserve">Plant electrical signals come in three kinds, of which only the action potential is a true self-regenerating (active) electrical wave:</w:t>
-      </w:r>
-    </w:p>
-    <w:tbl>
-      <w:tblPr>
-        <w:tblW w:type="dxa" w:w="9360"/>
-        <w:tblBorders>
-          <w:top w:val="single" w:color="auto" w:sz="4"/>
-          <w:left w:val="single" w:color="auto" w:sz="4"/>
-          <w:bottom w:val="single" w:color="auto" w:sz="4"/>
-          <w:right w:val="single" w:color="auto" w:sz="4"/>
-          <w:insideH w:val="single" w:color="auto" w:sz="4"/>
-          <w:insideV w:val="single" w:color="auto" w:sz="4"/>
-        </w:tblBorders>
-      </w:tblPr>
-      <w:tblGrid>
-        <w:gridCol w:w="1900"/>
-        <w:gridCol w:w="1900"/>
-        <w:gridCol w:w="1700"/>
-        <w:gridCol w:w="3860"/>
-      </w:tblGrid>
-      <w:tr>
-        <w:tc>
-          <w:tcPr>
-            <w:tcW w:type="dxa" w:w="1900"/>
-            <w:shd w:fill="1f3f66" w:val="clear"/>
-            <w:tcMar>
-              <w:top w:type="dxa" w:w="60"/>
-              <w:left w:type="dxa" w:w="90"/>
-              <w:bottom w:type="dxa" w:w="60"/>
-              <w:right w:type="dxa" w:w="90"/>
-            </w:tcMar>
-          </w:tcPr>
-          <w:p>
-            <w:r>
-              <w:rPr>
-                <w:b/>
-                <w:bCs/>
-                <w:color w:val="FFFFFF"/>
-                <w:sz w:val="19"/>
-                <w:szCs w:val="19"/>
-              </w:rPr>
-              <w:t xml:space="preserve">Class</w:t>
-            </w:r>
-          </w:p>
-        </w:tc>
-        <w:tc>
-          <w:tcPr>
-            <w:tcW w:type="dxa" w:w="1900"/>
-            <w:shd w:fill="1f3f66" w:val="clear"/>
-            <w:tcMar>
-              <w:top w:type="dxa" w:w="60"/>
-              <w:left w:type="dxa" w:w="90"/>
-              <w:bottom w:type="dxa" w:w="60"/>
-              <w:right w:type="dxa" w:w="90"/>
-            </w:tcMar>
-          </w:tcPr>
-          <w:p>
-            <w:r>
-              <w:rPr>
-                <w:b/>
-                <w:bCs/>
-                <w:color w:val="FFFFFF"/>
-                <w:sz w:val="19"/>
-                <w:szCs w:val="19"/>
-              </w:rPr>
-              <w:t xml:space="preserve">Rule</w:t>
-            </w:r>
-          </w:p>
-        </w:tc>
-        <w:tc>
-          <w:tcPr>
-            <w:tcW w:type="dxa" w:w="1700"/>
-            <w:shd w:fill="1f3f66" w:val="clear"/>
-            <w:tcMar>
-              <w:top w:type="dxa" w:w="60"/>
-              <w:left w:type="dxa" w:w="90"/>
-              <w:bottom w:type="dxa" w:w="60"/>
-              <w:right w:type="dxa" w:w="90"/>
-            </w:tcMar>
-          </w:tcPr>
-          <w:p>
-            <w:r>
-              <w:rPr>
-                <w:b/>
-                <w:bCs/>
-                <w:color w:val="FFFFFF"/>
-                <w:sz w:val="19"/>
-                <w:szCs w:val="19"/>
-              </w:rPr>
-              <w:t xml:space="preserve">Velocity</w:t>
-            </w:r>
-          </w:p>
-        </w:tc>
-        <w:tc>
-          <w:tcPr>
-            <w:tcW w:type="dxa" w:w="3860"/>
-            <w:shd w:fill="1f3f66" w:val="clear"/>
-            <w:tcMar>
-              <w:top w:type="dxa" w:w="60"/>
-              <w:left w:type="dxa" w:w="90"/>
-              <w:bottom w:type="dxa" w:w="60"/>
-              <w:right w:type="dxa" w:w="90"/>
-            </w:tcMar>
-          </w:tcPr>
-          <w:p>
-            <w:r>
-              <w:rPr>
-                <w:b/>
-                <w:bCs/>
-                <w:color w:val="FFFFFF"/>
-                <w:sz w:val="19"/>
-                <w:szCs w:val="19"/>
-              </w:rPr>
-              <w:t xml:space="preserve">Mechanism / nature</w:t>
-            </w:r>
-          </w:p>
-        </w:tc>
-      </w:tr>
-      <w:tr>
-        <w:tc>
-          <w:tcPr>
-            <w:tcW w:type="dxa" w:w="1900"/>
-            <w:tcMar>
-              <w:top w:type="dxa" w:w="60"/>
-              <w:left w:type="dxa" w:w="90"/>
-              <w:bottom w:type="dxa" w:w="60"/>
-              <w:right w:type="dxa" w:w="90"/>
-            </w:tcMar>
-          </w:tcPr>
-          <w:p>
-            <w:r>
-              <w:rPr>
-                <w:b w:val="false"/>
-                <w:bCs w:val="false"/>
-                <w:color w:val="000000"/>
-                <w:sz w:val="19"/>
-                <w:szCs w:val="19"/>
-              </w:rPr>
-              <w:t xml:space="preserve">Action potential (AP)</w:t>
-            </w:r>
-          </w:p>
-        </w:tc>
-        <w:tc>
-          <w:tcPr>
-            <w:tcW w:type="dxa" w:w="1900"/>
-            <w:tcMar>
-              <w:top w:type="dxa" w:w="60"/>
-              <w:left w:type="dxa" w:w="90"/>
-              <w:bottom w:type="dxa" w:w="60"/>
-              <w:right w:type="dxa" w:w="90"/>
-            </w:tcMar>
-          </w:tcPr>
-          <w:p>
-            <w:r>
-              <w:rPr>
-                <w:b w:val="false"/>
-                <w:bCs w:val="false"/>
-                <w:color w:val="000000"/>
-                <w:sz w:val="19"/>
-                <w:szCs w:val="19"/>
-              </w:rPr>
-              <w:t xml:space="preserve">all-or-none</w:t>
-            </w:r>
-          </w:p>
-        </w:tc>
-        <w:tc>
-          <w:tcPr>
-            <w:tcW w:type="dxa" w:w="1700"/>
-            <w:tcMar>
-              <w:top w:type="dxa" w:w="60"/>
-              <w:left w:type="dxa" w:w="90"/>
-              <w:bottom w:type="dxa" w:w="60"/>
-              <w:right w:type="dxa" w:w="90"/>
-            </w:tcMar>
-          </w:tcPr>
-          <w:p>
-            <w:r>
-              <w:rPr>
-                <w:b w:val="false"/>
-                <w:bCs w:val="false"/>
-                <w:color w:val="000000"/>
-                <w:sz w:val="19"/>
-                <w:szCs w:val="19"/>
-              </w:rPr>
-              <w:t xml:space="preserve">~5–200 mm/s</w:t>
-            </w:r>
-          </w:p>
-        </w:tc>
-        <w:tc>
-          <w:tcPr>
-            <w:tcW w:type="dxa" w:w="3860"/>
-            <w:tcMar>
-              <w:top w:type="dxa" w:w="60"/>
-              <w:left w:type="dxa" w:w="90"/>
-              <w:bottom w:type="dxa" w:w="60"/>
-              <w:right w:type="dxa" w:w="90"/>
-            </w:tcMar>
-          </w:tcPr>
-          <w:p>
-            <w:r>
-              <w:rPr>
-                <w:b w:val="false"/>
-                <w:bCs w:val="false"/>
-                <w:color w:val="000000"/>
-                <w:sz w:val="19"/>
-                <w:szCs w:val="19"/>
-              </w:rPr>
-              <w:t xml:space="preserve">active: self-regenerating Ca²⁺→Cl⁻→K⁺ currents</w:t>
-            </w:r>
-          </w:p>
-        </w:tc>
-      </w:tr>
-      <w:tr>
-        <w:tc>
-          <w:tcPr>
-            <w:tcW w:type="dxa" w:w="1900"/>
-            <w:tcMar>
-              <w:top w:type="dxa" w:w="60"/>
-              <w:left w:type="dxa" w:w="90"/>
-              <w:bottom w:type="dxa" w:w="60"/>
-              <w:right w:type="dxa" w:w="90"/>
-            </w:tcMar>
-          </w:tcPr>
-          <w:p>
-            <w:r>
-              <w:rPr>
-                <w:b w:val="false"/>
-                <w:bCs w:val="false"/>
-                <w:color w:val="000000"/>
-                <w:sz w:val="19"/>
-                <w:szCs w:val="19"/>
-              </w:rPr>
-              <w:t xml:space="preserve">Variation potential (VP)</w:t>
-            </w:r>
-          </w:p>
-        </w:tc>
-        <w:tc>
-          <w:tcPr>
-            <w:tcW w:type="dxa" w:w="1900"/>
-            <w:tcMar>
-              <w:top w:type="dxa" w:w="60"/>
-              <w:left w:type="dxa" w:w="90"/>
-              <w:bottom w:type="dxa" w:w="60"/>
-              <w:right w:type="dxa" w:w="90"/>
-            </w:tcMar>
-          </w:tcPr>
-          <w:p>
-            <w:r>
-              <w:rPr>
-                <w:b w:val="false"/>
-                <w:bCs w:val="false"/>
-                <w:color w:val="000000"/>
-                <w:sz w:val="19"/>
-                <w:szCs w:val="19"/>
-              </w:rPr>
-              <w:t xml:space="preserve">graded, decremental</w:t>
-            </w:r>
-          </w:p>
-        </w:tc>
-        <w:tc>
-          <w:tcPr>
-            <w:tcW w:type="dxa" w:w="1700"/>
-            <w:tcMar>
-              <w:top w:type="dxa" w:w="60"/>
-              <w:left w:type="dxa" w:w="90"/>
-              <w:bottom w:type="dxa" w:w="60"/>
-              <w:right w:type="dxa" w:w="90"/>
-            </w:tcMar>
-          </w:tcPr>
-          <w:p>
-            <w:r>
-              <w:rPr>
-                <w:b w:val="false"/>
-                <w:bCs w:val="false"/>
-                <w:color w:val="000000"/>
-                <w:sz w:val="19"/>
-                <w:szCs w:val="19"/>
-              </w:rPr>
-              <w:t xml:space="preserve">~1–10 mm/s</w:t>
-            </w:r>
-          </w:p>
-        </w:tc>
-        <w:tc>
-          <w:tcPr>
-            <w:tcW w:type="dxa" w:w="3860"/>
-            <w:tcMar>
-              <w:top w:type="dxa" w:w="60"/>
-              <w:left w:type="dxa" w:w="90"/>
-              <w:bottom w:type="dxa" w:w="60"/>
-              <w:right w:type="dxa" w:w="90"/>
-            </w:tcMar>
-          </w:tcPr>
-          <w:p>
-            <w:r>
-              <w:rPr>
-                <w:b w:val="false"/>
-                <w:bCs w:val="false"/>
-                <w:color w:val="000000"/>
-                <w:sz w:val="19"/>
-                <w:szCs w:val="19"/>
-              </w:rPr>
-              <w:t xml:space="preserve">passive: H⁺-ATPase inactivation behind a xylem hydraulic/chemical wave</w:t>
-            </w:r>
-          </w:p>
-        </w:tc>
-      </w:tr>
-      <w:tr>
-        <w:tc>
-          <w:tcPr>
-            <w:tcW w:type="dxa" w:w="1900"/>
-            <w:tcMar>
-              <w:top w:type="dxa" w:w="60"/>
-              <w:left w:type="dxa" w:w="90"/>
-              <w:bottom w:type="dxa" w:w="60"/>
-              <w:right w:type="dxa" w:w="90"/>
-            </w:tcMar>
-          </w:tcPr>
-          <w:p>
-            <w:r>
-              <w:rPr>
-                <w:b w:val="false"/>
-                <w:bCs w:val="false"/>
-                <w:color w:val="000000"/>
-                <w:sz w:val="19"/>
-                <w:szCs w:val="19"/>
-              </w:rPr>
-              <w:t xml:space="preserve">System potential (SP)</w:t>
-            </w:r>
-          </w:p>
-        </w:tc>
-        <w:tc>
-          <w:tcPr>
-            <w:tcW w:type="dxa" w:w="1900"/>
-            <w:tcMar>
-              <w:top w:type="dxa" w:w="60"/>
-              <w:left w:type="dxa" w:w="90"/>
-              <w:bottom w:type="dxa" w:w="60"/>
-              <w:right w:type="dxa" w:w="90"/>
-            </w:tcMar>
-          </w:tcPr>
-          <w:p>
-            <w:r>
-              <w:rPr>
-                <w:b w:val="false"/>
-                <w:bCs w:val="false"/>
-                <w:color w:val="000000"/>
-                <w:sz w:val="19"/>
-                <w:szCs w:val="19"/>
-              </w:rPr>
-              <w:t xml:space="preserve">graded, hyperpolarising</w:t>
-            </w:r>
-          </w:p>
-        </w:tc>
-        <w:tc>
-          <w:tcPr>
-            <w:tcW w:type="dxa" w:w="1700"/>
-            <w:tcMar>
-              <w:top w:type="dxa" w:w="60"/>
-              <w:left w:type="dxa" w:w="90"/>
-              <w:bottom w:type="dxa" w:w="60"/>
-              <w:right w:type="dxa" w:w="90"/>
-            </w:tcMar>
-          </w:tcPr>
-          <w:p>
-            <w:r>
-              <w:rPr>
-                <w:b w:val="false"/>
-                <w:bCs w:val="false"/>
-                <w:color w:val="000000"/>
-                <w:sz w:val="19"/>
-                <w:szCs w:val="19"/>
-              </w:rPr>
-              <w:t xml:space="preserve">~5–10 cm/min</w:t>
-            </w:r>
-          </w:p>
-        </w:tc>
-        <w:tc>
-          <w:tcPr>
-            <w:tcW w:type="dxa" w:w="3860"/>
-            <w:tcMar>
-              <w:top w:type="dxa" w:w="60"/>
-              <w:left w:type="dxa" w:w="90"/>
-              <w:bottom w:type="dxa" w:w="60"/>
-              <w:right w:type="dxa" w:w="90"/>
-            </w:tcMar>
-          </w:tcPr>
-          <w:p>
-            <w:r>
-              <w:rPr>
-                <w:b w:val="false"/>
-                <w:bCs w:val="false"/>
-                <w:color w:val="000000"/>
-                <w:sz w:val="19"/>
-                <w:szCs w:val="19"/>
-              </w:rPr>
-              <w:t xml:space="preserve">passive: H⁺-ATPase activation</w:t>
-            </w:r>
-          </w:p>
-        </w:tc>
-      </w:tr>
-    </w:tbl>
-    <w:p>
-      <w:pPr>
-        <w:spacing w:after="120"/>
-      </w:pPr>
-    </w:p>
-    <w:p>
-      <w:pPr>
-        <w:spacing w:after="120"/>
-        <w:jc w:val="both"/>
-      </w:pPr>
-      <w:r>
-        <w:rPr>
-          <w:b/>
-          <w:bCs/>
-          <w:sz w:val="22"/>
-          <w:szCs w:val="22"/>
-        </w:rPr>
-        <w:t xml:space="preserve">Recording-band caveat. </w:t>
-      </w:r>
-      <w:r>
-        <w:rPr>
-          <w:sz w:val="22"/>
-          <w:szCs w:val="22"/>
-        </w:rPr>
-        <w:t xml:space="preserve">The ~0.2 Hz high-pass AC-couples the signal, so the slow DC depolarisation that defines a VP is removed and a slow VP can appear as a spiky, differentiated waveform; the ~130 Hz low-pass, however, faithfully preserves the sub-second AP. Absolute VP amplitude/DC is therefore lost, but fast APs are captured well. Accordingly the discriminators below rely on the distance-scaling of the near→far transformation, not on raw shape alone.</w:t>
-      </w:r>
-    </w:p>
-    <w:p>
-      <w:pPr>
-        <w:spacing w:after="120"/>
-        <w:jc w:val="both"/>
-      </w:pPr>
-      <w:r>
-        <w:rPr>
-          <w:b/>
-          <w:bCs/>
-          <w:sz w:val="22"/>
-          <w:szCs w:val="22"/>
-        </w:rPr>
-        <w:t xml:space="preserve">Three independent metrics converge. </w:t>
-      </w:r>
-      <w:r>
-        <w:rPr>
-          <w:sz w:val="22"/>
-          <w:szCs w:val="22"/>
-        </w:rPr>
-        <w:t xml:space="preserve">(1) A passive-cable kernel fit — how much extra low-pass smoothing turns near into far — gives least dispersion for Sensitive Mimosa and Venus flytrap, most for Creeping Inchplant and the mints. (2) Peak−onset asymmetry (rigid translation vs dispersion) is ≈0 for Mimosa/Venus, large for the mints. (3) Delay scales as distance^0.99 — ballistic constant-velocity propagation, not diffusive (exponent 2). All three place Venus flytrap and Sensitive Mimosa at the active end and the mints at the passive end, across family lines.</w:t>
+          <w:b/>
+          <w:bCs/>
+          <w:sz w:val="22"/>
+          <w:szCs w:val="22"/>
+        </w:rPr>
+        <w:t xml:space="preserve">Passive cable vs active wave. </w:t>
+      </w:r>
+      <w:r>
+        <w:rPr>
+          <w:sz w:val="22"/>
+          <w:szCs w:val="22"/>
+        </w:rPr>
+        <w:t xml:space="preserve">A passive cable (Green’s function of τ ∂V/∂t = λ² V_xx − V) makes the far signal a delayed, decayed and dispersed copy of the near one; a FitzHugh–Nagumo active cable launches a travelling pulse of constant amplitude and velocity. The amplitude-vs-distance panel is the single cleanest conceptual discriminator.</w:t>
       </w:r>
     </w:p>
     <w:p>
@@ -2008,7 +1850,7 @@
       <w:r>
         <w:drawing>
           <wp:inline distT="0" distB="0" distL="0" distR="0">
-            <wp:extent cx="5715000" cy="4448175"/>
+            <wp:extent cx="5715000" cy="1714500"/>
             <wp:effectExtent t="0" r="0" b="0" l="0"/>
             <wp:docPr id="1" name="" descr="" title=""/>
             <wp:cNvGraphicFramePr>
@@ -2033,7 +1875,7 @@
                   <pic:spPr bwMode="auto">
                     <a:xfrm>
                       <a:off x="0" y="0"/>
-                      <a:ext cx="5715000" cy="4448175"/>
+                      <a:ext cx="5715000" cy="1714500"/>
                     </a:xfrm>
                     <a:prstGeom prst="rect">
                       <a:avLst/>
@@ -2059,7 +1901,45 @@
           <w:sz w:val="17"/>
           <w:szCs w:val="17"/>
         </w:rPr>
-        <w:t xml:space="preserve">Figure 15. Active↔passive space from near→far kernel fits: amplitude preservation (gain) vs extra dispersion (σ). Active corner top-left; passive bottom-right.</w:t>
+        <w:t xml:space="preserve">Figure 15. Passive cable (decays and broadens with distance) vs FitzHugh–Nagumo active wave (constant amplitude and velocity).</w:t>
+      </w:r>
+    </w:p>
+    <w:p>
+      <w:pPr>
+        <w:spacing w:after="120"/>
+        <w:jc w:val="both"/>
+      </w:pPr>
+      <w:r>
+        <w:rPr>
+          <w:b/>
+          <w:bCs/>
+          <w:sz w:val="22"/>
+          <w:szCs w:val="22"/>
+        </w:rPr>
+        <w:t xml:space="preserve">A biophysical Venus-flytrap AP model. </w:t>
+      </w:r>
+      <w:r>
+        <w:rPr>
+          <w:sz w:val="22"/>
+          <w:szCs w:val="22"/>
+        </w:rPr>
+        <w:t xml:space="preserve">A Hodgkin-Huxley-type plant AP (cvplants.simulate.plant_ap_hh) uses the established plant ionic mechanism: a stimulus admits Ca²⁺; Ca²⁺ gates a depolarising anion (Cl⁻) efflux; the depolarisation opens voltage-gated Ca²⁺ (positive feedback → an all-or-none spike); voltage-gated K⁺ and Ca²⁺ removal repolarise. Plants use Cl⁻/K⁺, </w:t>
+      </w:r>
+      <w:r>
+        <w:rPr>
+          <w:b/>
+          <w:bCs/>
+          <w:sz w:val="22"/>
+          <w:szCs w:val="22"/>
+        </w:rPr>
+        <w:t xml:space="preserve">not</w:t>
+      </w:r>
+      <w:r>
+        <w:rPr>
+          <w:sz w:val="22"/>
+          <w:szCs w:val="22"/>
+        </w:rPr>
+        <w:t xml:space="preserve"> Na⁺, and the AP lasts ~1–2 s. Passed through the recording band-pass, the model AP reproduces the biphasic waveform recorded from Venus flytrap (right panel), and it fires all-or-none. Parameters are illustrative (Hedrich &amp; Neher 2018 / Sukhov-Vodeneev framework), not fitted conductances — surface, band-passed recordings cannot constrain those.</w:t>
       </w:r>
     </w:p>
     <w:p>
@@ -2070,7 +1950,7 @@
       <w:r>
         <w:drawing>
           <wp:inline distT="0" distB="0" distL="0" distR="0">
-            <wp:extent cx="5715000" cy="2619375"/>
+            <wp:extent cx="5715000" cy="1714500"/>
             <wp:effectExtent t="0" r="0" b="0" l="0"/>
             <wp:docPr id="1" name="" descr="" title=""/>
             <wp:cNvGraphicFramePr>
@@ -2095,412 +1975,6 @@
                   <pic:spPr bwMode="auto">
                     <a:xfrm>
                       <a:off x="0" y="0"/>
-                      <a:ext cx="5715000" cy="2619375"/>
-                    </a:xfrm>
-                    <a:prstGeom prst="rect">
-                      <a:avLst/>
-                    </a:prstGeom>
-                  </pic:spPr>
-                </pic:pic>
-              </a:graphicData>
-            </a:graphic>
-          </wp:inline>
-        </w:drawing>
-      </w:r>
-    </w:p>
-    <w:p>
-      <w:pPr>
-        <w:spacing w:after="200"/>
-        <w:jc w:val="center"/>
-      </w:pPr>
-      <w:r>
-        <w:rPr>
-          <w:i/>
-          <w:iCs/>
-          <w:color w:val="555555"/>
-          <w:sz w:val="17"/>
-          <w:szCs w:val="17"/>
-        </w:rPr>
-        <w:t xml:space="preserve">Figure 16. Peak−onset delay asymmetry, an amplitude-independent discriminator: ≈0 = rigid translation (active), large positive = dispersion (passive).</w:t>
-      </w:r>
-    </w:p>
-    <w:p>
-      <w:pPr>
-        <w:spacing w:after="40" w:before="160"/>
-        <w:jc w:val="center"/>
-      </w:pPr>
-      <w:r>
-        <w:drawing>
-          <wp:inline distT="0" distB="0" distL="0" distR="0">
-            <wp:extent cx="5715000" cy="4572000"/>
-            <wp:effectExtent t="0" r="0" b="0" l="0"/>
-            <wp:docPr id="1" name="" descr="" title=""/>
-            <wp:cNvGraphicFramePr>
-              <a:graphicFrameLocks xmlns:a="http://schemas.openxmlformats.org/drawingml/2006/main" noChangeAspect="1"/>
-            </wp:cNvGraphicFramePr>
-            <a:graphic xmlns:a="http://schemas.openxmlformats.org/drawingml/2006/main">
-              <a:graphicData uri="http://schemas.openxmlformats.org/drawingml/2006/picture">
-                <pic:pic xmlns:pic="http://schemas.openxmlformats.org/drawingml/2006/picture">
-                  <pic:nvPicPr>
-                    <pic:cNvPr id="0" name="" descr=""/>
-                    <pic:cNvPicPr>
-                      <a:picLocks noChangeAspect="1" noChangeArrowheads="1"/>
-                    </pic:cNvPicPr>
-                  </pic:nvPicPr>
-                  <pic:blipFill>
-                    <a:blip r:embed="rId23" cstate="none"/>
-                    <a:srcRect/>
-                    <a:stretch>
-                      <a:fillRect/>
-                    </a:stretch>
-                  </pic:blipFill>
-                  <pic:spPr bwMode="auto">
-                    <a:xfrm>
-                      <a:off x="0" y="0"/>
-                      <a:ext cx="5715000" cy="4572000"/>
-                    </a:xfrm>
-                    <a:prstGeom prst="rect">
-                      <a:avLst/>
-                    </a:prstGeom>
-                  </pic:spPr>
-                </pic:pic>
-              </a:graphicData>
-            </a:graphic>
-          </wp:inline>
-        </w:drawing>
-      </w:r>
-    </w:p>
-    <w:p>
-      <w:pPr>
-        <w:spacing w:after="200"/>
-        <w:jc w:val="center"/>
-      </w:pPr>
-      <w:r>
-        <w:rPr>
-          <w:i/>
-          <w:iCs/>
-          <w:color w:val="555555"/>
-          <w:sz w:val="17"/>
-          <w:szCs w:val="17"/>
-        </w:rPr>
-        <w:t xml:space="preserve">Figure 17. Delay vs distance: linear through ~origin (exponent 0.99) indicates constant-velocity propagation.</w:t>
-      </w:r>
-    </w:p>
-    <w:p>
-      <w:pPr>
-        <w:spacing w:after="40" w:before="160"/>
-        <w:jc w:val="center"/>
-      </w:pPr>
-      <w:r>
-        <w:drawing>
-          <wp:inline distT="0" distB="0" distL="0" distR="0">
-            <wp:extent cx="5715000" cy="2543175"/>
-            <wp:effectExtent t="0" r="0" b="0" l="0"/>
-            <wp:docPr id="1" name="" descr="" title=""/>
-            <wp:cNvGraphicFramePr>
-              <a:graphicFrameLocks xmlns:a="http://schemas.openxmlformats.org/drawingml/2006/main" noChangeAspect="1"/>
-            </wp:cNvGraphicFramePr>
-            <a:graphic xmlns:a="http://schemas.openxmlformats.org/drawingml/2006/main">
-              <a:graphicData uri="http://schemas.openxmlformats.org/drawingml/2006/picture">
-                <pic:pic xmlns:pic="http://schemas.openxmlformats.org/drawingml/2006/picture">
-                  <pic:nvPicPr>
-                    <pic:cNvPr id="0" name="" descr=""/>
-                    <pic:cNvPicPr>
-                      <a:picLocks noChangeAspect="1" noChangeArrowheads="1"/>
-                    </pic:cNvPicPr>
-                  </pic:nvPicPr>
-                  <pic:blipFill>
-                    <a:blip r:embed="rId24" cstate="none"/>
-                    <a:srcRect/>
-                    <a:stretch>
-                      <a:fillRect/>
-                    </a:stretch>
-                  </pic:blipFill>
-                  <pic:spPr bwMode="auto">
-                    <a:xfrm>
-                      <a:off x="0" y="0"/>
-                      <a:ext cx="5715000" cy="2543175"/>
-                    </a:xfrm>
-                    <a:prstGeom prst="rect">
-                      <a:avLst/>
-                    </a:prstGeom>
-                  </pic:spPr>
-                </pic:pic>
-              </a:graphicData>
-            </a:graphic>
-          </wp:inline>
-        </w:drawing>
-      </w:r>
-    </w:p>
-    <w:p>
-      <w:pPr>
-        <w:spacing w:after="200"/>
-        <w:jc w:val="center"/>
-      </w:pPr>
-      <w:r>
-        <w:rPr>
-          <w:i/>
-          <w:iCs/>
-          <w:color w:val="555555"/>
-          <w:sz w:val="17"/>
-          <w:szCs w:val="17"/>
-        </w:rPr>
-        <w:t xml:space="preserve">Figure 18. Representative active example (Venus flytrap): the sharp near waveform is reproduced at the far electrode by a near-pure delay (small σ).</w:t>
-      </w:r>
-    </w:p>
-    <w:p>
-      <w:pPr>
-        <w:spacing w:after="40" w:before="160"/>
-        <w:jc w:val="center"/>
-      </w:pPr>
-      <w:r>
-        <w:drawing>
-          <wp:inline distT="0" distB="0" distL="0" distR="0">
-            <wp:extent cx="5715000" cy="2543175"/>
-            <wp:effectExtent t="0" r="0" b="0" l="0"/>
-            <wp:docPr id="1" name="" descr="" title=""/>
-            <wp:cNvGraphicFramePr>
-              <a:graphicFrameLocks xmlns:a="http://schemas.openxmlformats.org/drawingml/2006/main" noChangeAspect="1"/>
-            </wp:cNvGraphicFramePr>
-            <a:graphic xmlns:a="http://schemas.openxmlformats.org/drawingml/2006/main">
-              <a:graphicData uri="http://schemas.openxmlformats.org/drawingml/2006/picture">
-                <pic:pic xmlns:pic="http://schemas.openxmlformats.org/drawingml/2006/picture">
-                  <pic:nvPicPr>
-                    <pic:cNvPr id="0" name="" descr=""/>
-                    <pic:cNvPicPr>
-                      <a:picLocks noChangeAspect="1" noChangeArrowheads="1"/>
-                    </pic:cNvPicPr>
-                  </pic:nvPicPr>
-                  <pic:blipFill>
-                    <a:blip r:embed="rId25" cstate="none"/>
-                    <a:srcRect/>
-                    <a:stretch>
-                      <a:fillRect/>
-                    </a:stretch>
-                  </pic:blipFill>
-                  <pic:spPr bwMode="auto">
-                    <a:xfrm>
-                      <a:off x="0" y="0"/>
-                      <a:ext cx="5715000" cy="2543175"/>
-                    </a:xfrm>
-                    <a:prstGeom prst="rect">
-                      <a:avLst/>
-                    </a:prstGeom>
-                  </pic:spPr>
-                </pic:pic>
-              </a:graphicData>
-            </a:graphic>
-          </wp:inline>
-        </w:drawing>
-      </w:r>
-    </w:p>
-    <w:p>
-      <w:pPr>
-        <w:spacing w:after="200"/>
-        <w:jc w:val="center"/>
-      </w:pPr>
-      <w:r>
-        <w:rPr>
-          <w:i/>
-          <w:iCs/>
-          <w:color w:val="555555"/>
-          <w:sz w:val="17"/>
-          <w:szCs w:val="17"/>
-        </w:rPr>
-        <w:t xml:space="preserve">Figure 19. Representative passive example (Creeping Inchplant): the sharp near transient is smeared into a broad, attenuated far bump (large σ).</w:t>
-      </w:r>
-    </w:p>
-    <w:p>
-      <w:pPr>
-        <w:spacing w:after="120"/>
-        <w:jc w:val="both"/>
-      </w:pPr>
-      <w:r>
-        <w:rPr>
-          <w:b/>
-          <w:bCs/>
-          <w:sz w:val="22"/>
-          <w:szCs w:val="22"/>
-        </w:rPr>
-        <w:t xml:space="preserve">Why Venus flytrap sits below the “active” (gain = 1) line. </w:t>
-      </w:r>
-      <w:r>
-        <w:rPr>
-          <w:sz w:val="22"/>
-          <w:szCs w:val="22"/>
-        </w:rPr>
-        <w:t xml:space="preserve">Its far/near amplitude ratio is scattered 0.12–7.33 and is &gt;1 in 31% of recordings — nothing like the tight, &lt;1 decrement of the symmetric-electrode plants. Venus used an </w:t>
-      </w:r>
-      <w:r>
-        <w:rPr>
-          <w:b/>
-          <w:bCs/>
-          <w:sz w:val="22"/>
-          <w:szCs w:val="22"/>
-        </w:rPr>
-        <w:t xml:space="preserve">asymmetric montage</w:t>
-      </w:r>
-      <w:r>
-        <w:rPr>
-          <w:sz w:val="22"/>
-          <w:szCs w:val="22"/>
-        </w:rPr>
-        <w:t xml:space="preserve"> (a hook electrode around the trap “neck” plus a stake alongside the lobe), so the amplitude ratio reflects electrode coupling, not propagation decrement. On the axis that actually discriminates active from passive — waveform-shape preservation / dispersion — Venus is firmly active.</w:t>
-      </w:r>
-    </w:p>
-    <w:p>
-      <w:pPr>
-        <w:spacing w:after="40" w:before="160"/>
-        <w:jc w:val="center"/>
-      </w:pPr>
-      <w:r>
-        <w:drawing>
-          <wp:inline distT="0" distB="0" distL="0" distR="0">
-            <wp:extent cx="5715000" cy="2857500"/>
-            <wp:effectExtent t="0" r="0" b="0" l="0"/>
-            <wp:docPr id="1" name="" descr="" title=""/>
-            <wp:cNvGraphicFramePr>
-              <a:graphicFrameLocks xmlns:a="http://schemas.openxmlformats.org/drawingml/2006/main" noChangeAspect="1"/>
-            </wp:cNvGraphicFramePr>
-            <a:graphic xmlns:a="http://schemas.openxmlformats.org/drawingml/2006/main">
-              <a:graphicData uri="http://schemas.openxmlformats.org/drawingml/2006/picture">
-                <pic:pic xmlns:pic="http://schemas.openxmlformats.org/drawingml/2006/picture">
-                  <pic:nvPicPr>
-                    <pic:cNvPr id="0" name="" descr=""/>
-                    <pic:cNvPicPr>
-                      <a:picLocks noChangeAspect="1" noChangeArrowheads="1"/>
-                    </pic:cNvPicPr>
-                  </pic:nvPicPr>
-                  <pic:blipFill>
-                    <a:blip r:embed="rId26" cstate="none"/>
-                    <a:srcRect/>
-                    <a:stretch>
-                      <a:fillRect/>
-                    </a:stretch>
-                  </pic:blipFill>
-                  <pic:spPr bwMode="auto">
-                    <a:xfrm>
-                      <a:off x="0" y="0"/>
-                      <a:ext cx="5715000" cy="2857500"/>
-                    </a:xfrm>
-                    <a:prstGeom prst="rect">
-                      <a:avLst/>
-                    </a:prstGeom>
-                  </pic:spPr>
-                </pic:pic>
-              </a:graphicData>
-            </a:graphic>
-          </wp:inline>
-        </w:drawing>
-      </w:r>
-    </w:p>
-    <w:p>
-      <w:pPr>
-        <w:spacing w:after="200"/>
-        <w:jc w:val="center"/>
-      </w:pPr>
-      <w:r>
-        <w:rPr>
-          <w:i/>
-          <w:iCs/>
-          <w:color w:val="555555"/>
-          <w:sz w:val="17"/>
-          <w:szCs w:val="17"/>
-        </w:rPr>
-        <w:t xml:space="preserve">Figure 20. Amplitude ratio (far/near, log scale) per species. Venus is scattered and often &gt;1 (asymmetric hook/stake electrodes), unlike the consistent &lt;1 decrement of symmetric-electrode plants.</w:t>
-      </w:r>
-    </w:p>
-    <w:p>
-      <w:r>
-        <w:br w:type="page"/>
-      </w:r>
-    </w:p>
-    <w:p>
-      <w:pPr>
-        <w:pStyle w:val="Heading1"/>
-        <w:spacing w:after="120" w:before="260"/>
-      </w:pPr>
-      <w:r>
-        <w:t xml:space="preserve">9. Simulating propagation</w:t>
-      </w:r>
-    </w:p>
-    <w:p>
-      <w:pPr>
-        <w:spacing w:after="120"/>
-        <w:jc w:val="both"/>
-      </w:pPr>
-      <w:r>
-        <w:rPr>
-          <w:b/>
-          <w:bCs/>
-          <w:sz w:val="22"/>
-          <w:szCs w:val="22"/>
-        </w:rPr>
-        <w:t xml:space="preserve">Passive cable (null model). </w:t>
-      </w:r>
-      <w:r>
-        <w:rPr>
-          <w:sz w:val="22"/>
-          <w:szCs w:val="22"/>
-        </w:rPr>
-        <w:t xml:space="preserve">τ ∂V/∂t = λ² ∂²V/∂x² − V, with space constant λ = √(r_m/r_i). The infinite-cable Green’s function G(x,t) = e^(−t/τ)/√(4πDt)·e^(−x²/4Dt) makes a distal signal a delayed, exponentially decayed (×e^(−x/λ)) and low-pass-dispersed copy of the proximal one — exactly the kernel fitted in Section 8.</w:t>
-      </w:r>
-    </w:p>
-    <w:p>
-      <w:pPr>
-        <w:spacing w:after="120"/>
-        <w:jc w:val="both"/>
-      </w:pPr>
-      <w:r>
-        <w:rPr>
-          <w:b/>
-          <w:bCs/>
-          <w:sz w:val="22"/>
-          <w:szCs w:val="22"/>
-        </w:rPr>
-        <w:t xml:space="preserve">Active excitable cable. </w:t>
-      </w:r>
-      <w:r>
-        <w:rPr>
-          <w:sz w:val="22"/>
-          <w:szCs w:val="22"/>
-        </w:rPr>
-        <w:t xml:space="preserve">A FitzHugh–Nagumo reaction-diffusion cable launches a travelling pulse of constant amplitude and velocity (v ∝ √D). Passive spread decays and broadens with distance; the active wave holds its amplitude and shape — the amplitude-vs-distance panel is the single cleanest signature.</w:t>
-      </w:r>
-    </w:p>
-    <w:p>
-      <w:pPr>
-        <w:spacing w:after="40" w:before="160"/>
-        <w:jc w:val="center"/>
-      </w:pPr>
-      <w:r>
-        <w:drawing>
-          <wp:inline distT="0" distB="0" distL="0" distR="0">
-            <wp:extent cx="5715000" cy="1714500"/>
-            <wp:effectExtent t="0" r="0" b="0" l="0"/>
-            <wp:docPr id="1" name="" descr="" title=""/>
-            <wp:cNvGraphicFramePr>
-              <a:graphicFrameLocks xmlns:a="http://schemas.openxmlformats.org/drawingml/2006/main" noChangeAspect="1"/>
-            </wp:cNvGraphicFramePr>
-            <a:graphic xmlns:a="http://schemas.openxmlformats.org/drawingml/2006/main">
-              <a:graphicData uri="http://schemas.openxmlformats.org/drawingml/2006/picture">
-                <pic:pic xmlns:pic="http://schemas.openxmlformats.org/drawingml/2006/picture">
-                  <pic:nvPicPr>
-                    <pic:cNvPr id="0" name="" descr=""/>
-                    <pic:cNvPicPr>
-                      <a:picLocks noChangeAspect="1" noChangeArrowheads="1"/>
-                    </pic:cNvPicPr>
-                  </pic:nvPicPr>
-                  <pic:blipFill>
-                    <a:blip r:embed="rId27" cstate="none"/>
-                    <a:srcRect/>
-                    <a:stretch>
-                      <a:fillRect/>
-                    </a:stretch>
-                  </pic:blipFill>
-                  <pic:spPr bwMode="auto">
-                    <a:xfrm>
-                      <a:off x="0" y="0"/>
                       <a:ext cx="5715000" cy="1714500"/>
                     </a:xfrm>
                     <a:prstGeom prst="rect">
@@ -2527,285 +2001,7 @@
           <w:sz w:val="17"/>
           <w:szCs w:val="17"/>
         </w:rPr>
-        <w:t xml:space="preserve">Figure 21. Simulation: passive cable (decays and broadens with distance) vs FitzHugh–Nagumo active wave (constant amplitude and velocity).</w:t>
-      </w:r>
-    </w:p>
-    <w:p>
-      <w:pPr>
-        <w:spacing w:after="120"/>
-        <w:jc w:val="both"/>
-      </w:pPr>
-      <w:r>
-        <w:rPr>
-          <w:b/>
-          <w:bCs/>
-          <w:sz w:val="22"/>
-          <w:szCs w:val="22"/>
-        </w:rPr>
-        <w:t xml:space="preserve">Do the simulations predict the real traces? </w:t>
-      </w:r>
-      <w:r>
-        <w:rPr>
-          <w:sz w:val="22"/>
-          <w:szCs w:val="22"/>
-        </w:rPr>
-        <w:t xml:space="preserve">For every recording we predict the far channel from the near channel two ways — an active model (delayed copy + shared component) and a passive cable. The </w:t>
-      </w:r>
-      <w:r>
-        <w:rPr>
-          <w:b/>
-          <w:bCs/>
-          <w:sz w:val="22"/>
-          <w:szCs w:val="22"/>
-        </w:rPr>
-        <w:t xml:space="preserve">active model out-predicts the passive cable for almost every species</w:t>
-      </w:r>
-      <w:r>
-        <w:rPr>
-          <w:sz w:val="22"/>
-          <w:szCs w:val="22"/>
-        </w:rPr>
-        <w:t xml:space="preserve"> (median R² 0.4–0.87 vs 0.2–0.79), and the fitted delays are sign-consistent. The far trace really is a </w:t>
-      </w:r>
-      <w:r>
-        <w:rPr>
-          <w:i/>
-          <w:iCs/>
-          <w:sz w:val="22"/>
-          <w:szCs w:val="22"/>
-        </w:rPr>
-        <w:t xml:space="preserve">delayed</w:t>
-      </w:r>
-      <w:r>
-        <w:rPr>
-          <w:sz w:val="22"/>
-          <w:szCs w:val="22"/>
-        </w:rPr>
-        <w:t xml:space="preserve"> copy of the near trace, not a dispersed one.</w:t>
-      </w:r>
-    </w:p>
-    <w:p>
-      <w:pPr>
-        <w:spacing w:after="40" w:before="160"/>
-        <w:jc w:val="center"/>
-      </w:pPr>
-      <w:r>
-        <w:drawing>
-          <wp:inline distT="0" distB="0" distL="0" distR="0">
-            <wp:extent cx="4657725" cy="6858000"/>
-            <wp:effectExtent t="0" r="0" b="0" l="0"/>
-            <wp:docPr id="1" name="" descr="" title=""/>
-            <wp:cNvGraphicFramePr>
-              <a:graphicFrameLocks xmlns:a="http://schemas.openxmlformats.org/drawingml/2006/main" noChangeAspect="1"/>
-            </wp:cNvGraphicFramePr>
-            <a:graphic xmlns:a="http://schemas.openxmlformats.org/drawingml/2006/main">
-              <a:graphicData uri="http://schemas.openxmlformats.org/drawingml/2006/picture">
-                <pic:pic xmlns:pic="http://schemas.openxmlformats.org/drawingml/2006/picture">
-                  <pic:nvPicPr>
-                    <pic:cNvPr id="0" name="" descr=""/>
-                    <pic:cNvPicPr>
-                      <a:picLocks noChangeAspect="1" noChangeArrowheads="1"/>
-                    </pic:cNvPicPr>
-                  </pic:nvPicPr>
-                  <pic:blipFill>
-                    <a:blip r:embed="rId28" cstate="none"/>
-                    <a:srcRect/>
-                    <a:stretch>
-                      <a:fillRect/>
-                    </a:stretch>
-                  </pic:blipFill>
-                  <pic:spPr bwMode="auto">
-                    <a:xfrm>
-                      <a:off x="0" y="0"/>
-                      <a:ext cx="4657725" cy="6858000"/>
-                    </a:xfrm>
-                    <a:prstGeom prst="rect">
-                      <a:avLst/>
-                    </a:prstGeom>
-                  </pic:spPr>
-                </pic:pic>
-              </a:graphicData>
-            </a:graphic>
-          </wp:inline>
-        </w:drawing>
-      </w:r>
-    </w:p>
-    <w:p>
-      <w:pPr>
-        <w:spacing w:after="200"/>
-        <w:jc w:val="center"/>
-      </w:pPr>
-      <w:r>
-        <w:rPr>
-          <w:i/>
-          <w:iCs/>
-          <w:color w:val="555555"/>
-          <w:sz w:val="17"/>
-          <w:szCs w:val="17"/>
-        </w:rPr>
-        <w:t xml:space="preserve">Figure 22. Simulated far trace predicting the real far trace. Active model (blue dashed) tracks the real far (red) — Venus’s sharp spike and the slow species’ 3–4.5 s delays — beating the passive cable (green dotted).</w:t>
-      </w:r>
-    </w:p>
-    <w:p>
-      <w:pPr>
-        <w:spacing w:after="40" w:before="160"/>
-        <w:jc w:val="center"/>
-      </w:pPr>
-      <w:r>
-        <w:drawing>
-          <wp:inline distT="0" distB="0" distL="0" distR="0">
-            <wp:extent cx="5715000" cy="2381250"/>
-            <wp:effectExtent t="0" r="0" b="0" l="0"/>
-            <wp:docPr id="1" name="" descr="" title=""/>
-            <wp:cNvGraphicFramePr>
-              <a:graphicFrameLocks xmlns:a="http://schemas.openxmlformats.org/drawingml/2006/main" noChangeAspect="1"/>
-            </wp:cNvGraphicFramePr>
-            <a:graphic xmlns:a="http://schemas.openxmlformats.org/drawingml/2006/main">
-              <a:graphicData uri="http://schemas.openxmlformats.org/drawingml/2006/picture">
-                <pic:pic xmlns:pic="http://schemas.openxmlformats.org/drawingml/2006/picture">
-                  <pic:nvPicPr>
-                    <pic:cNvPr id="0" name="" descr=""/>
-                    <pic:cNvPicPr>
-                      <a:picLocks noChangeAspect="1" noChangeArrowheads="1"/>
-                    </pic:cNvPicPr>
-                  </pic:nvPicPr>
-                  <pic:blipFill>
-                    <a:blip r:embed="rId29" cstate="none"/>
-                    <a:srcRect/>
-                    <a:stretch>
-                      <a:fillRect/>
-                    </a:stretch>
-                  </pic:blipFill>
-                  <pic:spPr bwMode="auto">
-                    <a:xfrm>
-                      <a:off x="0" y="0"/>
-                      <a:ext cx="5715000" cy="2381250"/>
-                    </a:xfrm>
-                    <a:prstGeom prst="rect">
-                      <a:avLst/>
-                    </a:prstGeom>
-                  </pic:spPr>
-                </pic:pic>
-              </a:graphicData>
-            </a:graphic>
-          </wp:inline>
-        </w:drawing>
-      </w:r>
-    </w:p>
-    <w:p>
-      <w:pPr>
-        <w:spacing w:after="200"/>
-        <w:jc w:val="center"/>
-      </w:pPr>
-      <w:r>
-        <w:rPr>
-          <w:i/>
-          <w:iCs/>
-          <w:color w:val="555555"/>
-          <w:sz w:val="17"/>
-          <w:szCs w:val="17"/>
-        </w:rPr>
-        <w:t xml:space="preserve">Figure 23. Median prediction R² of each simulation (far from near), per species: active/delay beats passive cable almost everywhere.</w:t>
-      </w:r>
-    </w:p>
-    <w:p>
-      <w:pPr>
-        <w:spacing w:after="120"/>
-        <w:jc w:val="both"/>
-      </w:pPr>
-      <w:r>
-        <w:rPr>
-          <w:b/>
-          <w:bCs/>
-          <w:sz w:val="22"/>
-          <w:szCs w:val="22"/>
-        </w:rPr>
-        <w:t xml:space="preserve">A biophysical Venus-flytrap AP model. </w:t>
-      </w:r>
-      <w:r>
-        <w:rPr>
-          <w:sz w:val="22"/>
-          <w:szCs w:val="22"/>
-        </w:rPr>
-        <w:t xml:space="preserve">A Hodgkin-Huxley-type plant AP (cvplants.simulate.plant_ap_hh) uses the established plant ionic mechanism — a stimulus admits Ca²⁺; Ca²⁺ gates a depolarising anion (Cl⁻) efflux; the depolarisation opens voltage-gated Ca²⁺ (positive feedback → an all-or-none regenerative spike); voltage-gated K⁺ and Ca²⁺ removal repolarise. Plants use Cl⁻/K⁺, </w:t>
-      </w:r>
-      <w:r>
-        <w:rPr>
-          <w:b/>
-          <w:bCs/>
-          <w:sz w:val="22"/>
-          <w:szCs w:val="22"/>
-        </w:rPr>
-        <w:t xml:space="preserve">not</w:t>
-      </w:r>
-      <w:r>
-        <w:rPr>
-          <w:sz w:val="22"/>
-          <w:szCs w:val="22"/>
-        </w:rPr>
-        <w:t xml:space="preserve"> Na⁺, and the AP lasts ~1–2 s. Passed through the recording band-pass, the model AP reproduces the biphasic waveform we record from Venus flytrap (right panel), and it fires all-or-none (middle panel). Parameters are illustrative (Hedrich &amp; Neher 2018 / Sukhov-Vodeneev framework), not fitted conductances — surface, band-passed recordings cannot constrain those.</w:t>
-      </w:r>
-    </w:p>
-    <w:p>
-      <w:pPr>
-        <w:spacing w:after="40" w:before="160"/>
-        <w:jc w:val="center"/>
-      </w:pPr>
-      <w:r>
-        <w:drawing>
-          <wp:inline distT="0" distB="0" distL="0" distR="0">
-            <wp:extent cx="5715000" cy="1714500"/>
-            <wp:effectExtent t="0" r="0" b="0" l="0"/>
-            <wp:docPr id="1" name="" descr="" title=""/>
-            <wp:cNvGraphicFramePr>
-              <a:graphicFrameLocks xmlns:a="http://schemas.openxmlformats.org/drawingml/2006/main" noChangeAspect="1"/>
-            </wp:cNvGraphicFramePr>
-            <a:graphic xmlns:a="http://schemas.openxmlformats.org/drawingml/2006/main">
-              <a:graphicData uri="http://schemas.openxmlformats.org/drawingml/2006/picture">
-                <pic:pic xmlns:pic="http://schemas.openxmlformats.org/drawingml/2006/picture">
-                  <pic:nvPicPr>
-                    <pic:cNvPr id="0" name="" descr=""/>
-                    <pic:cNvPicPr>
-                      <a:picLocks noChangeAspect="1" noChangeArrowheads="1"/>
-                    </pic:cNvPicPr>
-                  </pic:nvPicPr>
-                  <pic:blipFill>
-                    <a:blip r:embed="rId30" cstate="none"/>
-                    <a:srcRect/>
-                    <a:stretch>
-                      <a:fillRect/>
-                    </a:stretch>
-                  </pic:blipFill>
-                  <pic:spPr bwMode="auto">
-                    <a:xfrm>
-                      <a:off x="0" y="0"/>
-                      <a:ext cx="5715000" cy="1714500"/>
-                    </a:xfrm>
-                    <a:prstGeom prst="rect">
-                      <a:avLst/>
-                    </a:prstGeom>
-                  </pic:spPr>
-                </pic:pic>
-              </a:graphicData>
-            </a:graphic>
-          </wp:inline>
-        </w:drawing>
-      </w:r>
-    </w:p>
-    <w:p>
-      <w:pPr>
-        <w:spacing w:after="200"/>
-        <w:jc w:val="center"/>
-      </w:pPr>
-      <w:r>
-        <w:rPr>
-          <w:i/>
-          <w:iCs/>
-          <w:color w:val="555555"/>
-          <w:sz w:val="17"/>
-          <w:szCs w:val="17"/>
-        </w:rPr>
-        <w:t xml:space="preserve">Figure 24. HH-type plant AP model (Ca²⁺→Cl⁻→K⁺). Left: membrane potential and Ca²⁺. Middle: all-or-none (a fixed-size spike only above threshold). Right: the model AP, band-passed like the recordings, matches a real Venus AP.</w:t>
+        <w:t xml:space="preserve">Figure 16. HH-type plant AP model (Ca²⁺→Cl⁻→K⁺). Left: membrane potential and Ca²⁺. Middle: all-or-none (fixed-size spike only above threshold). Right: the model AP, band-passed like the recordings, matches a real Venus AP.</w:t>
       </w:r>
     </w:p>
     <w:p>
@@ -2819,7 +2015,7 @@
         <w:spacing w:after="120" w:before="260"/>
       </w:pPr>
       <w:r>
-        <w:t xml:space="preserve">10. Ion channels and molecular basis</w:t>
+        <w:t xml:space="preserve">10. Ion channels and molecular basis (context)</w:t>
       </w:r>
     </w:p>
     <w:p>
@@ -2865,7 +2061,7 @@
           <w:sz w:val="22"/>
           <w:szCs w:val="22"/>
         </w:rPr>
-        <w:t xml:space="preserve">Depolarisation — Ca²⁺ influx via GLUTAMATE-RECEPTOR-LIKE channels (clade-3 GLR3.3 / GLR3.6), the genetic basis of systemic wound signalling (Mousavi et al. 2013; Toyota et al. 2018; Nguyen et al. 2018).</w:t>
+        <w:t xml:space="preserve">Depolarisation — Ca²⁺ influx via GLUTAMATE-RECEPTOR-LIKE channels (clade-3 GLR3.3 / GLR3.6) (Mousavi et al. 2013; Toyota et al. 2018; Nguyen et al. 2018).</w:t>
       </w:r>
     </w:p>
     <w:p>
@@ -2882,7 +2078,7 @@
           <w:sz w:val="22"/>
           <w:szCs w:val="22"/>
         </w:rPr>
-        <w:t xml:space="preserve">Sustained depolarisation — anion (Cl⁻/NO₃⁻/malate) efflux via S-type SLAC1/SLAH3 and R-type QUAC1/ALMT12 (established in guard cells, extrapolated to the propagating spike).</w:t>
+        <w:t xml:space="preserve">Sustained depolarisation — anion (Cl⁻) efflux via SLAC1/SLAH3 and QUAC1/ALMT12 (established in guard cells).</w:t>
       </w:r>
     </w:p>
     <w:p>
@@ -2899,7 +2095,7 @@
           <w:sz w:val="22"/>
           <w:szCs w:val="22"/>
         </w:rPr>
-        <w:t xml:space="preserve">Repolarisation — K⁺ efflux via the outward rectifier GORK, which shapes AP amplitude and duration (Salvador-Recatalà 2018).</w:t>
+        <w:t xml:space="preserve">Repolarisation — K⁺ efflux via the outward rectifier GORK (Salvador-Recatalà 2018); resting potential set by the P-type H⁺-ATPase (AHA).</w:t>
       </w:r>
     </w:p>
     <w:p>
@@ -2916,7 +2112,7 @@
           <w:sz w:val="22"/>
           <w:szCs w:val="22"/>
         </w:rPr>
-        <w:t xml:space="preserve">Resting potential &amp; active repolarisation — the P-type plasma-membrane H⁺-ATPase (AHA family).</w:t>
+        <w:t xml:space="preserve">Variation potential — transient H⁺-ATPase inactivation behind a xylem “Ricca factor” wave (Vodeneev/Sukhov; Evans et al. 2017).</w:t>
       </w:r>
     </w:p>
     <w:p>
@@ -2933,41 +2129,7 @@
           <w:sz w:val="22"/>
           <w:szCs w:val="22"/>
         </w:rPr>
-        <w:t xml:space="preserve">Variation potential — transient H⁺-ATPase inactivation behind a xylem hydraulic/chemical “Ricca factor” wave (Vodeneev/Sukhov; Evans et al. 2017). The initiating mechanosensor (OSCA1, MSL10, MCA1/2, PIEZO) is the field’s clearest open question.</w:t>
-      </w:r>
-    </w:p>
-    <w:p>
-      <w:pPr>
-        <w:pStyle w:val="ListParagraph"/>
-        <w:numPr>
-          <w:ilvl w:val="0"/>
-          <w:numId w:val="2"/>
-        </w:numPr>
-        <w:spacing w:after="60"/>
-      </w:pPr>
-      <w:r>
-        <w:rPr>
-          <w:sz w:val="22"/>
-          <w:szCs w:val="22"/>
-        </w:rPr>
-        <w:t xml:space="preserve">Venus flytrap — trigger-hair micronewton mechanosensing → all-or-none Ca²⁺ AP; candidate sensor FLYC1/MSL10; AP “counting” gates jasmonate signalling (Böhm et al. 2016; Hedrich &amp; Neher 2018).</w:t>
-      </w:r>
-    </w:p>
-    <w:p>
-      <w:pPr>
-        <w:pStyle w:val="ListParagraph"/>
-        <w:numPr>
-          <w:ilvl w:val="0"/>
-          <w:numId w:val="2"/>
-        </w:numPr>
-        <w:spacing w:after="60"/>
-      </w:pPr>
-      <w:r>
-        <w:rPr>
-          <w:sz w:val="22"/>
-          <w:szCs w:val="22"/>
-        </w:rPr>
-        <w:t xml:space="preserve">Mimosa pudica — touch → Ca²⁺ → Cl⁻ efflux → K⁺ + water efflux collapses pulvinar turgor (Allen 1969); channel genes inferred by homology.</w:t>
+        <w:t xml:space="preserve">Venus flytrap — trigger-hair mechanosensing → all-or-none Ca²⁺ AP; AP “counting” gates jasmonate signalling (Böhm et al. 2016; Hedrich &amp; Neher 2018). Mimosa pudica — touch → Ca²⁺ → Cl⁻/K⁺ + water efflux collapses pulvinar turgor (Allen 1969).</w:t>
       </w:r>
     </w:p>
     <w:p>
@@ -3184,7 +2346,7 @@
                 <w:sz w:val="19"/>
                 <w:szCs w:val="19"/>
               </w:rPr>
-              <w:t xml:space="preserve">Pharmacology (La³⁺/Gd³⁺, A-9-C/DIDS, TEA) on the segment between wound and electrodes</w:t>
+              <w:t xml:space="preserve">Pharmacology (La³⁺/Gd³⁺, A-9-C/DIDS, TEA) between wound and electrodes</w:t>
             </w:r>
           </w:p>
         </w:tc>
@@ -3305,7 +2467,7 @@
                 <w:sz w:val="19"/>
                 <w:szCs w:val="19"/>
               </w:rPr>
-              <w:t xml:space="preserve">Bidirectionality</w:t>
+              <w:t xml:space="preserve">Clean delays for fast species</w:t>
             </w:r>
           </w:p>
         </w:tc>
@@ -3328,24 +2490,92 @@
                 <w:sz w:val="19"/>
                 <w:szCs w:val="19"/>
               </w:rPr>
-              <w:t xml:space="preserve">Electrodes proximal AND distal to a non-wounding stimulus site</w:t>
+              <w:t xml:space="preserve">Bipolar (differential) recording to cancel the shared-reference common mode</w:t>
             </w:r>
           </w:p>
         </w:tc>
       </w:tr>
     </w:tbl>
     <w:p>
-      <w:r>
-        <w:br w:type="page"/>
-      </w:r>
-    </w:p>
-    <w:p>
       <w:pPr>
         <w:pStyle w:val="Heading1"/>
         <w:spacing w:after="120" w:before="260"/>
       </w:pPr>
       <w:r>
-        <w:t xml:space="preserve">12. Key references</w:t>
+        <w:t xml:space="preserve">12. Figure selection guidance for the manuscript</w:t>
+      </w:r>
+    </w:p>
+    <w:p>
+      <w:pPr>
+        <w:spacing w:after="120"/>
+        <w:jc w:val="both"/>
+      </w:pPr>
+      <w:r>
+        <w:rPr>
+          <w:b/>
+          <w:bCs/>
+          <w:sz w:val="22"/>
+          <w:szCs w:val="22"/>
+        </w:rPr>
+        <w:t xml:space="preserve">Manuscript candidates (the core story): </w:t>
+      </w:r>
+      <w:r>
+        <w:rPr>
+          <w:sz w:val="22"/>
+          <w:szCs w:val="22"/>
+        </w:rPr>
+        <w:t xml:space="preserve">conduction velocity by species (Fig. 1); validation vs the manual analysis (Fig. 2); the near→far transformation, self-aligned and normalised to show the amplitude drop (Fig. 6); no phylogenetic signal (Fig. 9); the optimised active-vs-passive model comparison (Fig. 12); the passive-vs-active simulation concept (Fig. 15); and the biophysical Venus AP model (Fig. 16).</w:t>
+      </w:r>
+    </w:p>
+    <w:p>
+      <w:pPr>
+        <w:spacing w:after="120"/>
+        <w:jc w:val="both"/>
+      </w:pPr>
+      <w:r>
+        <w:rPr>
+          <w:b/>
+          <w:bCs/>
+          <w:sz w:val="22"/>
+          <w:szCs w:val="22"/>
+        </w:rPr>
+        <w:t xml:space="preserve">Supporting / diagnostic (methods, reviewer questions, or the repository): </w:t>
+      </w:r>
+      <w:r>
+        <w:rPr>
+          <w:sz w:val="22"/>
+          <w:szCs w:val="22"/>
+        </w:rPr>
+        <w:t xml:space="preserve">the per-recording delay validation and the estimator bakeoff (Figs. 3–4, explaining the Mimosa case); the shared-reference raw traces (Fig. 5); the pooled transformation metrics and attenuation–broadening co-variation (Figs. 7–8); the amplitude-independent active/passive discriminators (Figs. 10–11), the example model fits (Fig. 13), and the Venus electrode-asymmetry control (Fig. 14).</w:t>
+      </w:r>
+    </w:p>
+    <w:p>
+      <w:pPr>
+        <w:spacing w:after="120"/>
+        <w:jc w:val="both"/>
+      </w:pPr>
+      <w:r>
+        <w:rPr>
+          <w:i/>
+          <w:iCs/>
+          <w:sz w:val="22"/>
+          <w:szCs w:val="22"/>
+        </w:rPr>
+        <w:t xml:space="preserve">Deliberately removed from an earlier draft: a Cannabis-only distance–delay scatter (unclear); a near-aligned overlay that smeared the far channel (superseded by Fig. 6); and an earlier, unfair model-fit figure — a gain-vs-dispersion “space” and a naïve R² comparison where the active model had an unfair extra parameter and the near/far label was mis-ordered for the fast species. These are replaced by the optimised, corrected comparison in Figs. 12–13 (waveform vs amplitude fit, near/far taken on an AP-preserving filter).</w:t>
+      </w:r>
+    </w:p>
+    <w:p>
+      <w:r>
+        <w:br w:type="page"/>
+      </w:r>
+    </w:p>
+    <w:p>
+      <w:pPr>
+        <w:pStyle w:val="Heading1"/>
+        <w:spacing w:after="120" w:before="260"/>
+      </w:pPr>
+      <w:r>
+        <w:t xml:space="preserve">13. Key references</w:t>
       </w:r>
     </w:p>
     <w:p>
@@ -3379,7 +2609,7 @@
           <w:sz w:val="19"/>
           <w:szCs w:val="19"/>
         </w:rPr>
-        <w:t xml:space="preserve">Madariaga D, et al. (2024). A library of electrophysiological responses in plants. Plant Signal Behav 19(1):2310977.</w:t>
+        <w:t xml:space="preserve">Fromm J, Lautner S (2007). Electrical signals and their physiological significance in plants. Plant, Cell &amp; Environment 30:249–257.</w:t>
       </w:r>
     </w:p>
     <w:p>
@@ -3396,7 +2626,7 @@
           <w:sz w:val="19"/>
           <w:szCs w:val="19"/>
         </w:rPr>
-        <w:t xml:space="preserve">Fromm J, Lautner S (2007). Electrical signals and their physiological significance in plants. Plant, Cell &amp; Environment 30:249–257.</w:t>
+        <w:t xml:space="preserve">Mousavi SAR, et al. (2013). GLUTAMATE RECEPTOR-LIKE genes mediate leaf-to-leaf wound signalling. Nature 500:422–426.</w:t>
       </w:r>
     </w:p>
     <w:p>
@@ -3413,7 +2643,7 @@
           <w:sz w:val="19"/>
           <w:szCs w:val="19"/>
         </w:rPr>
-        <w:t xml:space="preserve">Mousavi SAR, Chauvin A, Pascaud F, Kellenberger S, Farmer EE (2013). GLUTAMATE RECEPTOR-LIKE genes mediate leaf-to-leaf wound signalling. Nature 500:422–426.</w:t>
+        <w:t xml:space="preserve">Toyota M, et al. (2018). Glutamate triggers long-distance, calcium-based plant defense signaling. Science 361:1112–1115.</w:t>
       </w:r>
     </w:p>
     <w:p>
@@ -3430,7 +2660,7 @@
           <w:sz w:val="19"/>
           <w:szCs w:val="19"/>
         </w:rPr>
-        <w:t xml:space="preserve">Toyota M, et al. (2018). Glutamate triggers long-distance, calcium-based plant defense signaling. Science 361:1112–1115.</w:t>
+        <w:t xml:space="preserve">Nguyen CT, et al. (2018). Identification of cell populations necessary for leaf-to-leaf electrical signaling. PNAS 115:10178–10183.</w:t>
       </w:r>
     </w:p>
     <w:p>
@@ -3447,7 +2677,7 @@
           <w:sz w:val="19"/>
           <w:szCs w:val="19"/>
         </w:rPr>
-        <w:t xml:space="preserve">Nguyen CT, Kurenda A, Stolz S, Chételat A, Farmer EE (2018). Identification of cell populations necessary for leaf-to-leaf electrical signaling. PNAS 115:10178–10183.</w:t>
+        <w:t xml:space="preserve">Salvador-Recatalà V (2018). The AKT2/GORK potassium channels shape the plant action potential. Int. J. Mol. Sci. 19:926.</w:t>
       </w:r>
     </w:p>
     <w:p>
@@ -3464,7 +2694,7 @@
           <w:sz w:val="19"/>
           <w:szCs w:val="19"/>
         </w:rPr>
-        <w:t xml:space="preserve">Salvador-Recatalà V (2018). The AKT2/GORK potassium channels shape the plant action potential. Int. J. Mol. Sci. 19:926.</w:t>
+        <w:t xml:space="preserve">Böhm J, et al. (2016). The Venus flytrap counts prey-induced action potentials to induce sodium uptake. Current Biology 26:286–295.</w:t>
       </w:r>
     </w:p>
     <w:p>
@@ -3481,7 +2711,7 @@
           <w:sz w:val="19"/>
           <w:szCs w:val="19"/>
         </w:rPr>
-        <w:t xml:space="preserve">Böhm J, et al. (2016). The Venus flytrap counts prey-induced action potentials to induce sodium uptake. Current Biology 26:286–295.</w:t>
+        <w:t xml:space="preserve">Hedrich R, Neher E (2018). Venus flytrap: how an excitable, carnivorous plant works. Trends in Plant Science 23:220–234.</w:t>
       </w:r>
     </w:p>
     <w:p>
@@ -3498,7 +2728,7 @@
           <w:sz w:val="19"/>
           <w:szCs w:val="19"/>
         </w:rPr>
-        <w:t xml:space="preserve">Hedrich R, Neher E (2018). Venus flytrap: how an excitable, carnivorous plant works. Trends in Plant Science 23:220–234.</w:t>
+        <w:t xml:space="preserve">Allen RD (1969). Mechanism of the seismonastic reaction in Mimosa pudica. Plant Physiology 44:1101–1107.</w:t>
       </w:r>
     </w:p>
     <w:p>
@@ -3515,7 +2745,7 @@
           <w:sz w:val="19"/>
           <w:szCs w:val="19"/>
         </w:rPr>
-        <w:t xml:space="preserve">Allen RD (1969). Mechanism of the seismonastic reaction in Mimosa pudica. Plant Physiology 44:1101–1107.</w:t>
+        <w:t xml:space="preserve">Vodeneev V, Akinchits E, Sukhov V (2015). Variation potential in higher plants. Plant Signaling &amp; Behavior 10:e1057365.</w:t>
       </w:r>
     </w:p>
     <w:p>
@@ -3532,7 +2762,7 @@
           <w:sz w:val="19"/>
           <w:szCs w:val="19"/>
         </w:rPr>
-        <w:t xml:space="preserve">Vodeneev V, Akinchits E, Sukhov V (2015). Variation potential in higher plants. Plant Signaling &amp; Behavior 10:e1057365.</w:t>
+        <w:t xml:space="preserve">Evans MJ, et al. (2017). A chemical agent transported by xylem mass flow propagates variation potentials. The Plant Journal 91:1029–1037.</w:t>
       </w:r>
     </w:p>
     <w:p>
@@ -3549,7 +2779,7 @@
           <w:sz w:val="19"/>
           <w:szCs w:val="19"/>
         </w:rPr>
-        <w:t xml:space="preserve">Evans MJ, Choi W-G, Gilroy S, Morris RJ (2017). A chemical agent transported by xylem mass flow propagates variation potentials. The Plant Journal 91:1029–1037.</w:t>
+        <w:t xml:space="preserve">Sukhov V, Vodeneev V (2009). A mathematical model of action potential in cells of vascular plants. J. Membrane Biology 232:59–67.</w:t>
       </w:r>
     </w:p>
     <w:p>
@@ -3566,24 +2796,7 @@
           <w:sz w:val="19"/>
           <w:szCs w:val="19"/>
         </w:rPr>
-        <w:t xml:space="preserve">Sukhov V, Vodeneev V (2009). A mathematical model of action potential in cells of vascular plants. J. Membrane Biology 232:59–67.</w:t>
-      </w:r>
-    </w:p>
-    <w:p>
-      <w:pPr>
-        <w:pStyle w:val="ListParagraph"/>
-        <w:numPr>
-          <w:ilvl w:val="0"/>
-          <w:numId w:val="3"/>
-        </w:numPr>
-        <w:spacing w:after="80"/>
-      </w:pPr>
-      <w:r>
-        <w:rPr>
-          <w:sz w:val="19"/>
-          <w:szCs w:val="19"/>
-        </w:rPr>
-        <w:t xml:space="preserve">Sukhov V, Nerush V, Orlova L, Vodeneev V (2011). Simulation of action potential propagation in plants. J. Theoretical Biology 291:47–55.</w:t>
+        <w:t xml:space="preserve">Sukhov V, et al. (2011). Simulation of action potential propagation in plants. J. Theoretical Biology 291:47–55.</w:t>
       </w:r>
     </w:p>
     <w:p>

--- a/results/Plant_conduction_velocity_report.docx
+++ b/results/Plant_conduction_velocity_report.docx
@@ -43,7 +43,7 @@
           <w:sz w:val="18"/>
           <w:szCs w:val="18"/>
         </w:rPr>
-        <w:t xml:space="preserve">13 species · 176 recordings (165 analysed) · github.com/ETigerschuss/conduction-velocity-plants</w:t>
+        <w:t xml:space="preserve">13 species · 176 recordings (166 analysed) · github.com/ETigerschuss/conduction-velocity-plants</w:t>
       </w:r>
     </w:p>
     <w:p>
@@ -127,7 +127,7 @@
           <w:sz w:val="22"/>
           <w:szCs w:val="22"/>
         </w:rPr>
-        <w:t xml:space="preserve">Yes — Pearson r = 0.94 across 13 species (0.98 excluding one species), and the manual per-recording numbers are recoverable exactly (Section 4).</w:t>
+        <w:t xml:space="preserve">Yes — Pearson r = 0.94 across 13 species (0.99 excluding one species), and the manual per-recording numbers are recoverable exactly (Section 4).</w:t>
       </w:r>
     </w:p>
     <w:p>
@@ -278,7 +278,23 @@
           <w:sz w:val="22"/>
           <w:szCs w:val="22"/>
         </w:rPr>
-        <w:t xml:space="preserve">. Inter-channel delay is measured by windowed cross-correlation (primary), with a peak-to-peak cross-check and — because the two electrodes share a soil/earth reference — a common-mode-robust 2-tap model (Section 5). CV = inter-electrode distance / delay; distances are cross-referenced from the “Todo Data Resumen” spreadsheet (166/176 recordings). Transformation metrics: amplitude attenuation (far/near peak), temporal broadening (far/near FWHM), waveform similarity (max normalised cross-correlation). Recordings are quality-gated; 165/176 pass. The pipeline reports three CV columns per recording — </w:t>
+        <w:t xml:space="preserve">. Inter-channel delay is measured by windowed cross-correlation (primary), with a peak-to-peak cross-check and — because the two electrodes share a soil/earth reference — a common-mode-robust 2-tap model (Section 5). </w:t>
+      </w:r>
+      <w:r>
+        <w:rPr>
+          <w:b/>
+          <w:bCs/>
+          <w:sz w:val="22"/>
+          <w:szCs w:val="22"/>
+        </w:rPr>
+        <w:t xml:space="preserve">Peak detection differs by plant class, as in the manual analysis: </w:t>
+      </w:r>
+      <w:r>
+        <w:rPr>
+          <w:sz w:val="22"/>
+          <w:szCs w:val="22"/>
+        </w:rPr>
+        <w:t xml:space="preserve">the slow (non-rapid) plants are timed on the dominant deflection, but the rapid-movement plants (Venus flytrap, Sensitive Mimosa) fire a sharp, fast action potential, so they are timed on the </w:t>
       </w:r>
       <w:r>
         <w:rPr>
@@ -287,14 +303,14 @@
           <w:sz w:val="22"/>
           <w:szCs w:val="22"/>
         </w:rPr>
-        <w:t xml:space="preserve">cv_xcorr</w:t>
-      </w:r>
-      <w:r>
-        <w:rPr>
-          <w:sz w:val="22"/>
-          <w:szCs w:val="22"/>
-        </w:rPr>
-        <w:t xml:space="preserve"> (default), </w:t>
+        <w:t xml:space="preserve">first prominent peak</w:t>
+      </w:r>
+      <w:r>
+        <w:rPr>
+          <w:sz w:val="22"/>
+          <w:szCs w:val="22"/>
+        </w:rPr>
+        <w:t xml:space="preserve"> (≥ 0.5× the maximum) on an AP-preserving 0.15–15 Hz band-pass — the default low-pass over-smooths the AP and mistimes it. CV = inter-electrode distance / delay; distances are cross-referenced from the “Todo Data Resumen” spreadsheet (166/176 recordings). Transformation metrics: amplitude attenuation (far/near peak), temporal broadening (far/near FWHM), waveform similarity. Recordings are quality-gated; 166/176 pass. The pipeline reports three CV columns per recording — </w:t>
       </w:r>
       <w:r>
         <w:rPr>
@@ -303,14 +319,14 @@
           <w:sz w:val="22"/>
           <w:szCs w:val="22"/>
         </w:rPr>
-        <w:t xml:space="preserve">cv_2tap</w:t>
-      </w:r>
-      <w:r>
-        <w:rPr>
-          <w:sz w:val="22"/>
-          <w:szCs w:val="22"/>
-        </w:rPr>
-        <w:t xml:space="preserve"> (common-mode-robust), and </w:t>
+        <w:t xml:space="preserve">cv_xcorr</w:t>
+      </w:r>
+      <w:r>
+        <w:rPr>
+          <w:sz w:val="22"/>
+          <w:szCs w:val="22"/>
+        </w:rPr>
+        <w:t xml:space="preserve"> (default), </w:t>
       </w:r>
       <w:r>
         <w:rPr>
@@ -319,6 +335,22 @@
           <w:sz w:val="22"/>
           <w:szCs w:val="22"/>
         </w:rPr>
+        <w:t xml:space="preserve">cv_2tap</w:t>
+      </w:r>
+      <w:r>
+        <w:rPr>
+          <w:sz w:val="22"/>
+          <w:szCs w:val="22"/>
+        </w:rPr>
+        <w:t xml:space="preserve"> (common-mode-robust), and </w:t>
+      </w:r>
+      <w:r>
+        <w:rPr>
+          <w:i/>
+          <w:iCs/>
+          <w:sz w:val="22"/>
+          <w:szCs w:val="22"/>
+        </w:rPr>
         <w:t xml:space="preserve">cv_manual</w:t>
       </w:r>
       <w:r>
@@ -348,7 +380,7 @@
           <w:sz w:val="22"/>
           <w:szCs w:val="22"/>
         </w:rPr>
-        <w:t xml:space="preserve">Median CV ranges from ~2 mm/s (Argentian Dollar) to ~28 mm/s (Venus flytrap). The estimate is internally consistent: the delay scales with electrode distance (ρ = 0.36, p = 3×10⁻⁶) and CV is independent of the spacing used (ρ ≈ 0), as a true velocity must be.</w:t>
+        <w:t xml:space="preserve">Median CV ranges from ~2 mm/s (Argentian Dollar) to ~33 mm/s (Venus flytrap). The estimate is internally consistent: the delay scales with electrode distance (ρ = 0.36, p = 3×10⁻⁶) and CV is independent of the spacing used (ρ ≈ 0), as a true velocity must be.</w:t>
       </w:r>
     </w:p>
     <w:p>
@@ -468,14 +500,14 @@
           <w:sz w:val="22"/>
           <w:szCs w:val="22"/>
         </w:rPr>
-        <w:t xml:space="preserve">Strong agreement: Pearson r = 0.94 across 13 species (0.98 excluding Sensitive Mimosa). </w:t>
-      </w:r>
-      <w:r>
-        <w:rPr>
-          <w:sz w:val="22"/>
-          <w:szCs w:val="22"/>
-        </w:rPr>
-        <w:t xml:space="preserve">The non-rapid group mean matches almost exactly (automatic 8.0 ± 6.3 vs manual 7.7 ± 6.5 mm/s), and Venus flytrap agrees (~30 vs 35.3). Using the experimenters’ own delays, the </w:t>
+        <w:t xml:space="preserve">Strong agreement: Pearson r = 0.94 across 13 species (0.99 excluding Sensitive Mimosa). </w:t>
+      </w:r>
+      <w:r>
+        <w:rPr>
+          <w:sz w:val="22"/>
+          <w:szCs w:val="22"/>
+        </w:rPr>
+        <w:t xml:space="preserve">The non-rapid group mean matches almost exactly (automatic 8.0 ± 6.3 vs manual 7.7 ± 6.5 mm/s), and Venus flytrap agrees (32.9 vs 35.3). Using the experimenters’ own delays, the </w:t>
       </w:r>
       <w:r>
         <w:rPr>
@@ -553,7 +585,7 @@
           <w:sz w:val="17"/>
           <w:szCs w:val="17"/>
         </w:rPr>
-        <w:t xml:space="preserve">Figure 2. Automatic CV vs the manual CV, per species (mean ± SD). Points on the dashed identity line agree; only Sensitive Mimosa sits clearly below.</w:t>
+        <w:t xml:space="preserve">Figure 2. Automatic CV vs the manual CV, per species (mean ± SD). Points on the dashed identity line agree; only Sensitive Mimosa sits clearly below (see text).</w:t>
       </w:r>
     </w:p>
     <w:p>
@@ -630,46 +662,52 @@
           <w:sz w:val="22"/>
           <w:szCs w:val="22"/>
         </w:rPr>
-        <w:t xml:space="preserve">The one discrepancy — Sensitive Mimosa (manual 32.4, automatic 18.9) — is understood, not a real disagreement. </w:t>
-      </w:r>
-      <w:r>
-        <w:rPr>
-          <w:sz w:val="22"/>
-          <w:szCs w:val="22"/>
-        </w:rPr>
-        <w:t xml:space="preserve">The delays match on the slow Mimosa recordings; the gap is a few fast recordings that carry a </w:t>
-      </w:r>
-      <w:r>
-        <w:rPr>
-          <w:b/>
-          <w:bCs/>
-          <w:sz w:val="22"/>
-          <w:szCs w:val="22"/>
-        </w:rPr>
-        <w:t xml:space="preserve">sharp fast AP plus larger, slower bumps</w:t>
-      </w:r>
-      <w:r>
-        <w:rPr>
-          <w:sz w:val="22"/>
-          <w:szCs w:val="22"/>
-        </w:rPr>
-        <w:t xml:space="preserve">. The manual analyst tracked the fast AP (high CV); the automatic cross-correlation tracks the larger slow bump. We implemented and tested a fast-onset estimator (and three variants) against the manual delays — all were </w:t>
-      </w:r>
-      <w:r>
-        <w:rPr>
-          <w:b/>
-          <w:bCs/>
-          <w:sz w:val="22"/>
-          <w:szCs w:val="22"/>
-        </w:rPr>
-        <w:t xml:space="preserve">less</w:t>
-      </w:r>
-      <w:r>
-        <w:rPr>
-          <w:sz w:val="22"/>
-          <w:szCs w:val="22"/>
-        </w:rPr>
-        <w:t xml:space="preserve"> accurate (median error 0.20 s for the default vs 1.80 s for fast-onset), so we kept the default. Mimosa’s manual SD (21.6) nearly equals its mean, so the exact value is intrinsically uncertain; both analyses agree Mimosa and Venus are the fast, rapid-movement outliers. To match the manuscript number exactly, use </w:t>
+        <w:t xml:space="preserve">The rapid-plant peak-detection fix. </w:t>
+      </w:r>
+      <w:r>
+        <w:rPr>
+          <w:sz w:val="22"/>
+          <w:szCs w:val="22"/>
+        </w:rPr>
+        <w:t xml:space="preserve">The rapid-movement plants needed a different peak detector (Methods): switching to first-prominent-peak detection on an AP-preserving filter recovers the sharp AP and reproduces the manual delay for the majority of these recordings, and it raised Venus flytrap from 29.7 to 32.9 mm/s (vs manual 35.3). For non-rapid plants the default cross-correlation already matches the manual delays best (a fast-onset estimator and three variants were tested and were less accurate — median error 0.20 s vs 1.80 s; see the bakeoff figure).</w:t>
+      </w:r>
+    </w:p>
+    <w:p>
+      <w:pPr>
+        <w:spacing w:after="120"/>
+        <w:jc w:val="both"/>
+      </w:pPr>
+      <w:r>
+        <w:rPr>
+          <w:b/>
+          <w:bCs/>
+          <w:sz w:val="22"/>
+          <w:szCs w:val="22"/>
+        </w:rPr>
+        <w:t xml:space="preserve">The remaining Sensitive Mimosa gap (automatic 19.9 vs manual 32.4) is a measurement-floor limit, not a code error. </w:t>
+      </w:r>
+      <w:r>
+        <w:rPr>
+          <w:sz w:val="22"/>
+          <w:szCs w:val="22"/>
+        </w:rPr>
+        <w:t xml:space="preserve">On the slow Mimosa recordings the two delays match. The gap is a handful of fast recordings (July batch) whose inter-electrode delay is </w:t>
+      </w:r>
+      <w:r>
+        <w:rPr>
+          <w:b/>
+          <w:bCs/>
+          <w:sz w:val="22"/>
+          <w:szCs w:val="22"/>
+        </w:rPr>
+        <w:t xml:space="preserve">unresolvable</w:t>
+      </w:r>
+      <w:r>
+        <w:rPr>
+          <w:sz w:val="22"/>
+          <w:szCs w:val="22"/>
+        </w:rPr>
+        <w:t xml:space="preserve">: isolating the sharp AP (high-pass) and cross-correlating gives ≈ 0 s — the AP reaches both closely-spaced electrodes essentially simultaneously — while the same test recovers the delay on the slower recordings (e.g. 1.07 vs manual 1.04 s). The manual 0.2–0.34 s values on those recordings sit at the timing floor, which is exactly why Mimosa’s manual SD (21.6) nearly equals its mean (32.4). Both analyses agree Mimosa is a fast, rapid-movement outlier; the exact value is intrinsically uncertain. To reproduce the manuscript number, use </w:t>
       </w:r>
       <w:r>
         <w:rPr>
@@ -747,7 +785,7 @@
           <w:sz w:val="17"/>
           <w:szCs w:val="17"/>
         </w:rPr>
-        <w:t xml:space="preserve">Figure 4. Delay-estimator bakeoff against the manual per-recording delays (lower = better). The default cross-correlation wins for every species; the fast-onset variants were rejected on this evidence.</w:t>
+        <w:t xml:space="preserve">Figure 4. Delay-estimator bakeoff against the manual per-recording delays for the non-rapid plants (lower = better). The default cross-correlation wins for every species; the fast-onset variants were rejected on this evidence. (Rapid plants use first-prominent detection instead — Methods.)</w:t>
       </w:r>
     </w:p>
     <w:p>

--- a/results/Plant_conduction_velocity_report.docx
+++ b/results/Plant_conduction_velocity_report.docx
@@ -1772,14 +1772,78 @@
           <w:sz w:val="22"/>
           <w:szCs w:val="22"/>
         </w:rPr>
-        <w:t xml:space="preserve">Why Venus flytrap’s amplitude looks decremental but is not diagnostic. </w:t>
-      </w:r>
-      <w:r>
-        <w:rPr>
-          <w:sz w:val="22"/>
-          <w:szCs w:val="22"/>
-        </w:rPr>
-        <w:t xml:space="preserve">Its far/near amplitude ratio is scattered and &gt;1 in 31% of recordings — unlike the consistent &lt;1 decrement of the symmetric-electrode plants — because Venus used an asymmetric montage (hook around the trap neck + stake alongside the lobe). The amplitude ratio therefore reflects electrode coupling, not decrement; on the shape axis Venus is firmly shape-preserving.</w:t>
+        <w:t xml:space="preserve">Two potential types, and the model fit follows the type. </w:t>
+      </w:r>
+      <w:r>
+        <w:rPr>
+          <w:sz w:val="22"/>
+          <w:szCs w:val="22"/>
+        </w:rPr>
+        <w:t xml:space="preserve">Mimosa pudica and other plants fire </w:t>
+      </w:r>
+      <w:r>
+        <w:rPr>
+          <w:b/>
+          <w:bCs/>
+          <w:sz w:val="22"/>
+          <w:szCs w:val="22"/>
+        </w:rPr>
+        <w:t xml:space="preserve">two</w:t>
+      </w:r>
+      <w:r>
+        <w:rPr>
+          <w:sz w:val="22"/>
+          <w:szCs w:val="22"/>
+        </w:rPr>
+        <w:t xml:space="preserve"> kinds of electrical signal: a fast, often biphasic </w:t>
+      </w:r>
+      <w:r>
+        <w:rPr>
+          <w:b/>
+          <w:bCs/>
+          <w:sz w:val="22"/>
+          <w:szCs w:val="22"/>
+        </w:rPr>
+        <w:t xml:space="preserve">action potential</w:t>
+      </w:r>
+      <w:r>
+        <w:rPr>
+          <w:sz w:val="22"/>
+          <w:szCs w:val="22"/>
+        </w:rPr>
+        <w:t xml:space="preserve"> (non-damaging stimuli; ~1 s; ~2–3 cm/s) and a slow, long-lasting </w:t>
+      </w:r>
+      <w:r>
+        <w:rPr>
+          <w:b/>
+          <w:bCs/>
+          <w:sz w:val="22"/>
+          <w:szCs w:val="22"/>
+        </w:rPr>
+        <w:t xml:space="preserve">variation potential</w:t>
+      </w:r>
+      <w:r>
+        <w:rPr>
+          <w:sz w:val="22"/>
+          <w:szCs w:val="22"/>
+        </w:rPr>
+        <w:t xml:space="preserve"> (wounding; tens–hundreds of seconds; decremental) — Volkov 2010; Fromm &amp; Lautner 2007. Classifying each recording by the duration of its dominant deflection gives a clearly bimodal distribution — 120 AP-like (&lt; 2 s) and 56 VP-like (&gt; 2 s) — and the two types fit the models differently: VP-like recordings need about </w:t>
+      </w:r>
+      <w:r>
+        <w:rPr>
+          <w:b/>
+          <w:bCs/>
+          <w:sz w:val="22"/>
+          <w:szCs w:val="22"/>
+        </w:rPr>
+        <w:t xml:space="preserve">twice</w:t>
+      </w:r>
+      <w:r>
+        <w:rPr>
+          <w:sz w:val="22"/>
+          <w:szCs w:val="22"/>
+        </w:rPr>
+        <w:t xml:space="preserve"> the passive dispersion σ of AP-like ones (0.45 vs 0.25 s, p ≈ 0.05) and conduct slightly slower, i.e. VP-like are more passive/decremental and AP-like more shape-preserving/active. Sensitive Mimosa itself splits 14 AP-like / 4 VP-like, so its wide CV spread partly reflects a mixture of the two signal types; the fast AP recordings are what set the rapid-plant velocity.</w:t>
       </w:r>
     </w:p>
     <w:p>
@@ -1790,7 +1854,7 @@
       <w:r>
         <w:drawing>
           <wp:inline distT="0" distB="0" distL="0" distR="0">
-            <wp:extent cx="5715000" cy="2857500"/>
+            <wp:extent cx="5715000" cy="1752600"/>
             <wp:effectExtent t="0" r="0" b="0" l="0"/>
             <wp:docPr id="1" name="" descr="" title=""/>
             <wp:cNvGraphicFramePr>
@@ -1815,7 +1879,7 @@
                   <pic:spPr bwMode="auto">
                     <a:xfrm>
                       <a:off x="0" y="0"/>
-                      <a:ext cx="5715000" cy="2857500"/>
+                      <a:ext cx="5715000" cy="1752600"/>
                     </a:xfrm>
                     <a:prstGeom prst="rect">
                       <a:avLst/>
@@ -1841,21 +1905,7 @@
           <w:sz w:val="17"/>
           <w:szCs w:val="17"/>
         </w:rPr>
-        <w:t xml:space="preserve">Figure 14. Amplitude ratio (far/near, log scale) per species. Venus is scattered and often &gt;1 (asymmetric electrodes), unlike the consistent &lt;1 decrement of symmetric-electrode plants.</w:t>
-      </w:r>
-    </w:p>
-    <w:p>
-      <w:r>
-        <w:br w:type="page"/>
-      </w:r>
-    </w:p>
-    <w:p>
-      <w:pPr>
-        <w:pStyle w:val="Heading1"/>
-        <w:spacing w:after="120" w:before="260"/>
-      </w:pPr>
-      <w:r>
-        <w:t xml:space="preserve">9. Simulating propagation</w:t>
+        <w:t xml:space="preserve">Figure 14. Each recording classified as a fast action potential (AP-like, &lt; 2 s) or slow variation potential (VP-like, &gt; 2 s). Left: the bimodal duration distribution. Middle: VP-like need more passive dispersion (more decremental). Right: AP-like conduct faster.</w:t>
       </w:r>
     </w:p>
     <w:p>
@@ -1870,14 +1920,14 @@
           <w:sz w:val="22"/>
           <w:szCs w:val="22"/>
         </w:rPr>
-        <w:t xml:space="preserve">Passive cable vs active wave. </w:t>
-      </w:r>
-      <w:r>
-        <w:rPr>
-          <w:sz w:val="22"/>
-          <w:szCs w:val="22"/>
-        </w:rPr>
-        <w:t xml:space="preserve">A passive cable (Green’s function of τ ∂V/∂t = λ² V_xx − V) makes the far signal a delayed, decayed and dispersed copy of the near one; a FitzHugh–Nagumo active cable launches a travelling pulse of constant amplitude and velocity. The amplitude-vs-distance panel is the single cleanest conceptual discriminator.</w:t>
+        <w:t xml:space="preserve">Why Venus flytrap’s amplitude looks decremental but is not diagnostic. </w:t>
+      </w:r>
+      <w:r>
+        <w:rPr>
+          <w:sz w:val="22"/>
+          <w:szCs w:val="22"/>
+        </w:rPr>
+        <w:t xml:space="preserve">Its far/near amplitude ratio is scattered and &gt;1 in 31% of recordings — unlike the consistent &lt;1 decrement of the symmetric-electrode plants — because Venus used an asymmetric montage (hook around the trap neck + stake alongside the lobe). The amplitude ratio therefore reflects electrode coupling, not decrement; on the shape axis Venus is firmly shape-preserving.</w:t>
       </w:r>
     </w:p>
     <w:p>
@@ -1888,7 +1938,7 @@
       <w:r>
         <w:drawing>
           <wp:inline distT="0" distB="0" distL="0" distR="0">
-            <wp:extent cx="5715000" cy="1714500"/>
+            <wp:extent cx="5715000" cy="2857500"/>
             <wp:effectExtent t="0" r="0" b="0" l="0"/>
             <wp:docPr id="1" name="" descr="" title=""/>
             <wp:cNvGraphicFramePr>
@@ -1913,7 +1963,7 @@
                   <pic:spPr bwMode="auto">
                     <a:xfrm>
                       <a:off x="0" y="0"/>
-                      <a:ext cx="5715000" cy="1714500"/>
+                      <a:ext cx="5715000" cy="2857500"/>
                     </a:xfrm>
                     <a:prstGeom prst="rect">
                       <a:avLst/>
@@ -1939,7 +1989,21 @@
           <w:sz w:val="17"/>
           <w:szCs w:val="17"/>
         </w:rPr>
-        <w:t xml:space="preserve">Figure 15. Passive cable (decays and broadens with distance) vs FitzHugh–Nagumo active wave (constant amplitude and velocity).</w:t>
+        <w:t xml:space="preserve">Figure 15. Amplitude ratio (far/near, log scale) per species. Venus is scattered and often &gt;1 (asymmetric electrodes), unlike the consistent &lt;1 decrement of symmetric-electrode plants.</w:t>
+      </w:r>
+    </w:p>
+    <w:p>
+      <w:r>
+        <w:br w:type="page"/>
+      </w:r>
+    </w:p>
+    <w:p>
+      <w:pPr>
+        <w:pStyle w:val="Heading1"/>
+        <w:spacing w:after="120" w:before="260"/>
+      </w:pPr>
+      <w:r>
+        <w:t xml:space="preserve">9. Simulating propagation</w:t>
       </w:r>
     </w:p>
     <w:p>
@@ -1954,30 +2018,14 @@
           <w:sz w:val="22"/>
           <w:szCs w:val="22"/>
         </w:rPr>
-        <w:t xml:space="preserve">A biophysical Venus-flytrap AP model. </w:t>
-      </w:r>
-      <w:r>
-        <w:rPr>
-          <w:sz w:val="22"/>
-          <w:szCs w:val="22"/>
-        </w:rPr>
-        <w:t xml:space="preserve">A Hodgkin-Huxley-type plant AP (cvplants.simulate.plant_ap_hh) uses the established plant ionic mechanism: a stimulus admits Ca²⁺; Ca²⁺ gates a depolarising anion (Cl⁻) efflux; the depolarisation opens voltage-gated Ca²⁺ (positive feedback → an all-or-none spike); voltage-gated K⁺ and Ca²⁺ removal repolarise. Plants use Cl⁻/K⁺, </w:t>
-      </w:r>
-      <w:r>
-        <w:rPr>
-          <w:b/>
-          <w:bCs/>
-          <w:sz w:val="22"/>
-          <w:szCs w:val="22"/>
-        </w:rPr>
-        <w:t xml:space="preserve">not</w:t>
-      </w:r>
-      <w:r>
-        <w:rPr>
-          <w:sz w:val="22"/>
-          <w:szCs w:val="22"/>
-        </w:rPr>
-        <w:t xml:space="preserve"> Na⁺, and the AP lasts ~1–2 s. Passed through the recording band-pass, the model AP reproduces the biphasic waveform recorded from Venus flytrap (right panel), and it fires all-or-none. Parameters are illustrative (Hedrich &amp; Neher 2018 / Sukhov-Vodeneev framework), not fitted conductances — surface, band-passed recordings cannot constrain those.</w:t>
+        <w:t xml:space="preserve">Passive cable vs active wave. </w:t>
+      </w:r>
+      <w:r>
+        <w:rPr>
+          <w:sz w:val="22"/>
+          <w:szCs w:val="22"/>
+        </w:rPr>
+        <w:t xml:space="preserve">A passive cable (Green’s function of τ ∂V/∂t = λ² V_xx − V) makes the far signal a delayed, decayed and dispersed copy of the near one; a FitzHugh–Nagumo active cable launches a travelling pulse of constant amplitude and velocity. The amplitude-vs-distance panel is the single cleanest conceptual discriminator.</w:t>
       </w:r>
     </w:p>
     <w:p>
@@ -2039,7 +2087,107 @@
           <w:sz w:val="17"/>
           <w:szCs w:val="17"/>
         </w:rPr>
-        <w:t xml:space="preserve">Figure 16. HH-type plant AP model (Ca²⁺→Cl⁻→K⁺). Left: membrane potential and Ca²⁺. Middle: all-or-none (fixed-size spike only above threshold). Right: the model AP, band-passed like the recordings, matches a real Venus AP.</w:t>
+        <w:t xml:space="preserve">Figure 16. Passive cable (decays and broadens with distance) vs FitzHugh–Nagumo active wave (constant amplitude and velocity).</w:t>
+      </w:r>
+    </w:p>
+    <w:p>
+      <w:pPr>
+        <w:spacing w:after="120"/>
+        <w:jc w:val="both"/>
+      </w:pPr>
+      <w:r>
+        <w:rPr>
+          <w:b/>
+          <w:bCs/>
+          <w:sz w:val="22"/>
+          <w:szCs w:val="22"/>
+        </w:rPr>
+        <w:t xml:space="preserve">A biophysical Venus-flytrap AP model. </w:t>
+      </w:r>
+      <w:r>
+        <w:rPr>
+          <w:sz w:val="22"/>
+          <w:szCs w:val="22"/>
+        </w:rPr>
+        <w:t xml:space="preserve">A Hodgkin-Huxley-type plant AP (cvplants.simulate.plant_ap_hh) uses the established plant ionic mechanism: a stimulus admits Ca²⁺; Ca²⁺ gates a depolarising anion (Cl⁻) efflux; the depolarisation opens voltage-gated Ca²⁺ (positive feedback → an all-or-none spike); voltage-gated K⁺ and Ca²⁺ removal repolarise. Plants use Cl⁻/K⁺, </w:t>
+      </w:r>
+      <w:r>
+        <w:rPr>
+          <w:b/>
+          <w:bCs/>
+          <w:sz w:val="22"/>
+          <w:szCs w:val="22"/>
+        </w:rPr>
+        <w:t xml:space="preserve">not</w:t>
+      </w:r>
+      <w:r>
+        <w:rPr>
+          <w:sz w:val="22"/>
+          <w:szCs w:val="22"/>
+        </w:rPr>
+        <w:t xml:space="preserve"> Na⁺, and the AP lasts ~1–2 s. Passed through the recording band-pass, the model AP reproduces the biphasic waveform recorded from Venus flytrap (right panel), and it fires all-or-none. Parameters are illustrative (Hedrich &amp; Neher 2018 / Sukhov-Vodeneev framework), not fitted conductances — surface, band-passed recordings cannot constrain those.</w:t>
+      </w:r>
+    </w:p>
+    <w:p>
+      <w:pPr>
+        <w:spacing w:after="40" w:before="160"/>
+        <w:jc w:val="center"/>
+      </w:pPr>
+      <w:r>
+        <w:drawing>
+          <wp:inline distT="0" distB="0" distL="0" distR="0">
+            <wp:extent cx="5715000" cy="1714500"/>
+            <wp:effectExtent t="0" r="0" b="0" l="0"/>
+            <wp:docPr id="1" name="" descr="" title=""/>
+            <wp:cNvGraphicFramePr>
+              <a:graphicFrameLocks xmlns:a="http://schemas.openxmlformats.org/drawingml/2006/main" noChangeAspect="1"/>
+            </wp:cNvGraphicFramePr>
+            <a:graphic xmlns:a="http://schemas.openxmlformats.org/drawingml/2006/main">
+              <a:graphicData uri="http://schemas.openxmlformats.org/drawingml/2006/picture">
+                <pic:pic xmlns:pic="http://schemas.openxmlformats.org/drawingml/2006/picture">
+                  <pic:nvPicPr>
+                    <pic:cNvPr id="0" name="" descr=""/>
+                    <pic:cNvPicPr>
+                      <a:picLocks noChangeAspect="1" noChangeArrowheads="1"/>
+                    </pic:cNvPicPr>
+                  </pic:nvPicPr>
+                  <pic:blipFill>
+                    <a:blip r:embed="rId23" cstate="none"/>
+                    <a:srcRect/>
+                    <a:stretch>
+                      <a:fillRect/>
+                    </a:stretch>
+                  </pic:blipFill>
+                  <pic:spPr bwMode="auto">
+                    <a:xfrm>
+                      <a:off x="0" y="0"/>
+                      <a:ext cx="5715000" cy="1714500"/>
+                    </a:xfrm>
+                    <a:prstGeom prst="rect">
+                      <a:avLst/>
+                    </a:prstGeom>
+                  </pic:spPr>
+                </pic:pic>
+              </a:graphicData>
+            </a:graphic>
+          </wp:inline>
+        </w:drawing>
+      </w:r>
+    </w:p>
+    <w:p>
+      <w:pPr>
+        <w:spacing w:after="200"/>
+        <w:jc w:val="center"/>
+      </w:pPr>
+      <w:r>
+        <w:rPr>
+          <w:i/>
+          <w:iCs/>
+          <w:color w:val="555555"/>
+          <w:sz w:val="17"/>
+          <w:szCs w:val="17"/>
+        </w:rPr>
+        <w:t xml:space="preserve">Figure 17. HH-type plant AP model (Ca²⁺→Cl⁻→K⁺). Left: membrane potential and Ca²⁺. Middle: all-or-none (fixed-size spike only above threshold). Right: the model AP, band-passed like the recordings, matches a real Venus AP.</w:t>
       </w:r>
     </w:p>
     <w:p>
@@ -2562,7 +2710,7 @@
           <w:sz w:val="22"/>
           <w:szCs w:val="22"/>
         </w:rPr>
-        <w:t xml:space="preserve">conduction velocity by species (Fig. 1); validation vs the manual analysis (Fig. 2); the near→far transformation, self-aligned and normalised to show the amplitude drop (Fig. 6); no phylogenetic signal (Fig. 9); the optimised active-vs-passive model comparison (Fig. 12); the passive-vs-active simulation concept (Fig. 15); and the biophysical Venus AP model (Fig. 16).</w:t>
+        <w:t xml:space="preserve">conduction velocity by species (Fig. 1); validation vs the manual analysis (Fig. 2); the near→far transformation, self-aligned and normalised to show the amplitude drop (Fig. 6); no phylogenetic signal (Fig. 9); the optimised active-vs-passive model comparison (Fig. 12); the two-potential-type classification (Fig. 14); the passive-vs-active simulation concept (Fig. 16); and the biophysical Venus AP model (Fig. 17).</w:t>
       </w:r>
     </w:p>
     <w:p>
@@ -2584,7 +2732,7 @@
           <w:sz w:val="22"/>
           <w:szCs w:val="22"/>
         </w:rPr>
-        <w:t xml:space="preserve">the per-recording delay validation and the estimator bakeoff (Figs. 3–4, explaining the Mimosa case); the shared-reference raw traces (Fig. 5); the pooled transformation metrics and attenuation–broadening co-variation (Figs. 7–8); the amplitude-independent active/passive discriminators (Figs. 10–11), the example model fits (Fig. 13), and the Venus electrode-asymmetry control (Fig. 14).</w:t>
+        <w:t xml:space="preserve">the per-recording delay validation and the estimator bakeoff (Figs. 3–4, explaining the Mimosa case); the shared-reference raw traces (Fig. 5); the pooled transformation metrics and attenuation–broadening co-variation (Figs. 7–8); the amplitude-independent active/passive discriminators (Figs. 10–11), the example model fits (Fig. 13), and the Venus electrode-asymmetry control (Fig. 15).</w:t>
       </w:r>
     </w:p>
     <w:p>

--- a/results/Plant_conduction_velocity_report.docx
+++ b/results/Plant_conduction_velocity_report.docx
@@ -26,10 +26,10 @@
       <w:r>
         <w:rPr>
           <w:color w:val="555555"/>
-          <w:sz w:val="24"/>
-          <w:szCs w:val="24"/>
-        </w:rPr>
-        <w:t xml:space="preserve">An automatic two-channel analysis pipeline, validated against the manual analysis</w:t>
+          <w:sz w:val="23"/>
+          <w:szCs w:val="23"/>
+        </w:rPr>
+        <w:t xml:space="preserve">An automatic two-channel pipeline: from reproducing the manual analysis to predicting the propagation mode</w:t>
       </w:r>
     </w:p>
     <w:p>
@@ -60,7 +60,7 @@
         <w:spacing w:after="120" w:before="260"/>
       </w:pPr>
       <w:r>
-        <w:t xml:space="preserve">1. Overview and what to take from this report</w:t>
+        <w:t xml:space="preserve">1. Overview: the argument in five steps</w:t>
       </w:r>
     </w:p>
     <w:p>
@@ -73,7 +73,7 @@
           <w:sz w:val="22"/>
           <w:szCs w:val="22"/>
         </w:rPr>
-        <w:t xml:space="preserve">Two recording electrodes sit inline downstream of a wound / touch / flame stimulus; the propagating potential reaches the </w:t>
+        <w:t xml:space="preserve">Two electrodes sit inline downstream of a stimulus; the propagating potential reaches the </w:t>
       </w:r>
       <w:r>
         <w:rPr>
@@ -105,7 +105,7 @@
           <w:sz w:val="22"/>
           <w:szCs w:val="22"/>
         </w:rPr>
-        <w:t xml:space="preserve"> electrode later. We built an automatic analysis pipeline and asked four questions.</w:t>
+        <w:t xml:space="preserve"> electrode later. Building on the open pipeline of Madariaga et al. (2024), we extend it into an automatic analysis and make five linked claims.</w:t>
       </w:r>
     </w:p>
     <w:p>
@@ -120,14 +120,14 @@
           <w:sz w:val="22"/>
           <w:szCs w:val="22"/>
         </w:rPr>
-        <w:t xml:space="preserve">1. Does the automatic pipeline reproduce the manual conduction-velocity result? </w:t>
-      </w:r>
-      <w:r>
-        <w:rPr>
-          <w:sz w:val="22"/>
-          <w:szCs w:val="22"/>
-        </w:rPr>
-        <w:t xml:space="preserve">Yes — Pearson r = 0.94 across 13 species (0.99 excluding one species), and the manual per-recording numbers are recoverable exactly (Section 4).</w:t>
+        <w:t xml:space="preserve">1. A modified pipeline reproduces the manual analysis. </w:t>
+      </w:r>
+      <w:r>
+        <w:rPr>
+          <w:sz w:val="22"/>
+          <w:szCs w:val="22"/>
+        </w:rPr>
+        <w:t xml:space="preserve">With plant-class-aware peak detection it matches the hand-measured conduction velocities at Pearson r = 0.94 (0.99 excluding one species), and recovers the published per-recording numbers exactly (Section 3).</w:t>
       </w:r>
     </w:p>
     <w:p>
@@ -142,46 +142,14 @@
           <w:sz w:val="22"/>
           <w:szCs w:val="22"/>
         </w:rPr>
-        <w:t xml:space="preserve">2. How does the signal change from the near to the far electrode? </w:t>
-      </w:r>
-      <w:r>
-        <w:rPr>
-          <w:sz w:val="22"/>
-          <w:szCs w:val="22"/>
-        </w:rPr>
-        <w:t xml:space="preserve">It </w:t>
-      </w:r>
-      <w:r>
-        <w:rPr>
-          <w:b/>
-          <w:bCs/>
-          <w:sz w:val="22"/>
-          <w:szCs w:val="22"/>
-        </w:rPr>
-        <w:t xml:space="preserve">attenuates</w:t>
-      </w:r>
-      <w:r>
-        <w:rPr>
-          <w:sz w:val="22"/>
-          <w:szCs w:val="22"/>
-        </w:rPr>
-        <w:t xml:space="preserve"> (far ≈ 0.4× the near amplitude) and mildly </w:t>
-      </w:r>
-      <w:r>
-        <w:rPr>
-          <w:b/>
-          <w:bCs/>
-          <w:sz w:val="22"/>
-          <w:szCs w:val="22"/>
-        </w:rPr>
-        <w:t xml:space="preserve">broadens</w:t>
-      </w:r>
-      <w:r>
-        <w:rPr>
-          <w:sz w:val="22"/>
-          <w:szCs w:val="22"/>
-        </w:rPr>
-        <w:t xml:space="preserve">, while largely keeping its shape (Section 6).</w:t>
+        <w:t xml:space="preserve">2. It detects the two potential types. </w:t>
+      </w:r>
+      <w:r>
+        <w:rPr>
+          <w:sz w:val="22"/>
+          <w:szCs w:val="22"/>
+        </w:rPr>
+        <w:t xml:space="preserve">Recordings separate cleanly into fast action potentials and slow variation potentials — the two signal classes Mimosa and others are known to fire (Section 4).</w:t>
       </w:r>
     </w:p>
     <w:p>
@@ -196,14 +164,14 @@
           <w:sz w:val="22"/>
           <w:szCs w:val="22"/>
         </w:rPr>
-        <w:t xml:space="preserve">3. Do these properties track evolutionary relationship? </w:t>
-      </w:r>
-      <w:r>
-        <w:rPr>
-          <w:sz w:val="22"/>
-          <w:szCs w:val="22"/>
-        </w:rPr>
-        <w:t xml:space="preserve">No — congeners differ as much as unrelated species (Section 7).</w:t>
+        <w:t xml:space="preserve">3. It compares the two channels. </w:t>
+      </w:r>
+      <w:r>
+        <w:rPr>
+          <w:sz w:val="22"/>
+          <w:szCs w:val="22"/>
+        </w:rPr>
+        <w:t xml:space="preserve">From near to far the signal attenuates (~0.4×) and mildly broadens, while largely preserving its shape (Section 5).</w:t>
       </w:r>
     </w:p>
     <w:p>
@@ -218,14 +186,14 @@
           <w:sz w:val="22"/>
           <w:szCs w:val="22"/>
         </w:rPr>
-        <w:t xml:space="preserve">4. Is propagation active or passive? </w:t>
-      </w:r>
-      <w:r>
-        <w:rPr>
-          <w:sz w:val="22"/>
-          <w:szCs w:val="22"/>
-        </w:rPr>
-        <w:t xml:space="preserve">This cannot be settled cleanly with two surface electrodes, but the fast, rapid-movement species (Venus flytrap, Sensitive Mimosa) preserve waveform shape best and the slow species disperse most (Section 8). A biophysical AP model reproduces the recorded Venus waveform (Section 9).</w:t>
+        <w:t xml:space="preserve">4. It models the waveform and propagation to predict active vs passive. </w:t>
+      </w:r>
+      <w:r>
+        <w:rPr>
+          <w:sz w:val="22"/>
+          <w:szCs w:val="22"/>
+        </w:rPr>
+        <w:t xml:space="preserve">Using what is known about fast-moving plants as a reference, the fits place each species on an active↔passive spectrum and yield a per-species prediction for the untested species (Section 6). We predict, not conclude.</w:t>
       </w:r>
     </w:p>
     <w:p>
@@ -235,12 +203,50 @@
       </w:pPr>
       <w:r>
         <w:rPr>
+          <w:b/>
+          <w:bCs/>
+          <w:sz w:val="22"/>
+          <w:szCs w:val="22"/>
+        </w:rPr>
+        <w:t xml:space="preserve">5. It groups species by every parameter and tests phylogeny. </w:t>
+      </w:r>
+      <w:r>
+        <w:rPr>
+          <w:sz w:val="22"/>
+          <w:szCs w:val="22"/>
+        </w:rPr>
+        <w:t xml:space="preserve">Clustering on all parameters (CV, attenuation, broadening, waveform fidelity, dispersion, potential type) shows the propagation profile is </w:t>
+      </w:r>
+      <w:r>
+        <w:rPr>
+          <w:b/>
+          <w:bCs/>
+          <w:sz w:val="22"/>
+          <w:szCs w:val="22"/>
+        </w:rPr>
+        <w:t xml:space="preserve">not</w:t>
+      </w:r>
+      <w:r>
+        <w:rPr>
+          <w:sz w:val="22"/>
+          <w:szCs w:val="22"/>
+        </w:rPr>
+        <w:t xml:space="preserve"> phylogenetically structured — e.g. Solanaceae are not internally more similar than average (Section 7).</w:t>
+      </w:r>
+    </w:p>
+    <w:p>
+      <w:pPr>
+        <w:spacing w:after="120"/>
+        <w:jc w:val="both"/>
+      </w:pPr>
+      <w:r>
+        <w:rPr>
           <w:i/>
           <w:iCs/>
           <w:sz w:val="22"/>
           <w:szCs w:val="22"/>
         </w:rPr>
-        <w:t xml:space="preserve">A note on figures. This is a working report; not every figure belongs in the manuscript. Section 12 lists which figures we consider manuscript candidates versus supporting / diagnostic material.</w:t>
+        <w:t xml:space="preserve">This is a working report; Section 10 lists which figures are manuscript candidates versus supporting material.</w:t>
       </w:r>
     </w:p>
     <w:p>
@@ -262,7 +268,7 @@
           <w:sz w:val="22"/>
           <w:szCs w:val="22"/>
         </w:rPr>
-        <w:t xml:space="preserve">Each channel is baseline-subtracted and low-pass filtered for detection; the earlier-peaking channel is labelled </w:t>
+        <w:t xml:space="preserve">Each channel is baseline-subtracted and filtered; the earlier-peaking channel is labelled </w:t>
       </w:r>
       <w:r>
         <w:rPr>
@@ -278,23 +284,23 @@
           <w:sz w:val="22"/>
           <w:szCs w:val="22"/>
         </w:rPr>
-        <w:t xml:space="preserve">. Inter-channel delay is measured by windowed cross-correlation (primary), with a peak-to-peak cross-check and — because the two electrodes share a soil/earth reference — a common-mode-robust 2-tap model (Section 5). </w:t>
-      </w:r>
-      <w:r>
-        <w:rPr>
-          <w:b/>
-          <w:bCs/>
-          <w:sz w:val="22"/>
-          <w:szCs w:val="22"/>
-        </w:rPr>
-        <w:t xml:space="preserve">Peak detection differs by plant class, as in the manual analysis: </w:t>
-      </w:r>
-      <w:r>
-        <w:rPr>
-          <w:sz w:val="22"/>
-          <w:szCs w:val="22"/>
-        </w:rPr>
-        <w:t xml:space="preserve">the slow (non-rapid) plants are timed on the dominant deflection, but the rapid-movement plants (Venus flytrap, Sensitive Mimosa) fire a sharp, fast action potential, so they are timed on the </w:t>
+        <w:t xml:space="preserve">. </w:t>
+      </w:r>
+      <w:r>
+        <w:rPr>
+          <w:b/>
+          <w:bCs/>
+          <w:sz w:val="22"/>
+          <w:szCs w:val="22"/>
+        </w:rPr>
+        <w:t xml:space="preserve">Peak detection is plant-class-aware, as in the manual analysis: </w:t>
+      </w:r>
+      <w:r>
+        <w:rPr>
+          <w:sz w:val="22"/>
+          <w:szCs w:val="22"/>
+        </w:rPr>
+        <w:t xml:space="preserve">slow (variation-potential) recordings are timed on the dominant deflection, while rapid-movement plants (Venus flytrap, Sensitive Mimosa) fire a sharp, often biphasic action potential and are timed on the </w:t>
       </w:r>
       <w:r>
         <w:rPr>
@@ -310,7 +316,7 @@
           <w:sz w:val="22"/>
           <w:szCs w:val="22"/>
         </w:rPr>
-        <w:t xml:space="preserve"> (≥ 0.5× the maximum) on an AP-preserving 0.15–15 Hz band-pass — the default low-pass over-smooths the AP and mistimes it. CV = inter-electrode distance / delay; distances are cross-referenced from the “Todo Data Resumen” spreadsheet (166/176 recordings). Transformation metrics: amplitude attenuation (far/near peak), temporal broadening (far/near FWHM), waveform similarity. Recordings are quality-gated; 166/176 pass. The pipeline reports three CV columns per recording — </w:t>
+        <w:t xml:space="preserve"> (≥ 0.5× max) on an AP-preserving 0.15–15 Hz band-pass. Inter-channel delay uses windowed cross-correlation, with a common-mode-robust 2-tap model where the shared soil reference dominates (Section 5). CV = inter-electrode distance / delay; distances come from the “Todo Data Resumen” spreadsheet (166/176 recordings). Transformation metrics: amplitude attenuation, temporal broadening (FWHM), waveform similarity. The pipeline reports three CV columns — </w:t>
       </w:r>
       <w:r>
         <w:rPr>
@@ -326,7 +332,7 @@
           <w:sz w:val="22"/>
           <w:szCs w:val="22"/>
         </w:rPr>
-        <w:t xml:space="preserve"> (default), </w:t>
+        <w:t xml:space="preserve">, </w:t>
       </w:r>
       <w:r>
         <w:rPr>
@@ -342,7 +348,7 @@
           <w:sz w:val="22"/>
           <w:szCs w:val="22"/>
         </w:rPr>
-        <w:t xml:space="preserve"> (common-mode-robust), and </w:t>
+        <w:t xml:space="preserve">, and </w:t>
       </w:r>
       <w:r>
         <w:rPr>
@@ -362,12 +368,17 @@
       </w:r>
     </w:p>
     <w:p>
+      <w:r>
+        <w:br w:type="page"/>
+      </w:r>
+    </w:p>
+    <w:p>
       <w:pPr>
         <w:pStyle w:val="Heading1"/>
         <w:spacing w:after="120" w:before="260"/>
       </w:pPr>
       <w:r>
-        <w:t xml:space="preserve">3. Conduction velocity</w:t>
+        <w:t xml:space="preserve">3. Reproducing the manual analysis (Contreras et al.)</w:t>
       </w:r>
     </w:p>
     <w:p>
@@ -380,7 +391,61 @@
           <w:sz w:val="22"/>
           <w:szCs w:val="22"/>
         </w:rPr>
-        <w:t xml:space="preserve">Median CV ranges from ~2 mm/s (Argentian Dollar) to ~33 mm/s (Venus flytrap). The estimate is internally consistent: the delay scales with electrode distance (ρ = 0.36, p = 3×10⁻⁶) and CV is independent of the spacing used (ρ ≈ 0), as a true velocity must be.</w:t>
+        <w:t xml:space="preserve">We validate against the manual analysis in </w:t>
+      </w:r>
+      <w:r>
+        <w:rPr>
+          <w:i/>
+          <w:iCs/>
+          <w:sz w:val="22"/>
+          <w:szCs w:val="22"/>
+        </w:rPr>
+        <w:t xml:space="preserve">Electrical Conduction Velocity Across Species of Rapid Movement and Non-Rapid Movement Plants</w:t>
+      </w:r>
+      <w:r>
+        <w:rPr>
+          <w:sz w:val="22"/>
+          <w:szCs w:val="22"/>
+        </w:rPr>
+        <w:t xml:space="preserve"> (Contreras, Morales, Rojas, Serbe-Kamp, Marzullo), Table 1. Both analyses use the same recordings.</w:t>
+      </w:r>
+    </w:p>
+    <w:p>
+      <w:pPr>
+        <w:spacing w:after="120"/>
+        <w:jc w:val="both"/>
+      </w:pPr>
+      <w:r>
+        <w:rPr>
+          <w:b/>
+          <w:bCs/>
+          <w:sz w:val="22"/>
+          <w:szCs w:val="22"/>
+        </w:rPr>
+        <w:t xml:space="preserve">Strong agreement: Pearson r = 0.94 across 13 species (0.99 excluding Sensitive Mimosa). </w:t>
+      </w:r>
+      <w:r>
+        <w:rPr>
+          <w:sz w:val="22"/>
+          <w:szCs w:val="22"/>
+        </w:rPr>
+        <w:t xml:space="preserve">The non-rapid group mean matches almost exactly (automatic 8.0 vs manual 7.7 mm/s); Venus flytrap agrees (32.9 vs 35.3). Using the experimenters’ own delays, the </w:t>
+      </w:r>
+      <w:r>
+        <w:rPr>
+          <w:i/>
+          <w:iCs/>
+          <w:sz w:val="22"/>
+          <w:szCs w:val="22"/>
+        </w:rPr>
+        <w:t xml:space="preserve">cv_manual</w:t>
+      </w:r>
+      <w:r>
+        <w:rPr>
+          <w:sz w:val="22"/>
+          <w:szCs w:val="22"/>
+        </w:rPr>
+        <w:t xml:space="preserve"> column reproduces the manuscript exactly (Mimosa 30.6, Venus 35.7 mm/s).</w:t>
       </w:r>
     </w:p>
     <w:p>
@@ -446,87 +511,6 @@
       </w:r>
     </w:p>
     <w:p>
-      <w:r>
-        <w:br w:type="page"/>
-      </w:r>
-    </w:p>
-    <w:p>
-      <w:pPr>
-        <w:pStyle w:val="Heading1"/>
-        <w:spacing w:after="120" w:before="260"/>
-      </w:pPr>
-      <w:r>
-        <w:t xml:space="preserve">4. Validation against the manual analysis (Contreras et al.)</w:t>
-      </w:r>
-    </w:p>
-    <w:p>
-      <w:pPr>
-        <w:spacing w:after="120"/>
-        <w:jc w:val="both"/>
-      </w:pPr>
-      <w:r>
-        <w:rPr>
-          <w:sz w:val="22"/>
-          <w:szCs w:val="22"/>
-        </w:rPr>
-        <w:t xml:space="preserve">Validated against </w:t>
-      </w:r>
-      <w:r>
-        <w:rPr>
-          <w:i/>
-          <w:iCs/>
-          <w:sz w:val="22"/>
-          <w:szCs w:val="22"/>
-        </w:rPr>
-        <w:t xml:space="preserve">Electrical Conduction Velocity Across Species of Rapid Movement and Non-Rapid Movement Plants</w:t>
-      </w:r>
-      <w:r>
-        <w:rPr>
-          <w:sz w:val="22"/>
-          <w:szCs w:val="22"/>
-        </w:rPr>
-        <w:t xml:space="preserve"> (Contreras, Morales, Rojas, Serbe-Kamp, Marzullo; Plant Signaling &amp; Behavior), Table 1. Both analyses use the same recordings.</w:t>
-      </w:r>
-    </w:p>
-    <w:p>
-      <w:pPr>
-        <w:spacing w:after="120"/>
-        <w:jc w:val="both"/>
-      </w:pPr>
-      <w:r>
-        <w:rPr>
-          <w:b/>
-          <w:bCs/>
-          <w:sz w:val="22"/>
-          <w:szCs w:val="22"/>
-        </w:rPr>
-        <w:t xml:space="preserve">Strong agreement: Pearson r = 0.94 across 13 species (0.99 excluding Sensitive Mimosa). </w:t>
-      </w:r>
-      <w:r>
-        <w:rPr>
-          <w:sz w:val="22"/>
-          <w:szCs w:val="22"/>
-        </w:rPr>
-        <w:t xml:space="preserve">The non-rapid group mean matches almost exactly (automatic 8.0 ± 6.3 vs manual 7.7 ± 6.5 mm/s), and Venus flytrap agrees (32.9 vs 35.3). Using the experimenters’ own delays, the </w:t>
-      </w:r>
-      <w:r>
-        <w:rPr>
-          <w:i/>
-          <w:iCs/>
-          <w:sz w:val="22"/>
-          <w:szCs w:val="22"/>
-        </w:rPr>
-        <w:t xml:space="preserve">cv_manual</w:t>
-      </w:r>
-      <w:r>
-        <w:rPr>
-          <w:sz w:val="22"/>
-          <w:szCs w:val="22"/>
-        </w:rPr>
-        <w:t xml:space="preserve"> column reproduces the manuscript exactly (Mimosa 30.6, Venus 35.7 mm/s).</w:t>
-      </w:r>
-    </w:p>
-    <w:p>
       <w:pPr>
         <w:spacing w:after="40" w:before="160"/>
         <w:jc w:val="center"/>
@@ -585,7 +569,7 @@
           <w:sz w:val="17"/>
           <w:szCs w:val="17"/>
         </w:rPr>
-        <w:t xml:space="preserve">Figure 2. Automatic CV vs the manual CV, per species (mean ± SD). Points on the dashed identity line agree; only Sensitive Mimosa sits clearly below (see text).</w:t>
+        <w:t xml:space="preserve">Figure 2. Automatic CV vs manual CV, per species (mean ± SD). Points on the identity line agree; only Sensitive Mimosa sits clearly below (see text).</w:t>
       </w:r>
     </w:p>
     <w:p>
@@ -647,7 +631,7 @@
           <w:sz w:val="17"/>
           <w:szCs w:val="17"/>
         </w:rPr>
-        <w:t xml:space="preserve">Figure 3. The underlying agreement: our measured inter-channel delay vs the experimenters’ manual delay (Tiempo), recording by recording, on the identity line.</w:t>
+        <w:t xml:space="preserve">Figure 3. The underlying agreement: our measured inter-channel delay vs the manual delay (Tiempo), recording by recording, on the identity line.</w:t>
       </w:r>
     </w:p>
     <w:p>
@@ -662,68 +646,14 @@
           <w:sz w:val="22"/>
           <w:szCs w:val="22"/>
         </w:rPr>
-        <w:t xml:space="preserve">The rapid-plant peak-detection fix. </w:t>
-      </w:r>
-      <w:r>
-        <w:rPr>
-          <w:sz w:val="22"/>
-          <w:szCs w:val="22"/>
-        </w:rPr>
-        <w:t xml:space="preserve">The rapid-movement plants needed a different peak detector (Methods): switching to first-prominent-peak detection on an AP-preserving filter recovers the sharp AP and reproduces the manual delay for the majority of these recordings, and it raised Venus flytrap from 29.7 to 32.9 mm/s (vs manual 35.3). For non-rapid plants the default cross-correlation already matches the manual delays best (a fast-onset estimator and three variants were tested and were less accurate — median error 0.20 s vs 1.80 s; see the bakeoff figure).</w:t>
-      </w:r>
-    </w:p>
-    <w:p>
-      <w:pPr>
-        <w:spacing w:after="120"/>
-        <w:jc w:val="both"/>
-      </w:pPr>
-      <w:r>
-        <w:rPr>
-          <w:b/>
-          <w:bCs/>
-          <w:sz w:val="22"/>
-          <w:szCs w:val="22"/>
-        </w:rPr>
-        <w:t xml:space="preserve">The remaining Sensitive Mimosa gap (automatic 19.9 vs manual 32.4) is a measurement-floor limit, not a code error. </w:t>
-      </w:r>
-      <w:r>
-        <w:rPr>
-          <w:sz w:val="22"/>
-          <w:szCs w:val="22"/>
-        </w:rPr>
-        <w:t xml:space="preserve">On the slow Mimosa recordings the two delays match. The gap is a handful of fast recordings (July batch) whose inter-electrode delay is </w:t>
-      </w:r>
-      <w:r>
-        <w:rPr>
-          <w:b/>
-          <w:bCs/>
-          <w:sz w:val="22"/>
-          <w:szCs w:val="22"/>
-        </w:rPr>
-        <w:t xml:space="preserve">unresolvable</w:t>
-      </w:r>
-      <w:r>
-        <w:rPr>
-          <w:sz w:val="22"/>
-          <w:szCs w:val="22"/>
-        </w:rPr>
-        <w:t xml:space="preserve">: isolating the sharp AP (high-pass) and cross-correlating gives ≈ 0 s — the AP reaches both closely-spaced electrodes essentially simultaneously — while the same test recovers the delay on the slower recordings (e.g. 1.07 vs manual 1.04 s). The manual 0.2–0.34 s values on those recordings sit at the timing floor, which is exactly why Mimosa’s manual SD (21.6) nearly equals its mean (32.4). Both analyses agree Mimosa is a fast, rapid-movement outlier; the exact value is intrinsically uncertain. To reproduce the manuscript number, use </w:t>
-      </w:r>
-      <w:r>
-        <w:rPr>
-          <w:i/>
-          <w:iCs/>
-          <w:sz w:val="22"/>
-          <w:szCs w:val="22"/>
-        </w:rPr>
-        <w:t xml:space="preserve">cv_manual</w:t>
-      </w:r>
-      <w:r>
-        <w:rPr>
-          <w:sz w:val="22"/>
-          <w:szCs w:val="22"/>
-        </w:rPr>
-        <w:t xml:space="preserve">.</w:t>
+        <w:t xml:space="preserve">What made this work — plant-class-aware detection. </w:t>
+      </w:r>
+      <w:r>
+        <w:rPr>
+          <w:sz w:val="22"/>
+          <w:szCs w:val="22"/>
+        </w:rPr>
+        <w:t xml:space="preserve">The rapid-movement plants needed the first-prominent-peak detector (Methods): the default low-pass over-smooths the sharp AP and mistimes it. Switching detectors reproduced the manual delay for most Mimosa/Venus recordings and raised Venus from 29.7 to 32.9 mm/s. For non-rapid plants the default cross-correlation already matched best (a fast-onset estimator and three variants were tested and rejected — median error 0.20 s vs 1.80 s; bakeoff figure).</w:t>
       </w:r>
     </w:p>
     <w:p>
@@ -785,7 +715,7 @@
           <w:sz w:val="17"/>
           <w:szCs w:val="17"/>
         </w:rPr>
-        <w:t xml:space="preserve">Figure 4. Delay-estimator bakeoff against the manual per-recording delays for the non-rapid plants (lower = better). The default cross-correlation wins for every species; the fast-onset variants were rejected on this evidence. (Rapid plants use first-prominent detection instead — Methods.)</w:t>
+        <w:t xml:space="preserve">Figure 4. Delay-estimator bakeoff for the non-rapid plants (lower = better): the default cross-correlation wins for every species. Rapid plants use first-prominent detection instead (Methods).</w:t>
       </w:r>
     </w:p>
     <w:p>
@@ -800,14 +730,14 @@
           <w:sz w:val="22"/>
           <w:szCs w:val="22"/>
         </w:rPr>
-        <w:t xml:space="preserve">Metadata corrected from the paper: </w:t>
-      </w:r>
-      <w:r>
-        <w:rPr>
-          <w:sz w:val="22"/>
-          <w:szCs w:val="22"/>
-        </w:rPr>
-        <w:t xml:space="preserve">Hierbabuena = Clinopodium douglasii (not Mentha); Chilean Chile = Capsicum baccatum; Argentian Dollar = Plectranthus purpuratus. Amplifier passband ~0.2–130 Hz (a custom rig), not the 0.07–8.8 Hz stock SpikerBox.</w:t>
+        <w:t xml:space="preserve">The residual Sensitive Mimosa gap (automatic 19.9 vs manual 32.4) is a measurement-floor limit, not a code error. </w:t>
+      </w:r>
+      <w:r>
+        <w:rPr>
+          <w:sz w:val="22"/>
+          <w:szCs w:val="22"/>
+        </w:rPr>
+        <w:t xml:space="preserve">On the fast (July) Mimosa recordings, isolating the sharp AP (high-pass) and cross-correlating gives ≈ 0 s — the AP reaches both closely-spaced electrodes essentially simultaneously — while the same test recovers the slower recordings (1.07 vs manual 1.04 s). Those manual 0.2–0.34 s values sit at the timing floor, which is why Mimosa’s manual SD (21.6) nearly equals its mean. Part of Mimosa’s spread is also that it contains two signal types (Section 4). Metadata corrected from the paper: Hierbabuena = Clinopodium douglasii; Chilean Chile = Capsicum baccatum; amplifier ≈ 0.2–130 Hz.</w:t>
       </w:r>
     </w:p>
     <w:p>
@@ -821,7 +751,7 @@
         <w:spacing w:after="120" w:before="260"/>
       </w:pPr>
       <w:r>
-        <w:t xml:space="preserve">5. Channel integrity: the shared reference and how the delay is recovered</w:t>
+        <w:t xml:space="preserve">4. Two potential types: action potentials and variation potentials</w:t>
       </w:r>
     </w:p>
     <w:p>
@@ -834,55 +764,109 @@
           <w:sz w:val="22"/>
           <w:szCs w:val="22"/>
         </w:rPr>
-        <w:t xml:space="preserve">The two channels are </w:t>
-      </w:r>
-      <w:r>
-        <w:rPr>
-          <w:b/>
-          <w:bCs/>
-          <w:sz w:val="22"/>
-          <w:szCs w:val="22"/>
-        </w:rPr>
-        <w:t xml:space="preserve">correlated, and that is expected</w:t>
-      </w:r>
-      <w:r>
-        <w:rPr>
-          <w:sz w:val="22"/>
-          <w:szCs w:val="22"/>
-        </w:rPr>
-        <w:t xml:space="preserve">: both electrodes share a soil/earth reference, so any whole-plant potential or reference fluctuation appears in both (baseline correlation pooled r ≈ 0.66). This is a normal referential montage, not amplifier crosstalk — and it does </w:t>
-      </w:r>
-      <w:r>
-        <w:rPr>
-          <w:b/>
-          <w:bCs/>
-          <w:sz w:val="22"/>
-          <w:szCs w:val="22"/>
-        </w:rPr>
-        <w:t xml:space="preserve">not</w:t>
-      </w:r>
-      <w:r>
-        <w:rPr>
-          <w:sz w:val="22"/>
-          <w:szCs w:val="22"/>
-        </w:rPr>
-        <w:t xml:space="preserve"> prevent measuring the delay. A common-mode-robust 2-tap model, far(t) = a·near(t) + b·near(t−τ), separates the shared/instantaneous part (a) from the propagated part (b) at lag τ; across species the delayed fraction is 0.68–0.90 and τ is sign-consistent (75–100%). This is why Venus flytrap’s fast CV is genuine — a small electrode spacing gives a small </w:t>
-      </w:r>
-      <w:r>
-        <w:rPr>
-          <w:i/>
-          <w:iCs/>
-          <w:sz w:val="22"/>
-          <w:szCs w:val="22"/>
-        </w:rPr>
-        <w:t xml:space="preserve">but real</w:t>
-      </w:r>
-      <w:r>
-        <w:rPr>
-          <w:sz w:val="22"/>
-          <w:szCs w:val="22"/>
-        </w:rPr>
-        <w:t xml:space="preserve"> delay plus strong volume-conduction correlation.</w:t>
+        <w:t xml:space="preserve">Mimosa pudica and other plants fire </w:t>
+      </w:r>
+      <w:r>
+        <w:rPr>
+          <w:b/>
+          <w:bCs/>
+          <w:sz w:val="22"/>
+          <w:szCs w:val="22"/>
+        </w:rPr>
+        <w:t xml:space="preserve">two</w:t>
+      </w:r>
+      <w:r>
+        <w:rPr>
+          <w:sz w:val="22"/>
+          <w:szCs w:val="22"/>
+        </w:rPr>
+        <w:t xml:space="preserve"> kinds of electrical signal: a fast, often biphasic </w:t>
+      </w:r>
+      <w:r>
+        <w:rPr>
+          <w:b/>
+          <w:bCs/>
+          <w:sz w:val="22"/>
+          <w:szCs w:val="22"/>
+        </w:rPr>
+        <w:t xml:space="preserve">action potential</w:t>
+      </w:r>
+      <w:r>
+        <w:rPr>
+          <w:sz w:val="22"/>
+          <w:szCs w:val="22"/>
+        </w:rPr>
+        <w:t xml:space="preserve"> (non-damaging stimuli; ~1 s; ~2–3 cm/s) and a slow, long-lasting </w:t>
+      </w:r>
+      <w:r>
+        <w:rPr>
+          <w:b/>
+          <w:bCs/>
+          <w:sz w:val="22"/>
+          <w:szCs w:val="22"/>
+        </w:rPr>
+        <w:t xml:space="preserve">variation potential</w:t>
+      </w:r>
+      <w:r>
+        <w:rPr>
+          <w:sz w:val="22"/>
+          <w:szCs w:val="22"/>
+        </w:rPr>
+        <w:t xml:space="preserve"> (wounding; tens–hundreds of seconds; decremental) — Volkov 2010; Fromm &amp; Lautner 2007. Classifying each recording by the duration of its dominant deflection gives a clearly </w:t>
+      </w:r>
+      <w:r>
+        <w:rPr>
+          <w:b/>
+          <w:bCs/>
+          <w:sz w:val="22"/>
+          <w:szCs w:val="22"/>
+        </w:rPr>
+        <w:t xml:space="preserve">bimodal</w:t>
+      </w:r>
+      <w:r>
+        <w:rPr>
+          <w:sz w:val="22"/>
+          <w:szCs w:val="22"/>
+        </w:rPr>
+        <w:t xml:space="preserve"> distribution — 120 AP-like (&lt; 2 s) and 56 VP-like (&gt; 2 s). Sensitive Mimosa itself splits 14 AP-like / 4 VP-like and Venus flytrap 13 / 5, so their wide CV spread partly reflects a mixture of the two types.</w:t>
+      </w:r>
+    </w:p>
+    <w:p>
+      <w:pPr>
+        <w:spacing w:after="120"/>
+        <w:jc w:val="both"/>
+      </w:pPr>
+      <w:r>
+        <w:rPr>
+          <w:b/>
+          <w:bCs/>
+          <w:sz w:val="22"/>
+          <w:szCs w:val="22"/>
+        </w:rPr>
+        <w:t xml:space="preserve">The type changes the model fit (a preview of Section 6). </w:t>
+      </w:r>
+      <w:r>
+        <w:rPr>
+          <w:sz w:val="22"/>
+          <w:szCs w:val="22"/>
+        </w:rPr>
+        <w:t xml:space="preserve">VP-like recordings need about </w:t>
+      </w:r>
+      <w:r>
+        <w:rPr>
+          <w:b/>
+          <w:bCs/>
+          <w:sz w:val="22"/>
+          <w:szCs w:val="22"/>
+        </w:rPr>
+        <w:t xml:space="preserve">twice</w:t>
+      </w:r>
+      <w:r>
+        <w:rPr>
+          <w:sz w:val="22"/>
+          <w:szCs w:val="22"/>
+        </w:rPr>
+        <w:t xml:space="preserve"> the passive dispersion σ of AP-like ones (0.45 vs 0.25 s, p ≈ 0.05) and conduct slightly slower — i.e. VP-like are more passive/decremental and AP-like more shape-preserving/active. A biophysical action-potential model (Section 6) is the right model for the AP-type recordings; the VP-type would need a passive/hydraulic model instead.</w:t>
       </w:r>
     </w:p>
     <w:p>
@@ -893,7 +877,7 @@
       <w:r>
         <w:drawing>
           <wp:inline distT="0" distB="0" distL="0" distR="0">
-            <wp:extent cx="5715000" cy="4191000"/>
+            <wp:extent cx="5715000" cy="1752600"/>
             <wp:effectExtent t="0" r="0" b="0" l="0"/>
             <wp:docPr id="1" name="" descr="" title=""/>
             <wp:cNvGraphicFramePr>
@@ -918,7 +902,7 @@
                   <pic:spPr bwMode="auto">
                     <a:xfrm>
                       <a:off x="0" y="0"/>
-                      <a:ext cx="5715000" cy="4191000"/>
+                      <a:ext cx="5715000" cy="1752600"/>
                     </a:xfrm>
                     <a:prstGeom prst="rect">
                       <a:avLst/>
@@ -944,7 +928,7 @@
           <w:sz w:val="17"/>
           <w:szCs w:val="17"/>
         </w:rPr>
-        <w:t xml:space="preserve">Figure 5. Both channels, full trace and pre-stimulus baseline zoom. Mimosa: baseline r = 0.96 (shared slow wave via the common ground). Cannabis: r = 0.20 (weakly coupled, clean delay). Venus: a sharp spike in both channels close together — a small real delay plus volume conduction.</w:t>
+        <w:t xml:space="preserve">Figure 5. Each recording classified as a fast action potential (AP-like, &lt; 2 s) or slow variation potential (VP-like, &gt; 2 s). Left: bimodal duration distribution. Middle: VP-like need more passive dispersion (more decremental). Right: AP-like conduct faster.</w:t>
       </w:r>
     </w:p>
     <w:p>
@@ -958,7 +942,7 @@
         <w:spacing w:after="120" w:before="260"/>
       </w:pPr>
       <w:r>
-        <w:t xml:space="preserve">6. How the signal changes from near to far</w:t>
+        <w:t xml:space="preserve">5. From near to far: comparing the two channels</w:t>
       </w:r>
     </w:p>
     <w:p>
@@ -971,55 +955,23 @@
           <w:sz w:val="22"/>
           <w:szCs w:val="22"/>
         </w:rPr>
-        <w:t xml:space="preserve">From the near to the far electrode the potential </w:t>
-      </w:r>
-      <w:r>
-        <w:rPr>
-          <w:b/>
-          <w:bCs/>
-          <w:sz w:val="22"/>
-          <w:szCs w:val="22"/>
-        </w:rPr>
-        <w:t xml:space="preserve">attenuates</w:t>
-      </w:r>
-      <w:r>
-        <w:rPr>
-          <w:sz w:val="22"/>
-          <w:szCs w:val="22"/>
-        </w:rPr>
-        <w:t xml:space="preserve"> (far/near amplitude median ≈ 0.44), </w:t>
-      </w:r>
-      <w:r>
-        <w:rPr>
-          <w:b/>
-          <w:bCs/>
-          <w:sz w:val="22"/>
-          <w:szCs w:val="22"/>
-        </w:rPr>
-        <w:t xml:space="preserve">broadens</w:t>
-      </w:r>
-      <w:r>
-        <w:rPr>
-          <w:sz w:val="22"/>
-          <w:szCs w:val="22"/>
-        </w:rPr>
-        <w:t xml:space="preserve"> (FWHM ratio ≈ 1.31), yet largely </w:t>
-      </w:r>
-      <w:r>
-        <w:rPr>
-          <w:b/>
-          <w:bCs/>
-          <w:sz w:val="22"/>
-          <w:szCs w:val="22"/>
-        </w:rPr>
-        <w:t xml:space="preserve">preserves its shape</w:t>
-      </w:r>
-      <w:r>
-        <w:rPr>
-          <w:sz w:val="22"/>
-          <w:szCs w:val="22"/>
-        </w:rPr>
-        <w:t xml:space="preserve"> (waveform correlation ≈ 0.80). Within-species spread is large — it exceeds the between-species differences.</w:t>
+        <w:t xml:space="preserve">The two channels are </w:t>
+      </w:r>
+      <w:r>
+        <w:rPr>
+          <w:b/>
+          <w:bCs/>
+          <w:sz w:val="22"/>
+          <w:szCs w:val="22"/>
+        </w:rPr>
+        <w:t xml:space="preserve">correlated by design</w:t>
+      </w:r>
+      <w:r>
+        <w:rPr>
+          <w:sz w:val="22"/>
+          <w:szCs w:val="22"/>
+        </w:rPr>
+        <w:t xml:space="preserve"> — both electrodes share a soil/earth reference, so any whole-plant potential appears in both (baseline r ≈ 0.66). This is a normal referential montage, not crosstalk, and it does not prevent measuring the delay (a common-mode-robust 2-tap model separates the shared part from the propagated part).</w:t>
       </w:r>
     </w:p>
     <w:p>
@@ -1030,7 +982,7 @@
       <w:r>
         <w:drawing>
           <wp:inline distT="0" distB="0" distL="0" distR="0">
-            <wp:extent cx="5715000" cy="5715000"/>
+            <wp:extent cx="5715000" cy="4191000"/>
             <wp:effectExtent t="0" r="0" b="0" l="0"/>
             <wp:docPr id="1" name="" descr="" title=""/>
             <wp:cNvGraphicFramePr>
@@ -1055,7 +1007,7 @@
                   <pic:spPr bwMode="auto">
                     <a:xfrm>
                       <a:off x="0" y="0"/>
-                      <a:ext cx="5715000" cy="5715000"/>
+                      <a:ext cx="5715000" cy="4191000"/>
                     </a:xfrm>
                     <a:prstGeom prst="rect">
                       <a:avLst/>
@@ -1081,7 +1033,29 @@
           <w:sz w:val="17"/>
           <w:szCs w:val="17"/>
         </w:rPr>
-        <w:t xml:space="preserve">Figure 6. Near vs far response per species, each self-aligned on its own peak (arbitrary gap), BOTH normalised to the near peak so the far amplitude drop is visible. Thick = median, band = IQR. The far/near amplitude ratio is printed per panel (e.g. Argentian Dollar 0.15, Ornamental Chile 0.19; Tomato and the chiles preserve amplitude best).</w:t>
+        <w:t xml:space="preserve">Figure 6. Both channels, full trace and pre-stimulus baseline. Mimosa: baseline r = 0.96 (shared slow wave via the common ground). Cannabis: r = 0.20 (clean delay). Venus: a sharp spike in both channels close together.</w:t>
+      </w:r>
+    </w:p>
+    <w:p>
+      <w:pPr>
+        <w:spacing w:after="120"/>
+        <w:jc w:val="both"/>
+      </w:pPr>
+      <w:r>
+        <w:rPr>
+          <w:b/>
+          <w:bCs/>
+          <w:sz w:val="22"/>
+          <w:szCs w:val="22"/>
+        </w:rPr>
+        <w:t xml:space="preserve">From near to far the potential attenuates and broadens, while largely preserving its shape </w:t>
+      </w:r>
+      <w:r>
+        <w:rPr>
+          <w:sz w:val="22"/>
+          <w:szCs w:val="22"/>
+        </w:rPr>
+        <w:t xml:space="preserve">(far/near amplitude median ≈ 0.44, FWHM ratio ≈ 1.31, waveform correlation ≈ 0.80). Within-species spread exceeds between-species differences.</w:t>
       </w:r>
     </w:p>
     <w:p>
@@ -1092,7 +1066,7 @@
       <w:r>
         <w:drawing>
           <wp:inline distT="0" distB="0" distL="0" distR="0">
-            <wp:extent cx="5715000" cy="1752600"/>
+            <wp:extent cx="5715000" cy="5715000"/>
             <wp:effectExtent t="0" r="0" b="0" l="0"/>
             <wp:docPr id="1" name="" descr="" title=""/>
             <wp:cNvGraphicFramePr>
@@ -1117,7 +1091,7 @@
                   <pic:spPr bwMode="auto">
                     <a:xfrm>
                       <a:off x="0" y="0"/>
-                      <a:ext cx="5715000" cy="1752600"/>
+                      <a:ext cx="5715000" cy="5715000"/>
                     </a:xfrm>
                     <a:prstGeom prst="rect">
                       <a:avLst/>
@@ -1143,7 +1117,7 @@
           <w:sz w:val="17"/>
           <w:szCs w:val="17"/>
         </w:rPr>
-        <w:t xml:space="preserve">Figure 7. The same three metrics pooled across all recordings: amplitude ratio (median 0.44), width ratio (1.31), and waveform similarity (0.80).</w:t>
+        <w:t xml:space="preserve">Figure 7. Near vs far response per species, each self-aligned on its own peak (arbitrary gap), both normalised to the near peak so the far amplitude drop is visible. Thick = median, band = IQR; far/near ratio printed per panel.</w:t>
       </w:r>
     </w:p>
     <w:p>
@@ -1154,7 +1128,7 @@
       <w:r>
         <w:drawing>
           <wp:inline distT="0" distB="0" distL="0" distR="0">
-            <wp:extent cx="5715000" cy="4572000"/>
+            <wp:extent cx="5715000" cy="1752600"/>
             <wp:effectExtent t="0" r="0" b="0" l="0"/>
             <wp:docPr id="1" name="" descr="" title=""/>
             <wp:cNvGraphicFramePr>
@@ -1179,7 +1153,7 @@
                   <pic:spPr bwMode="auto">
                     <a:xfrm>
                       <a:off x="0" y="0"/>
-                      <a:ext cx="5715000" cy="4572000"/>
+                      <a:ext cx="5715000" cy="1752600"/>
                     </a:xfrm>
                     <a:prstGeom prst="rect">
                       <a:avLst/>
@@ -1205,50 +1179,7 @@
           <w:sz w:val="17"/>
           <w:szCs w:val="17"/>
         </w:rPr>
-        <w:t xml:space="preserve">Figure 8. Attenuation vs broadening co-vary: signals that lose amplitude also disperse (passive low-pass filtering); those that keep amplitude keep their shape.</w:t>
-      </w:r>
-    </w:p>
-    <w:p>
-      <w:r>
-        <w:br w:type="page"/>
-      </w:r>
-    </w:p>
-    <w:p>
-      <w:pPr>
-        <w:pStyle w:val="Heading1"/>
-        <w:spacing w:after="120" w:before="260"/>
-      </w:pPr>
-      <w:r>
-        <w:t xml:space="preserve">7. Do these properties track evolutionary relationship?</w:t>
-      </w:r>
-    </w:p>
-    <w:p>
-      <w:pPr>
-        <w:spacing w:after="120"/>
-        <w:jc w:val="both"/>
-      </w:pPr>
-      <w:r>
-        <w:rPr>
-          <w:sz w:val="22"/>
-          <w:szCs w:val="22"/>
-        </w:rPr>
-        <w:t xml:space="preserve">No. A Mantel test between functional distance (the three transformation metrics) and taxonomic distance gives r = −0.02, p = 0.50; Kruskal–Wallis by family is non-significant (p &gt; 0.29). Congeners diverge as much as unrelated species — the two </w:t>
-      </w:r>
-      <w:r>
-        <w:rPr>
-          <w:b/>
-          <w:bCs/>
-          <w:sz w:val="22"/>
-          <w:szCs w:val="22"/>
-        </w:rPr>
-        <w:t xml:space="preserve">Capsicum</w:t>
-      </w:r>
-      <w:r>
-        <w:rPr>
-          <w:sz w:val="22"/>
-          <w:szCs w:val="22"/>
-        </w:rPr>
-        <w:t xml:space="preserve"> chiles are among the most different pairs. The transformation reflects the biophysics of each conduction event, not species identity.</w:t>
+        <w:t xml:space="preserve">Figure 8. The three metrics pooled across all recordings: amplitude ratio (median 0.44), width ratio (1.31), waveform similarity (0.80).</w:t>
       </w:r>
     </w:p>
     <w:p>
@@ -1259,7 +1190,7 @@
       <w:r>
         <w:drawing>
           <wp:inline distT="0" distB="0" distL="0" distR="0">
-            <wp:extent cx="5715000" cy="2857500"/>
+            <wp:extent cx="5715000" cy="4572000"/>
             <wp:effectExtent t="0" r="0" b="0" l="0"/>
             <wp:docPr id="1" name="" descr="" title=""/>
             <wp:cNvGraphicFramePr>
@@ -1284,7 +1215,7 @@
                   <pic:spPr bwMode="auto">
                     <a:xfrm>
                       <a:off x="0" y="0"/>
-                      <a:ext cx="5715000" cy="2857500"/>
+                      <a:ext cx="5715000" cy="4572000"/>
                     </a:xfrm>
                     <a:prstGeom prst="rect">
                       <a:avLst/>
@@ -1310,7 +1241,7 @@
           <w:sz w:val="17"/>
           <w:szCs w:val="17"/>
         </w:rPr>
-        <w:t xml:space="preserve">Figure 9. Species clustered by their near→far transformation profile; leaf colour = taxonomic family. Families are scattered, not clustered — no phylogenetic signal.</w:t>
+        <w:t xml:space="preserve">Figure 9. Attenuation vs broadening co-vary: signals that lose amplitude also disperse (passive low-pass filtering); those that keep amplitude keep their shape.</w:t>
       </w:r>
     </w:p>
     <w:p>
@@ -1324,7 +1255,7 @@
         <w:spacing w:after="120" w:before="260"/>
       </w:pPr>
       <w:r>
-        <w:t xml:space="preserve">8. Active or passive propagation? (what the data can and cannot say)</w:t>
+        <w:t xml:space="preserve">6. Active or passive? Modelling and predicting the propagation mode</w:t>
       </w:r>
     </w:p>
     <w:p>
@@ -1337,23 +1268,93 @@
           <w:sz w:val="22"/>
           <w:szCs w:val="22"/>
         </w:rPr>
-        <w:t xml:space="preserve">Plant signals span a spectrum from self-regenerating action potentials (AP; all-or-none, non-decremental, shape-preserving) to decremental variation potentials (VP; graded, dispersive, carried by a xylem hydraulic/chemical wave). </w:t>
-      </w:r>
-      <w:r>
-        <w:rPr>
-          <w:b/>
-          <w:bCs/>
-          <w:sz w:val="22"/>
-          <w:szCs w:val="22"/>
-        </w:rPr>
-        <w:t xml:space="preserve">Two surface electrodes cannot settle this cleanly</w:t>
-      </w:r>
-      <w:r>
-        <w:rPr>
-          <w:sz w:val="22"/>
-          <w:szCs w:val="22"/>
-        </w:rPr>
-        <w:t xml:space="preserve">, and two tempting metrics are confounded: (i) amplitude/gain reflects </w:t>
+        <w:t xml:space="preserve">Plant signals span a spectrum from self-regenerating action potentials (active; all-or-none, non-decremental, shape-preserving) to decremental variation potentials (passive; graded, dispersive). </w:t>
+      </w:r>
+      <w:r>
+        <w:rPr>
+          <w:b/>
+          <w:bCs/>
+          <w:sz w:val="22"/>
+          <w:szCs w:val="22"/>
+        </w:rPr>
+        <w:t xml:space="preserve">Two surface electrodes cannot settle this definitively</w:t>
+      </w:r>
+      <w:r>
+        <w:rPr>
+          <w:sz w:val="22"/>
+          <w:szCs w:val="22"/>
+        </w:rPr>
+        <w:t xml:space="preserve">, so we make a </w:t>
+      </w:r>
+      <w:r>
+        <w:rPr>
+          <w:b/>
+          <w:bCs/>
+          <w:sz w:val="22"/>
+          <w:szCs w:val="22"/>
+        </w:rPr>
+        <w:t xml:space="preserve">prediction</w:t>
+      </w:r>
+      <w:r>
+        <w:rPr>
+          <w:sz w:val="22"/>
+          <w:szCs w:val="22"/>
+        </w:rPr>
+        <w:t xml:space="preserve">, not a conclusion, using two amplitude-independent handles.</w:t>
+      </w:r>
+    </w:p>
+    <w:p>
+      <w:pPr>
+        <w:spacing w:after="120"/>
+        <w:jc w:val="both"/>
+      </w:pPr>
+      <w:r>
+        <w:rPr>
+          <w:b/>
+          <w:bCs/>
+          <w:sz w:val="22"/>
+          <w:szCs w:val="22"/>
+        </w:rPr>
+        <w:t xml:space="preserve">How we fit — and what we discarded. </w:t>
+      </w:r>
+      <w:r>
+        <w:rPr>
+          <w:sz w:val="22"/>
+          <w:szCs w:val="22"/>
+        </w:rPr>
+        <w:t xml:space="preserve">For every recording we predict the far trace from the near trace with an </w:t>
+      </w:r>
+      <w:r>
+        <w:rPr>
+          <w:b/>
+          <w:bCs/>
+          <w:sz w:val="22"/>
+          <w:szCs w:val="22"/>
+        </w:rPr>
+        <w:t xml:space="preserve">active</w:t>
+      </w:r>
+      <w:r>
+        <w:rPr>
+          <w:sz w:val="22"/>
+          <w:szCs w:val="22"/>
+        </w:rPr>
+        <w:t xml:space="preserve"> model (delayed copy, far ≈ g·near(t−τ)) and a </w:t>
+      </w:r>
+      <w:r>
+        <w:rPr>
+          <w:b/>
+          <w:bCs/>
+          <w:sz w:val="22"/>
+          <w:szCs w:val="22"/>
+        </w:rPr>
+        <w:t xml:space="preserve">passive</w:t>
+      </w:r>
+      <w:r>
+        <w:rPr>
+          <w:sz w:val="22"/>
+          <w:szCs w:val="22"/>
+        </w:rPr>
+        <w:t xml:space="preserve"> model (delayed + dispersed, far ≈ g·[Gaussian(σ)*near](t−τ)), each optimised to its best parameters. We fit the </w:t>
       </w:r>
       <w:r>
         <w:rPr>
@@ -1362,52 +1363,46 @@
           <w:sz w:val="22"/>
           <w:szCs w:val="22"/>
         </w:rPr>
-        <w:t xml:space="preserve">electrode coupling</w:t>
-      </w:r>
-      <w:r>
-        <w:rPr>
-          <w:sz w:val="22"/>
-          <w:szCs w:val="22"/>
-        </w:rPr>
-        <w:t xml:space="preserve"> as much as decrement — Venus’s far/near ratio is scattered 0.12–7.33 because of its asymmetric hook/stake montage (below); and (ii) a flexible delayed-copy model will always out-fit a cable model because it has an extra free parameter. We therefore rely on </w:t>
-      </w:r>
-      <w:r>
-        <w:rPr>
-          <w:b/>
-          <w:bCs/>
-          <w:sz w:val="22"/>
-          <w:szCs w:val="22"/>
-        </w:rPr>
-        <w:t xml:space="preserve">amplitude-independent, shape-based</w:t>
-      </w:r>
-      <w:r>
-        <w:rPr>
-          <w:sz w:val="22"/>
-          <w:szCs w:val="22"/>
-        </w:rPr>
-        <w:t xml:space="preserve"> signals.</w:t>
-      </w:r>
-    </w:p>
-    <w:p>
-      <w:pPr>
-        <w:spacing w:after="120"/>
-        <w:jc w:val="both"/>
-      </w:pPr>
-      <w:r>
-        <w:rPr>
-          <w:b/>
-          <w:bCs/>
-          <w:sz w:val="22"/>
-          <w:szCs w:val="22"/>
-        </w:rPr>
-        <w:t xml:space="preserve">On those robust signals, a consistent spectrum emerges. </w:t>
-      </w:r>
-      <w:r>
-        <w:rPr>
-          <w:sz w:val="22"/>
-          <w:szCs w:val="22"/>
-        </w:rPr>
-        <w:t xml:space="preserve">The peak−onset asymmetry (does the peak lag the onset, i.e. dispersion?) is ≈0 for Venus flytrap and Sensitive Mimosa and large for the mints; the propagation delay scales linearly with distance (exponent ≈ 0.99, i.e. constant velocity, not diffusive). Together these place the fast rapid-movement species at the shape-preserving (AP-like) end and the mints at the dispersive (VP-like) end — a spectrum of waveform fidelity that crosses family lines. This is consistent with, but not proof of, active vs passive conduction; the definitive tests need new experiments (Section 11).</w:t>
+        <w:t xml:space="preserve">waveform</w:t>
+      </w:r>
+      <w:r>
+        <w:rPr>
+          <w:sz w:val="22"/>
+          <w:szCs w:val="22"/>
+        </w:rPr>
+        <w:t xml:space="preserve"> (gain free — shape only), which is the trustworthy comparison. We </w:t>
+      </w:r>
+      <w:r>
+        <w:rPr>
+          <w:b/>
+          <w:bCs/>
+          <w:sz w:val="22"/>
+          <w:szCs w:val="22"/>
+        </w:rPr>
+        <w:t xml:space="preserve">dropped the amplitude fit</w:t>
+      </w:r>
+      <w:r>
+        <w:rPr>
+          <w:sz w:val="22"/>
+          <w:szCs w:val="22"/>
+        </w:rPr>
+        <w:t xml:space="preserve"> (gain fixed = 1): it is uninterpretable — the active model collapses (R² &lt; −50) because the far amplitude is not preserved, but that drop is confounded by electrode coupling (Venus’s asymmetric hook/stake montage gives far/near ratios scattered 0.12–7.3), so amplitude cannot discriminate active from passive. The passive model contains the active model (σ = 0), so the </w:t>
+      </w:r>
+      <w:r>
+        <w:rPr>
+          <w:b/>
+          <w:bCs/>
+          <w:sz w:val="22"/>
+          <w:szCs w:val="22"/>
+        </w:rPr>
+        <w:t xml:space="preserve">gap</w:t>
+      </w:r>
+      <w:r>
+        <w:rPr>
+          <w:sz w:val="22"/>
+          <w:szCs w:val="22"/>
+        </w:rPr>
+        <w:t xml:space="preserve"> between them is how much dispersion is needed.</w:t>
       </w:r>
     </w:p>
     <w:p>
@@ -1418,7 +1413,7 @@
       <w:r>
         <w:drawing>
           <wp:inline distT="0" distB="0" distL="0" distR="0">
-            <wp:extent cx="5715000" cy="2619375"/>
+            <wp:extent cx="5715000" cy="2419350"/>
             <wp:effectExtent t="0" r="0" b="0" l="0"/>
             <wp:docPr id="1" name="" descr="" title=""/>
             <wp:cNvGraphicFramePr>
@@ -1443,7 +1438,7 @@
                   <pic:spPr bwMode="auto">
                     <a:xfrm>
                       <a:off x="0" y="0"/>
-                      <a:ext cx="5715000" cy="2619375"/>
+                      <a:ext cx="5715000" cy="2419350"/>
                     </a:xfrm>
                     <a:prstGeom prst="rect">
                       <a:avLst/>
@@ -1469,7 +1464,7 @@
           <w:sz w:val="17"/>
           <w:szCs w:val="17"/>
         </w:rPr>
-        <w:t xml:space="preserve">Figure 10. Peak−onset delay asymmetry (amplitude-independent): ≈0 = rigid translation / shape-preserving (Venus, Mimosa), large positive = dispersion (mints).</w:t>
+        <w:t xml:space="preserve">Figure 10. Active vs passive waveform fit per species (each recording a dot, bar = median). Venus flytrap and Sensitive Mimosa have the highest R² and smallest gap (shape-preserving, active-like); the mints need the most dispersion (passive-like).</w:t>
       </w:r>
     </w:p>
     <w:p>
@@ -1480,7 +1475,7 @@
       <w:r>
         <w:drawing>
           <wp:inline distT="0" distB="0" distL="0" distR="0">
-            <wp:extent cx="5715000" cy="4572000"/>
+            <wp:extent cx="5715000" cy="6753225"/>
             <wp:effectExtent t="0" r="0" b="0" l="0"/>
             <wp:docPr id="1" name="" descr="" title=""/>
             <wp:cNvGraphicFramePr>
@@ -1505,7 +1500,7 @@
                   <pic:spPr bwMode="auto">
                     <a:xfrm>
                       <a:off x="0" y="0"/>
-                      <a:ext cx="5715000" cy="4572000"/>
+                      <a:ext cx="5715000" cy="6753225"/>
                     </a:xfrm>
                     <a:prstGeom prst="rect">
                       <a:avLst/>
@@ -1531,7 +1526,7 @@
           <w:sz w:val="17"/>
           <w:szCs w:val="17"/>
         </w:rPr>
-        <w:t xml:space="preserve">Figure 11. Delay vs distance across recordings: linear through ~origin (exponent ≈ 0.99) indicates constant-velocity (ballistic) propagation, not diffusion (which would give exponent 2).</w:t>
+        <w:t xml:space="preserve">Figure 11. Example fits (near/far corrected): near (grey), real far (red), best active (blue dashed) and passive (green dotted) predictions.</w:t>
       </w:r>
     </w:p>
     <w:p>
@@ -1546,94 +1541,14 @@
           <w:sz w:val="22"/>
           <w:szCs w:val="22"/>
         </w:rPr>
-        <w:t xml:space="preserve">A direct, optimised model comparison. </w:t>
-      </w:r>
-      <w:r>
-        <w:rPr>
-          <w:sz w:val="22"/>
-          <w:szCs w:val="22"/>
-        </w:rPr>
-        <w:t xml:space="preserve">For every recording we fit the far trace from the near trace with an </w:t>
-      </w:r>
-      <w:r>
-        <w:rPr>
-          <w:b/>
-          <w:bCs/>
-          <w:sz w:val="22"/>
-          <w:szCs w:val="22"/>
-        </w:rPr>
-        <w:t xml:space="preserve">active</w:t>
-      </w:r>
-      <w:r>
-        <w:rPr>
-          <w:sz w:val="22"/>
-          <w:szCs w:val="22"/>
-        </w:rPr>
-        <w:t xml:space="preserve"> model (delayed copy, far ≈ g·near(t−τ)) and a </w:t>
-      </w:r>
-      <w:r>
-        <w:rPr>
-          <w:b/>
-          <w:bCs/>
-          <w:sz w:val="22"/>
-          <w:szCs w:val="22"/>
-        </w:rPr>
-        <w:t xml:space="preserve">passive</w:t>
-      </w:r>
-      <w:r>
-        <w:rPr>
-          <w:sz w:val="22"/>
-          <w:szCs w:val="22"/>
-        </w:rPr>
-        <w:t xml:space="preserve"> model (delayed + dispersed, far ≈ g·[Gaussian(σ)*near](t−τ)), each optimised to its best parameters, under two conventions: a </w:t>
-      </w:r>
-      <w:r>
-        <w:rPr>
-          <w:i/>
-          <w:iCs/>
-          <w:sz w:val="22"/>
-          <w:szCs w:val="22"/>
-        </w:rPr>
-        <w:t xml:space="preserve">waveform fit</w:t>
-      </w:r>
-      <w:r>
-        <w:rPr>
-          <w:sz w:val="22"/>
-          <w:szCs w:val="22"/>
-        </w:rPr>
-        <w:t xml:space="preserve"> (gain free — shape only) and an </w:t>
-      </w:r>
-      <w:r>
-        <w:rPr>
-          <w:i/>
-          <w:iCs/>
-          <w:sz w:val="22"/>
-          <w:szCs w:val="22"/>
-        </w:rPr>
-        <w:t xml:space="preserve">amplitude fit</w:t>
-      </w:r>
-      <w:r>
-        <w:rPr>
-          <w:sz w:val="22"/>
-          <w:szCs w:val="22"/>
-        </w:rPr>
-        <w:t xml:space="preserve"> (gain fixed = 1 — the model must also reproduce the measured far amplitude). Two care points fixed here: the near/far label is taken on an AP-preserving 15 Hz filter (the 2 Hz detection filter mis-orders the sharp Venus AP), and both models are optimised over a fine grid. The passive model contains the active model at σ = 0, so passive ≥ active by construction — the </w:t>
-      </w:r>
-      <w:r>
-        <w:rPr>
-          <w:b/>
-          <w:bCs/>
-          <w:sz w:val="22"/>
-          <w:szCs w:val="22"/>
-        </w:rPr>
-        <w:t xml:space="preserve">gap</w:t>
-      </w:r>
-      <w:r>
-        <w:rPr>
-          <w:sz w:val="22"/>
-          <w:szCs w:val="22"/>
-        </w:rPr>
-        <w:t xml:space="preserve"> is how much dispersion is needed. On the waveform fit, Venus flytrap and Sensitive Mimosa have the highest R² and the smallest gap (shape-preserving, active-like), the mints the largest (dispersive). The amplitude fit collapses for the active model — a non-decremental (g = 1) model cannot reproduce the far amplitude — but that amplitude drop is confounded by electrode coupling, so amplitude is not a reliable discriminator (which is why we trust the waveform fit).</w:t>
+        <w:t xml:space="preserve">Two amplitude-independent discriminators agree. </w:t>
+      </w:r>
+      <w:r>
+        <w:rPr>
+          <w:sz w:val="22"/>
+          <w:szCs w:val="22"/>
+        </w:rPr>
+        <w:t xml:space="preserve">Peak−onset asymmetry (dispersion) is ≈ 0 for Venus/Mimosa and large for the mints; the delay scales linearly with distance (exponent ≈ 0.99 — constant velocity, not diffusion).</w:t>
       </w:r>
     </w:p>
     <w:p>
@@ -1644,7 +1559,7 @@
       <w:r>
         <w:drawing>
           <wp:inline distT="0" distB="0" distL="0" distR="0">
-            <wp:extent cx="5715000" cy="4400550"/>
+            <wp:extent cx="5715000" cy="2619375"/>
             <wp:effectExtent t="0" r="0" b="0" l="0"/>
             <wp:docPr id="1" name="" descr="" title=""/>
             <wp:cNvGraphicFramePr>
@@ -1669,7 +1584,7 @@
                   <pic:spPr bwMode="auto">
                     <a:xfrm>
                       <a:off x="0" y="0"/>
-                      <a:ext cx="5715000" cy="4400550"/>
+                      <a:ext cx="5715000" cy="2619375"/>
                     </a:xfrm>
                     <a:prstGeom prst="rect">
                       <a:avLst/>
@@ -1695,7 +1610,7 @@
           <w:sz w:val="17"/>
           <w:szCs w:val="17"/>
         </w:rPr>
-        <w:t xml:space="preserve">Figure 12. Active vs passive fit per species (each recording a dot, bar = median). Top: waveform (shape) fit — the trustworthy comparison; the active↔passive gap is smallest for the fast rapid-movement species. Bottom: amplitude fit (gain = 1) — the active model collapses because the amplitude is not preserved (confounded by electrode coupling).</w:t>
+        <w:t xml:space="preserve">Figure 12. Peak−onset asymmetry (amplitude-independent): ≈ 0 = rigid translation (active), large = dispersion (passive).</w:t>
       </w:r>
     </w:p>
     <w:p>
@@ -1706,7 +1621,7 @@
       <w:r>
         <w:drawing>
           <wp:inline distT="0" distB="0" distL="0" distR="0">
-            <wp:extent cx="5715000" cy="6753225"/>
+            <wp:extent cx="5715000" cy="4572000"/>
             <wp:effectExtent t="0" r="0" b="0" l="0"/>
             <wp:docPr id="1" name="" descr="" title=""/>
             <wp:cNvGraphicFramePr>
@@ -1731,7 +1646,7 @@
                   <pic:spPr bwMode="auto">
                     <a:xfrm>
                       <a:off x="0" y="0"/>
-                      <a:ext cx="5715000" cy="6753225"/>
+                      <a:ext cx="5715000" cy="4572000"/>
                     </a:xfrm>
                     <a:prstGeom prst="rect">
                       <a:avLst/>
@@ -1757,7 +1672,7 @@
           <w:sz w:val="17"/>
           <w:szCs w:val="17"/>
         </w:rPr>
-        <w:t xml:space="preserve">Figure 13. Example fits (near/far corrected): near (grey), real far (red), best active (blue dashed) and passive (green dotted) predictions. Venus/Mimosa are well fit by a near-pure delay; the slower species need dispersion.</w:t>
+        <w:t xml:space="preserve">Figure 13. Delay vs distance: linear through ~origin (exponent ≈ 0.99) = constant-velocity propagation, not diffusion.</w:t>
       </w:r>
     </w:p>
     <w:p>
@@ -1772,78 +1687,14 @@
           <w:sz w:val="22"/>
           <w:szCs w:val="22"/>
         </w:rPr>
-        <w:t xml:space="preserve">Two potential types, and the model fit follows the type. </w:t>
-      </w:r>
-      <w:r>
-        <w:rPr>
-          <w:sz w:val="22"/>
-          <w:szCs w:val="22"/>
-        </w:rPr>
-        <w:t xml:space="preserve">Mimosa pudica and other plants fire </w:t>
-      </w:r>
-      <w:r>
-        <w:rPr>
-          <w:b/>
-          <w:bCs/>
-          <w:sz w:val="22"/>
-          <w:szCs w:val="22"/>
-        </w:rPr>
-        <w:t xml:space="preserve">two</w:t>
-      </w:r>
-      <w:r>
-        <w:rPr>
-          <w:sz w:val="22"/>
-          <w:szCs w:val="22"/>
-        </w:rPr>
-        <w:t xml:space="preserve"> kinds of electrical signal: a fast, often biphasic </w:t>
-      </w:r>
-      <w:r>
-        <w:rPr>
-          <w:b/>
-          <w:bCs/>
-          <w:sz w:val="22"/>
-          <w:szCs w:val="22"/>
-        </w:rPr>
-        <w:t xml:space="preserve">action potential</w:t>
-      </w:r>
-      <w:r>
-        <w:rPr>
-          <w:sz w:val="22"/>
-          <w:szCs w:val="22"/>
-        </w:rPr>
-        <w:t xml:space="preserve"> (non-damaging stimuli; ~1 s; ~2–3 cm/s) and a slow, long-lasting </w:t>
-      </w:r>
-      <w:r>
-        <w:rPr>
-          <w:b/>
-          <w:bCs/>
-          <w:sz w:val="22"/>
-          <w:szCs w:val="22"/>
-        </w:rPr>
-        <w:t xml:space="preserve">variation potential</w:t>
-      </w:r>
-      <w:r>
-        <w:rPr>
-          <w:sz w:val="22"/>
-          <w:szCs w:val="22"/>
-        </w:rPr>
-        <w:t xml:space="preserve"> (wounding; tens–hundreds of seconds; decremental) — Volkov 2010; Fromm &amp; Lautner 2007. Classifying each recording by the duration of its dominant deflection gives a clearly bimodal distribution — 120 AP-like (&lt; 2 s) and 56 VP-like (&gt; 2 s) — and the two types fit the models differently: VP-like recordings need about </w:t>
-      </w:r>
-      <w:r>
-        <w:rPr>
-          <w:b/>
-          <w:bCs/>
-          <w:sz w:val="22"/>
-          <w:szCs w:val="22"/>
-        </w:rPr>
-        <w:t xml:space="preserve">twice</w:t>
-      </w:r>
-      <w:r>
-        <w:rPr>
-          <w:sz w:val="22"/>
-          <w:szCs w:val="22"/>
-        </w:rPr>
-        <w:t xml:space="preserve"> the passive dispersion σ of AP-like ones (0.45 vs 0.25 s, p ≈ 0.05) and conduct slightly slower, i.e. VP-like are more passive/decremental and AP-like more shape-preserving/active. Sensitive Mimosa itself splits 14 AP-like / 4 VP-like, so its wide CV spread partly reflects a mixture of the two signal types; the fast AP recordings are what set the rapid-plant velocity.</w:t>
+        <w:t xml:space="preserve">Simulations reproduce the waveforms. </w:t>
+      </w:r>
+      <w:r>
+        <w:rPr>
+          <w:sz w:val="22"/>
+          <w:szCs w:val="22"/>
+        </w:rPr>
+        <w:t xml:space="preserve">A passive cable makes the far signal a delayed, decayed, dispersed copy of the near one; a FitzHugh–Nagumo active cable gives a constant-amplitude travelling pulse. A Hodgkin–Huxley-type plant AP model (Ca²⁺→Cl⁻→K⁺, no Na⁺), passed through the recording band-pass, reproduces the recorded Venus waveform and fires all-or-none — a concrete active model for the AP-type recordings.</w:t>
       </w:r>
     </w:p>
     <w:p>
@@ -1854,7 +1705,7 @@
       <w:r>
         <w:drawing>
           <wp:inline distT="0" distB="0" distL="0" distR="0">
-            <wp:extent cx="5715000" cy="1752600"/>
+            <wp:extent cx="5715000" cy="1714500"/>
             <wp:effectExtent t="0" r="0" b="0" l="0"/>
             <wp:docPr id="1" name="" descr="" title=""/>
             <wp:cNvGraphicFramePr>
@@ -1879,7 +1730,7 @@
                   <pic:spPr bwMode="auto">
                     <a:xfrm>
                       <a:off x="0" y="0"/>
-                      <a:ext cx="5715000" cy="1752600"/>
+                      <a:ext cx="5715000" cy="1714500"/>
                     </a:xfrm>
                     <a:prstGeom prst="rect">
                       <a:avLst/>
@@ -1905,29 +1756,7 @@
           <w:sz w:val="17"/>
           <w:szCs w:val="17"/>
         </w:rPr>
-        <w:t xml:space="preserve">Figure 14. Each recording classified as a fast action potential (AP-like, &lt; 2 s) or slow variation potential (VP-like, &gt; 2 s). Left: the bimodal duration distribution. Middle: VP-like need more passive dispersion (more decremental). Right: AP-like conduct faster.</w:t>
-      </w:r>
-    </w:p>
-    <w:p>
-      <w:pPr>
-        <w:spacing w:after="120"/>
-        <w:jc w:val="both"/>
-      </w:pPr>
-      <w:r>
-        <w:rPr>
-          <w:b/>
-          <w:bCs/>
-          <w:sz w:val="22"/>
-          <w:szCs w:val="22"/>
-        </w:rPr>
-        <w:t xml:space="preserve">Why Venus flytrap’s amplitude looks decremental but is not diagnostic. </w:t>
-      </w:r>
-      <w:r>
-        <w:rPr>
-          <w:sz w:val="22"/>
-          <w:szCs w:val="22"/>
-        </w:rPr>
-        <w:t xml:space="preserve">Its far/near amplitude ratio is scattered and &gt;1 in 31% of recordings — unlike the consistent &lt;1 decrement of the symmetric-electrode plants — because Venus used an asymmetric montage (hook around the trap neck + stake alongside the lobe). The amplitude ratio therefore reflects electrode coupling, not decrement; on the shape axis Venus is firmly shape-preserving.</w:t>
+        <w:t xml:space="preserve">Figure 14. Passive cable (decays and broadens with distance) vs FitzHugh–Nagumo active wave (constant amplitude and velocity).</w:t>
       </w:r>
     </w:p>
     <w:p>
@@ -1938,7 +1767,7 @@
       <w:r>
         <w:drawing>
           <wp:inline distT="0" distB="0" distL="0" distR="0">
-            <wp:extent cx="5715000" cy="2857500"/>
+            <wp:extent cx="5715000" cy="1714500"/>
             <wp:effectExtent t="0" r="0" b="0" l="0"/>
             <wp:docPr id="1" name="" descr="" title=""/>
             <wp:cNvGraphicFramePr>
@@ -1963,7 +1792,7 @@
                   <pic:spPr bwMode="auto">
                     <a:xfrm>
                       <a:off x="0" y="0"/>
-                      <a:ext cx="5715000" cy="2857500"/>
+                      <a:ext cx="5715000" cy="1714500"/>
                     </a:xfrm>
                     <a:prstGeom prst="rect">
                       <a:avLst/>
@@ -1989,21 +1818,7 @@
           <w:sz w:val="17"/>
           <w:szCs w:val="17"/>
         </w:rPr>
-        <w:t xml:space="preserve">Figure 15. Amplitude ratio (far/near, log scale) per species. Venus is scattered and often &gt;1 (asymmetric electrodes), unlike the consistent &lt;1 decrement of symmetric-electrode plants.</w:t>
-      </w:r>
-    </w:p>
-    <w:p>
-      <w:r>
-        <w:br w:type="page"/>
-      </w:r>
-    </w:p>
-    <w:p>
-      <w:pPr>
-        <w:pStyle w:val="Heading1"/>
-        <w:spacing w:after="120" w:before="260"/>
-      </w:pPr>
-      <w:r>
-        <w:t xml:space="preserve">9. Simulating propagation</w:t>
+        <w:t xml:space="preserve">Figure 15. HH-type plant AP model (Ca²⁺→Cl⁻→K⁺). Left: V and Ca²⁺. Middle: all-or-none. Right: the band-passed model AP matches a real Venus AP.</w:t>
       </w:r>
     </w:p>
     <w:p>
@@ -2018,14 +1833,14 @@
           <w:sz w:val="22"/>
           <w:szCs w:val="22"/>
         </w:rPr>
-        <w:t xml:space="preserve">Passive cable vs active wave. </w:t>
-      </w:r>
-      <w:r>
-        <w:rPr>
-          <w:sz w:val="22"/>
-          <w:szCs w:val="22"/>
-        </w:rPr>
-        <w:t xml:space="preserve">A passive cable (Green’s function of τ ∂V/∂t = λ² V_xx − V) makes the far signal a delayed, decayed and dispersed copy of the near one; a FitzHugh–Nagumo active cable launches a travelling pulse of constant amplitude and velocity. The amplitude-vs-distance panel is the single cleanest conceptual discriminator.</w:t>
+        <w:t xml:space="preserve">The prediction. </w:t>
+      </w:r>
+      <w:r>
+        <w:rPr>
+          <w:sz w:val="22"/>
+          <w:szCs w:val="22"/>
+        </w:rPr>
+        <w:t xml:space="preserve">Combining the amplitude-independent handles (dispersion, peak−onset asymmetry, waveform fidelity) into a single score classifies each species as active-leaning, passive-leaning or ambiguous. Venus flytrap and Sensitive Mimosa — the known action-potential plants — come out active-leaning, validating the score; Ornamental Chile and most mints are passive-leaning; the rest are intermediate. This is our prediction for the untested species, to be confirmed by the experiments in Section 9.</w:t>
       </w:r>
     </w:p>
     <w:p>
@@ -2036,7 +1851,7 @@
       <w:r>
         <w:drawing>
           <wp:inline distT="0" distB="0" distL="0" distR="0">
-            <wp:extent cx="5715000" cy="1714500"/>
+            <wp:extent cx="5715000" cy="2600325"/>
             <wp:effectExtent t="0" r="0" b="0" l="0"/>
             <wp:docPr id="1" name="" descr="" title=""/>
             <wp:cNvGraphicFramePr>
@@ -2061,7 +1876,7 @@
                   <pic:spPr bwMode="auto">
                     <a:xfrm>
                       <a:off x="0" y="0"/>
-                      <a:ext cx="5715000" cy="1714500"/>
+                      <a:ext cx="5715000" cy="2600325"/>
                     </a:xfrm>
                     <a:prstGeom prst="rect">
                       <a:avLst/>
@@ -2087,45 +1902,7 @@
           <w:sz w:val="17"/>
           <w:szCs w:val="17"/>
         </w:rPr>
-        <w:t xml:space="preserve">Figure 16. Passive cable (decays and broadens with distance) vs FitzHugh–Nagumo active wave (constant amplitude and velocity).</w:t>
-      </w:r>
-    </w:p>
-    <w:p>
-      <w:pPr>
-        <w:spacing w:after="120"/>
-        <w:jc w:val="both"/>
-      </w:pPr>
-      <w:r>
-        <w:rPr>
-          <w:b/>
-          <w:bCs/>
-          <w:sz w:val="22"/>
-          <w:szCs w:val="22"/>
-        </w:rPr>
-        <w:t xml:space="preserve">A biophysical Venus-flytrap AP model. </w:t>
-      </w:r>
-      <w:r>
-        <w:rPr>
-          <w:sz w:val="22"/>
-          <w:szCs w:val="22"/>
-        </w:rPr>
-        <w:t xml:space="preserve">A Hodgkin-Huxley-type plant AP (cvplants.simulate.plant_ap_hh) uses the established plant ionic mechanism: a stimulus admits Ca²⁺; Ca²⁺ gates a depolarising anion (Cl⁻) efflux; the depolarisation opens voltage-gated Ca²⁺ (positive feedback → an all-or-none spike); voltage-gated K⁺ and Ca²⁺ removal repolarise. Plants use Cl⁻/K⁺, </w:t>
-      </w:r>
-      <w:r>
-        <w:rPr>
-          <w:b/>
-          <w:bCs/>
-          <w:sz w:val="22"/>
-          <w:szCs w:val="22"/>
-        </w:rPr>
-        <w:t xml:space="preserve">not</w:t>
-      </w:r>
-      <w:r>
-        <w:rPr>
-          <w:sz w:val="22"/>
-          <w:szCs w:val="22"/>
-        </w:rPr>
-        <w:t xml:space="preserve"> Na⁺, and the AP lasts ~1–2 s. Passed through the recording band-pass, the model AP reproduces the biphasic waveform recorded from Venus flytrap (right panel), and it fires all-or-none. Parameters are illustrative (Hedrich &amp; Neher 2018 / Sukhov-Vodeneev framework), not fitted conductances — surface, band-passed recordings cannot constrain those.</w:t>
+        <w:t xml:space="preserve">Figure 16. Predicted propagation mode per species (passiveness score = dispersion + peak−onset asymmetry − waveform fidelity, z-scored). Green = active-leaning, red = passive-leaning; the known AP plants (Venus, Mimosa) score most active.</w:t>
       </w:r>
     </w:p>
     <w:p>
@@ -2136,7 +1913,7 @@
       <w:r>
         <w:drawing>
           <wp:inline distT="0" distB="0" distL="0" distR="0">
-            <wp:extent cx="5715000" cy="1714500"/>
+            <wp:extent cx="5715000" cy="2857500"/>
             <wp:effectExtent t="0" r="0" b="0" l="0"/>
             <wp:docPr id="1" name="" descr="" title=""/>
             <wp:cNvGraphicFramePr>
@@ -2161,7 +1938,7 @@
                   <pic:spPr bwMode="auto">
                     <a:xfrm>
                       <a:off x="0" y="0"/>
-                      <a:ext cx="5715000" cy="1714500"/>
+                      <a:ext cx="5715000" cy="2857500"/>
                     </a:xfrm>
                     <a:prstGeom prst="rect">
                       <a:avLst/>
@@ -2187,7 +1964,7 @@
           <w:sz w:val="17"/>
           <w:szCs w:val="17"/>
         </w:rPr>
-        <w:t xml:space="preserve">Figure 17. HH-type plant AP model (Ca²⁺→Cl⁻→K⁺). Left: membrane potential and Ca²⁺. Middle: all-or-none (fixed-size spike only above threshold). Right: the model AP, band-passed like the recordings, matches a real Venus AP.</w:t>
+        <w:t xml:space="preserve">Figure 17. Control: Venus’s far/near amplitude ratio is scattered and often &gt; 1 (asymmetric electrodes), unlike the consistent decrement of symmetric-electrode plants — why amplitude is not used above.</w:t>
       </w:r>
     </w:p>
     <w:p>
@@ -2201,7 +1978,7 @@
         <w:spacing w:after="120" w:before="260"/>
       </w:pPr>
       <w:r>
-        <w:t xml:space="preserve">10. Ion channels and molecular basis (context)</w:t>
+        <w:t xml:space="preserve">7. Grouping by all parameters: is propagation phylogenetically structured?</w:t>
       </w:r>
     </w:p>
     <w:p>
@@ -2214,6 +1991,149 @@
           <w:sz w:val="22"/>
           <w:szCs w:val="22"/>
         </w:rPr>
+        <w:t xml:space="preserve">Finally we group species using every parameter found along the way — CV, attenuation, broadening, waveform fidelity, dispersion σ, and AP-like fraction. If signal transmission were phylogenetically constrained, congeners and same-family species would cluster. They do </w:t>
+      </w:r>
+      <w:r>
+        <w:rPr>
+          <w:b/>
+          <w:bCs/>
+          <w:sz w:val="22"/>
+          <w:szCs w:val="22"/>
+        </w:rPr>
+        <w:t xml:space="preserve">not</w:t>
+      </w:r>
+      <w:r>
+        <w:rPr>
+          <w:sz w:val="22"/>
+          <w:szCs w:val="22"/>
+        </w:rPr>
+        <w:t xml:space="preserve">.</w:t>
+      </w:r>
+    </w:p>
+    <w:p>
+      <w:pPr>
+        <w:spacing w:after="40" w:before="160"/>
+        <w:jc w:val="center"/>
+      </w:pPr>
+      <w:r>
+        <w:drawing>
+          <wp:inline distT="0" distB="0" distL="0" distR="0">
+            <wp:extent cx="5715000" cy="2857500"/>
+            <wp:effectExtent t="0" r="0" b="0" l="0"/>
+            <wp:docPr id="1" name="" descr="" title=""/>
+            <wp:cNvGraphicFramePr>
+              <a:graphicFrameLocks xmlns:a="http://schemas.openxmlformats.org/drawingml/2006/main" noChangeAspect="1"/>
+            </wp:cNvGraphicFramePr>
+            <a:graphic xmlns:a="http://schemas.openxmlformats.org/drawingml/2006/main">
+              <a:graphicData uri="http://schemas.openxmlformats.org/drawingml/2006/picture">
+                <pic:pic xmlns:pic="http://schemas.openxmlformats.org/drawingml/2006/picture">
+                  <pic:nvPicPr>
+                    <pic:cNvPr id="0" name="" descr=""/>
+                    <pic:cNvPicPr>
+                      <a:picLocks noChangeAspect="1" noChangeArrowheads="1"/>
+                    </pic:cNvPicPr>
+                  </pic:nvPicPr>
+                  <pic:blipFill>
+                    <a:blip r:embed="rId24" cstate="none"/>
+                    <a:srcRect/>
+                    <a:stretch>
+                      <a:fillRect/>
+                    </a:stretch>
+                  </pic:blipFill>
+                  <pic:spPr bwMode="auto">
+                    <a:xfrm>
+                      <a:off x="0" y="0"/>
+                      <a:ext cx="5715000" cy="2857500"/>
+                    </a:xfrm>
+                    <a:prstGeom prst="rect">
+                      <a:avLst/>
+                    </a:prstGeom>
+                  </pic:spPr>
+                </pic:pic>
+              </a:graphicData>
+            </a:graphic>
+          </wp:inline>
+        </w:drawing>
+      </w:r>
+    </w:p>
+    <w:p>
+      <w:pPr>
+        <w:spacing w:after="200"/>
+        <w:jc w:val="center"/>
+      </w:pPr>
+      <w:r>
+        <w:rPr>
+          <w:i/>
+          <w:iCs/>
+          <w:color w:val="555555"/>
+          <w:sz w:val="17"/>
+          <w:szCs w:val="17"/>
+        </w:rPr>
+        <w:t xml:space="preserve">Figure 18. Species clustered by all propagation parameters (label colour = family). Families are scattered across the tree — no phylogenetic structure. Venus flytrap and Sensitive Mimosa cluster as the active pair.</w:t>
+      </w:r>
+    </w:p>
+    <w:p>
+      <w:pPr>
+        <w:spacing w:after="120"/>
+        <w:jc w:val="both"/>
+      </w:pPr>
+      <w:r>
+        <w:rPr>
+          <w:b/>
+          <w:bCs/>
+          <w:sz w:val="22"/>
+          <w:szCs w:val="22"/>
+        </w:rPr>
+        <w:t xml:space="preserve">Solanaceae are not internally more similar. </w:t>
+      </w:r>
+      <w:r>
+        <w:rPr>
+          <w:sz w:val="22"/>
+          <w:szCs w:val="22"/>
+        </w:rPr>
+        <w:t xml:space="preserve">A Mantel test between functional distance and taxonomic distance is null (r = −0.02, p = 0.50). Breaking it down by family: Lamiaceae (5 species) are marginally more similar within (mean within-distance 2.35 vs 2.89 to others), but </w:t>
+      </w:r>
+      <w:r>
+        <w:rPr>
+          <w:b/>
+          <w:bCs/>
+          <w:sz w:val="22"/>
+          <w:szCs w:val="22"/>
+        </w:rPr>
+        <w:t xml:space="preserve">Solanaceae (3 species) are not</w:t>
+      </w:r>
+      <w:r>
+        <w:rPr>
+          <w:sz w:val="22"/>
+          <w:szCs w:val="22"/>
+        </w:rPr>
+        <w:t xml:space="preserve"> — the two Capsicum chiles and Tomato are more different from each other (3.72) than from species in other families (3.00). Congeners diverge as much as unrelated species. The propagation profile reflects the biophysics of each conduction event and the signal type, not the species’ ancestry.</w:t>
+      </w:r>
+    </w:p>
+    <w:p>
+      <w:r>
+        <w:br w:type="page"/>
+      </w:r>
+    </w:p>
+    <w:p>
+      <w:pPr>
+        <w:pStyle w:val="Heading1"/>
+        <w:spacing w:after="120" w:before="260"/>
+      </w:pPr>
+      <w:r>
+        <w:t xml:space="preserve">8. Ion channels and molecular basis (context)</w:t>
+      </w:r>
+    </w:p>
+    <w:p>
+      <w:pPr>
+        <w:spacing w:after="120"/>
+        <w:jc w:val="both"/>
+      </w:pPr>
+      <w:r>
+        <w:rPr>
+          <w:sz w:val="22"/>
+          <w:szCs w:val="22"/>
+        </w:rPr>
         <w:t xml:space="preserve">Plant excitation is Ca²⁺/Cl⁻/K⁺-based, </w:t>
       </w:r>
       <w:r>
@@ -2230,7 +2150,7 @@
           <w:sz w:val="22"/>
           <w:szCs w:val="22"/>
         </w:rPr>
-        <w:t xml:space="preserve"> Na⁺-based as in animal axons (Fromm &amp; Lautner 2007; Sukhov &amp; Vodeneev 2009).</w:t>
+        <w:t xml:space="preserve"> Na⁺-based (Fromm &amp; Lautner 2007; Sukhov &amp; Vodeneev 2009).</w:t>
       </w:r>
     </w:p>
     <w:p>
@@ -2247,7 +2167,7 @@
           <w:sz w:val="22"/>
           <w:szCs w:val="22"/>
         </w:rPr>
-        <w:t xml:space="preserve">Depolarisation — Ca²⁺ influx via GLUTAMATE-RECEPTOR-LIKE channels (clade-3 GLR3.3 / GLR3.6) (Mousavi et al. 2013; Toyota et al. 2018; Nguyen et al. 2018).</w:t>
+        <w:t xml:space="preserve">Depolarisation — Ca²⁺ influx via GLUTAMATE-RECEPTOR-LIKE channels (GLR3.3 / GLR3.6) (Mousavi 2013; Toyota 2018; Nguyen 2018).</w:t>
       </w:r>
     </w:p>
     <w:p>
@@ -2264,7 +2184,7 @@
           <w:sz w:val="22"/>
           <w:szCs w:val="22"/>
         </w:rPr>
-        <w:t xml:space="preserve">Sustained depolarisation — anion (Cl⁻) efflux via SLAC1/SLAH3 and QUAC1/ALMT12 (established in guard cells).</w:t>
+        <w:t xml:space="preserve">Sustained depolarisation — anion (Cl⁻) efflux via SLAC1/SLAH3 and QUAC1/ALMT12.</w:t>
       </w:r>
     </w:p>
     <w:p>
@@ -2281,7 +2201,7 @@
           <w:sz w:val="22"/>
           <w:szCs w:val="22"/>
         </w:rPr>
-        <w:t xml:space="preserve">Repolarisation — K⁺ efflux via the outward rectifier GORK (Salvador-Recatalà 2018); resting potential set by the P-type H⁺-ATPase (AHA).</w:t>
+        <w:t xml:space="preserve">Repolarisation — K⁺ efflux via GORK (Salvador-Recatalà 2018); resting potential set by the P-type H⁺-ATPase (AHA).</w:t>
       </w:r>
     </w:p>
     <w:p>
@@ -2298,7 +2218,7 @@
           <w:sz w:val="22"/>
           <w:szCs w:val="22"/>
         </w:rPr>
-        <w:t xml:space="preserve">Variation potential — transient H⁺-ATPase inactivation behind a xylem “Ricca factor” wave (Vodeneev/Sukhov; Evans et al. 2017).</w:t>
+        <w:t xml:space="preserve">Variation potential — transient H⁺-ATPase inactivation behind a xylem “Ricca factor” wave (Evans 2017).</w:t>
       </w:r>
     </w:p>
     <w:p>
@@ -2315,7 +2235,7 @@
           <w:sz w:val="22"/>
           <w:szCs w:val="22"/>
         </w:rPr>
-        <w:t xml:space="preserve">Venus flytrap — trigger-hair mechanosensing → all-or-none Ca²⁺ AP; AP “counting” gates jasmonate signalling (Böhm et al. 2016; Hedrich &amp; Neher 2018). Mimosa pudica — touch → Ca²⁺ → Cl⁻/K⁺ + water efflux collapses pulvinar turgor (Allen 1969).</w:t>
+        <w:t xml:space="preserve">Venus flytrap — trigger-hair mechanosensing → all-or-none Ca²⁺ AP; AP counting gates jasmonate signalling (Böhm 2016; Hedrich &amp; Neher 2018). Mimosa pudica — Ca²⁺-mediated Cl⁻/K⁺ efflux collapses pulvinar turgor; fires both APs and VPs (Volkov 2010).</w:t>
       </w:r>
     </w:p>
     <w:p>
@@ -2324,7 +2244,7 @@
         <w:spacing w:after="120" w:before="260"/>
       </w:pPr>
       <w:r>
-        <w:t xml:space="preserve">11. What this dataset cannot decide — and the minimal new experiment</w:t>
+        <w:t xml:space="preserve">9. What this dataset cannot decide — and the minimal new experiment</w:t>
       </w:r>
     </w:p>
     <w:tbl>
@@ -2436,7 +2356,7 @@
                 <w:sz w:val="19"/>
                 <w:szCs w:val="19"/>
               </w:rPr>
-              <w:t xml:space="preserve">Stimulus-intensity ladder at one site: step response (active) vs graded (passive)</w:t>
+              <w:t xml:space="preserve">Stimulus-intensity ladder: step response (active) vs graded (passive)</w:t>
             </w:r>
           </w:p>
         </w:tc>
@@ -2484,7 +2404,7 @@
                 <w:sz w:val="19"/>
                 <w:szCs w:val="19"/>
               </w:rPr>
-              <w:t xml:space="preserve">Paired-pulse Δt = 0.5–20 min: is the second response abolished/reduced?</w:t>
+              <w:t xml:space="preserve">Paired-pulse Δt = 0.5–20 min: is the second response abolished?</w:t>
             </w:r>
           </w:p>
         </w:tc>
@@ -2605,7 +2525,7 @@
                 <w:sz w:val="19"/>
                 <w:szCs w:val="19"/>
               </w:rPr>
-              <w:t xml:space="preserve">Hydraulic vs electrical primacy</w:t>
+              <w:t xml:space="preserve">Unresolvable fast delays (Mimosa AP)</w:t>
             </w:r>
           </w:p>
         </w:tc>
@@ -2628,7 +2548,7 @@
                 <w:sz w:val="19"/>
                 <w:szCs w:val="19"/>
               </w:rPr>
-              <w:t xml:space="preserve">Co-record xylem pressure / stem strain with the electrodes</w:t>
+              <w:t xml:space="preserve">Wider electrode spacing so the small AP delay clears the timing floor</w:t>
             </w:r>
           </w:p>
         </w:tc>
@@ -2653,7 +2573,7 @@
                 <w:sz w:val="19"/>
                 <w:szCs w:val="19"/>
               </w:rPr>
-              <w:t xml:space="preserve">Clean delays for fast species</w:t>
+              <w:t xml:space="preserve">Clean delays for the fast species</w:t>
             </w:r>
           </w:p>
         </w:tc>
@@ -2688,7 +2608,7 @@
         <w:spacing w:after="120" w:before="260"/>
       </w:pPr>
       <w:r>
-        <w:t xml:space="preserve">12. Figure selection guidance for the manuscript</w:t>
+        <w:t xml:space="preserve">10. Figure selection guidance for the manuscript</w:t>
       </w:r>
     </w:p>
     <w:p>
@@ -2703,14 +2623,14 @@
           <w:sz w:val="22"/>
           <w:szCs w:val="22"/>
         </w:rPr>
-        <w:t xml:space="preserve">Manuscript candidates (the core story): </w:t>
-      </w:r>
-      <w:r>
-        <w:rPr>
-          <w:sz w:val="22"/>
-          <w:szCs w:val="22"/>
-        </w:rPr>
-        <w:t xml:space="preserve">conduction velocity by species (Fig. 1); validation vs the manual analysis (Fig. 2); the near→far transformation, self-aligned and normalised to show the amplitude drop (Fig. 6); no phylogenetic signal (Fig. 9); the optimised active-vs-passive model comparison (Fig. 12); the two-potential-type classification (Fig. 14); the passive-vs-active simulation concept (Fig. 16); and the biophysical Venus AP model (Fig. 17).</w:t>
+        <w:t xml:space="preserve">Manuscript candidates (one per step of the argument): </w:t>
+      </w:r>
+      <w:r>
+        <w:rPr>
+          <w:sz w:val="22"/>
+          <w:szCs w:val="22"/>
+        </w:rPr>
+        <w:t xml:space="preserve">CV by species (Fig. 1); validation vs the manual analysis (Fig. 2); the two potential types (Fig. 5); the near→far transformation (Fig. 7); the active-vs-passive model comparison (Fig. 10) with the predicted propagation mode (Fig. 16); the biophysical Venus AP model (Fig. 15); and the all-parameter clustering / phylogeny result (Fig. 18).</w:t>
       </w:r>
     </w:p>
     <w:p>
@@ -2725,14 +2645,14 @@
           <w:sz w:val="22"/>
           <w:szCs w:val="22"/>
         </w:rPr>
-        <w:t xml:space="preserve">Supporting / diagnostic (methods, reviewer questions, or the repository): </w:t>
-      </w:r>
-      <w:r>
-        <w:rPr>
-          <w:sz w:val="22"/>
-          <w:szCs w:val="22"/>
-        </w:rPr>
-        <w:t xml:space="preserve">the per-recording delay validation and the estimator bakeoff (Figs. 3–4, explaining the Mimosa case); the shared-reference raw traces (Fig. 5); the pooled transformation metrics and attenuation–broadening co-variation (Figs. 7–8); the amplitude-independent active/passive discriminators (Figs. 10–11), the example model fits (Fig. 13), and the Venus electrode-asymmetry control (Fig. 15).</w:t>
+        <w:t xml:space="preserve">Supporting / diagnostic: </w:t>
+      </w:r>
+      <w:r>
+        <w:rPr>
+          <w:sz w:val="22"/>
+          <w:szCs w:val="22"/>
+        </w:rPr>
+        <w:t xml:space="preserve">delay validation and estimator bakeoff (Figs. 3–4); shared-reference raw traces (Fig. 6); pooled transformation and attenuation–broadening (Figs. 8–9); example model fits and the amplitude-independent discriminators (Figs. 11–13); the passive-vs-active simulation concept (Fig. 14); and the Venus electrode-asymmetry control (Fig. 17).</w:t>
       </w:r>
     </w:p>
     <w:p>
@@ -2747,7 +2667,7 @@
           <w:sz w:val="22"/>
           <w:szCs w:val="22"/>
         </w:rPr>
-        <w:t xml:space="preserve">Deliberately removed from an earlier draft: a Cannabis-only distance–delay scatter (unclear); a near-aligned overlay that smeared the far channel (superseded by Fig. 6); and an earlier, unfair model-fit figure — a gain-vs-dispersion “space” and a naïve R² comparison where the active model had an unfair extra parameter and the near/far label was mis-ordered for the fast species. These are replaced by the optimised, corrected comparison in Figs. 12–13 (waveform vs amplitude fit, near/far taken on an AP-preserving filter).</w:t>
+        <w:t xml:space="preserve">Removed in revision: the amplitude (gain = 1) model fit (uninterpretable — confounded by electrode coupling); a Cannabis-only distance–delay scatter; near-aligned overlays that smeared the far channel; and the gain-vs-dispersion “space”. Superseded by the corrected, optimised comparisons here.</w:t>
       </w:r>
     </w:p>
     <w:p>
@@ -2761,7 +2681,7 @@
         <w:spacing w:after="120" w:before="260"/>
       </w:pPr>
       <w:r>
-        <w:t xml:space="preserve">13. Key references</w:t>
+        <w:t xml:space="preserve">11. Key references</w:t>
       </w:r>
     </w:p>
     <w:p>
@@ -2795,7 +2715,7 @@
           <w:sz w:val="19"/>
           <w:szCs w:val="19"/>
         </w:rPr>
-        <w:t xml:space="preserve">Fromm J, Lautner S (2007). Electrical signals and their physiological significance in plants. Plant, Cell &amp; Environment 30:249–257.</w:t>
+        <w:t xml:space="preserve">Madariaga D, et al. (2024). A library of electrophysiological responses in plants — open-science model. Plant Signaling &amp; Behavior 19(1):2310977 (the base pipeline).</w:t>
       </w:r>
     </w:p>
     <w:p>
@@ -2812,7 +2732,7 @@
           <w:sz w:val="19"/>
           <w:szCs w:val="19"/>
         </w:rPr>
-        <w:t xml:space="preserve">Mousavi SAR, et al. (2013). GLUTAMATE RECEPTOR-LIKE genes mediate leaf-to-leaf wound signalling. Nature 500:422–426.</w:t>
+        <w:t xml:space="preserve">Volkov AG, et al. (2010). Signal transduction in Mimosa pudica: biologically closed electrical circuits. Plant, Cell &amp; Environment 33:816–827.</w:t>
       </w:r>
     </w:p>
     <w:p>
@@ -2829,7 +2749,7 @@
           <w:sz w:val="19"/>
           <w:szCs w:val="19"/>
         </w:rPr>
-        <w:t xml:space="preserve">Toyota M, et al. (2018). Glutamate triggers long-distance, calcium-based plant defense signaling. Science 361:1112–1115.</w:t>
+        <w:t xml:space="preserve">Fromm J, Lautner S (2007). Electrical signals and their physiological significance in plants. Plant, Cell &amp; Environment 30:249–257.</w:t>
       </w:r>
     </w:p>
     <w:p>
@@ -2846,7 +2766,7 @@
           <w:sz w:val="19"/>
           <w:szCs w:val="19"/>
         </w:rPr>
-        <w:t xml:space="preserve">Nguyen CT, et al. (2018). Identification of cell populations necessary for leaf-to-leaf electrical signaling. PNAS 115:10178–10183.</w:t>
+        <w:t xml:space="preserve">Mousavi SAR, et al. (2013). GLUTAMATE RECEPTOR-LIKE genes mediate leaf-to-leaf wound signalling. Nature 500:422–426.</w:t>
       </w:r>
     </w:p>
     <w:p>
@@ -2863,7 +2783,7 @@
           <w:sz w:val="19"/>
           <w:szCs w:val="19"/>
         </w:rPr>
-        <w:t xml:space="preserve">Salvador-Recatalà V (2018). The AKT2/GORK potassium channels shape the plant action potential. Int. J. Mol. Sci. 19:926.</w:t>
+        <w:t xml:space="preserve">Toyota M, et al. (2018). Glutamate triggers long-distance, calcium-based plant defense signaling. Science 361:1112–1115.</w:t>
       </w:r>
     </w:p>
     <w:p>
@@ -2880,7 +2800,7 @@
           <w:sz w:val="19"/>
           <w:szCs w:val="19"/>
         </w:rPr>
-        <w:t xml:space="preserve">Böhm J, et al. (2016). The Venus flytrap counts prey-induced action potentials to induce sodium uptake. Current Biology 26:286–295.</w:t>
+        <w:t xml:space="preserve">Nguyen CT, et al. (2018). Cell populations necessary for leaf-to-leaf electrical signaling. PNAS 115:10178–10183.</w:t>
       </w:r>
     </w:p>
     <w:p>
@@ -2897,7 +2817,7 @@
           <w:sz w:val="19"/>
           <w:szCs w:val="19"/>
         </w:rPr>
-        <w:t xml:space="preserve">Hedrich R, Neher E (2018). Venus flytrap: how an excitable, carnivorous plant works. Trends in Plant Science 23:220–234.</w:t>
+        <w:t xml:space="preserve">Böhm J, et al. (2016). The Venus flytrap counts prey-induced action potentials to induce sodium uptake. Current Biology 26:286–295.</w:t>
       </w:r>
     </w:p>
     <w:p>
@@ -2914,7 +2834,7 @@
           <w:sz w:val="19"/>
           <w:szCs w:val="19"/>
         </w:rPr>
-        <w:t xml:space="preserve">Allen RD (1969). Mechanism of the seismonastic reaction in Mimosa pudica. Plant Physiology 44:1101–1107.</w:t>
+        <w:t xml:space="preserve">Hedrich R, Neher E (2018). Venus flytrap: how an excitable, carnivorous plant works. Trends in Plant Science 23:220–234.</w:t>
       </w:r>
     </w:p>
     <w:p>
@@ -2931,7 +2851,7 @@
           <w:sz w:val="19"/>
           <w:szCs w:val="19"/>
         </w:rPr>
-        <w:t xml:space="preserve">Vodeneev V, Akinchits E, Sukhov V (2015). Variation potential in higher plants. Plant Signaling &amp; Behavior 10:e1057365.</w:t>
+        <w:t xml:space="preserve">Evans MJ, et al. (2017). A chemical agent transported by xylem mass flow propagates variation potentials. The Plant Journal 91:1029–1037.</w:t>
       </w:r>
     </w:p>
     <w:p>
@@ -2948,41 +2868,7 @@
           <w:sz w:val="19"/>
           <w:szCs w:val="19"/>
         </w:rPr>
-        <w:t xml:space="preserve">Evans MJ, et al. (2017). A chemical agent transported by xylem mass flow propagates variation potentials. The Plant Journal 91:1029–1037.</w:t>
-      </w:r>
-    </w:p>
-    <w:p>
-      <w:pPr>
-        <w:pStyle w:val="ListParagraph"/>
-        <w:numPr>
-          <w:ilvl w:val="0"/>
-          <w:numId w:val="3"/>
-        </w:numPr>
-        <w:spacing w:after="80"/>
-      </w:pPr>
-      <w:r>
-        <w:rPr>
-          <w:sz w:val="19"/>
-          <w:szCs w:val="19"/>
-        </w:rPr>
         <w:t xml:space="preserve">Sukhov V, Vodeneev V (2009). A mathematical model of action potential in cells of vascular plants. J. Membrane Biology 232:59–67.</w:t>
-      </w:r>
-    </w:p>
-    <w:p>
-      <w:pPr>
-        <w:pStyle w:val="ListParagraph"/>
-        <w:numPr>
-          <w:ilvl w:val="0"/>
-          <w:numId w:val="3"/>
-        </w:numPr>
-        <w:spacing w:after="80"/>
-      </w:pPr>
-      <w:r>
-        <w:rPr>
-          <w:sz w:val="19"/>
-          <w:szCs w:val="19"/>
-        </w:rPr>
-        <w:t xml:space="preserve">Sukhov V, et al. (2011). Simulation of action potential propagation in plants. J. Theoretical Biology 291:47–55.</w:t>
       </w:r>
     </w:p>
     <w:p>

--- a/results/Plant_conduction_velocity_report.docx
+++ b/results/Plant_conduction_velocity_report.docx
@@ -1117,7 +1117,7 @@
           <w:sz w:val="17"/>
           <w:szCs w:val="17"/>
         </w:rPr>
-        <w:t xml:space="preserve">Figure 7. Near vs far response per species, each self-aligned on its own peak (arbitrary gap), both normalised to the near peak so the far amplitude drop is visible. Thick = median, band = IQR; far/near ratio printed per panel.</w:t>
+        <w:t xml:space="preserve">Figure 7. Near vs far response per species, each self-aligned on its own peak (arbitrary gap), both normalised to the near peak so the far amplitude drop is visible. Thin traces coloured by potential type (AP-like green, VP-like purple); thick = median, band = IQR; far/near ratio printed per panel.</w:t>
       </w:r>
     </w:p>
     <w:p>

--- a/results/Plant_conduction_velocity_report.docx
+++ b/results/Plant_conduction_velocity_report.docx
@@ -812,23 +812,7 @@
           <w:sz w:val="22"/>
           <w:szCs w:val="22"/>
         </w:rPr>
-        <w:t xml:space="preserve"> (wounding; tens–hundreds of seconds; decremental) — Volkov 2010; Fromm &amp; Lautner 2007. Classifying each recording by the duration of its dominant deflection gives a clearly </w:t>
-      </w:r>
-      <w:r>
-        <w:rPr>
-          <w:b/>
-          <w:bCs/>
-          <w:sz w:val="22"/>
-          <w:szCs w:val="22"/>
-        </w:rPr>
-        <w:t xml:space="preserve">bimodal</w:t>
-      </w:r>
-      <w:r>
-        <w:rPr>
-          <w:sz w:val="22"/>
-          <w:szCs w:val="22"/>
-        </w:rPr>
-        <w:t xml:space="preserve"> distribution — 120 AP-like (&lt; 2 s) and 56 VP-like (&gt; 2 s). Sensitive Mimosa itself splits 14 AP-like / 4 VP-like and Venus flytrap 13 / 5, so their wide CV spread partly reflects a mixture of the two types.</w:t>
+        <w:t xml:space="preserve"> (wounding; tens–hundreds of seconds; decremental) — Volkov 2010; Fromm &amp; Lautner 2007.</w:t>
       </w:r>
     </w:p>
     <w:p>
@@ -843,30 +827,100 @@
           <w:sz w:val="22"/>
           <w:szCs w:val="22"/>
         </w:rPr>
-        <w:t xml:space="preserve">The type changes the model fit (a preview of Section 6). </w:t>
-      </w:r>
-      <w:r>
-        <w:rPr>
-          <w:sz w:val="22"/>
-          <w:szCs w:val="22"/>
-        </w:rPr>
-        <w:t xml:space="preserve">VP-like recordings need about </w:t>
-      </w:r>
-      <w:r>
-        <w:rPr>
-          <w:b/>
-          <w:bCs/>
-          <w:sz w:val="22"/>
-          <w:szCs w:val="22"/>
-        </w:rPr>
-        <w:t xml:space="preserve">twice</w:t>
-      </w:r>
-      <w:r>
-        <w:rPr>
-          <w:sz w:val="22"/>
-          <w:szCs w:val="22"/>
-        </w:rPr>
-        <w:t xml:space="preserve"> the passive dispersion σ of AP-like ones (0.45 vs 0.25 s, p ≈ 0.05) and conduct slightly slower — i.e. VP-like are more passive/decremental and AP-like more shape-preserving/active. A biophysical action-potential model (Section 6) is the right model for the AP-type recordings; the VP-type would need a passive/hydraulic model instead.</w:t>
+        <w:t xml:space="preserve">We do not assume which species fire which — we infer the type per recording. </w:t>
+      </w:r>
+      <w:r>
+        <w:rPr>
+          <w:sz w:val="22"/>
+          <w:szCs w:val="22"/>
+        </w:rPr>
+        <w:t xml:space="preserve">Classifying each recording by the duration of its dominant deflection gives a bimodal split (113 AP-like &lt; 2 s, 53 VP-like). Crucially, </w:t>
+      </w:r>
+      <w:r>
+        <w:rPr>
+          <w:b/>
+          <w:bCs/>
+          <w:sz w:val="22"/>
+          <w:szCs w:val="22"/>
+        </w:rPr>
+        <w:t xml:space="preserve">no species is purely one type</w:t>
+      </w:r>
+      <w:r>
+        <w:rPr>
+          <w:sz w:val="22"/>
+          <w:szCs w:val="22"/>
+        </w:rPr>
+        <w:t xml:space="preserve">: the AP-like fraction runs from 0.36 (Mint, VP-dominant) to 0.88 (Hierbabuena, AP-dominant), so most species show a mixture. </w:t>
+      </w:r>
+      <w:r>
+        <w:rPr>
+          <w:i/>
+          <w:iCs/>
+          <w:sz w:val="22"/>
+          <w:szCs w:val="22"/>
+        </w:rPr>
+        <w:t xml:space="preserve">Caveat: </w:t>
+      </w:r>
+      <w:r>
+        <w:rPr>
+          <w:sz w:val="22"/>
+          <w:szCs w:val="22"/>
+        </w:rPr>
+        <w:t xml:space="preserve">this is a proxy — the type is read from the waveform, and the amplifier’s ~0.2 Hz high-pass removes the slow DC that defines a VP, so 'duration' captures how sharp/fast the recorded transient is, not the full VP timescale. We therefore present the active↔passive character as a </w:t>
+      </w:r>
+      <w:r>
+        <w:rPr>
+          <w:b/>
+          <w:bCs/>
+          <w:sz w:val="22"/>
+          <w:szCs w:val="22"/>
+        </w:rPr>
+        <w:t xml:space="preserve">continuum</w:t>
+      </w:r>
+      <w:r>
+        <w:rPr>
+          <w:sz w:val="22"/>
+          <w:szCs w:val="22"/>
+        </w:rPr>
+        <w:t xml:space="preserve">, not a hard dichotomy.</w:t>
+      </w:r>
+    </w:p>
+    <w:p>
+      <w:pPr>
+        <w:spacing w:after="120"/>
+        <w:jc w:val="both"/>
+      </w:pPr>
+      <w:r>
+        <w:rPr>
+          <w:b/>
+          <w:bCs/>
+          <w:sz w:val="22"/>
+          <w:szCs w:val="22"/>
+        </w:rPr>
+        <w:t xml:space="preserve">Treated as two populations, the types propagate differently — two mechanisms. </w:t>
+      </w:r>
+      <w:r>
+        <w:rPr>
+          <w:sz w:val="22"/>
+          <w:szCs w:val="22"/>
+        </w:rPr>
+        <w:t xml:space="preserve">Longer-duration signals are more dispersive (σ vs duration ρ = +0.22, p = 0.004), lower waveform fidelity (ρ = −0.20, p = 0.009) and slightly slower — so AP-like recordings are faster, less dispersive and more shape-preserving (active-like) while VP-like are the opposite (passive-like). The right model therefore differs by type: the biophysical action-potential model (Section 6) fits the AP-type; a passive/hydraulic model would fit the VP-type. This is a real but </w:t>
+      </w:r>
+      <w:r>
+        <w:rPr>
+          <w:b/>
+          <w:bCs/>
+          <w:sz w:val="22"/>
+          <w:szCs w:val="22"/>
+        </w:rPr>
+        <w:t xml:space="preserve">modest</w:t>
+      </w:r>
+      <w:r>
+        <w:rPr>
+          <w:sz w:val="22"/>
+          <w:szCs w:val="22"/>
+        </w:rPr>
+        <w:t xml:space="preserve"> trend, consistent with — not proof of — two distinct mechanisms.</w:t>
       </w:r>
     </w:p>
     <w:p>
@@ -877,7 +931,7 @@
       <w:r>
         <w:drawing>
           <wp:inline distT="0" distB="0" distL="0" distR="0">
-            <wp:extent cx="5715000" cy="1752600"/>
+            <wp:extent cx="5715000" cy="1714500"/>
             <wp:effectExtent t="0" r="0" b="0" l="0"/>
             <wp:docPr id="1" name="" descr="" title=""/>
             <wp:cNvGraphicFramePr>
@@ -902,7 +956,7 @@
                   <pic:spPr bwMode="auto">
                     <a:xfrm>
                       <a:off x="0" y="0"/>
-                      <a:ext cx="5715000" cy="1752600"/>
+                      <a:ext cx="5715000" cy="1714500"/>
                     </a:xfrm>
                     <a:prstGeom prst="rect">
                       <a:avLst/>
@@ -928,7 +982,7 @@
           <w:sz w:val="17"/>
           <w:szCs w:val="17"/>
         </w:rPr>
-        <w:t xml:space="preserve">Figure 5. Each recording classified as a fast action potential (AP-like, &lt; 2 s) or slow variation potential (VP-like, &gt; 2 s). Left: bimodal duration distribution. Middle: VP-like need more passive dispersion (more decremental). Right: AP-like conduct faster.</w:t>
+        <w:t xml:space="preserve">Figure 5. The two potential types treated as separate populations. Left: every species is a mixture (AP-like green, VP-like purple; fraction inferred per recording). Middle: the active↔passive character (dispersion σ) varies continuously with duration — a spectrum, not a switch. Right: AP-like recordings are faster, less dispersive and higher-fidelity (active-like); VP-like the opposite (passive-like).</w:t>
       </w:r>
     </w:p>
     <w:p>
